--- a/klagomål/Muorkenåive-Ássjátj S FSC-klagomål.docx
+++ b/klagomål/Muorkenåive-Ássjátj S FSC-klagomål.docx
@@ -1018,7 +1018,7 @@
     <w:r>
       <w:tab/>
       <w:tab/>
-      <w:t>2026-07-22</w:t>
+      <w:t>2026-07-23</w:t>
       <w:br/>
       <w:br/>
     </w:r>

--- a/klagomål/Muorkenåive-Ássjátj S FSC-klagomål.docx
+++ b/klagomål/Muorkenåive-Ássjátj S FSC-klagomål.docx
@@ -178,7 +178,7 @@
       <w:r>
         <w:drawing>
           <wp:inline xmlns:a="http://schemas.openxmlformats.org/drawingml/2006/main" xmlns:pic="http://schemas.openxmlformats.org/drawingml/2006/picture">
-            <wp:extent cx="5486400" cy="4428713"/>
+            <wp:extent cx="5486400" cy="4319362"/>
             <wp:docPr id="1" name="Picture 1"/>
             <wp:cNvGraphicFramePr>
               <a:graphicFrameLocks noChangeAspect="1"/>
@@ -199,7 +199,7 @@
                   <pic:spPr>
                     <a:xfrm>
                       <a:off x="0" y="0"/>
-                      <a:ext cx="5486400" cy="4428713"/>
+                      <a:ext cx="5486400" cy="4319362"/>
                     </a:xfrm>
                     <a:prstGeom prst="rect"/>
                   </pic:spPr>
@@ -216,12 +216,12 @@
         <w:spacing w:after="240"/>
       </w:pPr>
       <w:r>
-        <w:t>Figur 1. Fyndplatser för naturvårdsarter i området. Markörer utan svart kant är placerade på fyndplatsen. Markörer med svart kant är placerade vid sidan av fyndplatsen har ett svart streck som visar fyndplatsens exakta position. Kartans mittpunktskoordinat är N 7330647, E 599293 i SWEREF 99 TM.</w:t>
+        <w:t>Figur 1. Fyndplatser för naturvårdsarter i och inom 23 meter från området. Markörer utan svart kant är placerade på fyndplatsen. Markörer med svart kant är placerade vid sidan av fyndplatsen har ett svart streck som visar fyndplatsens exakta position. Kartans mittpunktskoordinat är N 7330647, E 599293 i SWEREF 99 TM.</w:t>
       </w:r>
     </w:p>
     <w:p>
       <w:r>
-        <w:t>I området finns fynd av 12 naturvårdsarter, varav 9 är rödlistade, 12 är typiska (T) och 3 är signalarter (S): gränsticka (VU, T), ostticka (VU, T), vitskaftad svartspik (VU, T), gammelgransskål (NT, T), harticka (NT, T), rosenticka (NT, T), rynkskinn (NT, T), ullticka (NT, T), violmussling (NT, T), blodticka (S, T), trådticka (S, T) och ögonpyrola (S, T). Se Figur 1.</w:t>
+        <w:t>I och inom 23 meter från området finns fynd av 15 naturvårdsarter, varav 11 är rödlistade, 14 är typiska (T) och 4 är signalarter (S): grantickeporing (VU), gränsticka (VU, T), ostticka (VU, T), vitskaftad svartspik (VU, T), gammelgransskål (NT, T), harticka (NT, T), knottrig blåslav (NT, T), rosenticka (NT, T), rynkskinn (NT, T), ullticka (NT, T), violmussling (NT, T), blodticka (S, T), stuplav (S, T), trådticka (S, T) och ögonpyrola (S, T). Se Figur 1.</w:t>
       </w:r>
     </w:p>
     <w:p>
@@ -252,6 +252,17 @@
         <w:rPr>
           <w:b/>
         </w:rPr>
+        <w:t>Grantickeporing (VU)</w:t>
+      </w:r>
+      <w:r>
+        <w:t xml:space="preserve"> växer på murken ved och döda fruktkroppar av granticka och gränsticka (VU). Den förekommer i naturskogsliknade granskogar, gärna i fuktiga miljöer vid källbäckar och liknande. Avverkning av naturskogslika miljöer och av grova granar där grantickeporing förekommer är ett direkt hot mot artens fortlevnad. Gamla granskogar som hyser arten undantas helt från skogsbruk (SLU Artdatabanken, 2026).</w:t>
+      </w:r>
+    </w:p>
+    <w:p>
+      <w:r>
+        <w:rPr>
+          <w:b/>
+        </w:rPr>
         <w:t>Gränsticka (VU)</w:t>
       </w:r>
       <w:r>
@@ -370,10 +381,10 @@
         <w:rPr>
           <w:b/>
         </w:rPr>
-        <w:t>Rosenticka (NT)</w:t>
-      </w:r>
-      <w:r>
-        <w:t xml:space="preserve">, rödlistad som nära hotad, ingår i en karaktäristisk association av vedsvampar som växer på gamla, grova granlågor i urskogsartade barrskogar. Den är placerad i toppen av Skogsstyrelsens värdepyramid för bedömning av skog med höga naturvärden och indikerar ett granskogsekosystem med långvarig kontinuitet av grova lågor. Artens beroende av grova granlågor innebär att alla skogsskötselåtgärder på eller i omedelbar närhet av lokalerna utgör ett hot på lång sikt. Det är angeläget att populationerna inte ytterligare glesas ut och ett tillräckligt antal områden där arten nu finns måste sparas för framtiden. Rosenticka är typisk art för </w:t>
+        <w:t>Knottrig blåslav (NT)</w:t>
+      </w:r>
+      <w:r>
+        <w:t xml:space="preserve"> har sin huvudutbredning i gamla granskogar i det övre barrskogsbältet mot fjällen. Den signalerar alltid höga naturvärden och växer i skogar med lång kontinuitet, mest i opåverkade naturskogsbestånd. Arten överlever inte en slutavverkning (inklusive hänsyn) och den finns idag enbart i kontinuitetsskog. Lavens fortsatta förekomst bör säkerställas genom att lokaler med äldre barrskog skyddas. Knottrig blåslav är typisk art för </w:t>
       </w:r>
       <w:r>
         <w:rPr>
@@ -382,6 +393,37 @@
         <w:t xml:space="preserve">9010 Taiga </w:t>
       </w:r>
       <w:r>
+        <w:t>och</w:t>
+      </w:r>
+      <w:r>
+        <w:rPr>
+          <w:i/>
+        </w:rPr>
+        <w:t xml:space="preserve"> 9040 Fjällbjörkskog</w:t>
+      </w:r>
+    </w:p>
+    <w:p>
+      <w:r>
+        <w:t>(SLU Artdatabanken, 2024; Nitare &amp; Skogsstyrelsen, 2019).</w:t>
+      </w:r>
+    </w:p>
+    <w:p>
+      <w:r>
+        <w:rPr>
+          <w:b/>
+        </w:rPr>
+        <w:t>Rosenticka (NT)</w:t>
+      </w:r>
+      <w:r>
+        <w:t xml:space="preserve">, rödlistad som nära hotad, ingår i en karaktäristisk association av vedsvampar som växer på gamla, grova granlågor i urskogsartade barrskogar. Den är placerad i toppen av Skogsstyrelsens värdepyramid för bedömning av skog med höga naturvärden och indikerar ett granskogsekosystem med långvarig kontinuitet av grova lågor. Artens beroende av grova granlågor innebär att alla skogsskötselåtgärder på eller i omedelbar närhet av lokalerna utgör ett hot på lång sikt. Det är angeläget att populationerna inte ytterligare glesas ut och ett tillräckligt antal områden där arten nu finns måste sparas för framtiden. Rosenticka är typisk art för </w:t>
+      </w:r>
+      <w:r>
+        <w:rPr>
+          <w:i/>
+        </w:rPr>
+        <w:t xml:space="preserve">9010 Taiga </w:t>
+      </w:r>
+      <w:r>
         <w:t xml:space="preserve">och </w:t>
       </w:r>
       <w:r>
@@ -553,6 +595,62 @@
       </w:r>
       <w:r>
         <w:t xml:space="preserve"> (SLU Artdatabanken, 2025; Nitare &amp; Skogsstyrelsen, 2019).</w:t>
+      </w:r>
+    </w:p>
+    <w:p>
+      <w:r>
+        <w:rPr>
+          <w:b/>
+        </w:rPr>
+        <w:t>Stuplav</w:t>
+      </w:r>
+      <w:r>
+        <w:t xml:space="preserve"> är en mycket bra signalart i hela sitt utbredningsområde och förekommer nästan enbart i skogsmiljöer med höga naturvärden. Den indikerar långvarig förekomst av gamla lövträd och miljöer med konstant hög luftfuktighet. I skogar med suboceaniskt klimat finns det en mycket sällsynt parasit, njurlavsknapp </w:t>
+      </w:r>
+      <w:r>
+        <w:rPr>
+          <w:i/>
+        </w:rPr>
+        <w:t>Pletocarpon nephromeum</w:t>
+      </w:r>
+      <w:r>
+        <w:t xml:space="preserve"> (EN), som växer på stuplav. Ytterligare tre sällsynta lavparasiter, </w:t>
+      </w:r>
+      <w:r>
+        <w:rPr>
+          <w:i/>
+        </w:rPr>
+        <w:t>Protounguicularia nephromatis</w:t>
+      </w:r>
+      <w:r>
+        <w:t xml:space="preserve"> (VU), </w:t>
+      </w:r>
+      <w:r>
+        <w:rPr>
+          <w:i/>
+        </w:rPr>
+        <w:t>Refractohilum galligenum</w:t>
+      </w:r>
+      <w:r>
+        <w:t xml:space="preserve"> (NT) och </w:t>
+      </w:r>
+      <w:r>
+        <w:rPr>
+          <w:i/>
+        </w:rPr>
+        <w:t>Roselliniella nephromatis</w:t>
+      </w:r>
+      <w:r>
+        <w:t xml:space="preserve"> (DD), kan också påträffas på stuplav. Stuplav är typisk art för </w:t>
+      </w:r>
+      <w:r>
+        <w:rPr>
+          <w:i/>
+        </w:rPr>
+        <w:t>9010 Taiga</w:t>
+      </w:r>
+      <w:r>
+        <w:t xml:space="preserve"> (SLU Artdatabanken, 2026; Nitare &amp; Skogsstyrelsen, 2019).</w:t>
       </w:r>
     </w:p>
     <w:p>
@@ -703,7 +801,7 @@
         <w:rPr>
           <w:i/>
         </w:rPr>
-        <w:t>I det aktuella skogsområdet har 12 naturvårdsarter varav 9 rödlistade arter sina livsmiljöer och växtplatser.</w:t>
+        <w:t>I det aktuella skogsområdet har 15 naturvårdsarter varav 11 rödlistade arter sina livsmiljöer och växtplatser.</w:t>
       </w:r>
     </w:p>
     <w:p>

--- a/klagomål/Muorkenåive-Ássjátj S FSC-klagomål.docx
+++ b/klagomål/Muorkenåive-Ássjátj S FSC-klagomål.docx
@@ -178,7 +178,7 @@
       <w:r>
         <w:drawing>
           <wp:inline xmlns:a="http://schemas.openxmlformats.org/drawingml/2006/main" xmlns:pic="http://schemas.openxmlformats.org/drawingml/2006/picture">
-            <wp:extent cx="5486400" cy="4319362"/>
+            <wp:extent cx="5486400" cy="4419286"/>
             <wp:docPr id="1" name="Picture 1"/>
             <wp:cNvGraphicFramePr>
               <a:graphicFrameLocks noChangeAspect="1"/>
@@ -199,7 +199,7 @@
                   <pic:spPr>
                     <a:xfrm>
                       <a:off x="0" y="0"/>
-                      <a:ext cx="5486400" cy="4319362"/>
+                      <a:ext cx="5486400" cy="4419286"/>
                     </a:xfrm>
                     <a:prstGeom prst="rect"/>
                   </pic:spPr>
@@ -221,7 +221,7 @@
     </w:p>
     <w:p>
       <w:r>
-        <w:t>I och inom 23 meter från området finns fynd av 15 naturvårdsarter, varav 11 är rödlistade, 14 är typiska (T) och 4 är signalarter (S): grantickeporing (VU), gränsticka (VU, T), ostticka (VU, T), vitskaftad svartspik (VU, T), gammelgransskål (NT, T), harticka (NT, T), knottrig blåslav (NT, T), rosenticka (NT, T), rynkskinn (NT, T), ullticka (NT, T), violmussling (NT, T), blodticka (S, T), stuplav (S, T), trådticka (S, T) och ögonpyrola (S, T). Se Figur 1.</w:t>
+        <w:t>I och inom 23 meter från området finns fynd av 16 naturvårdsarter, varav 12 är rödlistade, 15 är typiska (T) och 4 är signalarter (S): garnlav (VU, T), grantickeporing (VU), gränsticka (VU, T), ostticka (VU, T), vitskaftad svartspik (VU, T), gammelgransskål (NT, T), harticka (NT, T), knottrig blåslav (NT, T), rosenticka (NT, T), rynkskinn (NT, T), ullticka (NT, T), violmussling (NT, T), blodticka (S, T), stuplav (S, T), trådticka (S, T) och ögonpyrola (S, T). Se Figur 1.</w:t>
       </w:r>
     </w:p>
     <w:p>
@@ -252,6 +252,35 @@
         <w:rPr>
           <w:b/>
         </w:rPr>
+        <w:t>Garnlav (VU)</w:t>
+      </w:r>
+      <w:r>
+        <w:t xml:space="preserve"> är en utpräglad barrskogsart som ibland kan drapera träden i norrländska grannaturskogar med hög luftfuktighet. Den förekommer även i talldominerade bestånd där den, förutom i trädens grenverk, påträffas hängande över ojämnheter i tallbarken. Arten har minskat starkt i södra och mellersta Sverige och den minskar även i sitt nordliga utbredningsområde. Minskningstakten uppgår till 30 (20–50) % inom 50 år och överstiger gränsvärdet för Sårbar (VU). Orsaken till tillbakagången beror främst på slutavverkningar av naturskogsartade skogar. Bestånd med riklig förekomst bör regelmässigt sparas, vilket även gynnar flera andra sällsynta och rödlistade arter. Garnlav är värdväxt för den mycket sällsynta och akut hotade fjärilen barrskogslavfly (CR) som hör hemma i boreala barrskogar med riklig förekomst av värdväxten. Tidigare kunde arten konstateras årligen på flera platser vid Dala-Floda i Dalarna innan lokalerna kalavverkades. Senaste fyndet i landet av barrskogslavfly är från år 2000 då den påträffades vid Högberget i Sollefteå kommun. Garnlav är typisk art för </w:t>
+      </w:r>
+      <w:r>
+        <w:rPr>
+          <w:i/>
+        </w:rPr>
+        <w:t xml:space="preserve">9010 Taiga </w:t>
+      </w:r>
+      <w:r>
+        <w:t>och</w:t>
+      </w:r>
+      <w:r>
+        <w:rPr>
+          <w:i/>
+        </w:rPr>
+        <w:t xml:space="preserve"> 9070 Trädklädd betesmark</w:t>
+      </w:r>
+      <w:r>
+        <w:t xml:space="preserve"> (SLU Artdatabanken, 2026).</w:t>
+      </w:r>
+    </w:p>
+    <w:p>
+      <w:r>
+        <w:rPr>
+          <w:b/>
+        </w:rPr>
         <w:t>Grantickeporing (VU)</w:t>
       </w:r>
       <w:r>
@@ -801,7 +830,7 @@
         <w:rPr>
           <w:i/>
         </w:rPr>
-        <w:t>I det aktuella skogsområdet har 15 naturvårdsarter varav 11 rödlistade arter sina livsmiljöer och växtplatser.</w:t>
+        <w:t>I det aktuella skogsområdet har 16 naturvårdsarter varav 12 rödlistade arter sina livsmiljöer och växtplatser.</w:t>
       </w:r>
     </w:p>
     <w:p>

--- a/klagomål/Muorkenåive-Ássjátj S FSC-klagomål.docx
+++ b/klagomål/Muorkenåive-Ássjátj S FSC-klagomål.docx
@@ -163,7 +163,7 @@
         <w:pStyle w:val="Title"/>
       </w:pPr>
       <w:r>
-        <w:t>Inledande FSC- /PEFC-klagomål – information om höga naturvärden i området Muorkenåive-Ássjátj S i Arjeplogs kommun</w:t>
+        <w:t>Inledande FSC- /PEFC-klagomål – information om höga naturvärden och fridlysta arter i området Muorkenåive-Ássjátj S i Arjeplogs kommun</w:t>
       </w:r>
     </w:p>
     <w:p>
@@ -178,7 +178,7 @@
       <w:r>
         <w:drawing>
           <wp:inline xmlns:a="http://schemas.openxmlformats.org/drawingml/2006/main" xmlns:pic="http://schemas.openxmlformats.org/drawingml/2006/picture">
-            <wp:extent cx="5486400" cy="4419286"/>
+            <wp:extent cx="5486400" cy="4675695"/>
             <wp:docPr id="1" name="Picture 1"/>
             <wp:cNvGraphicFramePr>
               <a:graphicFrameLocks noChangeAspect="1"/>
@@ -199,7 +199,7 @@
                   <pic:spPr>
                     <a:xfrm>
                       <a:off x="0" y="0"/>
-                      <a:ext cx="5486400" cy="4419286"/>
+                      <a:ext cx="5486400" cy="4675695"/>
                     </a:xfrm>
                     <a:prstGeom prst="rect"/>
                   </pic:spPr>
@@ -221,7 +221,7 @@
     </w:p>
     <w:p>
       <w:r>
-        <w:t>I och inom 23 meter från området finns fynd av 16 naturvårdsarter, varav 12 är rödlistade, 15 är typiska (T) och 4 är signalarter (S): garnlav (VU, T), grantickeporing (VU), gränsticka (VU, T), ostticka (VU, T), vitskaftad svartspik (VU, T), gammelgransskål (NT, T), harticka (NT, T), knottrig blåslav (NT, T), rosenticka (NT, T), rynkskinn (NT, T), ullticka (NT, T), violmussling (NT, T), blodticka (S, T), stuplav (S, T), trådticka (S, T) och ögonpyrola (S, T). Se Figur 1.</w:t>
+        <w:t>I och inom 23 meter från området finns fynd av 20 naturvårdsarter, varav 14 är rödlistade, 3 är fridlysta, 18 är typiska (T) och 5 är signalarter (S): garnlav (VU, T), grantickeporing (VU), gränsticka (VU, T), ostticka (VU, T), vitskaftad svartspik (VU, T), gammelgransskål (NT, T), harticka (NT, T), knottrig blåslav (NT, T), rosenticka (NT, T), rynkskinn (NT, T), rödbrun blekspik (NT, T), tretåig hackspett (NT, T, §4), ullticka (NT, T), violmussling (NT, T), blodticka (S, T), spindelblomster (S, T, §8), stuplav (S, T), trådticka (S, T), ögonpyrola (S, T) och revlummer (§9). Se Figur 1.</w:t>
       </w:r>
     </w:p>
     <w:p>
@@ -244,7 +244,7 @@
     </w:p>
     <w:p>
       <w:r>
-        <w:t>Nedan följer beskrivningar av de naturvårdsarter och fridlysta arter som har sina livsmiljöer och växtplatser i den aktuella skogen. De påträffade naturvårdsarterna är ett tydligt kvitto på att det rör sig om en skog med höga naturvärden.</w:t>
+        <w:t>Nedan följer beskrivningar av de naturvårdsarter och fridlysta arter som har sina livsmiljöer och växtplatser i den aktuella skogen. Se även ytterligare artfakta i BILAGA 1. De påträffade naturvårdsarterna är ett tydligt kvitto på att det rör sig om en skog med höga naturvärden.</w:t>
       </w:r>
     </w:p>
     <w:p>
@@ -499,6 +499,64 @@
         <w:rPr>
           <w:b/>
         </w:rPr>
+        <w:t>Rödbrun blekspik (NT)</w:t>
+      </w:r>
+      <w:r>
+        <w:t xml:space="preserve"> växer i norra Sverige på bark och ved av björk och gran i skogar med hög och jämn luftfuktighet. I södra Sverige växer den främst på ek i öppna åldriga lövskogar. I norra delen av sitt utbredningsområde hotas arten av slutavverkningar av gamla granskogar. I den södra delen av landet hotas den genom de åldriga lövskogarnas tillbakagång och särskilt ekhagarnas igenväxning och genom plantering av sådan mark med barrskog. Rödbrun blekspik är typisk art för </w:t>
+      </w:r>
+      <w:r>
+        <w:rPr>
+          <w:i/>
+        </w:rPr>
+        <w:t xml:space="preserve">9010 Taiga, 9020 Nordlig ädellövskog, 9070 Trädklädd betesmark, 9160 Näringsrik ekskog </w:t>
+      </w:r>
+      <w:r>
+        <w:t xml:space="preserve">och </w:t>
+      </w:r>
+      <w:r>
+        <w:rPr>
+          <w:i/>
+        </w:rPr>
+        <w:t>9180 Ädellövskog i branter</w:t>
+      </w:r>
+      <w:r>
+        <w:t xml:space="preserve"> och signalerar alltid höga naturvärden (SLU Artdatabanken, 2024; Nitare &amp; Skogsstyrelsen, 2019).</w:t>
+      </w:r>
+    </w:p>
+    <w:p>
+      <w:r>
+        <w:rPr>
+          <w:b/>
+        </w:rPr>
+        <w:t>Tretåig hackspett (NT, §4)</w:t>
+      </w:r>
+      <w:r>
+        <w:t xml:space="preserve"> är rödlistad som nära hotad och ingår i bilaga 1 i EU:s fågeldirektiv. Tretåig hackspett är för sin överlevnad beroende av kontinuerlig tillförsel av äldre döende och död ved, som sker genom naturliga självgallringsprocesser i äldre grannaturskogar och barrblandade naturskogar. Om en skog genom skogsbruk gallras eller glesas ur så upphör och uteblir i stort sett den naturliga självgallringsprocessen för mycket lång tid framöver vilket omöjliggör upprätthållandet av den kontinuerliga ekologiska funktionen i ett område. Det finns studier som visar att naturskogens självgallringsprocess som den tretåiga hackspetten är beroende av, inte kan ersättas med efterlämnad hänsyn i skogsbruket (Imbeau &amp; Desrochers, 2002). Storleken på häckningsreviret varierar med skogstypen, förekomsten av död ved och graden av fragmentering, men är i allmänhet i storleksordningen 25–100 hektar. Vintertid krävs ofta betydligt större områden och det finns studier som antyder att arten behöver minst 100 hektar äldre skog. I områden med låg bonitet kan det behövas över 200 hektar lämpligt habitat för att ett par ska kunna reproducera sig. Områden med dokumenterad permanent förekomst i naturskogsmiljöer har vanligen så stora naturvärden att skogsbruk är olämpligt. Tretåig hackspett är typisk art för </w:t>
+      </w:r>
+      <w:r>
+        <w:rPr>
+          <w:i/>
+        </w:rPr>
+        <w:t xml:space="preserve">9010 Taiga, 9740 Skogsbevuxen myr, 9030 Landhöjningsskog </w:t>
+      </w:r>
+      <w:r>
+        <w:t xml:space="preserve">och </w:t>
+      </w:r>
+      <w:r>
+        <w:rPr>
+          <w:i/>
+        </w:rPr>
+        <w:t>9040 Fjällbjörkskog</w:t>
+      </w:r>
+      <w:r>
+        <w:t xml:space="preserve"> (Skogsstyrelsen, 2016; SLU Artdatabanken, 2024).</w:t>
+      </w:r>
+    </w:p>
+    <w:p>
+      <w:r>
+        <w:rPr>
+          <w:b/>
+        </w:rPr>
         <w:t>Ullticka (NT)</w:t>
       </w:r>
       <w:r>
@@ -624,6 +682,35 @@
       </w:r>
       <w:r>
         <w:t xml:space="preserve"> (SLU Artdatabanken, 2025; Nitare &amp; Skogsstyrelsen, 2019).</w:t>
+      </w:r>
+    </w:p>
+    <w:p>
+      <w:r>
+        <w:rPr>
+          <w:b/>
+        </w:rPr>
+        <w:t>Spindelblomster (§8)</w:t>
+      </w:r>
+      <w:r>
+        <w:t xml:space="preserve"> växer i äldre mossrik granskog eller barrblandskog, men även i fjällbjörkskog. Arten indikerar långvarig trädkontinuitet och hög luftfuktighet och är mycket känslig för uttorkning och markskador. Spindelblomster har i många trakter minskat starkt under senare tid på grund av slutavverkningar och skogsmarksdikning. Spindelblomster är typisk art för </w:t>
+      </w:r>
+      <w:r>
+        <w:rPr>
+          <w:i/>
+        </w:rPr>
+        <w:t xml:space="preserve">9010 Taiga, 9050 Näringsrik granskog </w:t>
+      </w:r>
+      <w:r>
+        <w:t>och</w:t>
+      </w:r>
+      <w:r>
+        <w:rPr>
+          <w:i/>
+        </w:rPr>
+        <w:t xml:space="preserve"> 9040 Fjällbjörkskog</w:t>
+      </w:r>
+      <w:r>
+        <w:t xml:space="preserve"> (Nitare &amp; Skogsstyrelsen, 2019; SLU Artdatabanken, 2025).</w:t>
       </w:r>
     </w:p>
     <w:p>
@@ -792,6 +879,22 @@
       <w:r>
         <w:t>I den aktuella skogen har fridlysta arter sina livsmiljöer och växtplatser. Att skada de fridlysta arternas livsmiljöer, växtplatser eller ekologiska funktion är inte tillåtet enligt artskyddsförordningen.</w:t>
       </w:r>
+      <w:r>
+        <w:rPr>
+          <w:i/>
+        </w:rPr>
+        <w:t xml:space="preserve"> EU:s medlemsländer och skogsbolag är skyldiga att agera i enlighet med EU:s fågeldirektiv där det uttryckligen står att direktivet gäller för fåglar samt för deras ägg, bon och </w:t>
+      </w:r>
+      <w:r>
+        <w:rPr>
+          <w:b/>
+          <w:i/>
+        </w:rPr>
+        <w:t xml:space="preserve">livsmiljöer </w:t>
+      </w:r>
+      <w:r>
+        <w:t>(artikel 1). Vidare att de åtgärder som vidtas inte får leda till en försämring av den nuvarande situationen beträffande bevarandet av de fågelarter som avses i artikel 1 (artikel 13).</w:t>
+      </w:r>
     </w:p>
     <w:p>
       <w:r>
@@ -830,7 +933,7 @@
         <w:rPr>
           <w:i/>
         </w:rPr>
-        <w:t>I det aktuella skogsområdet har 16 naturvårdsarter varav 12 rödlistade arter sina livsmiljöer och växtplatser.</w:t>
+        <w:t>I det aktuella skogsområdet har 20 naturvårdsarter varav 14 rödlistade arter sina livsmiljöer och växtplatser.</w:t>
       </w:r>
     </w:p>
     <w:p>
@@ -1015,6 +1118,220 @@
           <w:i/>
         </w:rPr>
         <w:t>I den aktuella skogen har fridlysta arter sina livsmiljöer och växtplatser. Att skada de fridlysta arternas livsmiljöer, växtplatser eller ekologiska funktion är inte tillåtet enligt artskyddsförordningen</w:t>
+      </w:r>
+    </w:p>
+    <w:p>
+      <w:r>
+        <w:br w:type="page"/>
+      </w:r>
+    </w:p>
+    <w:p>
+      <w:pPr>
+        <w:pStyle w:val="Title"/>
+      </w:pPr>
+      <w:r>
+        <w:t>BILAGA 1 – Fridlysta arter</w:t>
+      </w:r>
+    </w:p>
+    <w:p>
+      <w:pPr>
+        <w:pStyle w:val="Heading1"/>
+      </w:pPr>
+      <w:r>
+        <w:t>Tretåig hackspett – ekologi samt krav på livsmiljön</w:t>
+      </w:r>
+    </w:p>
+    <w:p>
+      <w:r>
+        <w:t xml:space="preserve">Tretåig hackspett (NT) är fridlyst enligt §4 Artskyddsförordningen och finns med som prioriterad art i Skogsstyrelsen vägledning för skogsbruket (bilaga 4 till SVL). I vägledningen står bland annat att: </w:t>
+      </w:r>
+      <w:r>
+        <w:rPr>
+          <w:i/>
+        </w:rPr>
+        <w:t xml:space="preserve">“Tretåig hackspett har stora arealkrav och höga krav på sin livsmiljö. Omdaningen av naturskogar till kulturskogar medför en förlust av viktiga miljöer, något som förstärks av ökad fragmentering till följd av avverkningar.” </w:t>
+      </w:r>
+      <w:r>
+        <w:t xml:space="preserve">Vidare att: </w:t>
+      </w:r>
+      <w:r>
+        <w:rPr>
+          <w:i/>
+        </w:rPr>
+        <w:t>“Områden med dokumenterad permanent förekomst i naturskogsmiljöer har vanligen så stora naturvärden att skogsbruk är olämpligt”</w:t>
+      </w:r>
+      <w:r>
+        <w:t xml:space="preserve"> (SLU Artdatabanken, 2024; Skogsstyrelsen, 2016)</w:t>
+      </w:r>
+      <w:r>
+        <w:rPr>
+          <w:i/>
+        </w:rPr>
+        <w:t>.</w:t>
+      </w:r>
+    </w:p>
+    <w:p>
+      <w:r>
+        <w:t>Tretåig hackspett är beroende av större sammanhängande naturskogar med kontinuerlig tillgång och nybildning av död ved och fragmentering av livsmiljöerna utgör ett stort hot mot arten (se exempelvis Stachura-Skierczynska et al., 2009; Wesolowski et al., 2005; Butler et al., 2004; Pakkala et al., 2002; Amcoff et al., 1996; Virkkala, 1991). Det finns studier som visar att naturskogens självgallringsprocess som den tretåiga hackspetten är beroende av, inte kan ersättas med efterlämnad hänsyn i skogsbruket (Imbeau &amp; Desrochers, 2002).</w:t>
+      </w:r>
+    </w:p>
+    <w:p>
+      <w:r>
+        <w:t>Permanenta revir av tretåig hackspett karaktäriseras ofta av artens typiska ringformigt ordnade hackmärken på framför allt gamla granar. För att säkerställa att inte revir av tretåig hackspett drabbas av avverkningsplanerna bör en inventering göras i området både under häckningstid och under vintern, då arten utnyttjar betydligt större områden än under sommarens häckningsrevir. Storleken på häckningsreviret varierar med skogstypen, förekomsten av död ved och graden av fragmentering, men är i allmänhet i storleksordningen 25–100 hektar (SLU Artdatabanken, 2024; Skogsstyrelsen, 2016).</w:t>
+      </w:r>
+    </w:p>
+    <w:p>
+      <w:r>
+        <w:t xml:space="preserve">Förutom fridlysning enligt §4 Artskyddsförordningen är tretåig hackspett även förtecknad i EU:s fågeldirektiv bilaga 1. Den är typisk art för </w:t>
+      </w:r>
+      <w:r>
+        <w:rPr>
+          <w:i/>
+        </w:rPr>
+        <w:t xml:space="preserve">9010 Taiga, 9740 Skogsbevuxen myr, 9030 Landhöjningsskog </w:t>
+      </w:r>
+      <w:r>
+        <w:t xml:space="preserve">och </w:t>
+      </w:r>
+      <w:r>
+        <w:rPr>
+          <w:i/>
+        </w:rPr>
+        <w:t>9040 Fjällbjörkskog</w:t>
+      </w:r>
+      <w:r>
+        <w:t xml:space="preserve"> samt ingår i Natura 2000 och är förtecknad i Bernkonventionen bilaga II (strikt skyddade djurarter) (SLU Artdatabanken, 2024; Skogsstyrelsen, 2016).</w:t>
+      </w:r>
+    </w:p>
+    <w:p>
+      <w:pPr>
+        <w:pStyle w:val="Heading2"/>
+      </w:pPr>
+      <w:r>
+        <w:t>Referenser – tretåig hackspett</w:t>
+      </w:r>
+    </w:p>
+    <w:p>
+      <w:r>
+        <w:t xml:space="preserve">Amcoff, M. &amp; Eriksson, P. 1996. </w:t>
+      </w:r>
+      <w:r>
+        <w:rPr>
+          <w:i/>
+        </w:rPr>
+        <w:t xml:space="preserve">Förekomst av tretåig hackspett Picoides tridactylus på bestånds- och landskapsnivå. </w:t>
+      </w:r>
+      <w:r>
+        <w:t>Ornis Svecica 6: 107–119.</w:t>
+      </w:r>
+    </w:p>
+    <w:p>
+      <w:r>
+        <w:t xml:space="preserve">Butler, R., Angelstam, P., Ekelund, P. &amp; Schlaeffer, R. 2004. </w:t>
+      </w:r>
+      <w:r>
+        <w:rPr>
+          <w:i/>
+        </w:rPr>
+        <w:t xml:space="preserve">Dead wood threshold values for the three-toed woodpecker presence in boreal and sub-Alpine forest. </w:t>
+      </w:r>
+      <w:r>
+        <w:t>Biological conservation 119(3): 305–318.</w:t>
+      </w:r>
+    </w:p>
+    <w:p>
+      <w:r>
+        <w:t xml:space="preserve">Imbeau, L. &amp; Desrochers, A. 2002. </w:t>
+      </w:r>
+      <w:r>
+        <w:rPr>
+          <w:i/>
+        </w:rPr>
+        <w:t xml:space="preserve">Foraging Ecology and Use of Drumming Trees by Three-Toed Woodpeckers. </w:t>
+      </w:r>
+      <w:r>
+        <w:t>The Journal of Wildlife Management. Vol. 66, No. 1 (Jan., 2002), pp. 222–231.</w:t>
+      </w:r>
+    </w:p>
+    <w:p>
+      <w:r>
+        <w:t xml:space="preserve">Pakkala, T., Hanski, I. &amp; Tomppo, E. 2002. </w:t>
+      </w:r>
+      <w:r>
+        <w:rPr>
+          <w:i/>
+        </w:rPr>
+        <w:t xml:space="preserve">Spatial ecology of the three-toed woodpecker in managed forest landscapes. </w:t>
+      </w:r>
+      <w:r>
+        <w:t>Silva Fennica 36(1): 279–288.</w:t>
+      </w:r>
+    </w:p>
+    <w:p>
+      <w:r>
+        <w:t xml:space="preserve">Skogsstyrelsen, 2016. </w:t>
+      </w:r>
+      <w:r>
+        <w:rPr>
+          <w:i/>
+        </w:rPr>
+        <w:t>Vägledning för hänsyn till fåglar – Tretåig hackspett.</w:t>
+      </w:r>
+    </w:p>
+    <w:p>
+      <w:r>
+        <w:t xml:space="preserve">SLU Artdatabanken, 2024. </w:t>
+      </w:r>
+      <w:r>
+        <w:rPr>
+          <w:i/>
+        </w:rPr>
+        <w:t xml:space="preserve">Artfaktablad. Naturvård – artfakta. </w:t>
+      </w:r>
+      <w:r>
+        <w:t>SLU Artdatabanken, Uppsala.</w:t>
+      </w:r>
+    </w:p>
+    <w:p>
+      <w:r>
+        <w:t xml:space="preserve">Stachura-Skierczynska, K., Tumiel, T. &amp; Skierczynski, M. 2009. </w:t>
+      </w:r>
+      <w:r>
+        <w:rPr>
+          <w:i/>
+        </w:rPr>
+        <w:t xml:space="preserve">Habitat prediction model for three-toed woodpecker and its implications for the conservation of biologically valuable forests. </w:t>
+      </w:r>
+      <w:r>
+        <w:t>Forest Ecology and Management 258(5): 697–703.</w:t>
+      </w:r>
+    </w:p>
+    <w:p>
+      <w:r>
+        <w:t xml:space="preserve">Virkkala, R. 1991. </w:t>
+      </w:r>
+      <w:r>
+        <w:rPr>
+          <w:i/>
+        </w:rPr>
+        <w:t xml:space="preserve">Population trends of forest birds in a Finnish Lapland landscape of large habitat blocks – Consequences of stochastic environmental variation or regional habitat alteration. </w:t>
+      </w:r>
+      <w:r>
+        <w:t>Biological conservation 56(2): 223–240.</w:t>
+      </w:r>
+    </w:p>
+    <w:p>
+      <w:r>
+        <w:t xml:space="preserve">Wesolowski, T., Czeszczewik, D. &amp; Rowinski, P. 2005. </w:t>
+      </w:r>
+      <w:r>
+        <w:rPr>
+          <w:i/>
+        </w:rPr>
+        <w:t xml:space="preserve">Effects of forest management on Three-toed Woodpecker Picoides tridactylus distribution in the Bialowieza Forest (NE Poland): conservation implications. </w:t>
+      </w:r>
+      <w:r>
+        <w:t>Acta Ornithologica 40(1): 53–60.</w:t>
       </w:r>
     </w:p>
     <w:sectPr>

--- a/klagomål/Muorkenåive-Ássjátj S FSC-klagomål.docx
+++ b/klagomål/Muorkenåive-Ássjátj S FSC-klagomål.docx
@@ -178,7 +178,7 @@
       <w:r>
         <w:drawing>
           <wp:inline xmlns:a="http://schemas.openxmlformats.org/drawingml/2006/main" xmlns:pic="http://schemas.openxmlformats.org/drawingml/2006/picture">
-            <wp:extent cx="5486400" cy="4675695"/>
+            <wp:extent cx="5486400" cy="4788816"/>
             <wp:docPr id="1" name="Picture 1"/>
             <wp:cNvGraphicFramePr>
               <a:graphicFrameLocks noChangeAspect="1"/>
@@ -199,7 +199,7 @@
                   <pic:spPr>
                     <a:xfrm>
                       <a:off x="0" y="0"/>
-                      <a:ext cx="5486400" cy="4675695"/>
+                      <a:ext cx="5486400" cy="4788816"/>
                     </a:xfrm>
                     <a:prstGeom prst="rect"/>
                   </pic:spPr>
@@ -221,7 +221,7 @@
     </w:p>
     <w:p>
       <w:r>
-        <w:t>I och inom 23 meter från området finns fynd av 20 naturvårdsarter, varav 14 är rödlistade, 3 är fridlysta, 18 är typiska (T) och 5 är signalarter (S): garnlav (VU, T), grantickeporing (VU), gränsticka (VU, T), ostticka (VU, T), vitskaftad svartspik (VU, T), gammelgransskål (NT, T), harticka (NT, T), knottrig blåslav (NT, T), rosenticka (NT, T), rynkskinn (NT, T), rödbrun blekspik (NT, T), tretåig hackspett (NT, T, §4), ullticka (NT, T), violmussling (NT, T), blodticka (S, T), spindelblomster (S, T, §8), stuplav (S, T), trådticka (S, T), ögonpyrola (S, T) och revlummer (§9). Se Figur 1.</w:t>
+        <w:t>I och inom 23 meter från området finns fynd av 23 naturvårdsarter, varav 16 är rödlistade, 4 är fridlysta, 19 är typiska (T) och 5 är signalarter (S): garnlav (VU, T), grantickeporing (VU), gränsticka (VU, T), ostticka (VU, T), vitskaftad svartspik (VU, T), gammelgransskål (NT, T), harticka (NT, T), knottrig blåslav (NT, T), rosenticka (NT, T), rynkskinn (NT, T), rödbrun blekspik (NT, T), talltita (NT, §4), tretåig hackspett (NT, T, §4), ullticka (NT, T), violmussling (NT, T), vitgrynig nållav (NT), blodticka (S, T), spindelblomster (S, T, §8), stuplav (S, T), trådticka (S, T), ögonpyrola (S, T), torta (T) och revlummer (§9). Se Figur 1.</w:t>
       </w:r>
     </w:p>
     <w:p>
@@ -528,6 +528,17 @@
         <w:rPr>
           <w:b/>
         </w:rPr>
+        <w:t>Talltita (NT, §4)</w:t>
+      </w:r>
+      <w:r>
+        <w:t>, rödlistad som nära hotad och prioriterad art i Skogsvårdslagen, har häckningsrevir i anmälan. Arten har minskat kraftigt de senaste 30 åren och minskningstakten innevarande 10-årsperiod beräknas till 20 (10–30) %. Talltitan är synnerligen trogen sitt cirka 15 hektar stora revir och är beroende av flerskiktade olikåldriga skogar för att kunna föda upp sina ungar. Talltitan försvinner om dess livsmiljö kalavverkas (Eggers &amp; Low, 2014; Ekman, 1979; Griesser et al, 2007; Klein, 2020; Siffczyk et al, 2003; SLU Artdatabanken, 2021).</w:t>
+      </w:r>
+    </w:p>
+    <w:p>
+      <w:r>
+        <w:rPr>
+          <w:b/>
+        </w:rPr>
         <w:t>Tretåig hackspett (NT, §4)</w:t>
       </w:r>
       <w:r>
@@ -669,6 +680,17 @@
         <w:rPr>
           <w:b/>
         </w:rPr>
+        <w:t>Vitgrynig nållav (NT)</w:t>
+      </w:r>
+      <w:r>
+        <w:t xml:space="preserve"> växer nästan uteslutande på bark av gamla, senvuxna granar i skuggiga lägen med hög och jämn luftfuktighet. Den vanligaste naturtypen för arten är kontinuitetsskogar på frisk mark men den finns också i sumpgranskogar. På lång sikt utgör avverkningar av olikåldriga granskogar av naturskogskaraktär ett allvarligt hot mot arten och skogsbruksåtgärder på eller i närheten av växtplatserna bör undvikas. Naturskogsartade, fuktiga granskogar med förekomster av arten signalerar höga biologiska värden och bör bevaras (SLU Artdatabanken, 2024; Nitare &amp; Skogsstyrelsen, 2019).</w:t>
+      </w:r>
+    </w:p>
+    <w:p>
+      <w:r>
+        <w:rPr>
+          <w:b/>
+        </w:rPr>
         <w:t xml:space="preserve">Blodticka </w:t>
       </w:r>
       <w:r>
@@ -825,6 +847,35 @@
       </w:r>
       <w:r>
         <w:t xml:space="preserve"> (Nitare &amp; Skogsstyrelsen, 2019; SLU Artdatabanken, 2024).</w:t>
+      </w:r>
+    </w:p>
+    <w:p>
+      <w:r>
+        <w:rPr>
+          <w:b/>
+        </w:rPr>
+        <w:t xml:space="preserve">Torta </w:t>
+      </w:r>
+      <w:r>
+        <w:t xml:space="preserve">är typisk art för </w:t>
+      </w:r>
+      <w:r>
+        <w:rPr>
+          <w:i/>
+        </w:rPr>
+        <w:t xml:space="preserve">9050 Näringsrik granskog </w:t>
+      </w:r>
+      <w:r>
+        <w:t xml:space="preserve">och </w:t>
+      </w:r>
+      <w:r>
+        <w:rPr>
+          <w:i/>
+        </w:rPr>
+        <w:t xml:space="preserve">9040 Fjällbjörkskog </w:t>
+      </w:r>
+      <w:r>
+        <w:t>(SLU Artdatabanken, 2025).</w:t>
       </w:r>
     </w:p>
     <w:p>
@@ -912,10 +963,18 @@
         <w:rPr>
           <w:b/>
         </w:rPr>
-        <w:t xml:space="preserve">6.4.3 </w:t>
-      </w:r>
-      <w:r>
-        <w:t>Bevarandeåtgärder genomförs för de kända förekomster av rödlistade arter som påverkas av skogsbruk.</w:t>
+        <w:t xml:space="preserve">6.4.1 </w:t>
+      </w:r>
+      <w:r>
+        <w:t>Följande biotoper undantas från alla skogsbruksåtgärder, förutom åtgärder påkallade för att bevara eller främja biotopens naturliga eller hävdbetingade biologiska mångfald:</w:t>
+      </w:r>
+    </w:p>
+    <w:p>
+      <w:pPr>
+        <w:ind w:left="357"/>
+      </w:pPr>
+      <w:r>
+        <w:t>b) nyckelbiotoper enligt Skogsstyrelsens definition och metod (1995)</w:t>
       </w:r>
     </w:p>
     <w:p>
@@ -933,7 +992,36 @@
         <w:rPr>
           <w:i/>
         </w:rPr>
-        <w:t>I det aktuella skogsområdet har 20 naturvårdsarter varav 14 rödlistade arter sina livsmiljöer och växtplatser.</w:t>
+        <w:t>I det aktuella skogsområdet har 21 rödlistade arter och signalarter påträffats. Detta ska jämföras med Skogsstyrelsens uppföljning 2017 av nyckelbiotoper som visade att man i genomsnitt hittar 20,6 olika rödlistade arter och signalarter i en nyckelbiotop (Wijk, S. 2017. Biologisk mångfald i nyckelbiotoper – Resultat från inventeringen “Uppföljning biologisk mångfald” 2009–2015. Rapport 4/2017 Skogsstyrelsen, Jönköping).</w:t>
+      </w:r>
+    </w:p>
+    <w:p>
+      <w:r>
+        <w:rPr>
+          <w:b/>
+        </w:rPr>
+        <w:t xml:space="preserve">6.4.3 </w:t>
+      </w:r>
+      <w:r>
+        <w:t>Bevarandeåtgärder genomförs för de kända förekomster av rödlistade arter som påverkas av skogsbruk.</w:t>
+      </w:r>
+    </w:p>
+    <w:p>
+      <w:pPr>
+        <w:pStyle w:val="ListBullet"/>
+      </w:pPr>
+      <w:r>
+        <w:rPr>
+          <w:b/>
+          <w:i/>
+        </w:rPr>
+        <w:t xml:space="preserve">Kommentar: </w:t>
+      </w:r>
+      <w:r>
+        <w:rPr>
+          <w:i/>
+        </w:rPr>
+        <w:t>I det aktuella skogsområdet har 23 naturvårdsarter varav 16 rödlistade arter sina livsmiljöer och växtplatser.</w:t>
       </w:r>
     </w:p>
     <w:p>
@@ -1131,6 +1219,126 @@
       </w:pPr>
       <w:r>
         <w:t>BILAGA 1 – Fridlysta arter</w:t>
+      </w:r>
+    </w:p>
+    <w:p>
+      <w:pPr>
+        <w:pStyle w:val="Heading1"/>
+      </w:pPr>
+      <w:r>
+        <w:t>Talltita – ekologi samt krav på livsmiljön</w:t>
+      </w:r>
+    </w:p>
+    <w:p>
+      <w:r>
+        <w:t>Talltita är rödlistad som NT, fridlyst och prioriterad art i Skogsvårdslagen. Den omfattas av EU:s fågeldirektiv. Arten har minskat kraftigt de senaste 30 åren och minskningstakten innevarande 10-årsperiod beräknas till 20 (10–30) % (SLU Artdatabanken, 2022).</w:t>
+      </w:r>
+    </w:p>
+    <w:p>
+      <w:r>
+        <w:t>Talltita föredrar större sammanhängande barrskogar, och finns såväl i tallskog som granskog och i lövblandad barrskog. Skogens struktur är viktig och ska helst vara flerskiktad med riklig underväxt av mindre granar, björk och andra lövträd och buskar. Tillgång på murknande högstubbar är särskilt viktig, eftersom talltitan helst själv hackar ut sitt bohål (SLU Artdatabanken, 2022).</w:t>
+      </w:r>
+    </w:p>
+    <w:p>
+      <w:r>
+        <w:t>Det finns flera studier som visar att talltita är känslig för gallring och inte överlever när dess livsmiljö kalavverkas (Eggers and Low, 2014; Griesser et al., 2007; Klein, 2020). Talltitans revir är förhållandevis stora, 10–20 hektar och arten missgynnas när skogen fragmenteras. Kalavverkning av större delar av reviret innebär att det överges (Artdatabanken, 2021).</w:t>
+      </w:r>
+    </w:p>
+    <w:p>
+      <w:r>
+        <w:t>Talltitan är synnerligen trogen sitt revir så länge paret lever och biotopen förblir intakt. Paret stannar i sitt revir året om. En förlust av ett revir har därför en stor inverkan på den lokala populationen och trakthyggesbruket anses vara orsak till den svenska populationens kraftiga minskning. Talltiteparets revirtrohet innebär att närhelst under året man observerar en adult talltita så ingår denna plats i reviret (Siffczyk et al., 2003; Ekman, 1979).</w:t>
+      </w:r>
+    </w:p>
+    <w:p>
+      <w:pPr>
+        <w:pStyle w:val="Heading2"/>
+      </w:pPr>
+      <w:r>
+        <w:t>Referenser – talltita</w:t>
+      </w:r>
+    </w:p>
+    <w:p>
+      <w:r>
+        <w:t xml:space="preserve">Eggers, S., Low, M., 2014. </w:t>
+      </w:r>
+      <w:r>
+        <w:rPr>
+          <w:i/>
+        </w:rPr>
+        <w:t xml:space="preserve">Differential demographic responses of sympatric Parids to vegetation management in boreal forest. </w:t>
+      </w:r>
+      <w:r>
+        <w:t>For. Ecol. Manage. 319, 169–175.</w:t>
+      </w:r>
+    </w:p>
+    <w:p>
+      <w:r>
+        <w:t xml:space="preserve">Ekman, J., 1979. </w:t>
+      </w:r>
+      <w:r>
+        <w:rPr>
+          <w:i/>
+        </w:rPr>
+        <w:t xml:space="preserve">Coherence, composition and territories of winter social groups of the Willow Tit Parus montanus and the Crested Tit P. cristatus. </w:t>
+      </w:r>
+      <w:r>
+        <w:t>Ornis Scandinavica, 10, pp 56–68</w:t>
+      </w:r>
+    </w:p>
+    <w:p>
+      <w:r>
+        <w:t xml:space="preserve">Griesser, M., Nystrand, M., Eggers, S., Ekman, J., 2007. </w:t>
+      </w:r>
+      <w:r>
+        <w:rPr>
+          <w:i/>
+        </w:rPr>
+        <w:t xml:space="preserve">Impact of forestry practices on fitness correlates and population productivity in an open-nesting bird species. </w:t>
+      </w:r>
+      <w:r>
+        <w:t>Conserv. Biol. 21, 767–774. https://doi.org/10.1111/j.1523- 1739.2007.00675.x</w:t>
+      </w:r>
+    </w:p>
+    <w:p>
+      <w:r>
+        <w:t xml:space="preserve">Klein, J., 2020. </w:t>
+      </w:r>
+      <w:r>
+        <w:rPr>
+          <w:i/>
+        </w:rPr>
+        <w:t xml:space="preserve">The forgotten forest – On thinning, retention, and biodiversity in the boreal forest. </w:t>
+      </w:r>
+      <w:r>
+        <w:t>Doctoral Thesis No. 2020:50</w:t>
+      </w:r>
+    </w:p>
+    <w:p>
+      <w:r>
+        <w:t xml:space="preserve">Siffczyk, C., Brotons, L., Kangas, K., Orell, M., 2003. </w:t>
+      </w:r>
+      <w:r>
+        <w:rPr>
+          <w:i/>
+        </w:rPr>
+        <w:t xml:space="preserve">Home range size of willow tits. </w:t>
+      </w:r>
+      <w:r>
+        <w:t>Oecologica, 136, 635–642 (2003)</w:t>
+      </w:r>
+    </w:p>
+    <w:p>
+      <w:r>
+        <w:t xml:space="preserve">SLU Artdatabanken, 2021. </w:t>
+      </w:r>
+      <w:r>
+        <w:rPr>
+          <w:i/>
+        </w:rPr>
+        <w:t xml:space="preserve">Artfaktablad. Naturvård – artfakta. </w:t>
+      </w:r>
+      <w:r>
+        <w:t>SLU Artdatabanken, Uppsala</w:t>
       </w:r>
     </w:p>
     <w:p>

--- a/klagomål/Muorkenåive-Ássjátj S FSC-klagomål.docx
+++ b/klagomål/Muorkenåive-Ássjátj S FSC-klagomål.docx
@@ -178,7 +178,7 @@
       <w:r>
         <w:drawing>
           <wp:inline xmlns:a="http://schemas.openxmlformats.org/drawingml/2006/main" xmlns:pic="http://schemas.openxmlformats.org/drawingml/2006/picture">
-            <wp:extent cx="5486400" cy="4788816"/>
+            <wp:extent cx="5486400" cy="4675695"/>
             <wp:docPr id="1" name="Picture 1"/>
             <wp:cNvGraphicFramePr>
               <a:graphicFrameLocks noChangeAspect="1"/>
@@ -199,7 +199,7 @@
                   <pic:spPr>
                     <a:xfrm>
                       <a:off x="0" y="0"/>
-                      <a:ext cx="5486400" cy="4788816"/>
+                      <a:ext cx="5486400" cy="4675695"/>
                     </a:xfrm>
                     <a:prstGeom prst="rect"/>
                   </pic:spPr>
@@ -221,7 +221,7 @@
     </w:p>
     <w:p>
       <w:r>
-        <w:t>I och inom 23 meter från området finns fynd av 23 naturvårdsarter, varav 16 är rödlistade, 4 är fridlysta, 19 är typiska (T) och 5 är signalarter (S): garnlav (VU, T), grantickeporing (VU), gränsticka (VU, T), ostticka (VU, T), vitskaftad svartspik (VU, T), gammelgransskål (NT, T), harticka (NT, T), knottrig blåslav (NT, T), rosenticka (NT, T), rynkskinn (NT, T), rödbrun blekspik (NT, T), talltita (NT, §4), tretåig hackspett (NT, T, §4), ullticka (NT, T), violmussling (NT, T), vitgrynig nållav (NT), blodticka (S, T), spindelblomster (S, T, §8), stuplav (S, T), trådticka (S, T), ögonpyrola (S, T), torta (T) och revlummer (§9). Se Figur 1.</w:t>
+        <w:t>I och inom 23 meter från området finns fynd av 26 naturvårdsarter, varav 18 är rödlistade, 5 är fridlysta, 19 är typiska (T) och 5 är signalarter (S): isabellporing (EN), bågknotterskinn (VU), garnlav (VU, T), grantickeporing (VU), gränsticka (VU, T), ostticka (VU, T), vitskaftad svartspik (VU, T), gammelgransskål (NT, T), harticka (NT, T), knottrig blåslav (NT, T), rosenticka (NT, T), rynkskinn (NT, T), rödbrun blekspik (NT, T), talltita (NT, §4), tretåig hackspett (NT, T, §4), ullticka (NT, T), violmussling (NT, T), vitgrynig nållav (NT), blodticka (S, T), spindelblomster (S, T, §8), stuplav (S, T), trådticka (S, T), ögonpyrola (S, T), torta (T), fläcknycklar (§8) och revlummer (§9). Se Figur 1.</w:t>
       </w:r>
     </w:p>
     <w:p>
@@ -252,6 +252,28 @@
         <w:rPr>
           <w:b/>
         </w:rPr>
+        <w:t xml:space="preserve">Isabellporing (EN) </w:t>
+      </w:r>
+      <w:r>
+        <w:t>är en sällsynt och starkt hotad art som påträffas på starkt murken ved av gran och tall, sällan gråal. Arten förekommer företrädesvis i gammelskog och de flesta fynden är från mer eller mindre naturskogsartade barrskogar. Få kända lokaler gör att artens populationer är känsliga för decimering. På sikt är bristen på barrskogar med lång, kontinuerlig tillgång på lågor ett hot. Fragmenteringen av skogslandskapet minskar artens möjligheter till spridning. Nya förekomster belägna utanför naturreservat bör skyddas (SLU Artdatabanken, 2024).</w:t>
+      </w:r>
+    </w:p>
+    <w:p>
+      <w:r>
+        <w:rPr>
+          <w:b/>
+        </w:rPr>
+        <w:t>Bågknotterskinn (VU)</w:t>
+      </w:r>
+      <w:r>
+        <w:t xml:space="preserve"> är en mycket sällsynt skinnsvamp med småtaggigt hymenium som växer på starkt murken, brunrötad granved, mer sällan på tall och lövträd. Observationerna har gjorts i äldre barrskog av blåbärstyp eller i fuktig, örtrik barrskog. Avverkning av äldre skog och minskningen av tillgången på lämpligt substrat i kulturskog är de främsta hoten. Fragmenteringen av skogslandskapet försvårar artens spridning. Kända lokaler som ej åtnjuter skydd bör återinventeras och därefter skyddas om de ekologiska förhållandena är intakta. För att på sikt gynna arten måste fler områden med äldre skog skyddas, särskilt i södra och mellersta Sverige (SLU Artdatabanken, 2025).</w:t>
+      </w:r>
+    </w:p>
+    <w:p>
+      <w:r>
+        <w:rPr>
+          <w:b/>
+        </w:rPr>
         <w:t>Garnlav (VU)</w:t>
       </w:r>
       <w:r>
@@ -992,7 +1014,7 @@
         <w:rPr>
           <w:i/>
         </w:rPr>
-        <w:t>I det aktuella skogsområdet har 21 rödlistade arter och signalarter påträffats. Detta ska jämföras med Skogsstyrelsens uppföljning 2017 av nyckelbiotoper som visade att man i genomsnitt hittar 20,6 olika rödlistade arter och signalarter i en nyckelbiotop (Wijk, S. 2017. Biologisk mångfald i nyckelbiotoper – Resultat från inventeringen “Uppföljning biologisk mångfald” 2009–2015. Rapport 4/2017 Skogsstyrelsen, Jönköping).</w:t>
+        <w:t>I det aktuella skogsområdet har 23 rödlistade arter och signalarter påträffats. Detta ska jämföras med Skogsstyrelsens uppföljning 2017 av nyckelbiotoper som visade att man i genomsnitt hittar 20,6 olika rödlistade arter och signalarter i en nyckelbiotop (Wijk, S. 2017. Biologisk mångfald i nyckelbiotoper – Resultat från inventeringen “Uppföljning biologisk mångfald” 2009–2015. Rapport 4/2017 Skogsstyrelsen, Jönköping).</w:t>
       </w:r>
     </w:p>
     <w:p>
@@ -1021,7 +1043,7 @@
         <w:rPr>
           <w:i/>
         </w:rPr>
-        <w:t>I det aktuella skogsområdet har 23 naturvårdsarter varav 16 rödlistade arter sina livsmiljöer och växtplatser.</w:t>
+        <w:t>I det aktuella skogsområdet har 26 naturvårdsarter varav 18 rödlistade arter sina livsmiljöer och växtplatser.</w:t>
       </w:r>
     </w:p>
     <w:p>

--- a/klagomål/Muorkenåive-Ássjátj S FSC-klagomål.docx
+++ b/klagomål/Muorkenåive-Ássjátj S FSC-klagomål.docx
@@ -178,7 +178,7 @@
       <w:r>
         <w:drawing>
           <wp:inline xmlns:a="http://schemas.openxmlformats.org/drawingml/2006/main" xmlns:pic="http://schemas.openxmlformats.org/drawingml/2006/picture">
-            <wp:extent cx="5486400" cy="4675695"/>
+            <wp:extent cx="5486400" cy="5148920"/>
             <wp:docPr id="1" name="Picture 1"/>
             <wp:cNvGraphicFramePr>
               <a:graphicFrameLocks noChangeAspect="1"/>
@@ -199,7 +199,7 @@
                   <pic:spPr>
                     <a:xfrm>
                       <a:off x="0" y="0"/>
-                      <a:ext cx="5486400" cy="4675695"/>
+                      <a:ext cx="5486400" cy="5148920"/>
                     </a:xfrm>
                     <a:prstGeom prst="rect"/>
                   </pic:spPr>
@@ -221,7 +221,7 @@
     </w:p>
     <w:p>
       <w:r>
-        <w:t>I och inom 23 meter från området finns fynd av 26 naturvårdsarter, varav 18 är rödlistade, 5 är fridlysta, 19 är typiska (T) och 5 är signalarter (S): isabellporing (EN), bågknotterskinn (VU), garnlav (VU, T), grantickeporing (VU), gränsticka (VU, T), ostticka (VU, T), vitskaftad svartspik (VU, T), gammelgransskål (NT, T), harticka (NT, T), knottrig blåslav (NT, T), rosenticka (NT, T), rynkskinn (NT, T), rödbrun blekspik (NT, T), talltita (NT, §4), tretåig hackspett (NT, T, §4), ullticka (NT, T), violmussling (NT, T), vitgrynig nållav (NT), blodticka (S, T), spindelblomster (S, T, §8), stuplav (S, T), trådticka (S, T), ögonpyrola (S, T), torta (T), fläcknycklar (§8) och revlummer (§9). Se Figur 1.</w:t>
+        <w:t>I och inom 23 meter från området finns fynd av 42 naturvårdsarter, varav 25 är rödlistade, 7 är fridlysta, 33 är typiska (T) och 10 är signalarter (S): isabellporing (EN), bågknotterskinn (VU), garnlav (VU, T), grantickeporing (VU), gränsticka (VU, T), ostticka (VU, T), tajgaskinn (VU), vitskaftad svartspik (VU, T), gammelgransskål (NT, T), harticka (NT, T), knottrig blåslav (NT, T), koralltaggsvamp (NT, T), kötticka (NT), lunglav (NT, T), rosenticka (NT, T), rynkskinn (NT, T), rödbrun blekspik (NT, T), skrovellav (NT, T), talltagel (NT, T), talltita (NT, §4), tretåig hackspett (NT, T, §4), ullticka (NT, T), violettgrå tagellav (NT, T), violmussling (NT, T), vitgrynig nållav (NT), blodticka (S, T), finbräken (S, T), grönkulla (S, T, §8), korallrot (S, T, §8), skinnlav (S, T), spindelblomster (S, T, §8), stuplav (S, T), tibast (S, T), trådticka (S, T), ögonpyrola (S, T), hultbräken (T), humleblomster (T), kransmossa (T), nordisk stormhatt (T), torta (T), fläcknycklar (§8) och revlummer (§9). Se Figur 1.</w:t>
       </w:r>
     </w:p>
     <w:p>
@@ -363,19 +363,10 @@
         <w:rPr>
           <w:b/>
         </w:rPr>
-        <w:t>Vitskaftad svartspik (VU)</w:t>
-      </w:r>
-      <w:r>
-        <w:t xml:space="preserve"> förekommer främst i naturskog på gamla senvuxna granar och signalerar alltid höga naturvärden. Alla skogliga åtgärder som kan påverka markvatten och luftfuktighet på i närheten av lokaler utgör ett hot. Avverkning av naturskogar utgör ett allvarligt hot och alla skogsskötselåtgärder på eller i närheten av växtplatserna bör undvikas. Lämpligt stora reservat av naturskogstyp bör bevaras. Vitskaftad svartspik är typisk art för </w:t>
-      </w:r>
-      <w:r>
-        <w:rPr>
-          <w:i/>
-        </w:rPr>
-        <w:t>9010 Taiga</w:t>
-      </w:r>
-      <w:r>
-        <w:t xml:space="preserve"> (SLU Artdatabanken, 2026; Nitare &amp; Skogsstyrelsen, 2019).</w:t>
+        <w:t>Tajgaskinn (VU)</w:t>
+      </w:r>
+      <w:r>
+        <w:t xml:space="preserve"> är placerad högst upp i Skogsstyrelsens värdepyramid för bedömning av skog med höga naturvärden och har klassificerats som en ”urskogsindikator” som kräver närmast orörda skogsmiljöer med långvarig kontinuitet av grova granlågor i olika nedbrytningsstadier (Nitare &amp; Skogsstyrelsen, 2019).</w:t>
       </w:r>
     </w:p>
     <w:p>
@@ -383,10 +374,10 @@
         <w:rPr>
           <w:b/>
         </w:rPr>
-        <w:t>Gammelgransskål (NT)</w:t>
-      </w:r>
-      <w:r>
-        <w:t xml:space="preserve"> är en liten skålsvamp som växer på gamla granar med skrovlig bark. Typiska växtplatser är gransumpskog i myrkanter, bäckdråg, bäckraviner och skuggiga bergssluttningar, men också skog på torrare mark kan hysa arten om beståndet har stark naturskogskaraktär. Bestånd med arten bör behandlas som nyckelbiotoper och sparas vid en slutavverkning. Även gallring bör undvikas. Gammelgransskål är typisk art för </w:t>
+        <w:t>Vitskaftad svartspik (VU)</w:t>
+      </w:r>
+      <w:r>
+        <w:t xml:space="preserve"> förekommer främst i naturskog på gamla senvuxna granar och signalerar alltid höga naturvärden. Alla skogliga åtgärder som kan påverka markvatten och luftfuktighet på i närheten av lokaler utgör ett hot. Avverkning av naturskogar utgör ett allvarligt hot och alla skogsskötselåtgärder på eller i närheten av växtplatserna bör undvikas. Lämpligt stora reservat av naturskogstyp bör bevaras. Vitskaftad svartspik är typisk art för </w:t>
       </w:r>
       <w:r>
         <w:rPr>
@@ -395,7 +386,7 @@
         <w:t>9010 Taiga</w:t>
       </w:r>
       <w:r>
-        <w:t xml:space="preserve"> (SLU Artdatabanken, 2024; Nitare &amp; Skogsstyrelsen, 2019).</w:t>
+        <w:t xml:space="preserve"> (SLU Artdatabanken, 2026; Nitare &amp; Skogsstyrelsen, 2019).</w:t>
       </w:r>
     </w:p>
     <w:p>
@@ -403,25 +394,16 @@
         <w:rPr>
           <w:b/>
         </w:rPr>
-        <w:t>Harticka (NT)</w:t>
-      </w:r>
-      <w:r>
-        <w:t xml:space="preserve"> är normalt en mycket bra signalart för granskogar med höga naturvärden. Även när svampen påträffas i mer påverkade skogar är det nästan alltid fråga om skogsmiljöer i sena successionsstadier med höga naturvärden. Skogsskötselåtgärder på eller i omedelbar närhet av växtplatserna kan innebära ett hot mot arten. Harticka är typisk art för </w:t>
+        <w:t>Gammelgransskål (NT)</w:t>
+      </w:r>
+      <w:r>
+        <w:t xml:space="preserve"> är en liten skålsvamp som växer på gamla granar med skrovlig bark. Typiska växtplatser är gransumpskog i myrkanter, bäckdråg, bäckraviner och skuggiga bergssluttningar, men också skog på torrare mark kan hysa arten om beståndet har stark naturskogskaraktär. Bestånd med arten bör behandlas som nyckelbiotoper och sparas vid en slutavverkning. Även gallring bör undvikas. Gammelgransskål är typisk art för </w:t>
       </w:r>
       <w:r>
         <w:rPr>
           <w:i/>
         </w:rPr>
-        <w:t xml:space="preserve">9010 Taiga, 9050 Näringsrik granskog </w:t>
-      </w:r>
-      <w:r>
-        <w:t xml:space="preserve">och </w:t>
-      </w:r>
-      <w:r>
-        <w:rPr>
-          <w:i/>
-        </w:rPr>
-        <w:t>9030 Landhöjningsskog</w:t>
+        <w:t>9010 Taiga</w:t>
       </w:r>
       <w:r>
         <w:t xml:space="preserve"> (SLU Artdatabanken, 2024; Nitare &amp; Skogsstyrelsen, 2019).</w:t>
@@ -432,59 +414,59 @@
         <w:rPr>
           <w:b/>
         </w:rPr>
-        <w:t>Knottrig blåslav (NT)</w:t>
-      </w:r>
-      <w:r>
-        <w:t xml:space="preserve"> har sin huvudutbredning i gamla granskogar i det övre barrskogsbältet mot fjällen. Den signalerar alltid höga naturvärden och växer i skogar med lång kontinuitet, mest i opåverkade naturskogsbestånd. Arten överlever inte en slutavverkning (inklusive hänsyn) och den finns idag enbart i kontinuitetsskog. Lavens fortsatta förekomst bör säkerställas genom att lokaler med äldre barrskog skyddas. Knottrig blåslav är typisk art för </w:t>
+        <w:t>Harticka (NT)</w:t>
+      </w:r>
+      <w:r>
+        <w:t xml:space="preserve"> är normalt en mycket bra signalart för granskogar med höga naturvärden. Även när svampen påträffas i mer påverkade skogar är det nästan alltid fråga om skogsmiljöer i sena successionsstadier med höga naturvärden. Skogsskötselåtgärder på eller i omedelbar närhet av växtplatserna kan innebära ett hot mot arten. Harticka är typisk art för </w:t>
       </w:r>
       <w:r>
         <w:rPr>
           <w:i/>
         </w:rPr>
-        <w:t xml:space="preserve">9010 Taiga </w:t>
-      </w:r>
-      <w:r>
-        <w:t>och</w:t>
+        <w:t xml:space="preserve">9010 Taiga, 9050 Näringsrik granskog </w:t>
+      </w:r>
+      <w:r>
+        <w:t xml:space="preserve">och </w:t>
       </w:r>
       <w:r>
         <w:rPr>
           <w:i/>
         </w:rPr>
-        <w:t xml:space="preserve"> 9040 Fjällbjörkskog</w:t>
+        <w:t>9030 Landhöjningsskog</w:t>
+      </w:r>
+      <w:r>
+        <w:t xml:space="preserve"> (SLU Artdatabanken, 2024; Nitare &amp; Skogsstyrelsen, 2019).</w:t>
       </w:r>
     </w:p>
     <w:p>
       <w:r>
-        <w:t>(SLU Artdatabanken, 2024; Nitare &amp; Skogsstyrelsen, 2019).</w:t>
+        <w:rPr>
+          <w:b/>
+        </w:rPr>
+        <w:t>Knottrig blåslav (NT)</w:t>
+      </w:r>
+      <w:r>
+        <w:t xml:space="preserve"> har sin huvudutbredning i gamla granskogar i det övre barrskogsbältet mot fjällen. Den signalerar alltid höga naturvärden och växer i skogar med lång kontinuitet, mest i opåverkade naturskogsbestånd. Arten överlever inte en slutavverkning (inklusive hänsyn) och den finns idag enbart i kontinuitetsskog. Lavens fortsatta förekomst bör säkerställas genom att lokaler med äldre barrskog skyddas. Knottrig blåslav är typisk art för </w:t>
+      </w:r>
+      <w:r>
+        <w:rPr>
+          <w:i/>
+        </w:rPr>
+        <w:t xml:space="preserve">9010 Taiga </w:t>
+      </w:r>
+      <w:r>
+        <w:t>och</w:t>
+      </w:r>
+      <w:r>
+        <w:rPr>
+          <w:i/>
+        </w:rPr>
+        <w:t xml:space="preserve"> 9040 Fjällbjörkskog</w:t>
       </w:r>
     </w:p>
     <w:p>
       <w:r>
-        <w:rPr>
-          <w:b/>
-        </w:rPr>
-        <w:t>Rosenticka (NT)</w:t>
-      </w:r>
-      <w:r>
-        <w:t xml:space="preserve">, rödlistad som nära hotad, ingår i en karaktäristisk association av vedsvampar som växer på gamla, grova granlågor i urskogsartade barrskogar. Den är placerad i toppen av Skogsstyrelsens värdepyramid för bedömning av skog med höga naturvärden och indikerar ett granskogsekosystem med långvarig kontinuitet av grova lågor. Artens beroende av grova granlågor innebär att alla skogsskötselåtgärder på eller i omedelbar närhet av lokalerna utgör ett hot på lång sikt. Det är angeläget att populationerna inte ytterligare glesas ut och ett tillräckligt antal områden där arten nu finns måste sparas för framtiden. Rosenticka är typisk art för </w:t>
-      </w:r>
-      <w:r>
-        <w:rPr>
-          <w:i/>
-        </w:rPr>
-        <w:t xml:space="preserve">9010 Taiga </w:t>
-      </w:r>
-      <w:r>
-        <w:t xml:space="preserve">och </w:t>
-      </w:r>
-      <w:r>
-        <w:rPr>
-          <w:i/>
-        </w:rPr>
-        <w:t>9050 Näringsrik granskog</w:t>
-      </w:r>
-      <w:r>
-        <w:t xml:space="preserve"> (Nitare &amp; Skogsstyrelsen, 2019; SLU Artdatabanken, 2024).</w:t>
+        <w:t>(SLU Artdatabanken, 2024; Nitare &amp; Skogsstyrelsen, 2019).</w:t>
       </w:r>
     </w:p>
     <w:p>
@@ -492,19 +474,19 @@
         <w:rPr>
           <w:b/>
         </w:rPr>
-        <w:t>Rynkskinn (NT)</w:t>
-      </w:r>
-      <w:r>
-        <w:t xml:space="preserve"> är en vednedbrytare som växer på grova granlågor och ingår i en karaktäristisk association av vedsvampar knutna till urskogsartade barrskogar. Den har klassificerats som en “urskogsindikator” och är placerad i toppen av Skogsstyrelsens värdepyramid för bedömning av skog med höga naturvärden. Allt tyder på att rynkskinn är mycket känslig för skogliga ingrepp och lokalerna, som oftast har höga biologiska kvaliteter, bör lämnas till fri utveckling. Rynkskinn är typisk art för </w:t>
+        <w:t>Koralltaggsvamp (NT)</w:t>
+      </w:r>
+      <w:r>
+        <w:t xml:space="preserve"> är i hela landet en mycket bra signalart som nästan enbart påträffas i skogsområden med höga naturvärden. Arten hotas av brist på död ved. Ingrepp som innebär att lågor och döda eller skadade träd tas bort missgynnar arten. En slutavverkning, skoglig gallring eller annat uttag av virke på växtplatsen som ger ett förändrat lokalklimat innebär ett direkt hot liksom överföring av lövskog till barrskog. Koralltaggsvamp är typisk art för </w:t>
       </w:r>
       <w:r>
         <w:rPr>
           <w:i/>
         </w:rPr>
-        <w:t xml:space="preserve">9010 Taiga, 9050 Näringsrik granskog </w:t>
-      </w:r>
-      <w:r>
-        <w:t>och</w:t>
+        <w:t>9010 Taiga, 9050 Näringsrik granskog</w:t>
+      </w:r>
+      <w:r>
+        <w:t xml:space="preserve"> och</w:t>
       </w:r>
       <w:r>
         <w:rPr>
@@ -513,7 +495,7 @@
         <w:t xml:space="preserve"> 9030 Landhöjningsskog</w:t>
       </w:r>
       <w:r>
-        <w:t xml:space="preserve"> (Nitare &amp; Skogsstyrelsen, 2019; SLU Artdatabanken, 2026).</w:t>
+        <w:t xml:space="preserve"> (SLU Artdatabanken, 2024; Nitare &amp; Skogsstyrelsen, 2019).</w:t>
       </w:r>
     </w:p>
     <w:p>
@@ -521,28 +503,19 @@
         <w:rPr>
           <w:b/>
         </w:rPr>
-        <w:t>Rödbrun blekspik (NT)</w:t>
-      </w:r>
-      <w:r>
-        <w:t xml:space="preserve"> växer i norra Sverige på bark och ved av björk och gran i skogar med hög och jämn luftfuktighet. I södra Sverige växer den främst på ek i öppna åldriga lövskogar. I norra delen av sitt utbredningsområde hotas arten av slutavverkningar av gamla granskogar. I den södra delen av landet hotas den genom de åldriga lövskogarnas tillbakagång och särskilt ekhagarnas igenväxning och genom plantering av sådan mark med barrskog. Rödbrun blekspik är typisk art för </w:t>
+        <w:t>Kötticka (NT)</w:t>
+      </w:r>
+      <w:r>
+        <w:t xml:space="preserve"> är granens kötticka och har klassificerats som ”gammelskogsindikator”, då den förekommer med ett tydligt optimum i äldre barrskogar, främst fuktiga granskogar. Den har högst signalvärde söder om den naturliga norrlandsgränsen </w:t>
       </w:r>
       <w:r>
         <w:rPr>
           <w:i/>
         </w:rPr>
-        <w:t xml:space="preserve">9010 Taiga, 9020 Nordlig ädellövskog, 9070 Trädklädd betesmark, 9160 Näringsrik ekskog </w:t>
-      </w:r>
-      <w:r>
-        <w:t xml:space="preserve">och </w:t>
-      </w:r>
-      <w:r>
-        <w:rPr>
-          <w:i/>
-        </w:rPr>
-        <w:t>9180 Ädellövskog i branter</w:t>
-      </w:r>
-      <w:r>
-        <w:t xml:space="preserve"> och signalerar alltid höga naturvärden (SLU Artdatabanken, 2024; Nitare &amp; Skogsstyrelsen, 2019).</w:t>
+        <w:t>limes norrlandicus</w:t>
+      </w:r>
+      <w:r>
+        <w:t>, men signalerar vanligtvis höga naturvärden även i Norrland. Arten är knuten till miljöer med konstant luftfuktighet och känslig för uttorkning som en avverkning kan medföra. Den totala populationen bedöms därför ha minskat under de senaste 30 åren och fortsätter att minska i takt med att grankontinuitetsskogar (skogar som inte kalavverkats) minskar i areal, samtidigt som att lämpliga miljöer inte återskapas i samma takt (SLU Artdatabanken, 2024; Nitare &amp; Skogsstyrelsen, 2019).</w:t>
       </w:r>
     </w:p>
     <w:p>
@@ -550,10 +523,55 @@
         <w:rPr>
           <w:b/>
         </w:rPr>
-        <w:t>Talltita (NT, §4)</w:t>
-      </w:r>
-      <w:r>
-        <w:t>, rödlistad som nära hotad och prioriterad art i Skogsvårdslagen, har häckningsrevir i anmälan. Arten har minskat kraftigt de senaste 30 åren och minskningstakten innevarande 10-årsperiod beräknas till 20 (10–30) %. Talltitan är synnerligen trogen sitt cirka 15 hektar stora revir och är beroende av flerskiktade olikåldriga skogar för att kunna föda upp sina ungar. Talltitan försvinner om dess livsmiljö kalavverkas (Eggers &amp; Low, 2014; Ekman, 1979; Griesser et al, 2007; Klein, 2020; Siffczyk et al, 2003; SLU Artdatabanken, 2021).</w:t>
+        <w:t>Lunglav (NT)</w:t>
+      </w:r>
+      <w:r>
+        <w:t xml:space="preserve"> är en av vårt lands främsta signalarter som överallt indikerar gamla lövträd, skogsbestånd med höga naturvärden och ekosystem med långskoglig kontinuitet. Lokalt kan förekomsten vara mycket riklig men den hittas nästan enbart i gamla och ej slutavverkade skogar. Artens samtliga förekomster bör uppmärksammas från naturvårdssynpunkt, då många lokaler även hyser andra ovanliga och rödlistade arter. Rikliga förekomster bör skyddas med biotopskydd, frivilliga avsättningar eller reservat. På lunglav kan de sällsynta lavparasiterna lunglavshårprick (CR), </w:t>
+      </w:r>
+      <w:r>
+        <w:rPr>
+          <w:i/>
+        </w:rPr>
+        <w:t>Abrothallus diederichii</w:t>
+      </w:r>
+      <w:r>
+        <w:t xml:space="preserve"> (VU), </w:t>
+      </w:r>
+      <w:r>
+        <w:rPr>
+          <w:i/>
+        </w:rPr>
+        <w:t>Abrothallus lobariae</w:t>
+      </w:r>
+      <w:r>
+        <w:t xml:space="preserve"> (VU), </w:t>
+      </w:r>
+      <w:r>
+        <w:rPr>
+          <w:i/>
+        </w:rPr>
+        <w:t>Calycina lobariae</w:t>
+      </w:r>
+      <w:r>
+        <w:t xml:space="preserve"> (VU), lunglavsknapp (VU) och skrovelmössing (VU) påträffas. Lunglav är typisk art för </w:t>
+      </w:r>
+      <w:r>
+        <w:rPr>
+          <w:i/>
+        </w:rPr>
+        <w:t>9010 Taiga, 9020 Nordlig ädellövskog, 9110 Näringsfattig bokskog, 9130 Näringsrik bokskog, 9160 Näringsrik ekskog, 9180 Ädellövskog i branter, 9190 Näringsfattig ekskog, 9070 Trädklädd betesmark, 9040 Fjällbjörkskog</w:t>
+      </w:r>
+      <w:r>
+        <w:t xml:space="preserve"> och</w:t>
+      </w:r>
+      <w:r>
+        <w:rPr>
+          <w:i/>
+        </w:rPr>
+        <w:t xml:space="preserve"> 6530 Lövängar</w:t>
+      </w:r>
+      <w:r>
+        <w:t xml:space="preserve"> (SLU Artdatabanken, 2026; Nitare &amp; Skogsstyrelsen, 2019).</w:t>
       </w:r>
     </w:p>
     <w:p>
@@ -561,16 +579,16 @@
         <w:rPr>
           <w:b/>
         </w:rPr>
-        <w:t>Tretåig hackspett (NT, §4)</w:t>
-      </w:r>
-      <w:r>
-        <w:t xml:space="preserve"> är rödlistad som nära hotad och ingår i bilaga 1 i EU:s fågeldirektiv. Tretåig hackspett är för sin överlevnad beroende av kontinuerlig tillförsel av äldre döende och död ved, som sker genom naturliga självgallringsprocesser i äldre grannaturskogar och barrblandade naturskogar. Om en skog genom skogsbruk gallras eller glesas ur så upphör och uteblir i stort sett den naturliga självgallringsprocessen för mycket lång tid framöver vilket omöjliggör upprätthållandet av den kontinuerliga ekologiska funktionen i ett område. Det finns studier som visar att naturskogens självgallringsprocess som den tretåiga hackspetten är beroende av, inte kan ersättas med efterlämnad hänsyn i skogsbruket (Imbeau &amp; Desrochers, 2002). Storleken på häckningsreviret varierar med skogstypen, förekomsten av död ved och graden av fragmentering, men är i allmänhet i storleksordningen 25–100 hektar. Vintertid krävs ofta betydligt större områden och det finns studier som antyder att arten behöver minst 100 hektar äldre skog. I områden med låg bonitet kan det behövas över 200 hektar lämpligt habitat för att ett par ska kunna reproducera sig. Områden med dokumenterad permanent förekomst i naturskogsmiljöer har vanligen så stora naturvärden att skogsbruk är olämpligt. Tretåig hackspett är typisk art för </w:t>
+        <w:t>Rosenticka (NT)</w:t>
+      </w:r>
+      <w:r>
+        <w:t xml:space="preserve">, rödlistad som nära hotad, ingår i en karaktäristisk association av vedsvampar som växer på gamla, grova granlågor i urskogsartade barrskogar. Den är placerad i toppen av Skogsstyrelsens värdepyramid för bedömning av skog med höga naturvärden och indikerar ett granskogsekosystem med långvarig kontinuitet av grova lågor. Artens beroende av grova granlågor innebär att alla skogsskötselåtgärder på eller i omedelbar närhet av lokalerna utgör ett hot på lång sikt. Det är angeläget att populationerna inte ytterligare glesas ut och ett tillräckligt antal områden där arten nu finns måste sparas för framtiden. Rosenticka är typisk art för </w:t>
       </w:r>
       <w:r>
         <w:rPr>
           <w:i/>
         </w:rPr>
-        <w:t xml:space="preserve">9010 Taiga, 9740 Skogsbevuxen myr, 9030 Landhöjningsskog </w:t>
+        <w:t xml:space="preserve">9010 Taiga </w:t>
       </w:r>
       <w:r>
         <w:t xml:space="preserve">och </w:t>
@@ -579,10 +597,10 @@
         <w:rPr>
           <w:i/>
         </w:rPr>
-        <w:t>9040 Fjällbjörkskog</w:t>
-      </w:r>
-      <w:r>
-        <w:t xml:space="preserve"> (Skogsstyrelsen, 2016; SLU Artdatabanken, 2024).</w:t>
+        <w:t>9050 Näringsrik granskog</w:t>
+      </w:r>
+      <w:r>
+        <w:t xml:space="preserve"> (Nitare &amp; Skogsstyrelsen, 2019; SLU Artdatabanken, 2024).</w:t>
       </w:r>
     </w:p>
     <w:p>
@@ -590,55 +608,28 @@
         <w:rPr>
           <w:b/>
         </w:rPr>
-        <w:t>Ullticka (NT)</w:t>
-      </w:r>
-      <w:r>
-        <w:t xml:space="preserve"> är knuten till restbestånd av barrnaturskog och förekommer med ett tydligt optimum i orörda eller måttligt påverkade gamla granskogar där det föreligger viss kontinuitet av grov död ved. Ullticka är en bra signalart inom hela sitt utbredningsområde och i södra Sverige är den sällsynt och en god signalart för skyddsvärda granskogsmiljöer. Den hotas av avverkning och fragmentering av naturskog och äldre granskog med lång trädkontinuitet. På ullticka kan ibland ulltickeporing (VU) påträffas - det är en sällsynt ticka som nyligen delats upp i de tre olika arterna ulltickeporing </w:t>
+        <w:t>Rynkskinn (NT)</w:t>
+      </w:r>
+      <w:r>
+        <w:t xml:space="preserve"> är en vednedbrytare som växer på grova granlågor och ingår i en karaktäristisk association av vedsvampar knutna till urskogsartade barrskogar. Den har klassificerats som en “urskogsindikator” och är placerad i toppen av Skogsstyrelsens värdepyramid för bedömning av skog med höga naturvärden. Allt tyder på att rynkskinn är mycket känslig för skogliga ingrepp och lokalerna, som oftast har höga biologiska kvaliteter, bör lämnas till fri utveckling. Rynkskinn är typisk art för </w:t>
       </w:r>
       <w:r>
         <w:rPr>
           <w:i/>
         </w:rPr>
-        <w:t xml:space="preserve">Skeletocutis brevispora </w:t>
-      </w:r>
-      <w:r>
-        <w:t>(VU)</w:t>
+        <w:t xml:space="preserve">9010 Taiga, 9050 Näringsrik granskog </w:t>
+      </w:r>
+      <w:r>
+        <w:t>och</w:t>
       </w:r>
       <w:r>
         <w:rPr>
           <w:i/>
         </w:rPr>
-        <w:t>, Skeletocutis delicata</w:t>
-      </w:r>
-      <w:r>
-        <w:t xml:space="preserve"> (VU)</w:t>
-      </w:r>
-      <w:r>
-        <w:rPr>
-          <w:i/>
-        </w:rPr>
-        <w:t xml:space="preserve"> och Skeletocutis exilis</w:t>
-      </w:r>
-      <w:r>
-        <w:t xml:space="preserve"> (NT). Ullticka är typisk art för </w:t>
-      </w:r>
-      <w:r>
-        <w:rPr>
-          <w:i/>
-        </w:rPr>
-        <w:t xml:space="preserve">9010 Taiga, 9050 Näringsrik granskog </w:t>
-      </w:r>
-      <w:r>
-        <w:t xml:space="preserve">och </w:t>
-      </w:r>
-      <w:r>
-        <w:rPr>
-          <w:i/>
-        </w:rPr>
-        <w:t>9030 Landhöjningsskog</w:t>
-      </w:r>
-      <w:r>
-        <w:t xml:space="preserve"> (SLU Artdatabanken, 2026; Nitare &amp; Skogsstyrelsen, 2019; Miettinen &amp; Niemelä, 2018).</w:t>
+        <w:t xml:space="preserve"> 9030 Landhöjningsskog</w:t>
+      </w:r>
+      <w:r>
+        <w:t xml:space="preserve"> (Nitare &amp; Skogsstyrelsen, 2019; SLU Artdatabanken, 2026).</w:t>
       </w:r>
     </w:p>
     <w:p>
@@ -646,55 +637,28 @@
         <w:rPr>
           <w:b/>
         </w:rPr>
-        <w:t>Violmussling (NT)</w:t>
-      </w:r>
-      <w:r>
-        <w:t xml:space="preserve"> växer på döda, oftast omkullfallna stammar av gran eller tall. De flesta fynden har gjorts i gammal, orörd skog och arten är en mycket god indikator på förekomst av lång skoglig kontinuitet. Platser som hyser stora bestånd av violmussling bör i första hand skyddas och undantas från skogsbruk. Flera sällsynta och mycket sällsynta tickor och skalbaggar är mer eller mindre starkt associerade med violtickor </w:t>
+        <w:t>Rödbrun blekspik (NT)</w:t>
+      </w:r>
+      <w:r>
+        <w:t xml:space="preserve"> växer i norra Sverige på bark och ved av björk och gran i skogar med hög och jämn luftfuktighet. I södra Sverige växer den främst på ek i öppna åldriga lövskogar. I norra delen av sitt utbredningsområde hotas arten av slutavverkningar av gamla granskogar. I den södra delen av landet hotas den genom de åldriga lövskogarnas tillbakagång och särskilt ekhagarnas igenväxning och genom plantering av sådan mark med barrskog. Rödbrun blekspik är typisk art för </w:t>
       </w:r>
       <w:r>
         <w:rPr>
           <w:i/>
         </w:rPr>
-        <w:t>Trichaptum spp.</w:t>
-      </w:r>
-      <w:r>
-        <w:t xml:space="preserve"> och död ved som först rötats av någon </w:t>
+        <w:t xml:space="preserve">9010 Taiga, 9020 Nordlig ädellövskog, 9070 Trädklädd betesmark, 9160 Näringsrik ekskog </w:t>
+      </w:r>
+      <w:r>
+        <w:t xml:space="preserve">och </w:t>
       </w:r>
       <w:r>
         <w:rPr>
           <w:i/>
         </w:rPr>
-        <w:t>Trichaptum-art</w:t>
-      </w:r>
-      <w:r>
-        <w:t>. Bland dessa kan nämnas gul mjukporing (CR), lämmelporing (CR), kilporing (VU), parasitporing (VU), gropig brunbagge (NT), gulbandad brunbagge</w:t>
-      </w:r>
-      <w:r>
-        <w:rPr>
-          <w:i/>
-        </w:rPr>
-        <w:t xml:space="preserve"> </w:t>
-      </w:r>
-      <w:r>
-        <w:t>(NT) och brunkantad brunbagge</w:t>
-      </w:r>
-      <w:r>
-        <w:rPr>
-          <w:i/>
-        </w:rPr>
-        <w:t xml:space="preserve"> </w:t>
-      </w:r>
-      <w:r>
-        <w:t xml:space="preserve">(DD). Violmussling är typisk art för </w:t>
-      </w:r>
-      <w:r>
-        <w:rPr>
-          <w:i/>
-        </w:rPr>
-        <w:t>9010 Taiga</w:t>
-      </w:r>
-      <w:r>
-        <w:t xml:space="preserve"> (SLU Artdatabanken, 2026; Nitare &amp; Skogsstyrelsen, 2019).</w:t>
+        <w:t>9180 Ädellövskog i branter</w:t>
+      </w:r>
+      <w:r>
+        <w:t xml:space="preserve"> och signalerar alltid höga naturvärden (SLU Artdatabanken, 2024; Nitare &amp; Skogsstyrelsen, 2019).</w:t>
       </w:r>
     </w:p>
     <w:p>
@@ -702,10 +666,46 @@
         <w:rPr>
           <w:b/>
         </w:rPr>
-        <w:t>Vitgrynig nållav (NT)</w:t>
-      </w:r>
-      <w:r>
-        <w:t xml:space="preserve"> växer nästan uteslutande på bark av gamla, senvuxna granar i skuggiga lägen med hög och jämn luftfuktighet. Den vanligaste naturtypen för arten är kontinuitetsskogar på frisk mark men den finns också i sumpgranskogar. På lång sikt utgör avverkningar av olikåldriga granskogar av naturskogskaraktär ett allvarligt hot mot arten och skogsbruksåtgärder på eller i närheten av växtplatserna bör undvikas. Naturskogsartade, fuktiga granskogar med förekomster av arten signalerar höga biologiska värden och bör bevaras (SLU Artdatabanken, 2024; Nitare &amp; Skogsstyrelsen, 2019).</w:t>
+        <w:t>Skrovellav (NT)</w:t>
+      </w:r>
+      <w:r>
+        <w:t xml:space="preserve"> växer på gamla lövträd och på klippor i gamla skogar med hög och jämn luftfuktighet. Slutavverkning av kontinuitetsskog utgör det största hotet och lavens fortsatta förekomst bör säkerställas genom att lokaler med äldre skog skyddas. I områden med mycket hög luftfuktighet kan man på bålen av skrovellav finna de sällsynta parasitsvamparna skrovellavsknapp (EN), </w:t>
+      </w:r>
+      <w:r>
+        <w:rPr>
+          <w:i/>
+        </w:rPr>
+        <w:t>Catillaria lobariicola</w:t>
+      </w:r>
+      <w:r>
+        <w:t xml:space="preserve"> (VU) och </w:t>
+      </w:r>
+      <w:r>
+        <w:rPr>
+          <w:i/>
+        </w:rPr>
+        <w:t>Merismatium lobariae</w:t>
+      </w:r>
+      <w:r>
+        <w:t xml:space="preserve"> (DD). Skrovellav är typisk art för </w:t>
+      </w:r>
+      <w:r>
+        <w:rPr>
+          <w:i/>
+        </w:rPr>
+        <w:t xml:space="preserve">9010 Taiga, 9020 Nordlig ädellövskog, 9040 Fjällbjörkskog, 9070 Trädklädd betesmark, 9160 Näringsrik ekskog, 9180 Ädellövskog i branter, 9190 Näringsfattig ekskog, 8210 Kalkbranter </w:t>
+      </w:r>
+      <w:r>
+        <w:t xml:space="preserve">och </w:t>
+      </w:r>
+      <w:r>
+        <w:rPr>
+          <w:i/>
+        </w:rPr>
+        <w:t>6530 Lövängar</w:t>
+      </w:r>
+      <w:r>
+        <w:t xml:space="preserve"> (SLU Artdatabanken, 2026; Nitare &amp; Skogsstyrelsen, 2019).</w:t>
       </w:r>
     </w:p>
     <w:p>
@@ -713,19 +713,19 @@
         <w:rPr>
           <w:b/>
         </w:rPr>
-        <w:t xml:space="preserve">Blodticka </w:t>
-      </w:r>
-      <w:r>
-        <w:t xml:space="preserve">är i norra Sverige främst knuten till grova granlågor i urskogsartad barrskog, men förekommer ibland även på klenare granar i anslutning till bäckar och sumpskogar. Den är en bra indikator på granskogar med höga naturvärden och oftast förekommer den tillsammans med ett stort antal ovanliga och rödlistade arter. I södra Sverige växer den framför allt på tall och har då ett lägre signalvärde. Blodticka är typisk art för </w:t>
+        <w:t>Talltagel (NT)</w:t>
+      </w:r>
+      <w:r>
+        <w:t xml:space="preserve"> är en boreal art som förekommer på tall i äldre, öppna tallskogar. Den påverkas negativt av brist på kontinuitetsskog och minskningstakten bedöms vara nära gränsvärdet för Sårbar (VU). Talltagel är typisk art för </w:t>
       </w:r>
       <w:r>
         <w:rPr>
           <w:i/>
         </w:rPr>
-        <w:t>9030 Landhöjningsskog</w:t>
-      </w:r>
-      <w:r>
-        <w:t xml:space="preserve"> (SLU Artdatabanken, 2025; Nitare &amp; Skogsstyrelsen, 2019).</w:t>
+        <w:t>9010 Taiga</w:t>
+      </w:r>
+      <w:r>
+        <w:t xml:space="preserve"> (SLU Artdatabanken, 2026).</w:t>
       </w:r>
     </w:p>
     <w:p>
@@ -733,28 +733,10 @@
         <w:rPr>
           <w:b/>
         </w:rPr>
-        <w:t>Spindelblomster (§8)</w:t>
-      </w:r>
-      <w:r>
-        <w:t xml:space="preserve"> växer i äldre mossrik granskog eller barrblandskog, men även i fjällbjörkskog. Arten indikerar långvarig trädkontinuitet och hög luftfuktighet och är mycket känslig för uttorkning och markskador. Spindelblomster har i många trakter minskat starkt under senare tid på grund av slutavverkningar och skogsmarksdikning. Spindelblomster är typisk art för </w:t>
-      </w:r>
-      <w:r>
-        <w:rPr>
-          <w:i/>
-        </w:rPr>
-        <w:t xml:space="preserve">9010 Taiga, 9050 Näringsrik granskog </w:t>
-      </w:r>
-      <w:r>
-        <w:t>och</w:t>
-      </w:r>
-      <w:r>
-        <w:rPr>
-          <w:i/>
-        </w:rPr>
-        <w:t xml:space="preserve"> 9040 Fjällbjörkskog</w:t>
-      </w:r>
-      <w:r>
-        <w:t xml:space="preserve"> (Nitare &amp; Skogsstyrelsen, 2019; SLU Artdatabanken, 2025).</w:t>
+        <w:t>Talltita (NT, §4)</w:t>
+      </w:r>
+      <w:r>
+        <w:t>, rödlistad som nära hotad och prioriterad art i Skogsvårdslagen, har häckningsrevir i anmälan. Arten har minskat kraftigt de senaste 30 åren och minskningstakten innevarande 10-årsperiod beräknas till 20 (10–30) %. Talltitan är synnerligen trogen sitt cirka 15 hektar stora revir och är beroende av flerskiktade olikåldriga skogar för att kunna föda upp sina ungar. Talltitan försvinner om dess livsmiljö kalavverkas (Eggers &amp; Low, 2014; Ekman, 1979; Griesser et al, 2007; Klein, 2020; Siffczyk et al, 2003; SLU Artdatabanken, 2021).</w:t>
       </w:r>
     </w:p>
     <w:p>
@@ -762,55 +744,28 @@
         <w:rPr>
           <w:b/>
         </w:rPr>
-        <w:t>Stuplav</w:t>
-      </w:r>
-      <w:r>
-        <w:t xml:space="preserve"> är en mycket bra signalart i hela sitt utbredningsområde och förekommer nästan enbart i skogsmiljöer med höga naturvärden. Den indikerar långvarig förekomst av gamla lövträd och miljöer med konstant hög luftfuktighet. I skogar med suboceaniskt klimat finns det en mycket sällsynt parasit, njurlavsknapp </w:t>
+        <w:t>Tretåig hackspett (NT, §4)</w:t>
+      </w:r>
+      <w:r>
+        <w:t xml:space="preserve"> är rödlistad som nära hotad och ingår i bilaga 1 i EU:s fågeldirektiv. Tretåig hackspett är för sin överlevnad beroende av kontinuerlig tillförsel av äldre döende och död ved, som sker genom naturliga självgallringsprocesser i äldre grannaturskogar och barrblandade naturskogar. Om en skog genom skogsbruk gallras eller glesas ur så upphör och uteblir i stort sett den naturliga självgallringsprocessen för mycket lång tid framöver vilket omöjliggör upprätthållandet av den kontinuerliga ekologiska funktionen i ett område. Det finns studier som visar att naturskogens självgallringsprocess som den tretåiga hackspetten är beroende av, inte kan ersättas med efterlämnad hänsyn i skogsbruket (Imbeau &amp; Desrochers, 2002). Storleken på häckningsreviret varierar med skogstypen, förekomsten av död ved och graden av fragmentering, men är i allmänhet i storleksordningen 25–100 hektar. Vintertid krävs ofta betydligt större områden och det finns studier som antyder att arten behöver minst 100 hektar äldre skog. I områden med låg bonitet kan det behövas över 200 hektar lämpligt habitat för att ett par ska kunna reproducera sig. Områden med dokumenterad permanent förekomst i naturskogsmiljöer har vanligen så stora naturvärden att skogsbruk är olämpligt. Tretåig hackspett är typisk art för </w:t>
       </w:r>
       <w:r>
         <w:rPr>
           <w:i/>
         </w:rPr>
-        <w:t>Pletocarpon nephromeum</w:t>
-      </w:r>
-      <w:r>
-        <w:t xml:space="preserve"> (EN), som växer på stuplav. Ytterligare tre sällsynta lavparasiter, </w:t>
+        <w:t xml:space="preserve">9010 Taiga, 9740 Skogsbevuxen myr, 9030 Landhöjningsskog </w:t>
+      </w:r>
+      <w:r>
+        <w:t xml:space="preserve">och </w:t>
       </w:r>
       <w:r>
         <w:rPr>
           <w:i/>
         </w:rPr>
-        <w:t>Protounguicularia nephromatis</w:t>
-      </w:r>
-      <w:r>
-        <w:t xml:space="preserve"> (VU), </w:t>
-      </w:r>
-      <w:r>
-        <w:rPr>
-          <w:i/>
-        </w:rPr>
-        <w:t>Refractohilum galligenum</w:t>
-      </w:r>
-      <w:r>
-        <w:t xml:space="preserve"> (NT) och </w:t>
-      </w:r>
-      <w:r>
-        <w:rPr>
-          <w:i/>
-        </w:rPr>
-        <w:t>Roselliniella nephromatis</w:t>
-      </w:r>
-      <w:r>
-        <w:t xml:space="preserve"> (DD), kan också påträffas på stuplav. Stuplav är typisk art för </w:t>
-      </w:r>
-      <w:r>
-        <w:rPr>
-          <w:i/>
-        </w:rPr>
-        <w:t>9010 Taiga</w:t>
-      </w:r>
-      <w:r>
-        <w:t xml:space="preserve"> (SLU Artdatabanken, 2026; Nitare &amp; Skogsstyrelsen, 2019).</w:t>
+        <w:t>9040 Fjällbjörkskog</w:t>
+      </w:r>
+      <w:r>
+        <w:t xml:space="preserve"> (Skogsstyrelsen, 2016; SLU Artdatabanken, 2024).</w:t>
       </w:r>
     </w:p>
     <w:p>
@@ -818,16 +773,43 @@
         <w:rPr>
           <w:b/>
         </w:rPr>
-        <w:t xml:space="preserve">Trådticka </w:t>
-      </w:r>
-      <w:r>
-        <w:t xml:space="preserve">är knuten till grova granar i rikare ofta fuktiga miljöer. Den återfinns på både levande och döda träd samt stubbar och nyligen fallna träd. Karaktärsart för äldre fuktiga granskogsbiotoper, och i stor mängd är den en bra signalart för miljöer med andra rödlistade arter. Trådticka är typisk art för </w:t>
+        <w:t>Ullticka (NT)</w:t>
+      </w:r>
+      <w:r>
+        <w:t xml:space="preserve"> är knuten till restbestånd av barrnaturskog och förekommer med ett tydligt optimum i orörda eller måttligt påverkade gamla granskogar där det föreligger viss kontinuitet av grov död ved. Ullticka är en bra signalart inom hela sitt utbredningsområde och i södra Sverige är den sällsynt och en god signalart för skyddsvärda granskogsmiljöer. Den hotas av avverkning och fragmentering av naturskog och äldre granskog med lång trädkontinuitet. På ullticka kan ibland ulltickeporing (VU) påträffas - det är en sällsynt ticka som nyligen delats upp i de tre olika arterna ulltickeporing </w:t>
       </w:r>
       <w:r>
         <w:rPr>
           <w:i/>
         </w:rPr>
-        <w:t xml:space="preserve">9010 Taiga </w:t>
+        <w:t xml:space="preserve">Skeletocutis brevispora </w:t>
+      </w:r>
+      <w:r>
+        <w:t>(VU)</w:t>
+      </w:r>
+      <w:r>
+        <w:rPr>
+          <w:i/>
+        </w:rPr>
+        <w:t>, Skeletocutis delicata</w:t>
+      </w:r>
+      <w:r>
+        <w:t xml:space="preserve"> (VU)</w:t>
+      </w:r>
+      <w:r>
+        <w:rPr>
+          <w:i/>
+        </w:rPr>
+        <w:t xml:space="preserve"> och Skeletocutis exilis</w:t>
+      </w:r>
+      <w:r>
+        <w:t xml:space="preserve"> (NT). Ullticka är typisk art för </w:t>
+      </w:r>
+      <w:r>
+        <w:rPr>
+          <w:i/>
+        </w:rPr>
+        <w:t xml:space="preserve">9010 Taiga, 9050 Näringsrik granskog </w:t>
       </w:r>
       <w:r>
         <w:t xml:space="preserve">och </w:t>
@@ -836,10 +818,10 @@
         <w:rPr>
           <w:i/>
         </w:rPr>
-        <w:t xml:space="preserve">9050 Näringsrik granskog </w:t>
-      </w:r>
-      <w:r>
-        <w:t>(SLU Artdatabanken, 2025).</w:t>
+        <w:t>9030 Landhöjningsskog</w:t>
+      </w:r>
+      <w:r>
+        <w:t xml:space="preserve"> (SLU Artdatabanken, 2026; Nitare &amp; Skogsstyrelsen, 2019; Miettinen &amp; Niemelä, 2018).</w:t>
       </w:r>
     </w:p>
     <w:p>
@@ -847,6 +829,354 @@
         <w:rPr>
           <w:b/>
         </w:rPr>
+        <w:t>Violettgrå tagellav (NT)</w:t>
+      </w:r>
+      <w:r>
+        <w:t xml:space="preserve"> växer nästan uteslutande i gamla olikåldriga barrnaturskogar med lång skoglig kontinuitet och är en utmärkt signal på skog med höga naturvärden. Slutavverkning av tidigare aldrig slutavverkad skog (kontinuitetsskog) är det största hotet. Biotopen nyskapas i begränsad omfattning och barrskog äldre än 160 år, där den violettgrå tagellaven huvudsakligen påträffas har minskat med 50% de senaste 50 åren. Lågproduktiv skogsmark där laven förekommer bör undantas från skogsbruk och rika förekomster i äldre granskog bör skyddas. Arten är känslig för uttorkning och det är väsentligt att tillräckligt stora bestånd avsätts. Violettgrå tagellav är typisk art för </w:t>
+      </w:r>
+      <w:r>
+        <w:rPr>
+          <w:i/>
+        </w:rPr>
+        <w:t>9010 Taiga</w:t>
+      </w:r>
+      <w:r>
+        <w:t xml:space="preserve"> (SLU Artdatabanken, 2024; Nitare &amp; Skogsstyrelsen, 2019).</w:t>
+      </w:r>
+    </w:p>
+    <w:p>
+      <w:r>
+        <w:rPr>
+          <w:b/>
+        </w:rPr>
+        <w:t>Violmussling (NT)</w:t>
+      </w:r>
+      <w:r>
+        <w:t xml:space="preserve"> växer på döda, oftast omkullfallna stammar av gran eller tall. De flesta fynden har gjorts i gammal, orörd skog och arten är en mycket god indikator på förekomst av lång skoglig kontinuitet. Platser som hyser stora bestånd av violmussling bör i första hand skyddas och undantas från skogsbruk. Flera sällsynta och mycket sällsynta tickor och skalbaggar är mer eller mindre starkt associerade med violtickor </w:t>
+      </w:r>
+      <w:r>
+        <w:rPr>
+          <w:i/>
+        </w:rPr>
+        <w:t>Trichaptum spp.</w:t>
+      </w:r>
+      <w:r>
+        <w:t xml:space="preserve"> och död ved som först rötats av någon </w:t>
+      </w:r>
+      <w:r>
+        <w:rPr>
+          <w:i/>
+        </w:rPr>
+        <w:t>Trichaptum-art</w:t>
+      </w:r>
+      <w:r>
+        <w:t>. Bland dessa kan nämnas gul mjukporing (CR), lämmelporing (CR), kilporing (VU), parasitporing (VU), gropig brunbagge (NT), gulbandad brunbagge</w:t>
+      </w:r>
+      <w:r>
+        <w:rPr>
+          <w:i/>
+        </w:rPr>
+        <w:t xml:space="preserve"> </w:t>
+      </w:r>
+      <w:r>
+        <w:t>(NT) och brunkantad brunbagge</w:t>
+      </w:r>
+      <w:r>
+        <w:rPr>
+          <w:i/>
+        </w:rPr>
+        <w:t xml:space="preserve"> </w:t>
+      </w:r>
+      <w:r>
+        <w:t xml:space="preserve">(DD). Violmussling är typisk art för </w:t>
+      </w:r>
+      <w:r>
+        <w:rPr>
+          <w:i/>
+        </w:rPr>
+        <w:t>9010 Taiga</w:t>
+      </w:r>
+      <w:r>
+        <w:t xml:space="preserve"> (SLU Artdatabanken, 2026; Nitare &amp; Skogsstyrelsen, 2019).</w:t>
+      </w:r>
+    </w:p>
+    <w:p>
+      <w:r>
+        <w:rPr>
+          <w:b/>
+        </w:rPr>
+        <w:t>Vitgrynig nållav (NT)</w:t>
+      </w:r>
+      <w:r>
+        <w:t xml:space="preserve"> växer nästan uteslutande på bark av gamla, senvuxna granar i skuggiga lägen med hög och jämn luftfuktighet. Den vanligaste naturtypen för arten är kontinuitetsskogar på frisk mark men den finns också i sumpgranskogar. På lång sikt utgör avverkningar av olikåldriga granskogar av naturskogskaraktär ett allvarligt hot mot arten och skogsbruksåtgärder på eller i närheten av växtplatserna bör undvikas. Naturskogsartade, fuktiga granskogar med förekomster av arten signalerar höga biologiska värden och bör bevaras (SLU Artdatabanken, 2024; Nitare &amp; Skogsstyrelsen, 2019).</w:t>
+      </w:r>
+    </w:p>
+    <w:p>
+      <w:r>
+        <w:rPr>
+          <w:b/>
+        </w:rPr>
+        <w:t xml:space="preserve">Blodticka </w:t>
+      </w:r>
+      <w:r>
+        <w:t xml:space="preserve">är i norra Sverige främst knuten till grova granlågor i urskogsartad barrskog, men förekommer ibland även på klenare granar i anslutning till bäckar och sumpskogar. Den är en bra indikator på granskogar med höga naturvärden och oftast förekommer den tillsammans med ett stort antal ovanliga och rödlistade arter. I södra Sverige växer den framför allt på tall och har då ett lägre signalvärde. Blodticka är typisk art för </w:t>
+      </w:r>
+      <w:r>
+        <w:rPr>
+          <w:i/>
+        </w:rPr>
+        <w:t>9030 Landhöjningsskog</w:t>
+      </w:r>
+      <w:r>
+        <w:t xml:space="preserve"> (SLU Artdatabanken, 2025; Nitare &amp; Skogsstyrelsen, 2019).</w:t>
+      </w:r>
+    </w:p>
+    <w:p>
+      <w:r>
+        <w:rPr>
+          <w:b/>
+        </w:rPr>
+        <w:t>Finbräken</w:t>
+      </w:r>
+      <w:r>
+        <w:t xml:space="preserve"> växer på kalkrika marker i frisk eller fuktig mulljord. Den kräver konstant hög luftfuktighet och är mycket känslig för skogsbruksåtgärder. Arten är placerad högst upp i Skogsstyrelsens värdepyramid för bedömning av skog med höga naturvärden och utgör en karaktärsart för de mest skyddsvärda kalkgranskogarna med långvarig ekologisk kontinuitet och högt skyddsvärde. Finbräken är typisk art för </w:t>
+      </w:r>
+      <w:r>
+        <w:rPr>
+          <w:i/>
+        </w:rPr>
+        <w:t xml:space="preserve">9050 Näringsrik granskog </w:t>
+      </w:r>
+      <w:r>
+        <w:t xml:space="preserve">och </w:t>
+      </w:r>
+      <w:r>
+        <w:rPr>
+          <w:i/>
+        </w:rPr>
+        <w:t xml:space="preserve">9040 Fjällbjörkskog </w:t>
+      </w:r>
+      <w:r>
+        <w:t>(SLU Artdatabanken, 2024; Nitare &amp; Skogsstyrelsen, 2019).</w:t>
+      </w:r>
+    </w:p>
+    <w:p>
+      <w:r>
+        <w:rPr>
+          <w:b/>
+        </w:rPr>
+        <w:t xml:space="preserve">Grönkulla (§8) </w:t>
+      </w:r>
+      <w:r>
+        <w:t xml:space="preserve">är typisk art för </w:t>
+      </w:r>
+      <w:r>
+        <w:rPr>
+          <w:i/>
+        </w:rPr>
+        <w:t xml:space="preserve">9040 Fjällbjörkskog, 9070 Trädklädd betesmark, 6170 Alpina kalkgräsmarker, 6520 Höglänta slåtterängar </w:t>
+      </w:r>
+      <w:r>
+        <w:t>och</w:t>
+      </w:r>
+      <w:r>
+        <w:rPr>
+          <w:i/>
+        </w:rPr>
+        <w:t xml:space="preserve"> 6210 Kalkgräsmarker </w:t>
+      </w:r>
+      <w:r>
+        <w:t>(SLU Artdatabanken, 2025).</w:t>
+      </w:r>
+    </w:p>
+    <w:p>
+      <w:r>
+        <w:rPr>
+          <w:b/>
+        </w:rPr>
+        <w:t>Korallrot (§8)</w:t>
+      </w:r>
+      <w:r>
+        <w:t xml:space="preserve"> växer i sumpskogar och annan fuktig eller växelfuktig skogsmark, exempelvis i alkärr och kärrkanter, fuktiga bäckdalar, raviner, myrlaggar, sumpiga strandskogar samt i fuktiga lundar. Den visar på mer eller mindre stabila förhållanden och intakt hydrologi och är känslig för avverkning, körskador, skogsgödsling och dikning. Korallrot är typisk art för </w:t>
+      </w:r>
+      <w:r>
+        <w:rPr>
+          <w:i/>
+        </w:rPr>
+        <w:t>9080 Lövsumpskog</w:t>
+      </w:r>
+      <w:r>
+        <w:t xml:space="preserve"> och fridlyst enligt 8 § artskyddsförordningen (SLU Artdatabanken, 2024; Nitare &amp; Skogsstyrelsen, 2019).</w:t>
+      </w:r>
+    </w:p>
+    <w:p>
+      <w:r>
+        <w:rPr>
+          <w:b/>
+        </w:rPr>
+        <w:t xml:space="preserve">Skinnlav </w:t>
+      </w:r>
+      <w:r>
+        <w:t xml:space="preserve">förekommer på diverse lövträd, främst på gammal asp och sälg. Den påträffas främst i områden med lång kontinuitet av grova lövträd och signalerar skogsmark med höga naturvärden. På lokalerna förekommer som regel ett flertal andra ovanliga eller rödlistade lavar. I likhet med gelélavarna, etablerar sig skinnlaven i skogsmark på grova aspar i sena lövsuccessioner. Skinnlav är typisk art för </w:t>
+      </w:r>
+      <w:r>
+        <w:rPr>
+          <w:i/>
+        </w:rPr>
+        <w:t xml:space="preserve">9010 Taiga, 9020 Nordlig ädellövskog </w:t>
+      </w:r>
+      <w:r>
+        <w:t xml:space="preserve">och </w:t>
+      </w:r>
+      <w:r>
+        <w:rPr>
+          <w:i/>
+        </w:rPr>
+        <w:t xml:space="preserve">9070 Trädklädd betesmark </w:t>
+      </w:r>
+      <w:r>
+        <w:t>(Nitare &amp; Skogsstyrelsen, 2019; SLU Artdatabanken, 2025).</w:t>
+      </w:r>
+    </w:p>
+    <w:p>
+      <w:r>
+        <w:rPr>
+          <w:b/>
+        </w:rPr>
+        <w:t>Spindelblomster (§8)</w:t>
+      </w:r>
+      <w:r>
+        <w:t xml:space="preserve"> växer i äldre mossrik granskog eller barrblandskog, men även i fjällbjörkskog. Arten indikerar långvarig trädkontinuitet och hög luftfuktighet och är mycket känslig för uttorkning och markskador. Spindelblomster har i många trakter minskat starkt under senare tid på grund av slutavverkningar och skogsmarksdikning. Spindelblomster är typisk art för </w:t>
+      </w:r>
+      <w:r>
+        <w:rPr>
+          <w:i/>
+        </w:rPr>
+        <w:t xml:space="preserve">9010 Taiga, 9050 Näringsrik granskog </w:t>
+      </w:r>
+      <w:r>
+        <w:t>och</w:t>
+      </w:r>
+      <w:r>
+        <w:rPr>
+          <w:i/>
+        </w:rPr>
+        <w:t xml:space="preserve"> 9040 Fjällbjörkskog</w:t>
+      </w:r>
+      <w:r>
+        <w:t xml:space="preserve"> (Nitare &amp; Skogsstyrelsen, 2019; SLU Artdatabanken, 2025).</w:t>
+      </w:r>
+    </w:p>
+    <w:p>
+      <w:r>
+        <w:rPr>
+          <w:b/>
+        </w:rPr>
+        <w:t>Stuplav</w:t>
+      </w:r>
+      <w:r>
+        <w:t xml:space="preserve"> är en mycket bra signalart i hela sitt utbredningsområde och förekommer nästan enbart i skogsmiljöer med höga naturvärden. Den indikerar långvarig förekomst av gamla lövträd och miljöer med konstant hög luftfuktighet. I skogar med suboceaniskt klimat finns det en mycket sällsynt parasit, njurlavsknapp </w:t>
+      </w:r>
+      <w:r>
+        <w:rPr>
+          <w:i/>
+        </w:rPr>
+        <w:t>Pletocarpon nephromeum</w:t>
+      </w:r>
+      <w:r>
+        <w:t xml:space="preserve"> (EN), som växer på stuplav. Ytterligare tre sällsynta lavparasiter, </w:t>
+      </w:r>
+      <w:r>
+        <w:rPr>
+          <w:i/>
+        </w:rPr>
+        <w:t>Protounguicularia nephromatis</w:t>
+      </w:r>
+      <w:r>
+        <w:t xml:space="preserve"> (VU), </w:t>
+      </w:r>
+      <w:r>
+        <w:rPr>
+          <w:i/>
+        </w:rPr>
+        <w:t>Refractohilum galligenum</w:t>
+      </w:r>
+      <w:r>
+        <w:t xml:space="preserve"> (NT) och </w:t>
+      </w:r>
+      <w:r>
+        <w:rPr>
+          <w:i/>
+        </w:rPr>
+        <w:t>Roselliniella nephromatis</w:t>
+      </w:r>
+      <w:r>
+        <w:t xml:space="preserve"> (DD), kan också påträffas på stuplav. Stuplav är typisk art för </w:t>
+      </w:r>
+      <w:r>
+        <w:rPr>
+          <w:i/>
+        </w:rPr>
+        <w:t>9010 Taiga</w:t>
+      </w:r>
+      <w:r>
+        <w:t xml:space="preserve"> (SLU Artdatabanken, 2026; Nitare &amp; Skogsstyrelsen, 2019).</w:t>
+      </w:r>
+    </w:p>
+    <w:p>
+      <w:r>
+        <w:rPr>
+          <w:b/>
+        </w:rPr>
+        <w:t>Tibast</w:t>
+      </w:r>
+      <w:r>
+        <w:t xml:space="preserve"> är en kalkgynnad buske som växer på mullrik, frisk eller svagt fuktig mark, exempelvis i gamla kalkgranskogar, lövträdslundar, varma källpåverkade sluttningar och exklusiva biotoper kopplade till vattendrag. Förekomster i gammal skog visar på höga naturvärden och bör alltid noteras i samband med naturvärdesinventeringar. Tibast är typisk art för </w:t>
+      </w:r>
+      <w:r>
+        <w:rPr>
+          <w:i/>
+        </w:rPr>
+        <w:t>9050 Näringsrik granskog</w:t>
+      </w:r>
+      <w:r>
+        <w:t xml:space="preserve"> och värdväxt för de två fjärilsarterna större tibastmal och brun tibastmal (CR) (SLU Artdatabanken, 2024; Nitare &amp; Skogsstyrelsen, 2019).</w:t>
+      </w:r>
+    </w:p>
+    <w:p>
+      <w:r>
+        <w:rPr>
+          <w:b/>
+        </w:rPr>
+        <w:t xml:space="preserve">Trådticka </w:t>
+      </w:r>
+      <w:r>
+        <w:t xml:space="preserve">är knuten till grova granar i rikare ofta fuktiga miljöer. Den återfinns på både levande och döda träd samt stubbar och nyligen fallna träd. Karaktärsart för äldre fuktiga granskogsbiotoper, och i stor mängd är den en bra signalart för miljöer med andra rödlistade arter. Trådticka är typisk art för </w:t>
+      </w:r>
+      <w:r>
+        <w:rPr>
+          <w:i/>
+        </w:rPr>
+        <w:t xml:space="preserve">9010 Taiga </w:t>
+      </w:r>
+      <w:r>
+        <w:t xml:space="preserve">och </w:t>
+      </w:r>
+      <w:r>
+        <w:rPr>
+          <w:i/>
+        </w:rPr>
+        <w:t xml:space="preserve">9050 Näringsrik granskog </w:t>
+      </w:r>
+      <w:r>
+        <w:t>(SLU Artdatabanken, 2025).</w:t>
+      </w:r>
+    </w:p>
+    <w:p>
+      <w:r>
+        <w:rPr>
+          <w:b/>
+        </w:rPr>
         <w:t xml:space="preserve">Ögonpyrola </w:t>
       </w:r>
       <w:r>
@@ -869,6 +1199,113 @@
       </w:r>
       <w:r>
         <w:t xml:space="preserve"> (Nitare &amp; Skogsstyrelsen, 2019; SLU Artdatabanken, 2024).</w:t>
+      </w:r>
+    </w:p>
+    <w:p>
+      <w:r>
+        <w:rPr>
+          <w:b/>
+        </w:rPr>
+        <w:t xml:space="preserve">Hultbräken </w:t>
+      </w:r>
+      <w:r>
+        <w:t xml:space="preserve">är typisk art för </w:t>
+      </w:r>
+      <w:r>
+        <w:rPr>
+          <w:i/>
+        </w:rPr>
+        <w:t xml:space="preserve">9050 Näringsrik granskog </w:t>
+      </w:r>
+      <w:r>
+        <w:t>(SLU Artdatabanken, 2025).</w:t>
+      </w:r>
+    </w:p>
+    <w:p>
+      <w:r>
+        <w:rPr>
+          <w:b/>
+        </w:rPr>
+        <w:t>Humleblomster</w:t>
+      </w:r>
+      <w:r>
+        <w:t xml:space="preserve"> är typisk art för </w:t>
+      </w:r>
+      <w:r>
+        <w:rPr>
+          <w:i/>
+        </w:rPr>
+        <w:t xml:space="preserve">9040 Fjällbjörkskog </w:t>
+      </w:r>
+      <w:r>
+        <w:t>(SLU Artdatabanken, 2025).</w:t>
+      </w:r>
+    </w:p>
+    <w:p>
+      <w:r>
+        <w:rPr>
+          <w:b/>
+        </w:rPr>
+        <w:t>Kransmossa</w:t>
+      </w:r>
+      <w:r>
+        <w:t xml:space="preserve"> är typisk art för </w:t>
+      </w:r>
+      <w:r>
+        <w:rPr>
+          <w:i/>
+        </w:rPr>
+        <w:t xml:space="preserve">9050 Näringsrik granskog </w:t>
+      </w:r>
+      <w:r>
+        <w:t xml:space="preserve">och </w:t>
+      </w:r>
+      <w:r>
+        <w:rPr>
+          <w:i/>
+        </w:rPr>
+        <w:t xml:space="preserve">6170 Alpina kalkgräsmarker </w:t>
+      </w:r>
+      <w:r>
+        <w:t>(SLU Artdatabanken, 2025).</w:t>
+      </w:r>
+    </w:p>
+    <w:p>
+      <w:r>
+        <w:rPr>
+          <w:b/>
+        </w:rPr>
+        <w:t>Nordisk stormhatt</w:t>
+      </w:r>
+      <w:r>
+        <w:t xml:space="preserve"> är typisk art för </w:t>
+      </w:r>
+      <w:r>
+        <w:rPr>
+          <w:i/>
+        </w:rPr>
+        <w:t xml:space="preserve">9050 Näringsrik granskog, 9040 Fjällbjörkskog </w:t>
+      </w:r>
+      <w:r>
+        <w:t xml:space="preserve">och </w:t>
+      </w:r>
+      <w:r>
+        <w:rPr>
+          <w:i/>
+        </w:rPr>
+        <w:t>6430 Högörtängar</w:t>
+      </w:r>
+      <w:r>
+        <w:t>. Stormhattsrotvecklare (NT) samt stormhattshumla, som är rödlistad som nära hotad (NT) på den europeiska rödlistan, är knuten till nordisk stormhatt</w:t>
+      </w:r>
+      <w:r>
+        <w:rPr>
+          <w:i/>
+        </w:rPr>
+        <w:t xml:space="preserve"> </w:t>
+      </w:r>
+      <w:r>
+        <w:t>(SLU Artdatabanken, 2026; IUCN, 2025).</w:t>
       </w:r>
     </w:p>
     <w:p>
@@ -1014,7 +1451,7 @@
         <w:rPr>
           <w:i/>
         </w:rPr>
-        <w:t>I det aktuella skogsområdet har 23 rödlistade arter och signalarter påträffats. Detta ska jämföras med Skogsstyrelsens uppföljning 2017 av nyckelbiotoper som visade att man i genomsnitt hittar 20,6 olika rödlistade arter och signalarter i en nyckelbiotop (Wijk, S. 2017. Biologisk mångfald i nyckelbiotoper – Resultat från inventeringen “Uppföljning biologisk mångfald” 2009–2015. Rapport 4/2017 Skogsstyrelsen, Jönköping).</w:t>
+        <w:t>I det aktuella skogsområdet har 35 rödlistade arter och signalarter påträffats. Detta ska jämföras med Skogsstyrelsens uppföljning 2017 av nyckelbiotoper som visade att man i genomsnitt hittar 20,6 olika rödlistade arter och signalarter i en nyckelbiotop (Wijk, S. 2017. Biologisk mångfald i nyckelbiotoper – Resultat från inventeringen “Uppföljning biologisk mångfald” 2009–2015. Rapport 4/2017 Skogsstyrelsen, Jönköping).</w:t>
       </w:r>
     </w:p>
     <w:p>
@@ -1043,7 +1480,7 @@
         <w:rPr>
           <w:i/>
         </w:rPr>
-        <w:t>I det aktuella skogsområdet har 26 naturvårdsarter varav 18 rödlistade arter sina livsmiljöer och växtplatser.</w:t>
+        <w:t>I det aktuella skogsområdet har 42 naturvårdsarter varav 25 rödlistade arter sina livsmiljöer och växtplatser.</w:t>
       </w:r>
     </w:p>
     <w:p>
@@ -1240,7 +1677,108 @@
         <w:pStyle w:val="Title"/>
       </w:pPr>
       <w:r>
-        <w:t>BILAGA 1 – Fridlysta arter</w:t>
+        <w:t>BILAGA 1 –</w:t>
+        <w:br/>
+        <w:t>Fridlysta och rödlistade arter</w:t>
+      </w:r>
+    </w:p>
+    <w:p>
+      <w:pPr>
+        <w:pStyle w:val="Heading1"/>
+      </w:pPr>
+      <w:r>
+        <w:t>Lunglav – ekologi samt krav på livsmiljön</w:t>
+      </w:r>
+    </w:p>
+    <w:p>
+      <w:r>
+        <w:t xml:space="preserve">Lunglav (NT) är en av vårt lands främsta signalarter som överallt indikerar gamla lövträd, skogsbestånd med höga naturvärden och ekosystem med lång skoglig kontinuitet. Lokalt kan förekomsten vara mycket riklig men den hittas nästan enbart i gamla och ej slutavverkade skogar. Artens samtliga förekomster bör uppmärksammas från naturvårdssynpunkt, då många lokaler även hyser andra ovanliga och rödlistade arter, däribland de sällsynta lavparasiterna lunglavshårprick (CR), </w:t>
+      </w:r>
+      <w:r>
+        <w:rPr>
+          <w:i/>
+        </w:rPr>
+        <w:t>Abrothallus diederichii</w:t>
+      </w:r>
+      <w:r>
+        <w:t xml:space="preserve"> (VU), </w:t>
+      </w:r>
+      <w:r>
+        <w:rPr>
+          <w:i/>
+        </w:rPr>
+        <w:t>Abrothallus lobariae</w:t>
+      </w:r>
+      <w:r>
+        <w:t xml:space="preserve"> (VU), </w:t>
+      </w:r>
+      <w:r>
+        <w:rPr>
+          <w:i/>
+        </w:rPr>
+        <w:t>Calycina lobariae</w:t>
+      </w:r>
+      <w:r>
+        <w:t xml:space="preserve"> (VU), lunglavsknapp (VU) och skrovelmössing (VU), som växer på lunglav. Rikliga förekomster med lunglav bör skyddas med biotopskydd, frivilliga avsättningar eller reservat (SLU Artdatabanken, 2026; Nitare &amp; Skogsstyrelsen, 2019).</w:t>
+      </w:r>
+    </w:p>
+    <w:p>
+      <w:r>
+        <w:t xml:space="preserve">Lunglav är typisk art för </w:t>
+      </w:r>
+      <w:r>
+        <w:rPr>
+          <w:i/>
+        </w:rPr>
+        <w:t>9010 Taiga, 9020 Nordlig ädellövskog, 9110 Näringsfattig bokskog, 9130 Näringsrik bokskog, 9160 Näringsrik ekskog, 9180 Ädellövskog i branter, 9190 Näringsfattig ekskog, 9070 Trädklädd betesmark, 9040 Fjällbjörkskog</w:t>
+      </w:r>
+      <w:r>
+        <w:t xml:space="preserve"> och</w:t>
+      </w:r>
+      <w:r>
+        <w:rPr>
+          <w:i/>
+        </w:rPr>
+        <w:t xml:space="preserve"> 6530 Lövängar</w:t>
+      </w:r>
+      <w:r>
+        <w:t xml:space="preserve"> (SLU Artdatabanken, 2026).</w:t>
+      </w:r>
+    </w:p>
+    <w:p>
+      <w:pPr>
+        <w:pStyle w:val="Heading2"/>
+      </w:pPr>
+      <w:r>
+        <w:t>Referenser – lunglav</w:t>
+      </w:r>
+    </w:p>
+    <w:p>
+      <w:r>
+        <w:t xml:space="preserve">Nitare, J. och Skogsstyrelsen, 2019. </w:t>
+      </w:r>
+      <w:r>
+        <w:rPr>
+          <w:i/>
+        </w:rPr>
+        <w:t xml:space="preserve">Skyddsvärd skog – Naturvårdsarter och andra kriterier för naturvärdesbedömning. </w:t>
+      </w:r>
+      <w:r>
+        <w:t>Skogsstyrelsen.</w:t>
+      </w:r>
+    </w:p>
+    <w:p>
+      <w:r>
+        <w:t xml:space="preserve">SLU Artdatabanken, 2026. </w:t>
+      </w:r>
+      <w:r>
+        <w:rPr>
+          <w:i/>
+        </w:rPr>
+        <w:t xml:space="preserve">Artfaktablad. Naturvård – artfakta. </w:t>
+      </w:r>
+      <w:r>
+        <w:t>SLU Artdatabanken, Uppsala.</w:t>
       </w:r>
     </w:p>
     <w:p>

--- a/klagomål/Muorkenåive-Ássjátj S FSC-klagomål.docx
+++ b/klagomål/Muorkenåive-Ássjátj S FSC-klagomål.docx
@@ -178,7 +178,7 @@
       <w:r>
         <w:drawing>
           <wp:inline xmlns:a="http://schemas.openxmlformats.org/drawingml/2006/main" xmlns:pic="http://schemas.openxmlformats.org/drawingml/2006/picture">
-            <wp:extent cx="5486400" cy="5148920"/>
+            <wp:extent cx="5486400" cy="5394176"/>
             <wp:docPr id="1" name="Picture 1"/>
             <wp:cNvGraphicFramePr>
               <a:graphicFrameLocks noChangeAspect="1"/>
@@ -199,7 +199,7 @@
                   <pic:spPr>
                     <a:xfrm>
                       <a:off x="0" y="0"/>
-                      <a:ext cx="5486400" cy="5148920"/>
+                      <a:ext cx="5486400" cy="5394176"/>
                     </a:xfrm>
                     <a:prstGeom prst="rect"/>
                   </pic:spPr>
@@ -221,7 +221,7 @@
     </w:p>
     <w:p>
       <w:r>
-        <w:t>I och inom 23 meter från området finns fynd av 42 naturvårdsarter, varav 25 är rödlistade, 7 är fridlysta, 33 är typiska (T) och 10 är signalarter (S): isabellporing (EN), bågknotterskinn (VU), garnlav (VU, T), grantickeporing (VU), gränsticka (VU, T), ostticka (VU, T), tajgaskinn (VU), vitskaftad svartspik (VU, T), gammelgransskål (NT, T), harticka (NT, T), knottrig blåslav (NT, T), koralltaggsvamp (NT, T), kötticka (NT), lunglav (NT, T), rosenticka (NT, T), rynkskinn (NT, T), rödbrun blekspik (NT, T), skrovellav (NT, T), talltagel (NT, T), talltita (NT, §4), tretåig hackspett (NT, T, §4), ullticka (NT, T), violettgrå tagellav (NT, T), violmussling (NT, T), vitgrynig nållav (NT), blodticka (S, T), finbräken (S, T), grönkulla (S, T, §8), korallrot (S, T, §8), skinnlav (S, T), spindelblomster (S, T, §8), stuplav (S, T), tibast (S, T), trådticka (S, T), ögonpyrola (S, T), hultbräken (T), humleblomster (T), kransmossa (T), nordisk stormhatt (T), torta (T), fläcknycklar (§8) och revlummer (§9). Se Figur 1.</w:t>
+        <w:t>I och inom 23 meter från området finns fynd av 48 naturvårdsarter, varav 28 är rödlistade, 7 är fridlysta, 38 är typiska (T) och 12 är signalarter (S): isabellporing (EN), bågknotterskinn (VU), garnlav (VU, T), grantickeporing (VU), gräddporing (VU, T), gränsticka (VU, T), ostticka (VU, T), tajgaskinn (VU), vitskaftad svartspik (VU, T), brunpudrad nållav (NT, T), gammelgransskål (NT, T), harticka (NT, T), knottrig blåslav (NT, T), koralltaggsvamp (NT, T), kötticka (NT), lunglav (NT, T), rosenticka (NT, T), rynkskinn (NT, T), rödbrun blekspik (NT, T), skrovellav (NT, T), talltagel (NT, T), talltita (NT, §4), tretåig hackspett (NT, T, §4), ullticka (NT, T), vedflamlav (NT), violettgrå tagellav (NT, T), violmussling (NT, T), vitgrynig nållav (NT), blodticka (S, T), finbräken (S, T), grönkulla (S, T, §8), korallrot (S, T, §8), norrlandslav (S, T), skinnlav (S, T), spindelblomster (S, T, §8), stuplav (S, T), tibast (S, T), trådticka (S, T), vedticka (S, T), ögonpyrola (S, T), ekbräken (T), hultbräken (T), humleblomster (T), kransmossa (T), nordisk stormhatt (T), torta (T), fläcknycklar (§8) och revlummer (§9). Se Figur 1.</w:t>
       </w:r>
     </w:p>
     <w:p>
@@ -314,10 +314,10 @@
         <w:rPr>
           <w:b/>
         </w:rPr>
-        <w:t>Gränsticka (VU)</w:t>
-      </w:r>
-      <w:r>
-        <w:t xml:space="preserve"> är en mycket bra signalart inom hela sitt utbredningsområde. Den är huvudsakligen knuten till restbestånd av barrnaturskog och förekommer med ett tydligt optimum i orörda eller måttligt påverkade gamla granskogar där det föreligger långvarig kontinuitet av grov död ved. Den totala populationen bedöms ha minskat och fortsätter att minska i takt med att grankontinuitetsskogar (äldre tidigare icke kalavverkade skogar) minskar i areal. Minskningstakten överstiger gränsvärdet för sårbar (VU). Lokaler som hyser arten bör undantas från skogsbruk, speciellt i mellersta och södra Sverige. Gränsticka är typisk art för </w:t>
+        <w:t>Gräddporing (VU)</w:t>
+      </w:r>
+      <w:r>
+        <w:t xml:space="preserve"> växer nästan enbart i urskogsartad barrskog på gamla, kraftigt murkna, grova och mossbelupna tallågor i något fuktiga och skuggiga lägen. Arten är placerad högst upp i Skogsstyrelsens värdepyramid för bedömning av skog med höga naturvärden och indikerar gamla och relativt orörda tallnaturskogar med höga naturvärden där det under låg tid kontinuerligt funnits inslag av grova tallågor. För att på sikt hejda artens vikande trend behöver merparten av gräddporingens nu kända växtplatser undantas från skogsbruk. Gräddporing är typisk art för </w:t>
       </w:r>
       <w:r>
         <w:rPr>
@@ -326,7 +326,7 @@
         <w:t>9010 Taiga</w:t>
       </w:r>
       <w:r>
-        <w:t xml:space="preserve"> (SLU Artdatabanken, 2026; Nitare &amp; Skogsstyrelsen, 2019).</w:t>
+        <w:t xml:space="preserve"> (SLU Artdatabanken, 2024; Nitare &amp; Skogsstyrelsen, 2019).</w:t>
       </w:r>
     </w:p>
     <w:p>
@@ -334,28 +334,19 @@
         <w:rPr>
           <w:b/>
         </w:rPr>
-        <w:t xml:space="preserve">Ostticka (VU) </w:t>
-      </w:r>
-      <w:r>
-        <w:t xml:space="preserve">växer huvudsakligen på grova granlågor i urskogsartad barrskog. Växtplatserna ligger vanligtvis i brandrefugiala områden med relativt hög luftfuktighet där skogen under lång tid haft en intern beståndsdynamik med successivt avdöende träd. Alla skogsskötselåtgärder på eller i omedelbar närhet av lokalerna inverkar negativt på artens fortlevnad. Ostticka är typisk art för </w:t>
+        <w:t>Gränsticka (VU)</w:t>
+      </w:r>
+      <w:r>
+        <w:t xml:space="preserve"> är en mycket bra signalart inom hela sitt utbredningsområde. Den är huvudsakligen knuten till restbestånd av barrnaturskog och förekommer med ett tydligt optimum i orörda eller måttligt påverkade gamla granskogar där det föreligger långvarig kontinuitet av grov död ved. Den totala populationen bedöms ha minskat och fortsätter att minska i takt med att grankontinuitetsskogar (äldre tidigare icke kalavverkade skogar) minskar i areal. Minskningstakten överstiger gränsvärdet för sårbar (VU). Lokaler som hyser arten bör undantas från skogsbruk, speciellt i mellersta och södra Sverige. Gränsticka är typisk art för </w:t>
       </w:r>
       <w:r>
         <w:rPr>
           <w:i/>
         </w:rPr>
-        <w:t xml:space="preserve">9010 Taiga </w:t>
-      </w:r>
-      <w:r>
-        <w:t xml:space="preserve">och </w:t>
-      </w:r>
-      <w:r>
-        <w:rPr>
-          <w:i/>
-        </w:rPr>
-        <w:t>9030 Landhöjningsskog</w:t>
-      </w:r>
-      <w:r>
-        <w:t xml:space="preserve"> (SLU Artdatabanken, 2024; Nitare &amp; Skogsstyrelsen, 2019).</w:t>
+        <w:t>9010 Taiga</w:t>
+      </w:r>
+      <w:r>
+        <w:t xml:space="preserve"> (SLU Artdatabanken, 2026; Nitare &amp; Skogsstyrelsen, 2019).</w:t>
       </w:r>
     </w:p>
     <w:p>
@@ -363,10 +354,28 @@
         <w:rPr>
           <w:b/>
         </w:rPr>
-        <w:t>Tajgaskinn (VU)</w:t>
-      </w:r>
-      <w:r>
-        <w:t xml:space="preserve"> är placerad högst upp i Skogsstyrelsens värdepyramid för bedömning av skog med höga naturvärden och har klassificerats som en ”urskogsindikator” som kräver närmast orörda skogsmiljöer med långvarig kontinuitet av grova granlågor i olika nedbrytningsstadier (Nitare &amp; Skogsstyrelsen, 2019).</w:t>
+        <w:t xml:space="preserve">Ostticka (VU) </w:t>
+      </w:r>
+      <w:r>
+        <w:t xml:space="preserve">växer huvudsakligen på grova granlågor i urskogsartad barrskog. Växtplatserna ligger vanligtvis i brandrefugiala områden med relativt hög luftfuktighet där skogen under lång tid haft en intern beståndsdynamik med successivt avdöende träd. Alla skogsskötselåtgärder på eller i omedelbar närhet av lokalerna inverkar negativt på artens fortlevnad. Ostticka är typisk art för </w:t>
+      </w:r>
+      <w:r>
+        <w:rPr>
+          <w:i/>
+        </w:rPr>
+        <w:t xml:space="preserve">9010 Taiga </w:t>
+      </w:r>
+      <w:r>
+        <w:t xml:space="preserve">och </w:t>
+      </w:r>
+      <w:r>
+        <w:rPr>
+          <w:i/>
+        </w:rPr>
+        <w:t>9030 Landhöjningsskog</w:t>
+      </w:r>
+      <w:r>
+        <w:t xml:space="preserve"> (SLU Artdatabanken, 2024; Nitare &amp; Skogsstyrelsen, 2019).</w:t>
       </w:r>
     </w:p>
     <w:p>
@@ -374,19 +383,10 @@
         <w:rPr>
           <w:b/>
         </w:rPr>
-        <w:t>Vitskaftad svartspik (VU)</w:t>
-      </w:r>
-      <w:r>
-        <w:t xml:space="preserve"> förekommer främst i naturskog på gamla senvuxna granar och signalerar alltid höga naturvärden. Alla skogliga åtgärder som kan påverka markvatten och luftfuktighet på i närheten av lokaler utgör ett hot. Avverkning av naturskogar utgör ett allvarligt hot och alla skogsskötselåtgärder på eller i närheten av växtplatserna bör undvikas. Lämpligt stora reservat av naturskogstyp bör bevaras. Vitskaftad svartspik är typisk art för </w:t>
-      </w:r>
-      <w:r>
-        <w:rPr>
-          <w:i/>
-        </w:rPr>
-        <w:t>9010 Taiga</w:t>
-      </w:r>
-      <w:r>
-        <w:t xml:space="preserve"> (SLU Artdatabanken, 2026; Nitare &amp; Skogsstyrelsen, 2019).</w:t>
+        <w:t>Tajgaskinn (VU)</w:t>
+      </w:r>
+      <w:r>
+        <w:t xml:space="preserve"> är placerad högst upp i Skogsstyrelsens värdepyramid för bedömning av skog med höga naturvärden och har klassificerats som en ”urskogsindikator” som kräver närmast orörda skogsmiljöer med långvarig kontinuitet av grova granlågor i olika nedbrytningsstadier (Nitare &amp; Skogsstyrelsen, 2019).</w:t>
       </w:r>
     </w:p>
     <w:p>
@@ -394,10 +394,10 @@
         <w:rPr>
           <w:b/>
         </w:rPr>
-        <w:t>Gammelgransskål (NT)</w:t>
-      </w:r>
-      <w:r>
-        <w:t xml:space="preserve"> är en liten skålsvamp som växer på gamla granar med skrovlig bark. Typiska växtplatser är gransumpskog i myrkanter, bäckdråg, bäckraviner och skuggiga bergssluttningar, men också skog på torrare mark kan hysa arten om beståndet har stark naturskogskaraktär. Bestånd med arten bör behandlas som nyckelbiotoper och sparas vid en slutavverkning. Även gallring bör undvikas. Gammelgransskål är typisk art för </w:t>
+        <w:t>Vitskaftad svartspik (VU)</w:t>
+      </w:r>
+      <w:r>
+        <w:t xml:space="preserve"> förekommer främst i naturskog på gamla senvuxna granar och signalerar alltid höga naturvärden. Alla skogliga åtgärder som kan påverka markvatten och luftfuktighet på i närheten av lokaler utgör ett hot. Avverkning av naturskogar utgör ett allvarligt hot och alla skogsskötselåtgärder på eller i närheten av växtplatserna bör undvikas. Lämpligt stora reservat av naturskogstyp bör bevaras. Vitskaftad svartspik är typisk art för </w:t>
       </w:r>
       <w:r>
         <w:rPr>
@@ -406,7 +406,7 @@
         <w:t>9010 Taiga</w:t>
       </w:r>
       <w:r>
-        <w:t xml:space="preserve"> (SLU Artdatabanken, 2024; Nitare &amp; Skogsstyrelsen, 2019).</w:t>
+        <w:t xml:space="preserve"> (SLU Artdatabanken, 2026; Nitare &amp; Skogsstyrelsen, 2019).</w:t>
       </w:r>
     </w:p>
     <w:p>
@@ -414,25 +414,16 @@
         <w:rPr>
           <w:b/>
         </w:rPr>
-        <w:t>Harticka (NT)</w:t>
-      </w:r>
-      <w:r>
-        <w:t xml:space="preserve"> är normalt en mycket bra signalart för granskogar med höga naturvärden. Även när svampen påträffas i mer påverkade skogar är det nästan alltid fråga om skogsmiljöer i sena successionsstadier med höga naturvärden. Skogsskötselåtgärder på eller i omedelbar närhet av växtplatserna kan innebära ett hot mot arten. Harticka är typisk art för </w:t>
+        <w:t>Brunpudrad nållav (NT)</w:t>
+      </w:r>
+      <w:r>
+        <w:t xml:space="preserve"> är beroende av hög, jämn luftfuktighet och kan påträffas i fuktiga skogar av naturskogskaraktär, ofta i sumpgranskog eller andra sumpskogar. Arten är placerad högst upp i Skogsstyrelsens värdepyramid för bedömning av skog med höga naturvärden och förekomster bör undantas från skogsbruksåtgärder. Brunpudrad nållav är typisk art för </w:t>
       </w:r>
       <w:r>
         <w:rPr>
           <w:i/>
         </w:rPr>
-        <w:t xml:space="preserve">9010 Taiga, 9050 Näringsrik granskog </w:t>
-      </w:r>
-      <w:r>
-        <w:t xml:space="preserve">och </w:t>
-      </w:r>
-      <w:r>
-        <w:rPr>
-          <w:i/>
-        </w:rPr>
-        <w:t>9030 Landhöjningsskog</w:t>
+        <w:t>9010 Taiga</w:t>
       </w:r>
       <w:r>
         <w:t xml:space="preserve"> (SLU Artdatabanken, 2024; Nitare &amp; Skogsstyrelsen, 2019).</w:t>
@@ -443,30 +434,48 @@
         <w:rPr>
           <w:b/>
         </w:rPr>
-        <w:t>Knottrig blåslav (NT)</w:t>
-      </w:r>
-      <w:r>
-        <w:t xml:space="preserve"> har sin huvudutbredning i gamla granskogar i det övre barrskogsbältet mot fjällen. Den signalerar alltid höga naturvärden och växer i skogar med lång kontinuitet, mest i opåverkade naturskogsbestånd. Arten överlever inte en slutavverkning (inklusive hänsyn) och den finns idag enbart i kontinuitetsskog. Lavens fortsatta förekomst bör säkerställas genom att lokaler med äldre barrskog skyddas. Knottrig blåslav är typisk art för </w:t>
+        <w:t>Gammelgransskål (NT)</w:t>
+      </w:r>
+      <w:r>
+        <w:t xml:space="preserve"> är en liten skålsvamp som växer på gamla granar med skrovlig bark. Typiska växtplatser är gransumpskog i myrkanter, bäckdråg, bäckraviner och skuggiga bergssluttningar, men också skog på torrare mark kan hysa arten om beståndet har stark naturskogskaraktär. Bestånd med arten bör behandlas som nyckelbiotoper och sparas vid en slutavverkning. Även gallring bör undvikas. Gammelgransskål är typisk art för </w:t>
       </w:r>
       <w:r>
         <w:rPr>
           <w:i/>
         </w:rPr>
-        <w:t xml:space="preserve">9010 Taiga </w:t>
-      </w:r>
-      <w:r>
-        <w:t>och</w:t>
-      </w:r>
-      <w:r>
-        <w:rPr>
-          <w:i/>
-        </w:rPr>
-        <w:t xml:space="preserve"> 9040 Fjällbjörkskog</w:t>
+        <w:t>9010 Taiga</w:t>
+      </w:r>
+      <w:r>
+        <w:t xml:space="preserve"> (SLU Artdatabanken, 2024; Nitare &amp; Skogsstyrelsen, 2019).</w:t>
       </w:r>
     </w:p>
     <w:p>
       <w:r>
-        <w:t>(SLU Artdatabanken, 2024; Nitare &amp; Skogsstyrelsen, 2019).</w:t>
+        <w:rPr>
+          <w:b/>
+        </w:rPr>
+        <w:t>Harticka (NT)</w:t>
+      </w:r>
+      <w:r>
+        <w:t xml:space="preserve"> är normalt en mycket bra signalart för granskogar med höga naturvärden. Även när svampen påträffas i mer påverkade skogar är det nästan alltid fråga om skogsmiljöer i sena successionsstadier med höga naturvärden. Skogsskötselåtgärder på eller i omedelbar närhet av växtplatserna kan innebära ett hot mot arten. Harticka är typisk art för </w:t>
+      </w:r>
+      <w:r>
+        <w:rPr>
+          <w:i/>
+        </w:rPr>
+        <w:t xml:space="preserve">9010 Taiga, 9050 Näringsrik granskog </w:t>
+      </w:r>
+      <w:r>
+        <w:t xml:space="preserve">och </w:t>
+      </w:r>
+      <w:r>
+        <w:rPr>
+          <w:i/>
+        </w:rPr>
+        <w:t>9030 Landhöjningsskog</w:t>
+      </w:r>
+      <w:r>
+        <w:t xml:space="preserve"> (SLU Artdatabanken, 2024; Nitare &amp; Skogsstyrelsen, 2019).</w:t>
       </w:r>
     </w:p>
     <w:p>
@@ -474,48 +483,30 @@
         <w:rPr>
           <w:b/>
         </w:rPr>
-        <w:t>Koralltaggsvamp (NT)</w:t>
-      </w:r>
-      <w:r>
-        <w:t xml:space="preserve"> är i hela landet en mycket bra signalart som nästan enbart påträffas i skogsområden med höga naturvärden. Arten hotas av brist på död ved. Ingrepp som innebär att lågor och döda eller skadade träd tas bort missgynnar arten. En slutavverkning, skoglig gallring eller annat uttag av virke på växtplatsen som ger ett förändrat lokalklimat innebär ett direkt hot liksom överföring av lövskog till barrskog. Koralltaggsvamp är typisk art för </w:t>
+        <w:t>Knottrig blåslav (NT)</w:t>
+      </w:r>
+      <w:r>
+        <w:t xml:space="preserve"> har sin huvudutbredning i gamla granskogar i det övre barrskogsbältet mot fjällen. Den signalerar alltid höga naturvärden och växer i skogar med lång kontinuitet, mest i opåverkade naturskogsbestånd. Arten överlever inte en slutavverkning (inklusive hänsyn) och den finns idag enbart i kontinuitetsskog. Lavens fortsatta förekomst bör säkerställas genom att lokaler med äldre barrskog skyddas. Knottrig blåslav är typisk art för </w:t>
       </w:r>
       <w:r>
         <w:rPr>
           <w:i/>
         </w:rPr>
-        <w:t>9010 Taiga, 9050 Näringsrik granskog</w:t>
-      </w:r>
-      <w:r>
-        <w:t xml:space="preserve"> och</w:t>
+        <w:t xml:space="preserve">9010 Taiga </w:t>
+      </w:r>
+      <w:r>
+        <w:t>och</w:t>
       </w:r>
       <w:r>
         <w:rPr>
           <w:i/>
         </w:rPr>
-        <w:t xml:space="preserve"> 9030 Landhöjningsskog</w:t>
-      </w:r>
-      <w:r>
-        <w:t xml:space="preserve"> (SLU Artdatabanken, 2024; Nitare &amp; Skogsstyrelsen, 2019).</w:t>
+        <w:t xml:space="preserve"> 9040 Fjällbjörkskog</w:t>
       </w:r>
     </w:p>
     <w:p>
       <w:r>
-        <w:rPr>
-          <w:b/>
-        </w:rPr>
-        <w:t>Kötticka (NT)</w:t>
-      </w:r>
-      <w:r>
-        <w:t xml:space="preserve"> är granens kötticka och har klassificerats som ”gammelskogsindikator”, då den förekommer med ett tydligt optimum i äldre barrskogar, främst fuktiga granskogar. Den har högst signalvärde söder om den naturliga norrlandsgränsen </w:t>
-      </w:r>
-      <w:r>
-        <w:rPr>
-          <w:i/>
-        </w:rPr>
-        <w:t>limes norrlandicus</w:t>
-      </w:r>
-      <w:r>
-        <w:t>, men signalerar vanligtvis höga naturvärden även i Norrland. Arten är knuten till miljöer med konstant luftfuktighet och känslig för uttorkning som en avverkning kan medföra. Den totala populationen bedöms därför ha minskat under de senaste 30 åren och fortsätter att minska i takt med att grankontinuitetsskogar (skogar som inte kalavverkats) minskar i areal, samtidigt som att lämpliga miljöer inte återskapas i samma takt (SLU Artdatabanken, 2024; Nitare &amp; Skogsstyrelsen, 2019).</w:t>
+        <w:t>(SLU Artdatabanken, 2024; Nitare &amp; Skogsstyrelsen, 2019).</w:t>
       </w:r>
     </w:p>
     <w:p>
@@ -523,55 +514,28 @@
         <w:rPr>
           <w:b/>
         </w:rPr>
-        <w:t>Lunglav (NT)</w:t>
-      </w:r>
-      <w:r>
-        <w:t xml:space="preserve"> är en av vårt lands främsta signalarter som överallt indikerar gamla lövträd, skogsbestånd med höga naturvärden och ekosystem med långskoglig kontinuitet. Lokalt kan förekomsten vara mycket riklig men den hittas nästan enbart i gamla och ej slutavverkade skogar. Artens samtliga förekomster bör uppmärksammas från naturvårdssynpunkt, då många lokaler även hyser andra ovanliga och rödlistade arter. Rikliga förekomster bör skyddas med biotopskydd, frivilliga avsättningar eller reservat. På lunglav kan de sällsynta lavparasiterna lunglavshårprick (CR), </w:t>
+        <w:t>Koralltaggsvamp (NT)</w:t>
+      </w:r>
+      <w:r>
+        <w:t xml:space="preserve"> är i hela landet en mycket bra signalart som nästan enbart påträffas i skogsområden med höga naturvärden. Arten hotas av brist på död ved. Ingrepp som innebär att lågor och döda eller skadade träd tas bort missgynnar arten. En slutavverkning, skoglig gallring eller annat uttag av virke på växtplatsen som ger ett förändrat lokalklimat innebär ett direkt hot liksom överföring av lövskog till barrskog. Koralltaggsvamp är typisk art för </w:t>
       </w:r>
       <w:r>
         <w:rPr>
           <w:i/>
         </w:rPr>
-        <w:t>Abrothallus diederichii</w:t>
-      </w:r>
-      <w:r>
-        <w:t xml:space="preserve"> (VU), </w:t>
+        <w:t>9010 Taiga, 9050 Näringsrik granskog</w:t>
+      </w:r>
+      <w:r>
+        <w:t xml:space="preserve"> och</w:t>
       </w:r>
       <w:r>
         <w:rPr>
           <w:i/>
         </w:rPr>
-        <w:t>Abrothallus lobariae</w:t>
-      </w:r>
-      <w:r>
-        <w:t xml:space="preserve"> (VU), </w:t>
-      </w:r>
-      <w:r>
-        <w:rPr>
-          <w:i/>
-        </w:rPr>
-        <w:t>Calycina lobariae</w:t>
-      </w:r>
-      <w:r>
-        <w:t xml:space="preserve"> (VU), lunglavsknapp (VU) och skrovelmössing (VU) påträffas. Lunglav är typisk art för </w:t>
-      </w:r>
-      <w:r>
-        <w:rPr>
-          <w:i/>
-        </w:rPr>
-        <w:t>9010 Taiga, 9020 Nordlig ädellövskog, 9110 Näringsfattig bokskog, 9130 Näringsrik bokskog, 9160 Näringsrik ekskog, 9180 Ädellövskog i branter, 9190 Näringsfattig ekskog, 9070 Trädklädd betesmark, 9040 Fjällbjörkskog</w:t>
-      </w:r>
-      <w:r>
-        <w:t xml:space="preserve"> och</w:t>
-      </w:r>
-      <w:r>
-        <w:rPr>
-          <w:i/>
-        </w:rPr>
-        <w:t xml:space="preserve"> 6530 Lövängar</w:t>
-      </w:r>
-      <w:r>
-        <w:t xml:space="preserve"> (SLU Artdatabanken, 2026; Nitare &amp; Skogsstyrelsen, 2019).</w:t>
+        <w:t xml:space="preserve"> 9030 Landhöjningsskog</w:t>
+      </w:r>
+      <w:r>
+        <w:t xml:space="preserve"> (SLU Artdatabanken, 2024; Nitare &amp; Skogsstyrelsen, 2019).</w:t>
       </w:r>
     </w:p>
     <w:p>
@@ -579,28 +543,19 @@
         <w:rPr>
           <w:b/>
         </w:rPr>
-        <w:t>Rosenticka (NT)</w:t>
-      </w:r>
-      <w:r>
-        <w:t xml:space="preserve">, rödlistad som nära hotad, ingår i en karaktäristisk association av vedsvampar som växer på gamla, grova granlågor i urskogsartade barrskogar. Den är placerad i toppen av Skogsstyrelsens värdepyramid för bedömning av skog med höga naturvärden och indikerar ett granskogsekosystem med långvarig kontinuitet av grova lågor. Artens beroende av grova granlågor innebär att alla skogsskötselåtgärder på eller i omedelbar närhet av lokalerna utgör ett hot på lång sikt. Det är angeläget att populationerna inte ytterligare glesas ut och ett tillräckligt antal områden där arten nu finns måste sparas för framtiden. Rosenticka är typisk art för </w:t>
+        <w:t>Kötticka (NT)</w:t>
+      </w:r>
+      <w:r>
+        <w:t xml:space="preserve"> är granens kötticka och har klassificerats som ”gammelskogsindikator”, då den förekommer med ett tydligt optimum i äldre barrskogar, främst fuktiga granskogar. Den har högst signalvärde söder om den naturliga norrlandsgränsen </w:t>
       </w:r>
       <w:r>
         <w:rPr>
           <w:i/>
         </w:rPr>
-        <w:t xml:space="preserve">9010 Taiga </w:t>
-      </w:r>
-      <w:r>
-        <w:t xml:space="preserve">och </w:t>
-      </w:r>
-      <w:r>
-        <w:rPr>
-          <w:i/>
-        </w:rPr>
-        <w:t>9050 Näringsrik granskog</w:t>
-      </w:r>
-      <w:r>
-        <w:t xml:space="preserve"> (Nitare &amp; Skogsstyrelsen, 2019; SLU Artdatabanken, 2024).</w:t>
+        <w:t>limes norrlandicus</w:t>
+      </w:r>
+      <w:r>
+        <w:t>, men signalerar vanligtvis höga naturvärden även i Norrland. Arten är knuten till miljöer med konstant luftfuktighet och känslig för uttorkning som en avverkning kan medföra. Den totala populationen bedöms därför ha minskat under de senaste 30 åren och fortsätter att minska i takt med att grankontinuitetsskogar (skogar som inte kalavverkats) minskar i areal, samtidigt som att lämpliga miljöer inte återskapas i samma takt (SLU Artdatabanken, 2024; Nitare &amp; Skogsstyrelsen, 2019).</w:t>
       </w:r>
     </w:p>
     <w:p>
@@ -608,28 +563,55 @@
         <w:rPr>
           <w:b/>
         </w:rPr>
-        <w:t>Rynkskinn (NT)</w:t>
-      </w:r>
-      <w:r>
-        <w:t xml:space="preserve"> är en vednedbrytare som växer på grova granlågor och ingår i en karaktäristisk association av vedsvampar knutna till urskogsartade barrskogar. Den har klassificerats som en “urskogsindikator” och är placerad i toppen av Skogsstyrelsens värdepyramid för bedömning av skog med höga naturvärden. Allt tyder på att rynkskinn är mycket känslig för skogliga ingrepp och lokalerna, som oftast har höga biologiska kvaliteter, bör lämnas till fri utveckling. Rynkskinn är typisk art för </w:t>
+        <w:t>Lunglav (NT)</w:t>
+      </w:r>
+      <w:r>
+        <w:t xml:space="preserve"> är en av vårt lands främsta signalarter som överallt indikerar gamla lövträd, skogsbestånd med höga naturvärden och ekosystem med långskoglig kontinuitet. Lokalt kan förekomsten vara mycket riklig men den hittas nästan enbart i gamla och ej slutavverkade skogar. Artens samtliga förekomster bör uppmärksammas från naturvårdssynpunkt, då många lokaler även hyser andra ovanliga och rödlistade arter. Rikliga förekomster bör skyddas med biotopskydd, frivilliga avsättningar eller reservat. På lunglav kan de sällsynta lavparasiterna lunglavshårprick (CR), </w:t>
       </w:r>
       <w:r>
         <w:rPr>
           <w:i/>
         </w:rPr>
-        <w:t xml:space="preserve">9010 Taiga, 9050 Näringsrik granskog </w:t>
-      </w:r>
-      <w:r>
-        <w:t>och</w:t>
+        <w:t>Abrothallus diederichii</w:t>
+      </w:r>
+      <w:r>
+        <w:t xml:space="preserve"> (VU), </w:t>
       </w:r>
       <w:r>
         <w:rPr>
           <w:i/>
         </w:rPr>
-        <w:t xml:space="preserve"> 9030 Landhöjningsskog</w:t>
-      </w:r>
-      <w:r>
-        <w:t xml:space="preserve"> (Nitare &amp; Skogsstyrelsen, 2019; SLU Artdatabanken, 2026).</w:t>
+        <w:t>Abrothallus lobariae</w:t>
+      </w:r>
+      <w:r>
+        <w:t xml:space="preserve"> (VU), </w:t>
+      </w:r>
+      <w:r>
+        <w:rPr>
+          <w:i/>
+        </w:rPr>
+        <w:t>Calycina lobariae</w:t>
+      </w:r>
+      <w:r>
+        <w:t xml:space="preserve"> (VU), lunglavsknapp (VU) och skrovelmössing (VU) påträffas. Lunglav är typisk art för </w:t>
+      </w:r>
+      <w:r>
+        <w:rPr>
+          <w:i/>
+        </w:rPr>
+        <w:t>9010 Taiga, 9020 Nordlig ädellövskog, 9110 Näringsfattig bokskog, 9130 Näringsrik bokskog, 9160 Näringsrik ekskog, 9180 Ädellövskog i branter, 9190 Näringsfattig ekskog, 9070 Trädklädd betesmark, 9040 Fjällbjörkskog</w:t>
+      </w:r>
+      <w:r>
+        <w:t xml:space="preserve"> och</w:t>
+      </w:r>
+      <w:r>
+        <w:rPr>
+          <w:i/>
+        </w:rPr>
+        <w:t xml:space="preserve"> 6530 Lövängar</w:t>
+      </w:r>
+      <w:r>
+        <w:t xml:space="preserve"> (SLU Artdatabanken, 2026; Nitare &amp; Skogsstyrelsen, 2019).</w:t>
       </w:r>
     </w:p>
     <w:p>
@@ -637,16 +619,16 @@
         <w:rPr>
           <w:b/>
         </w:rPr>
-        <w:t>Rödbrun blekspik (NT)</w:t>
-      </w:r>
-      <w:r>
-        <w:t xml:space="preserve"> växer i norra Sverige på bark och ved av björk och gran i skogar med hög och jämn luftfuktighet. I södra Sverige växer den främst på ek i öppna åldriga lövskogar. I norra delen av sitt utbredningsområde hotas arten av slutavverkningar av gamla granskogar. I den södra delen av landet hotas den genom de åldriga lövskogarnas tillbakagång och särskilt ekhagarnas igenväxning och genom plantering av sådan mark med barrskog. Rödbrun blekspik är typisk art för </w:t>
+        <w:t>Rosenticka (NT)</w:t>
+      </w:r>
+      <w:r>
+        <w:t xml:space="preserve">, rödlistad som nära hotad, ingår i en karaktäristisk association av vedsvampar som växer på gamla, grova granlågor i urskogsartade barrskogar. Den är placerad i toppen av Skogsstyrelsens värdepyramid för bedömning av skog med höga naturvärden och indikerar ett granskogsekosystem med långvarig kontinuitet av grova lågor. Artens beroende av grova granlågor innebär att alla skogsskötselåtgärder på eller i omedelbar närhet av lokalerna utgör ett hot på lång sikt. Det är angeläget att populationerna inte ytterligare glesas ut och ett tillräckligt antal områden där arten nu finns måste sparas för framtiden. Rosenticka är typisk art för </w:t>
       </w:r>
       <w:r>
         <w:rPr>
           <w:i/>
         </w:rPr>
-        <w:t xml:space="preserve">9010 Taiga, 9020 Nordlig ädellövskog, 9070 Trädklädd betesmark, 9160 Näringsrik ekskog </w:t>
+        <w:t xml:space="preserve">9010 Taiga </w:t>
       </w:r>
       <w:r>
         <w:t xml:space="preserve">och </w:t>
@@ -655,10 +637,10 @@
         <w:rPr>
           <w:i/>
         </w:rPr>
-        <w:t>9180 Ädellövskog i branter</w:t>
-      </w:r>
-      <w:r>
-        <w:t xml:space="preserve"> och signalerar alltid höga naturvärden (SLU Artdatabanken, 2024; Nitare &amp; Skogsstyrelsen, 2019).</w:t>
+        <w:t>9050 Näringsrik granskog</w:t>
+      </w:r>
+      <w:r>
+        <w:t xml:space="preserve"> (Nitare &amp; Skogsstyrelsen, 2019; SLU Artdatabanken, 2024).</w:t>
       </w:r>
     </w:p>
     <w:p>
@@ -666,46 +648,28 @@
         <w:rPr>
           <w:b/>
         </w:rPr>
-        <w:t>Skrovellav (NT)</w:t>
-      </w:r>
-      <w:r>
-        <w:t xml:space="preserve"> växer på gamla lövträd och på klippor i gamla skogar med hög och jämn luftfuktighet. Slutavverkning av kontinuitetsskog utgör det största hotet och lavens fortsatta förekomst bör säkerställas genom att lokaler med äldre skog skyddas. I områden med mycket hög luftfuktighet kan man på bålen av skrovellav finna de sällsynta parasitsvamparna skrovellavsknapp (EN), </w:t>
+        <w:t>Rynkskinn (NT)</w:t>
+      </w:r>
+      <w:r>
+        <w:t xml:space="preserve"> är en vednedbrytare som växer på grova granlågor och ingår i en karaktäristisk association av vedsvampar knutna till urskogsartade barrskogar. Den har klassificerats som en “urskogsindikator” och är placerad i toppen av Skogsstyrelsens värdepyramid för bedömning av skog med höga naturvärden. Allt tyder på att rynkskinn är mycket känslig för skogliga ingrepp och lokalerna, som oftast har höga biologiska kvaliteter, bör lämnas till fri utveckling. Rynkskinn är typisk art för </w:t>
       </w:r>
       <w:r>
         <w:rPr>
           <w:i/>
         </w:rPr>
-        <w:t>Catillaria lobariicola</w:t>
-      </w:r>
-      <w:r>
-        <w:t xml:space="preserve"> (VU) och </w:t>
+        <w:t xml:space="preserve">9010 Taiga, 9050 Näringsrik granskog </w:t>
+      </w:r>
+      <w:r>
+        <w:t>och</w:t>
       </w:r>
       <w:r>
         <w:rPr>
           <w:i/>
         </w:rPr>
-        <w:t>Merismatium lobariae</w:t>
-      </w:r>
-      <w:r>
-        <w:t xml:space="preserve"> (DD). Skrovellav är typisk art för </w:t>
-      </w:r>
-      <w:r>
-        <w:rPr>
-          <w:i/>
-        </w:rPr>
-        <w:t xml:space="preserve">9010 Taiga, 9020 Nordlig ädellövskog, 9040 Fjällbjörkskog, 9070 Trädklädd betesmark, 9160 Näringsrik ekskog, 9180 Ädellövskog i branter, 9190 Näringsfattig ekskog, 8210 Kalkbranter </w:t>
-      </w:r>
-      <w:r>
-        <w:t xml:space="preserve">och </w:t>
-      </w:r>
-      <w:r>
-        <w:rPr>
-          <w:i/>
-        </w:rPr>
-        <w:t>6530 Lövängar</w:t>
-      </w:r>
-      <w:r>
-        <w:t xml:space="preserve"> (SLU Artdatabanken, 2026; Nitare &amp; Skogsstyrelsen, 2019).</w:t>
+        <w:t xml:space="preserve"> 9030 Landhöjningsskog</w:t>
+      </w:r>
+      <w:r>
+        <w:t xml:space="preserve"> (Nitare &amp; Skogsstyrelsen, 2019; SLU Artdatabanken, 2026).</w:t>
       </w:r>
     </w:p>
     <w:p>
@@ -713,19 +677,28 @@
         <w:rPr>
           <w:b/>
         </w:rPr>
-        <w:t>Talltagel (NT)</w:t>
-      </w:r>
-      <w:r>
-        <w:t xml:space="preserve"> är en boreal art som förekommer på tall i äldre, öppna tallskogar. Den påverkas negativt av brist på kontinuitetsskog och minskningstakten bedöms vara nära gränsvärdet för Sårbar (VU). Talltagel är typisk art för </w:t>
+        <w:t>Rödbrun blekspik (NT)</w:t>
+      </w:r>
+      <w:r>
+        <w:t xml:space="preserve"> växer i norra Sverige på bark och ved av björk och gran i skogar med hög och jämn luftfuktighet. I södra Sverige växer den främst på ek i öppna åldriga lövskogar. I norra delen av sitt utbredningsområde hotas arten av slutavverkningar av gamla granskogar. I den södra delen av landet hotas den genom de åldriga lövskogarnas tillbakagång och särskilt ekhagarnas igenväxning och genom plantering av sådan mark med barrskog. Rödbrun blekspik är typisk art för </w:t>
       </w:r>
       <w:r>
         <w:rPr>
           <w:i/>
         </w:rPr>
-        <w:t>9010 Taiga</w:t>
-      </w:r>
-      <w:r>
-        <w:t xml:space="preserve"> (SLU Artdatabanken, 2026).</w:t>
+        <w:t xml:space="preserve">9010 Taiga, 9020 Nordlig ädellövskog, 9070 Trädklädd betesmark, 9160 Näringsrik ekskog </w:t>
+      </w:r>
+      <w:r>
+        <w:t xml:space="preserve">och </w:t>
+      </w:r>
+      <w:r>
+        <w:rPr>
+          <w:i/>
+        </w:rPr>
+        <w:t>9180 Ädellövskog i branter</w:t>
+      </w:r>
+      <w:r>
+        <w:t xml:space="preserve"> och signalerar alltid höga naturvärden (SLU Artdatabanken, 2024; Nitare &amp; Skogsstyrelsen, 2019).</w:t>
       </w:r>
     </w:p>
     <w:p>
@@ -733,10 +706,46 @@
         <w:rPr>
           <w:b/>
         </w:rPr>
-        <w:t>Talltita (NT, §4)</w:t>
-      </w:r>
-      <w:r>
-        <w:t>, rödlistad som nära hotad och prioriterad art i Skogsvårdslagen, har häckningsrevir i anmälan. Arten har minskat kraftigt de senaste 30 åren och minskningstakten innevarande 10-årsperiod beräknas till 20 (10–30) %. Talltitan är synnerligen trogen sitt cirka 15 hektar stora revir och är beroende av flerskiktade olikåldriga skogar för att kunna föda upp sina ungar. Talltitan försvinner om dess livsmiljö kalavverkas (Eggers &amp; Low, 2014; Ekman, 1979; Griesser et al, 2007; Klein, 2020; Siffczyk et al, 2003; SLU Artdatabanken, 2021).</w:t>
+        <w:t>Skrovellav (NT)</w:t>
+      </w:r>
+      <w:r>
+        <w:t xml:space="preserve"> växer på gamla lövträd och på klippor i gamla skogar med hög och jämn luftfuktighet. Slutavverkning av kontinuitetsskog utgör det största hotet och lavens fortsatta förekomst bör säkerställas genom att lokaler med äldre skog skyddas. I områden med mycket hög luftfuktighet kan man på bålen av skrovellav finna de sällsynta parasitsvamparna skrovellavsknapp (EN), </w:t>
+      </w:r>
+      <w:r>
+        <w:rPr>
+          <w:i/>
+        </w:rPr>
+        <w:t>Catillaria lobariicola</w:t>
+      </w:r>
+      <w:r>
+        <w:t xml:space="preserve"> (VU) och </w:t>
+      </w:r>
+      <w:r>
+        <w:rPr>
+          <w:i/>
+        </w:rPr>
+        <w:t>Merismatium lobariae</w:t>
+      </w:r>
+      <w:r>
+        <w:t xml:space="preserve"> (DD). Skrovellav är typisk art för </w:t>
+      </w:r>
+      <w:r>
+        <w:rPr>
+          <w:i/>
+        </w:rPr>
+        <w:t xml:space="preserve">9010 Taiga, 9020 Nordlig ädellövskog, 9040 Fjällbjörkskog, 9070 Trädklädd betesmark, 9160 Näringsrik ekskog, 9180 Ädellövskog i branter, 9190 Näringsfattig ekskog, 8210 Kalkbranter </w:t>
+      </w:r>
+      <w:r>
+        <w:t xml:space="preserve">och </w:t>
+      </w:r>
+      <w:r>
+        <w:rPr>
+          <w:i/>
+        </w:rPr>
+        <w:t>6530 Lövängar</w:t>
+      </w:r>
+      <w:r>
+        <w:t xml:space="preserve"> (SLU Artdatabanken, 2026; Nitare &amp; Skogsstyrelsen, 2019).</w:t>
       </w:r>
     </w:p>
     <w:p>
@@ -744,28 +753,19 @@
         <w:rPr>
           <w:b/>
         </w:rPr>
-        <w:t>Tretåig hackspett (NT, §4)</w:t>
-      </w:r>
-      <w:r>
-        <w:t xml:space="preserve"> är rödlistad som nära hotad och ingår i bilaga 1 i EU:s fågeldirektiv. Tretåig hackspett är för sin överlevnad beroende av kontinuerlig tillförsel av äldre döende och död ved, som sker genom naturliga självgallringsprocesser i äldre grannaturskogar och barrblandade naturskogar. Om en skog genom skogsbruk gallras eller glesas ur så upphör och uteblir i stort sett den naturliga självgallringsprocessen för mycket lång tid framöver vilket omöjliggör upprätthållandet av den kontinuerliga ekologiska funktionen i ett område. Det finns studier som visar att naturskogens självgallringsprocess som den tretåiga hackspetten är beroende av, inte kan ersättas med efterlämnad hänsyn i skogsbruket (Imbeau &amp; Desrochers, 2002). Storleken på häckningsreviret varierar med skogstypen, förekomsten av död ved och graden av fragmentering, men är i allmänhet i storleksordningen 25–100 hektar. Vintertid krävs ofta betydligt större områden och det finns studier som antyder att arten behöver minst 100 hektar äldre skog. I områden med låg bonitet kan det behövas över 200 hektar lämpligt habitat för att ett par ska kunna reproducera sig. Områden med dokumenterad permanent förekomst i naturskogsmiljöer har vanligen så stora naturvärden att skogsbruk är olämpligt. Tretåig hackspett är typisk art för </w:t>
+        <w:t>Talltagel (NT)</w:t>
+      </w:r>
+      <w:r>
+        <w:t xml:space="preserve"> är en boreal art som förekommer på tall i äldre, öppna tallskogar. Den påverkas negativt av brist på kontinuitetsskog och minskningstakten bedöms vara nära gränsvärdet för Sårbar (VU). Talltagel är typisk art för </w:t>
       </w:r>
       <w:r>
         <w:rPr>
           <w:i/>
         </w:rPr>
-        <w:t xml:space="preserve">9010 Taiga, 9740 Skogsbevuxen myr, 9030 Landhöjningsskog </w:t>
-      </w:r>
-      <w:r>
-        <w:t xml:space="preserve">och </w:t>
-      </w:r>
-      <w:r>
-        <w:rPr>
-          <w:i/>
-        </w:rPr>
-        <w:t>9040 Fjällbjörkskog</w:t>
-      </w:r>
-      <w:r>
-        <w:t xml:space="preserve"> (Skogsstyrelsen, 2016; SLU Artdatabanken, 2024).</w:t>
+        <w:t>9010 Taiga</w:t>
+      </w:r>
+      <w:r>
+        <w:t xml:space="preserve"> (SLU Artdatabanken, 2026).</w:t>
       </w:r>
     </w:p>
     <w:p>
@@ -773,55 +773,10 @@
         <w:rPr>
           <w:b/>
         </w:rPr>
-        <w:t>Ullticka (NT)</w:t>
-      </w:r>
-      <w:r>
-        <w:t xml:space="preserve"> är knuten till restbestånd av barrnaturskog och förekommer med ett tydligt optimum i orörda eller måttligt påverkade gamla granskogar där det föreligger viss kontinuitet av grov död ved. Ullticka är en bra signalart inom hela sitt utbredningsområde och i södra Sverige är den sällsynt och en god signalart för skyddsvärda granskogsmiljöer. Den hotas av avverkning och fragmentering av naturskog och äldre granskog med lång trädkontinuitet. På ullticka kan ibland ulltickeporing (VU) påträffas - det är en sällsynt ticka som nyligen delats upp i de tre olika arterna ulltickeporing </w:t>
-      </w:r>
-      <w:r>
-        <w:rPr>
-          <w:i/>
-        </w:rPr>
-        <w:t xml:space="preserve">Skeletocutis brevispora </w:t>
-      </w:r>
-      <w:r>
-        <w:t>(VU)</w:t>
-      </w:r>
-      <w:r>
-        <w:rPr>
-          <w:i/>
-        </w:rPr>
-        <w:t>, Skeletocutis delicata</w:t>
-      </w:r>
-      <w:r>
-        <w:t xml:space="preserve"> (VU)</w:t>
-      </w:r>
-      <w:r>
-        <w:rPr>
-          <w:i/>
-        </w:rPr>
-        <w:t xml:space="preserve"> och Skeletocutis exilis</w:t>
-      </w:r>
-      <w:r>
-        <w:t xml:space="preserve"> (NT). Ullticka är typisk art för </w:t>
-      </w:r>
-      <w:r>
-        <w:rPr>
-          <w:i/>
-        </w:rPr>
-        <w:t xml:space="preserve">9010 Taiga, 9050 Näringsrik granskog </w:t>
-      </w:r>
-      <w:r>
-        <w:t xml:space="preserve">och </w:t>
-      </w:r>
-      <w:r>
-        <w:rPr>
-          <w:i/>
-        </w:rPr>
-        <w:t>9030 Landhöjningsskog</w:t>
-      </w:r>
-      <w:r>
-        <w:t xml:space="preserve"> (SLU Artdatabanken, 2026; Nitare &amp; Skogsstyrelsen, 2019; Miettinen &amp; Niemelä, 2018).</w:t>
+        <w:t>Talltita (NT, §4)</w:t>
+      </w:r>
+      <w:r>
+        <w:t>, rödlistad som nära hotad och prioriterad art i Skogsvårdslagen, har häckningsrevir i anmälan. Arten har minskat kraftigt de senaste 30 åren och minskningstakten innevarande 10-årsperiod beräknas till 20 (10–30) %. Talltitan är synnerligen trogen sitt cirka 15 hektar stora revir och är beroende av flerskiktade olikåldriga skogar för att kunna föda upp sina ungar. Talltitan försvinner om dess livsmiljö kalavverkas (Eggers &amp; Low, 2014; Ekman, 1979; Griesser et al, 2007; Klein, 2020; Siffczyk et al, 2003; SLU Artdatabanken, 2021).</w:t>
       </w:r>
     </w:p>
     <w:p>
@@ -829,19 +784,28 @@
         <w:rPr>
           <w:b/>
         </w:rPr>
-        <w:t>Violettgrå tagellav (NT)</w:t>
-      </w:r>
-      <w:r>
-        <w:t xml:space="preserve"> växer nästan uteslutande i gamla olikåldriga barrnaturskogar med lång skoglig kontinuitet och är en utmärkt signal på skog med höga naturvärden. Slutavverkning av tidigare aldrig slutavverkad skog (kontinuitetsskog) är det största hotet. Biotopen nyskapas i begränsad omfattning och barrskog äldre än 160 år, där den violettgrå tagellaven huvudsakligen påträffas har minskat med 50% de senaste 50 åren. Lågproduktiv skogsmark där laven förekommer bör undantas från skogsbruk och rika förekomster i äldre granskog bör skyddas. Arten är känslig för uttorkning och det är väsentligt att tillräckligt stora bestånd avsätts. Violettgrå tagellav är typisk art för </w:t>
+        <w:t>Tretåig hackspett (NT, §4)</w:t>
+      </w:r>
+      <w:r>
+        <w:t xml:space="preserve"> är rödlistad som nära hotad och ingår i bilaga 1 i EU:s fågeldirektiv. Tretåig hackspett är för sin överlevnad beroende av kontinuerlig tillförsel av äldre döende och död ved, som sker genom naturliga självgallringsprocesser i äldre grannaturskogar och barrblandade naturskogar. Om en skog genom skogsbruk gallras eller glesas ur så upphör och uteblir i stort sett den naturliga självgallringsprocessen för mycket lång tid framöver vilket omöjliggör upprätthållandet av den kontinuerliga ekologiska funktionen i ett område. Det finns studier som visar att naturskogens självgallringsprocess som den tretåiga hackspetten är beroende av, inte kan ersättas med efterlämnad hänsyn i skogsbruket (Imbeau &amp; Desrochers, 2002). Storleken på häckningsreviret varierar med skogstypen, förekomsten av död ved och graden av fragmentering, men är i allmänhet i storleksordningen 25–100 hektar. Vintertid krävs ofta betydligt större områden och det finns studier som antyder att arten behöver minst 100 hektar äldre skog. I områden med låg bonitet kan det behövas över 200 hektar lämpligt habitat för att ett par ska kunna reproducera sig. Områden med dokumenterad permanent förekomst i naturskogsmiljöer har vanligen så stora naturvärden att skogsbruk är olämpligt. Tretåig hackspett är typisk art för </w:t>
       </w:r>
       <w:r>
         <w:rPr>
           <w:i/>
         </w:rPr>
-        <w:t>9010 Taiga</w:t>
-      </w:r>
-      <w:r>
-        <w:t xml:space="preserve"> (SLU Artdatabanken, 2024; Nitare &amp; Skogsstyrelsen, 2019).</w:t>
+        <w:t xml:space="preserve">9010 Taiga, 9740 Skogsbevuxen myr, 9030 Landhöjningsskog </w:t>
+      </w:r>
+      <w:r>
+        <w:t xml:space="preserve">och </w:t>
+      </w:r>
+      <w:r>
+        <w:rPr>
+          <w:i/>
+        </w:rPr>
+        <w:t>9040 Fjällbjörkskog</w:t>
+      </w:r>
+      <w:r>
+        <w:t xml:space="preserve"> (Skogsstyrelsen, 2016; SLU Artdatabanken, 2024).</w:t>
       </w:r>
     </w:p>
     <w:p>
@@ -849,55 +813,55 @@
         <w:rPr>
           <w:b/>
         </w:rPr>
-        <w:t>Violmussling (NT)</w:t>
-      </w:r>
-      <w:r>
-        <w:t xml:space="preserve"> växer på döda, oftast omkullfallna stammar av gran eller tall. De flesta fynden har gjorts i gammal, orörd skog och arten är en mycket god indikator på förekomst av lång skoglig kontinuitet. Platser som hyser stora bestånd av violmussling bör i första hand skyddas och undantas från skogsbruk. Flera sällsynta och mycket sällsynta tickor och skalbaggar är mer eller mindre starkt associerade med violtickor </w:t>
+        <w:t>Ullticka (NT)</w:t>
+      </w:r>
+      <w:r>
+        <w:t xml:space="preserve"> är knuten till restbestånd av barrnaturskog och förekommer med ett tydligt optimum i orörda eller måttligt påverkade gamla granskogar där det föreligger viss kontinuitet av grov död ved. Ullticka är en bra signalart inom hela sitt utbredningsområde och i södra Sverige är den sällsynt och en god signalart för skyddsvärda granskogsmiljöer. Den hotas av avverkning och fragmentering av naturskog och äldre granskog med lång trädkontinuitet. På ullticka kan ibland ulltickeporing (VU) påträffas - det är en sällsynt ticka som nyligen delats upp i de tre olika arterna ulltickeporing </w:t>
       </w:r>
       <w:r>
         <w:rPr>
           <w:i/>
         </w:rPr>
-        <w:t>Trichaptum spp.</w:t>
-      </w:r>
-      <w:r>
-        <w:t xml:space="preserve"> och död ved som först rötats av någon </w:t>
+        <w:t xml:space="preserve">Skeletocutis brevispora </w:t>
+      </w:r>
+      <w:r>
+        <w:t>(VU)</w:t>
       </w:r>
       <w:r>
         <w:rPr>
           <w:i/>
         </w:rPr>
-        <w:t>Trichaptum-art</w:t>
-      </w:r>
-      <w:r>
-        <w:t>. Bland dessa kan nämnas gul mjukporing (CR), lämmelporing (CR), kilporing (VU), parasitporing (VU), gropig brunbagge (NT), gulbandad brunbagge</w:t>
+        <w:t>, Skeletocutis delicata</w:t>
+      </w:r>
+      <w:r>
+        <w:t xml:space="preserve"> (VU)</w:t>
       </w:r>
       <w:r>
         <w:rPr>
           <w:i/>
         </w:rPr>
-        <w:t xml:space="preserve"> </w:t>
-      </w:r>
-      <w:r>
-        <w:t>(NT) och brunkantad brunbagge</w:t>
+        <w:t xml:space="preserve"> och Skeletocutis exilis</w:t>
+      </w:r>
+      <w:r>
+        <w:t xml:space="preserve"> (NT). Ullticka är typisk art för </w:t>
       </w:r>
       <w:r>
         <w:rPr>
           <w:i/>
         </w:rPr>
-        <w:t xml:space="preserve"> </w:t>
-      </w:r>
-      <w:r>
-        <w:t xml:space="preserve">(DD). Violmussling är typisk art för </w:t>
+        <w:t xml:space="preserve">9010 Taiga, 9050 Näringsrik granskog </w:t>
+      </w:r>
+      <w:r>
+        <w:t xml:space="preserve">och </w:t>
       </w:r>
       <w:r>
         <w:rPr>
           <w:i/>
         </w:rPr>
-        <w:t>9010 Taiga</w:t>
-      </w:r>
-      <w:r>
-        <w:t xml:space="preserve"> (SLU Artdatabanken, 2026; Nitare &amp; Skogsstyrelsen, 2019).</w:t>
+        <w:t>9030 Landhöjningsskog</w:t>
+      </w:r>
+      <w:r>
+        <w:t xml:space="preserve"> (SLU Artdatabanken, 2026; Nitare &amp; Skogsstyrelsen, 2019; Miettinen &amp; Niemelä, 2018).</w:t>
       </w:r>
     </w:p>
     <w:p>
@@ -905,10 +869,19 @@
         <w:rPr>
           <w:b/>
         </w:rPr>
-        <w:t>Vitgrynig nållav (NT)</w:t>
-      </w:r>
-      <w:r>
-        <w:t xml:space="preserve"> växer nästan uteslutande på bark av gamla, senvuxna granar i skuggiga lägen med hög och jämn luftfuktighet. Den vanligaste naturtypen för arten är kontinuitetsskogar på frisk mark men den finns också i sumpgranskogar. På lång sikt utgör avverkningar av olikåldriga granskogar av naturskogskaraktär ett allvarligt hot mot arten och skogsbruksåtgärder på eller i närheten av växtplatserna bör undvikas. Naturskogsartade, fuktiga granskogar med förekomster av arten signalerar höga biologiska värden och bör bevaras (SLU Artdatabanken, 2024; Nitare &amp; Skogsstyrelsen, 2019).</w:t>
+        <w:t>Vedflamlav (NT)</w:t>
+      </w:r>
+      <w:r>
+        <w:t xml:space="preserve"> växer på gammal hård och torr, exponerad kärnved av tall, främst på högstubbar i ljusöppna lägen, t.ex. vid och på myrar, sjökanter, i glesa hällmarkskogar och i brandpräglade tallnaturskogar. Substratet nyskapas i begränsad omfattning och arten är en utmärkt indikator på höga naturvärden i denna skogstyp. Tall- och barrblandskogar med naturskogskaraktär och spår av bränder har ofta höga biologiska värden och bör skyddas. På vedflamlavens bål kan den sällsynta spiklaven/parasiten </w:t>
+      </w:r>
+      <w:r>
+        <w:rPr>
+          <w:i/>
+        </w:rPr>
+        <w:t>Calicium ramboldiicola</w:t>
+      </w:r>
+      <w:r>
+        <w:t xml:space="preserve"> (VU) påträffas (SLU Artdatabanken, 2026).</w:t>
       </w:r>
     </w:p>
     <w:p>
@@ -916,19 +889,19 @@
         <w:rPr>
           <w:b/>
         </w:rPr>
-        <w:t xml:space="preserve">Blodticka </w:t>
-      </w:r>
-      <w:r>
-        <w:t xml:space="preserve">är i norra Sverige främst knuten till grova granlågor i urskogsartad barrskog, men förekommer ibland även på klenare granar i anslutning till bäckar och sumpskogar. Den är en bra indikator på granskogar med höga naturvärden och oftast förekommer den tillsammans med ett stort antal ovanliga och rödlistade arter. I södra Sverige växer den framför allt på tall och har då ett lägre signalvärde. Blodticka är typisk art för </w:t>
+        <w:t>Violettgrå tagellav (NT)</w:t>
+      </w:r>
+      <w:r>
+        <w:t xml:space="preserve"> växer nästan uteslutande i gamla olikåldriga barrnaturskogar med lång skoglig kontinuitet och är en utmärkt signal på skog med höga naturvärden. Slutavverkning av tidigare aldrig slutavverkad skog (kontinuitetsskog) är det största hotet. Biotopen nyskapas i begränsad omfattning och barrskog äldre än 160 år, där den violettgrå tagellaven huvudsakligen påträffas har minskat med 50% de senaste 50 åren. Lågproduktiv skogsmark där laven förekommer bör undantas från skogsbruk och rika förekomster i äldre granskog bör skyddas. Arten är känslig för uttorkning och det är väsentligt att tillräckligt stora bestånd avsätts. Violettgrå tagellav är typisk art för </w:t>
       </w:r>
       <w:r>
         <w:rPr>
           <w:i/>
         </w:rPr>
-        <w:t>9030 Landhöjningsskog</w:t>
-      </w:r>
-      <w:r>
-        <w:t xml:space="preserve"> (SLU Artdatabanken, 2025; Nitare &amp; Skogsstyrelsen, 2019).</w:t>
+        <w:t>9010 Taiga</w:t>
+      </w:r>
+      <w:r>
+        <w:t xml:space="preserve"> (SLU Artdatabanken, 2024; Nitare &amp; Skogsstyrelsen, 2019).</w:t>
       </w:r>
     </w:p>
     <w:p>
@@ -936,28 +909,55 @@
         <w:rPr>
           <w:b/>
         </w:rPr>
-        <w:t>Finbräken</w:t>
-      </w:r>
-      <w:r>
-        <w:t xml:space="preserve"> växer på kalkrika marker i frisk eller fuktig mulljord. Den kräver konstant hög luftfuktighet och är mycket känslig för skogsbruksåtgärder. Arten är placerad högst upp i Skogsstyrelsens värdepyramid för bedömning av skog med höga naturvärden och utgör en karaktärsart för de mest skyddsvärda kalkgranskogarna med långvarig ekologisk kontinuitet och högt skyddsvärde. Finbräken är typisk art för </w:t>
+        <w:t>Violmussling (NT)</w:t>
+      </w:r>
+      <w:r>
+        <w:t xml:space="preserve"> växer på döda, oftast omkullfallna stammar av gran eller tall. De flesta fynden har gjorts i gammal, orörd skog och arten är en mycket god indikator på förekomst av lång skoglig kontinuitet. Platser som hyser stora bestånd av violmussling bör i första hand skyddas och undantas från skogsbruk. Flera sällsynta och mycket sällsynta tickor och skalbaggar är mer eller mindre starkt associerade med violtickor </w:t>
       </w:r>
       <w:r>
         <w:rPr>
           <w:i/>
         </w:rPr>
-        <w:t xml:space="preserve">9050 Näringsrik granskog </w:t>
-      </w:r>
-      <w:r>
-        <w:t xml:space="preserve">och </w:t>
+        <w:t>Trichaptum spp.</w:t>
+      </w:r>
+      <w:r>
+        <w:t xml:space="preserve"> och död ved som först rötats av någon </w:t>
       </w:r>
       <w:r>
         <w:rPr>
           <w:i/>
         </w:rPr>
-        <w:t xml:space="preserve">9040 Fjällbjörkskog </w:t>
-      </w:r>
-      <w:r>
-        <w:t>(SLU Artdatabanken, 2024; Nitare &amp; Skogsstyrelsen, 2019).</w:t>
+        <w:t>Trichaptum-art</w:t>
+      </w:r>
+      <w:r>
+        <w:t>. Bland dessa kan nämnas gul mjukporing (CR), lämmelporing (CR), kilporing (VU), parasitporing (VU), gropig brunbagge (NT), gulbandad brunbagge</w:t>
+      </w:r>
+      <w:r>
+        <w:rPr>
+          <w:i/>
+        </w:rPr>
+        <w:t xml:space="preserve"> </w:t>
+      </w:r>
+      <w:r>
+        <w:t>(NT) och brunkantad brunbagge</w:t>
+      </w:r>
+      <w:r>
+        <w:rPr>
+          <w:i/>
+        </w:rPr>
+        <w:t xml:space="preserve"> </w:t>
+      </w:r>
+      <w:r>
+        <w:t xml:space="preserve">(DD). Violmussling är typisk art för </w:t>
+      </w:r>
+      <w:r>
+        <w:rPr>
+          <w:i/>
+        </w:rPr>
+        <w:t>9010 Taiga</w:t>
+      </w:r>
+      <w:r>
+        <w:t xml:space="preserve"> (SLU Artdatabanken, 2026; Nitare &amp; Skogsstyrelsen, 2019).</w:t>
       </w:r>
     </w:p>
     <w:p>
@@ -965,28 +965,10 @@
         <w:rPr>
           <w:b/>
         </w:rPr>
-        <w:t xml:space="preserve">Grönkulla (§8) </w:t>
-      </w:r>
-      <w:r>
-        <w:t xml:space="preserve">är typisk art för </w:t>
-      </w:r>
-      <w:r>
-        <w:rPr>
-          <w:i/>
-        </w:rPr>
-        <w:t xml:space="preserve">9040 Fjällbjörkskog, 9070 Trädklädd betesmark, 6170 Alpina kalkgräsmarker, 6520 Höglänta slåtterängar </w:t>
-      </w:r>
-      <w:r>
-        <w:t>och</w:t>
-      </w:r>
-      <w:r>
-        <w:rPr>
-          <w:i/>
-        </w:rPr>
-        <w:t xml:space="preserve"> 6210 Kalkgräsmarker </w:t>
-      </w:r>
-      <w:r>
-        <w:t>(SLU Artdatabanken, 2025).</w:t>
+        <w:t>Vitgrynig nållav (NT)</w:t>
+      </w:r>
+      <w:r>
+        <w:t xml:space="preserve"> växer nästan uteslutande på bark av gamla, senvuxna granar i skuggiga lägen med hög och jämn luftfuktighet. Den vanligaste naturtypen för arten är kontinuitetsskogar på frisk mark men den finns också i sumpgranskogar. På lång sikt utgör avverkningar av olikåldriga granskogar av naturskogskaraktär ett allvarligt hot mot arten och skogsbruksåtgärder på eller i närheten av växtplatserna bör undvikas. Naturskogsartade, fuktiga granskogar med förekomster av arten signalerar höga biologiska värden och bör bevaras (SLU Artdatabanken, 2024; Nitare &amp; Skogsstyrelsen, 2019).</w:t>
       </w:r>
     </w:p>
     <w:p>
@@ -994,19 +976,19 @@
         <w:rPr>
           <w:b/>
         </w:rPr>
-        <w:t>Korallrot (§8)</w:t>
-      </w:r>
-      <w:r>
-        <w:t xml:space="preserve"> växer i sumpskogar och annan fuktig eller växelfuktig skogsmark, exempelvis i alkärr och kärrkanter, fuktiga bäckdalar, raviner, myrlaggar, sumpiga strandskogar samt i fuktiga lundar. Den visar på mer eller mindre stabila förhållanden och intakt hydrologi och är känslig för avverkning, körskador, skogsgödsling och dikning. Korallrot är typisk art för </w:t>
+        <w:t xml:space="preserve">Blodticka </w:t>
+      </w:r>
+      <w:r>
+        <w:t xml:space="preserve">är i norra Sverige främst knuten till grova granlågor i urskogsartad barrskog, men förekommer ibland även på klenare granar i anslutning till bäckar och sumpskogar. Den är en bra indikator på granskogar med höga naturvärden och oftast förekommer den tillsammans med ett stort antal ovanliga och rödlistade arter. I södra Sverige växer den framför allt på tall och har då ett lägre signalvärde. Blodticka är typisk art för </w:t>
       </w:r>
       <w:r>
         <w:rPr>
           <w:i/>
         </w:rPr>
-        <w:t>9080 Lövsumpskog</w:t>
-      </w:r>
-      <w:r>
-        <w:t xml:space="preserve"> och fridlyst enligt 8 § artskyddsförordningen (SLU Artdatabanken, 2024; Nitare &amp; Skogsstyrelsen, 2019).</w:t>
+        <w:t>9030 Landhöjningsskog</w:t>
+      </w:r>
+      <w:r>
+        <w:t xml:space="preserve"> (SLU Artdatabanken, 2025; Nitare &amp; Skogsstyrelsen, 2019).</w:t>
       </w:r>
     </w:p>
     <w:p>
@@ -1014,16 +996,16 @@
         <w:rPr>
           <w:b/>
         </w:rPr>
-        <w:t xml:space="preserve">Skinnlav </w:t>
-      </w:r>
-      <w:r>
-        <w:t xml:space="preserve">förekommer på diverse lövträd, främst på gammal asp och sälg. Den påträffas främst i områden med lång kontinuitet av grova lövträd och signalerar skogsmark med höga naturvärden. På lokalerna förekommer som regel ett flertal andra ovanliga eller rödlistade lavar. I likhet med gelélavarna, etablerar sig skinnlaven i skogsmark på grova aspar i sena lövsuccessioner. Skinnlav är typisk art för </w:t>
+        <w:t>Finbräken</w:t>
+      </w:r>
+      <w:r>
+        <w:t xml:space="preserve"> växer på kalkrika marker i frisk eller fuktig mulljord. Den kräver konstant hög luftfuktighet och är mycket känslig för skogsbruksåtgärder. Arten är placerad högst upp i Skogsstyrelsens värdepyramid för bedömning av skog med höga naturvärden och utgör en karaktärsart för de mest skyddsvärda kalkgranskogarna med långvarig ekologisk kontinuitet och högt skyddsvärde. Finbräken är typisk art för </w:t>
       </w:r>
       <w:r>
         <w:rPr>
           <w:i/>
         </w:rPr>
-        <w:t xml:space="preserve">9010 Taiga, 9020 Nordlig ädellövskog </w:t>
+        <w:t xml:space="preserve">9050 Näringsrik granskog </w:t>
       </w:r>
       <w:r>
         <w:t xml:space="preserve">och </w:t>
@@ -1032,10 +1014,10 @@
         <w:rPr>
           <w:i/>
         </w:rPr>
-        <w:t xml:space="preserve">9070 Trädklädd betesmark </w:t>
-      </w:r>
-      <w:r>
-        <w:t>(Nitare &amp; Skogsstyrelsen, 2019; SLU Artdatabanken, 2025).</w:t>
+        <w:t xml:space="preserve">9040 Fjällbjörkskog </w:t>
+      </w:r>
+      <w:r>
+        <w:t>(SLU Artdatabanken, 2024; Nitare &amp; Skogsstyrelsen, 2019).</w:t>
       </w:r>
     </w:p>
     <w:p>
@@ -1043,16 +1025,16 @@
         <w:rPr>
           <w:b/>
         </w:rPr>
-        <w:t>Spindelblomster (§8)</w:t>
-      </w:r>
-      <w:r>
-        <w:t xml:space="preserve"> växer i äldre mossrik granskog eller barrblandskog, men även i fjällbjörkskog. Arten indikerar långvarig trädkontinuitet och hög luftfuktighet och är mycket känslig för uttorkning och markskador. Spindelblomster har i många trakter minskat starkt under senare tid på grund av slutavverkningar och skogsmarksdikning. Spindelblomster är typisk art för </w:t>
+        <w:t xml:space="preserve">Grönkulla (§8) </w:t>
+      </w:r>
+      <w:r>
+        <w:t xml:space="preserve">är typisk art för </w:t>
       </w:r>
       <w:r>
         <w:rPr>
           <w:i/>
         </w:rPr>
-        <w:t xml:space="preserve">9010 Taiga, 9050 Näringsrik granskog </w:t>
+        <w:t xml:space="preserve">9040 Fjällbjörkskog, 9070 Trädklädd betesmark, 6170 Alpina kalkgräsmarker, 6520 Höglänta slåtterängar </w:t>
       </w:r>
       <w:r>
         <w:t>och</w:t>
@@ -1061,10 +1043,10 @@
         <w:rPr>
           <w:i/>
         </w:rPr>
-        <w:t xml:space="preserve"> 9040 Fjällbjörkskog</w:t>
-      </w:r>
-      <w:r>
-        <w:t xml:space="preserve"> (Nitare &amp; Skogsstyrelsen, 2019; SLU Artdatabanken, 2025).</w:t>
+        <w:t xml:space="preserve"> 6210 Kalkgräsmarker </w:t>
+      </w:r>
+      <w:r>
+        <w:t>(SLU Artdatabanken, 2025).</w:t>
       </w:r>
     </w:p>
     <w:p>
@@ -1072,55 +1054,19 @@
         <w:rPr>
           <w:b/>
         </w:rPr>
-        <w:t>Stuplav</w:t>
-      </w:r>
-      <w:r>
-        <w:t xml:space="preserve"> är en mycket bra signalart i hela sitt utbredningsområde och förekommer nästan enbart i skogsmiljöer med höga naturvärden. Den indikerar långvarig förekomst av gamla lövträd och miljöer med konstant hög luftfuktighet. I skogar med suboceaniskt klimat finns det en mycket sällsynt parasit, njurlavsknapp </w:t>
+        <w:t>Korallrot (§8)</w:t>
+      </w:r>
+      <w:r>
+        <w:t xml:space="preserve"> växer i sumpskogar och annan fuktig eller växelfuktig skogsmark, exempelvis i alkärr och kärrkanter, fuktiga bäckdalar, raviner, myrlaggar, sumpiga strandskogar samt i fuktiga lundar. Den visar på mer eller mindre stabila förhållanden och intakt hydrologi och är känslig för avverkning, körskador, skogsgödsling och dikning. Korallrot är typisk art för </w:t>
       </w:r>
       <w:r>
         <w:rPr>
           <w:i/>
         </w:rPr>
-        <w:t>Pletocarpon nephromeum</w:t>
-      </w:r>
-      <w:r>
-        <w:t xml:space="preserve"> (EN), som växer på stuplav. Ytterligare tre sällsynta lavparasiter, </w:t>
-      </w:r>
-      <w:r>
-        <w:rPr>
-          <w:i/>
-        </w:rPr>
-        <w:t>Protounguicularia nephromatis</w:t>
-      </w:r>
-      <w:r>
-        <w:t xml:space="preserve"> (VU), </w:t>
-      </w:r>
-      <w:r>
-        <w:rPr>
-          <w:i/>
-        </w:rPr>
-        <w:t>Refractohilum galligenum</w:t>
-      </w:r>
-      <w:r>
-        <w:t xml:space="preserve"> (NT) och </w:t>
-      </w:r>
-      <w:r>
-        <w:rPr>
-          <w:i/>
-        </w:rPr>
-        <w:t>Roselliniella nephromatis</w:t>
-      </w:r>
-      <w:r>
-        <w:t xml:space="preserve"> (DD), kan också påträffas på stuplav. Stuplav är typisk art för </w:t>
-      </w:r>
-      <w:r>
-        <w:rPr>
-          <w:i/>
-        </w:rPr>
-        <w:t>9010 Taiga</w:t>
-      </w:r>
-      <w:r>
-        <w:t xml:space="preserve"> (SLU Artdatabanken, 2026; Nitare &amp; Skogsstyrelsen, 2019).</w:t>
+        <w:t>9080 Lövsumpskog</w:t>
+      </w:r>
+      <w:r>
+        <w:t xml:space="preserve"> och fridlyst enligt 8 § artskyddsförordningen (SLU Artdatabanken, 2024; Nitare &amp; Skogsstyrelsen, 2019).</w:t>
       </w:r>
     </w:p>
     <w:p>
@@ -1128,19 +1074,28 @@
         <w:rPr>
           <w:b/>
         </w:rPr>
-        <w:t>Tibast</w:t>
-      </w:r>
-      <w:r>
-        <w:t xml:space="preserve"> är en kalkgynnad buske som växer på mullrik, frisk eller svagt fuktig mark, exempelvis i gamla kalkgranskogar, lövträdslundar, varma källpåverkade sluttningar och exklusiva biotoper kopplade till vattendrag. Förekomster i gammal skog visar på höga naturvärden och bör alltid noteras i samband med naturvärdesinventeringar. Tibast är typisk art för </w:t>
+        <w:t xml:space="preserve">Norrlandslav </w:t>
+      </w:r>
+      <w:r>
+        <w:t xml:space="preserve">indikerar söder om den naturliga norrlandsgränsen barrskogsbeklädda bergbranter eller andra ostörda skogsmiljöer med höga naturvärden. Norrlandslav är typisk art för </w:t>
       </w:r>
       <w:r>
         <w:rPr>
           <w:i/>
         </w:rPr>
-        <w:t>9050 Näringsrik granskog</w:t>
-      </w:r>
-      <w:r>
-        <w:t xml:space="preserve"> och värdväxt för de två fjärilsarterna större tibastmal och brun tibastmal (CR) (SLU Artdatabanken, 2024; Nitare &amp; Skogsstyrelsen, 2019).</w:t>
+        <w:t xml:space="preserve">9010 Taiga, 8110 Silikatrasmarker </w:t>
+      </w:r>
+      <w:r>
+        <w:t>och</w:t>
+      </w:r>
+      <w:r>
+        <w:rPr>
+          <w:i/>
+        </w:rPr>
+        <w:t xml:space="preserve"> 8120 Kalkrasmarker </w:t>
+      </w:r>
+      <w:r>
+        <w:t>(Nitare &amp; Skogsstyrelsen, 2000; SLU Artdatabanken, 2025).</w:t>
       </w:r>
     </w:p>
     <w:p>
@@ -1148,16 +1103,16 @@
         <w:rPr>
           <w:b/>
         </w:rPr>
-        <w:t xml:space="preserve">Trådticka </w:t>
-      </w:r>
-      <w:r>
-        <w:t xml:space="preserve">är knuten till grova granar i rikare ofta fuktiga miljöer. Den återfinns på både levande och döda träd samt stubbar och nyligen fallna träd. Karaktärsart för äldre fuktiga granskogsbiotoper, och i stor mängd är den en bra signalart för miljöer med andra rödlistade arter. Trådticka är typisk art för </w:t>
+        <w:t xml:space="preserve">Skinnlav </w:t>
+      </w:r>
+      <w:r>
+        <w:t xml:space="preserve">förekommer på diverse lövträd, främst på gammal asp och sälg. Den påträffas främst i områden med lång kontinuitet av grova lövträd och signalerar skogsmark med höga naturvärden. På lokalerna förekommer som regel ett flertal andra ovanliga eller rödlistade lavar. I likhet med gelélavarna, etablerar sig skinnlaven i skogsmark på grova aspar i sena lövsuccessioner. Skinnlav är typisk art för </w:t>
       </w:r>
       <w:r>
         <w:rPr>
           <w:i/>
         </w:rPr>
-        <w:t xml:space="preserve">9010 Taiga </w:t>
+        <w:t xml:space="preserve">9010 Taiga, 9020 Nordlig ädellövskog </w:t>
       </w:r>
       <w:r>
         <w:t xml:space="preserve">och </w:t>
@@ -1166,10 +1121,10 @@
         <w:rPr>
           <w:i/>
         </w:rPr>
-        <w:t xml:space="preserve">9050 Näringsrik granskog </w:t>
-      </w:r>
-      <w:r>
-        <w:t>(SLU Artdatabanken, 2025).</w:t>
+        <w:t xml:space="preserve">9070 Trädklädd betesmark </w:t>
+      </w:r>
+      <w:r>
+        <w:t>(Nitare &amp; Skogsstyrelsen, 2019; SLU Artdatabanken, 2025).</w:t>
       </w:r>
     </w:p>
     <w:p>
@@ -1177,6 +1132,160 @@
         <w:rPr>
           <w:b/>
         </w:rPr>
+        <w:t>Spindelblomster (§8)</w:t>
+      </w:r>
+      <w:r>
+        <w:t xml:space="preserve"> växer i äldre mossrik granskog eller barrblandskog, men även i fjällbjörkskog. Arten indikerar långvarig trädkontinuitet och hög luftfuktighet och är mycket känslig för uttorkning och markskador. Spindelblomster har i många trakter minskat starkt under senare tid på grund av slutavverkningar och skogsmarksdikning. Spindelblomster är typisk art för </w:t>
+      </w:r>
+      <w:r>
+        <w:rPr>
+          <w:i/>
+        </w:rPr>
+        <w:t xml:space="preserve">9010 Taiga, 9050 Näringsrik granskog </w:t>
+      </w:r>
+      <w:r>
+        <w:t>och</w:t>
+      </w:r>
+      <w:r>
+        <w:rPr>
+          <w:i/>
+        </w:rPr>
+        <w:t xml:space="preserve"> 9040 Fjällbjörkskog</w:t>
+      </w:r>
+      <w:r>
+        <w:t xml:space="preserve"> (Nitare &amp; Skogsstyrelsen, 2019; SLU Artdatabanken, 2025).</w:t>
+      </w:r>
+    </w:p>
+    <w:p>
+      <w:r>
+        <w:rPr>
+          <w:b/>
+        </w:rPr>
+        <w:t>Stuplav</w:t>
+      </w:r>
+      <w:r>
+        <w:t xml:space="preserve"> är en mycket bra signalart i hela sitt utbredningsområde och förekommer nästan enbart i skogsmiljöer med höga naturvärden. Den indikerar långvarig förekomst av gamla lövträd och miljöer med konstant hög luftfuktighet. I skogar med suboceaniskt klimat finns det en mycket sällsynt parasit, njurlavsknapp </w:t>
+      </w:r>
+      <w:r>
+        <w:rPr>
+          <w:i/>
+        </w:rPr>
+        <w:t>Pletocarpon nephromeum</w:t>
+      </w:r>
+      <w:r>
+        <w:t xml:space="preserve"> (EN), som växer på stuplav. Ytterligare tre sällsynta lavparasiter, </w:t>
+      </w:r>
+      <w:r>
+        <w:rPr>
+          <w:i/>
+        </w:rPr>
+        <w:t>Protounguicularia nephromatis</w:t>
+      </w:r>
+      <w:r>
+        <w:t xml:space="preserve"> (VU), </w:t>
+      </w:r>
+      <w:r>
+        <w:rPr>
+          <w:i/>
+        </w:rPr>
+        <w:t>Refractohilum galligenum</w:t>
+      </w:r>
+      <w:r>
+        <w:t xml:space="preserve"> (NT) och </w:t>
+      </w:r>
+      <w:r>
+        <w:rPr>
+          <w:i/>
+        </w:rPr>
+        <w:t>Roselliniella nephromatis</w:t>
+      </w:r>
+      <w:r>
+        <w:t xml:space="preserve"> (DD), kan också påträffas på stuplav. Stuplav är typisk art för </w:t>
+      </w:r>
+      <w:r>
+        <w:rPr>
+          <w:i/>
+        </w:rPr>
+        <w:t>9010 Taiga</w:t>
+      </w:r>
+      <w:r>
+        <w:t xml:space="preserve"> (SLU Artdatabanken, 2026; Nitare &amp; Skogsstyrelsen, 2019).</w:t>
+      </w:r>
+    </w:p>
+    <w:p>
+      <w:r>
+        <w:rPr>
+          <w:b/>
+        </w:rPr>
+        <w:t>Tibast</w:t>
+      </w:r>
+      <w:r>
+        <w:t xml:space="preserve"> är en kalkgynnad buske som växer på mullrik, frisk eller svagt fuktig mark, exempelvis i gamla kalkgranskogar, lövträdslundar, varma källpåverkade sluttningar och exklusiva biotoper kopplade till vattendrag. Förekomster i gammal skog visar på höga naturvärden och bör alltid noteras i samband med naturvärdesinventeringar. Tibast är typisk art för </w:t>
+      </w:r>
+      <w:r>
+        <w:rPr>
+          <w:i/>
+        </w:rPr>
+        <w:t>9050 Näringsrik granskog</w:t>
+      </w:r>
+      <w:r>
+        <w:t xml:space="preserve"> och värdväxt för de två fjärilsarterna större tibastmal och brun tibastmal (CR) (SLU Artdatabanken, 2024; Nitare &amp; Skogsstyrelsen, 2019).</w:t>
+      </w:r>
+    </w:p>
+    <w:p>
+      <w:r>
+        <w:rPr>
+          <w:b/>
+        </w:rPr>
+        <w:t xml:space="preserve">Trådticka </w:t>
+      </w:r>
+      <w:r>
+        <w:t xml:space="preserve">är knuten till grova granar i rikare ofta fuktiga miljöer. Den återfinns på både levande och döda träd samt stubbar och nyligen fallna träd. Karaktärsart för äldre fuktiga granskogsbiotoper, och i stor mängd är den en bra signalart för miljöer med andra rödlistade arter. Trådticka är typisk art för </w:t>
+      </w:r>
+      <w:r>
+        <w:rPr>
+          <w:i/>
+        </w:rPr>
+        <w:t xml:space="preserve">9010 Taiga </w:t>
+      </w:r>
+      <w:r>
+        <w:t xml:space="preserve">och </w:t>
+      </w:r>
+      <w:r>
+        <w:rPr>
+          <w:i/>
+        </w:rPr>
+        <w:t xml:space="preserve">9050 Näringsrik granskog </w:t>
+      </w:r>
+      <w:r>
+        <w:t>(SLU Artdatabanken, 2025).</w:t>
+      </w:r>
+    </w:p>
+    <w:p>
+      <w:r>
+        <w:rPr>
+          <w:b/>
+        </w:rPr>
+        <w:t xml:space="preserve">Vedticka </w:t>
+      </w:r>
+      <w:r>
+        <w:t xml:space="preserve">är en bra signalart söder om den naturliga norrlandsgränsen. Den är huvudsakligen knuten till äldre barrskogar där det föreligger långvarig kontinuitet av död barrved. Vedticka är typisk art för </w:t>
+      </w:r>
+      <w:r>
+        <w:rPr>
+          <w:i/>
+        </w:rPr>
+        <w:t xml:space="preserve">9010 Taiga </w:t>
+      </w:r>
+      <w:r>
+        <w:t>(Nitare &amp; Skogsstyrelsen, 2019; SLU Artdatabanken, 2025).</w:t>
+      </w:r>
+    </w:p>
+    <w:p>
+      <w:r>
+        <w:rPr>
+          <w:b/>
+        </w:rPr>
         <w:t xml:space="preserve">Ögonpyrola </w:t>
       </w:r>
       <w:r>
@@ -1199,6 +1308,26 @@
       </w:r>
       <w:r>
         <w:t xml:space="preserve"> (Nitare &amp; Skogsstyrelsen, 2019; SLU Artdatabanken, 2024).</w:t>
+      </w:r>
+    </w:p>
+    <w:p>
+      <w:r>
+        <w:rPr>
+          <w:b/>
+        </w:rPr>
+        <w:t xml:space="preserve">Ekbräken </w:t>
+      </w:r>
+      <w:r>
+        <w:t xml:space="preserve">är typisk art för </w:t>
+      </w:r>
+      <w:r>
+        <w:rPr>
+          <w:i/>
+        </w:rPr>
+        <w:t>9050 Näringsrik granskog</w:t>
+      </w:r>
+      <w:r>
+        <w:t xml:space="preserve"> (SLU Artdatabanken, 2025).</w:t>
       </w:r>
     </w:p>
     <w:p>
@@ -1451,7 +1580,7 @@
         <w:rPr>
           <w:i/>
         </w:rPr>
-        <w:t>I det aktuella skogsområdet har 35 rödlistade arter och signalarter påträffats. Detta ska jämföras med Skogsstyrelsens uppföljning 2017 av nyckelbiotoper som visade att man i genomsnitt hittar 20,6 olika rödlistade arter och signalarter i en nyckelbiotop (Wijk, S. 2017. Biologisk mångfald i nyckelbiotoper – Resultat från inventeringen “Uppföljning biologisk mångfald” 2009–2015. Rapport 4/2017 Skogsstyrelsen, Jönköping).</w:t>
+        <w:t>I det aktuella skogsområdet har 40 rödlistade arter och signalarter påträffats. Detta ska jämföras med Skogsstyrelsens uppföljning 2017 av nyckelbiotoper som visade att man i genomsnitt hittar 20,6 olika rödlistade arter och signalarter i en nyckelbiotop (Wijk, S. 2017. Biologisk mångfald i nyckelbiotoper – Resultat från inventeringen “Uppföljning biologisk mångfald” 2009–2015. Rapport 4/2017 Skogsstyrelsen, Jönköping).</w:t>
       </w:r>
     </w:p>
     <w:p>
@@ -1480,7 +1609,7 @@
         <w:rPr>
           <w:i/>
         </w:rPr>
-        <w:t>I det aktuella skogsområdet har 42 naturvårdsarter varav 25 rödlistade arter sina livsmiljöer och växtplatser.</w:t>
+        <w:t>I det aktuella skogsområdet har 48 naturvårdsarter varav 28 rödlistade arter sina livsmiljöer och växtplatser.</w:t>
       </w:r>
     </w:p>
     <w:p>

--- a/klagomål/Muorkenåive-Ássjátj S FSC-klagomål.docx
+++ b/klagomål/Muorkenåive-Ássjátj S FSC-klagomål.docx
@@ -178,7 +178,7 @@
       <w:r>
         <w:drawing>
           <wp:inline xmlns:a="http://schemas.openxmlformats.org/drawingml/2006/main" xmlns:pic="http://schemas.openxmlformats.org/drawingml/2006/picture">
-            <wp:extent cx="5486400" cy="5394176"/>
+            <wp:extent cx="5486400" cy="5259961"/>
             <wp:docPr id="1" name="Picture 1"/>
             <wp:cNvGraphicFramePr>
               <a:graphicFrameLocks noChangeAspect="1"/>
@@ -199,7 +199,7 @@
                   <pic:spPr>
                     <a:xfrm>
                       <a:off x="0" y="0"/>
-                      <a:ext cx="5486400" cy="5394176"/>
+                      <a:ext cx="5486400" cy="5259961"/>
                     </a:xfrm>
                     <a:prstGeom prst="rect"/>
                   </pic:spPr>
@@ -221,7 +221,7 @@
     </w:p>
     <w:p>
       <w:r>
-        <w:t>I och inom 23 meter från området finns fynd av 48 naturvårdsarter, varav 28 är rödlistade, 7 är fridlysta, 38 är typiska (T) och 12 är signalarter (S): isabellporing (EN), bågknotterskinn (VU), garnlav (VU, T), grantickeporing (VU), gräddporing (VU, T), gränsticka (VU, T), ostticka (VU, T), tajgaskinn (VU), vitskaftad svartspik (VU, T), brunpudrad nållav (NT, T), gammelgransskål (NT, T), harticka (NT, T), knottrig blåslav (NT, T), koralltaggsvamp (NT, T), kötticka (NT), lunglav (NT, T), rosenticka (NT, T), rynkskinn (NT, T), rödbrun blekspik (NT, T), skrovellav (NT, T), talltagel (NT, T), talltita (NT, §4), tretåig hackspett (NT, T, §4), ullticka (NT, T), vedflamlav (NT), violettgrå tagellav (NT, T), violmussling (NT, T), vitgrynig nållav (NT), blodticka (S, T), finbräken (S, T), grönkulla (S, T, §8), korallrot (S, T, §8), norrlandslav (S, T), skinnlav (S, T), spindelblomster (S, T, §8), stuplav (S, T), tibast (S, T), trådticka (S, T), vedticka (S, T), ögonpyrola (S, T), ekbräken (T), hultbräken (T), humleblomster (T), kransmossa (T), nordisk stormhatt (T), torta (T), fläcknycklar (§8) och revlummer (§9). Se Figur 1.</w:t>
+        <w:t>I och inom 23 meter från området finns fynd av 50 naturvårdsarter, varav 28 är rödlistade, 8 är fridlysta, 39 är typiska (T) och 13 är signalarter (S): isabellporing (EN), bågknotterskinn (VU), garnlav (VU, T), grantickeporing (VU), gräddporing (VU, T), gränsticka (VU, T), ostticka (VU, T), tajgaskinn (VU), vitskaftad svartspik (VU, T), brunpudrad nållav (NT, T), gammelgransskål (NT, T), harticka (NT, T), knottrig blåslav (NT, T), koralltaggsvamp (NT, T), kötticka (NT), lunglav (NT, T), rosenticka (NT, T), rynkskinn (NT, T), rödbrun blekspik (NT, T), skrovellav (NT, T), talltagel (NT, T), talltita (NT, §4), tretåig hackspett (NT, T, §4), ullticka (NT, T), vedflamlav (NT), violettgrå tagellav (NT, T), violmussling (NT, T), vitgrynig nållav (NT), blodticka (S, T), finbräken (S, T), grönkulla (S, T, §8), korallrot (S, T, §8), källpraktmossa (S, T), norrlandslav (S, T), skinnlav (S, T), spindelblomster (S, T, §8), stuplav (S, T), tibast (S, T), trådticka (S, T), vedticka (S, T), ögonpyrola (S, T), ekbräken (T), hultbräken (T), humleblomster (T), kransmossa (T), nordisk stormhatt (T), torta (T), fläcknycklar (§8), myggblomster (§8) och revlummer (§9). Se Figur 1.</w:t>
       </w:r>
     </w:p>
     <w:p>
@@ -1074,6 +1074,35 @@
         <w:rPr>
           <w:b/>
         </w:rPr>
+        <w:t xml:space="preserve">Källpraktmossa </w:t>
+      </w:r>
+      <w:r>
+        <w:t xml:space="preserve">växer på fuktig eller blöt, näringsrik och ofta mineralrik mark, t.ex. i sumpskogar. Den är en god signalart i södra och mellersta Sverige och förekommer ofta i artrika miljöer med t.ex. kärrkammossa, bågpraktmossa, filtrundmossa och skogshakmossa. Eftersom mängden våtmarker har reducerats kraftigt i södra Sverige under det senaste seklet har förekomsten av källpraktmossa troligen minskat i söder. Källpraktmossa är typisk art för </w:t>
+      </w:r>
+      <w:r>
+        <w:rPr>
+          <w:i/>
+        </w:rPr>
+        <w:t xml:space="preserve">7160 Källor och källkärr, 9750 Svämlövskog </w:t>
+      </w:r>
+      <w:r>
+        <w:t>och</w:t>
+      </w:r>
+      <w:r>
+        <w:rPr>
+          <w:i/>
+        </w:rPr>
+        <w:t xml:space="preserve"> 9080 Lövsumpskog </w:t>
+      </w:r>
+      <w:r>
+        <w:t>(Nitare &amp; Skogsstyrelsen, 2019; SLU Artdatabanken, 2025).</w:t>
+      </w:r>
+    </w:p>
+    <w:p>
+      <w:r>
+        <w:rPr>
+          <w:b/>
+        </w:rPr>
         <w:t xml:space="preserve">Norrlandslav </w:t>
       </w:r>
       <w:r>
@@ -1580,7 +1609,7 @@
         <w:rPr>
           <w:i/>
         </w:rPr>
-        <w:t>I det aktuella skogsområdet har 40 rödlistade arter och signalarter påträffats. Detta ska jämföras med Skogsstyrelsens uppföljning 2017 av nyckelbiotoper som visade att man i genomsnitt hittar 20,6 olika rödlistade arter och signalarter i en nyckelbiotop (Wijk, S. 2017. Biologisk mångfald i nyckelbiotoper – Resultat från inventeringen “Uppföljning biologisk mångfald” 2009–2015. Rapport 4/2017 Skogsstyrelsen, Jönköping).</w:t>
+        <w:t>I det aktuella skogsområdet har 41 rödlistade arter och signalarter påträffats. Detta ska jämföras med Skogsstyrelsens uppföljning 2017 av nyckelbiotoper som visade att man i genomsnitt hittar 20,6 olika rödlistade arter och signalarter i en nyckelbiotop (Wijk, S. 2017. Biologisk mångfald i nyckelbiotoper – Resultat från inventeringen “Uppföljning biologisk mångfald” 2009–2015. Rapport 4/2017 Skogsstyrelsen, Jönköping).</w:t>
       </w:r>
     </w:p>
     <w:p>
@@ -1609,7 +1638,7 @@
         <w:rPr>
           <w:i/>
         </w:rPr>
-        <w:t>I det aktuella skogsområdet har 48 naturvårdsarter varav 28 rödlistade arter sina livsmiljöer och växtplatser.</w:t>
+        <w:t>I det aktuella skogsområdet har 50 naturvårdsarter varav 28 rödlistade arter sina livsmiljöer och växtplatser.</w:t>
       </w:r>
     </w:p>
     <w:p>

--- a/klagomål/Muorkenåive-Ássjátj S FSC-klagomål.docx
+++ b/klagomål/Muorkenåive-Ássjátj S FSC-klagomål.docx
@@ -178,7 +178,7 @@
       <w:r>
         <w:drawing>
           <wp:inline xmlns:a="http://schemas.openxmlformats.org/drawingml/2006/main" xmlns:pic="http://schemas.openxmlformats.org/drawingml/2006/picture">
-            <wp:extent cx="5486400" cy="5259961"/>
+            <wp:extent cx="5486400" cy="5256865"/>
             <wp:docPr id="1" name="Picture 1"/>
             <wp:cNvGraphicFramePr>
               <a:graphicFrameLocks noChangeAspect="1"/>
@@ -199,7 +199,7 @@
                   <pic:spPr>
                     <a:xfrm>
                       <a:off x="0" y="0"/>
-                      <a:ext cx="5486400" cy="5259961"/>
+                      <a:ext cx="5486400" cy="5256865"/>
                     </a:xfrm>
                     <a:prstGeom prst="rect"/>
                   </pic:spPr>
@@ -221,7 +221,7 @@
     </w:p>
     <w:p>
       <w:r>
-        <w:t>I och inom 23 meter från området finns fynd av 50 naturvårdsarter, varav 28 är rödlistade, 8 är fridlysta, 39 är typiska (T) och 13 är signalarter (S): isabellporing (EN), bågknotterskinn (VU), garnlav (VU, T), grantickeporing (VU), gräddporing (VU, T), gränsticka (VU, T), ostticka (VU, T), tajgaskinn (VU), vitskaftad svartspik (VU, T), brunpudrad nållav (NT, T), gammelgransskål (NT, T), harticka (NT, T), knottrig blåslav (NT, T), koralltaggsvamp (NT, T), kötticka (NT), lunglav (NT, T), rosenticka (NT, T), rynkskinn (NT, T), rödbrun blekspik (NT, T), skrovellav (NT, T), talltagel (NT, T), talltita (NT, §4), tretåig hackspett (NT, T, §4), ullticka (NT, T), vedflamlav (NT), violettgrå tagellav (NT, T), violmussling (NT, T), vitgrynig nållav (NT), blodticka (S, T), finbräken (S, T), grönkulla (S, T, §8), korallrot (S, T, §8), källpraktmossa (S, T), norrlandslav (S, T), skinnlav (S, T), spindelblomster (S, T, §8), stuplav (S, T), tibast (S, T), trådticka (S, T), vedticka (S, T), ögonpyrola (S, T), ekbräken (T), hultbräken (T), humleblomster (T), kransmossa (T), nordisk stormhatt (T), torta (T), fläcknycklar (§8), myggblomster (§8) och revlummer (§9). Se Figur 1.</w:t>
+        <w:t>I och inom 23 meter från området finns fynd av 51 naturvårdsarter, varav 28 är rödlistade, 8 är fridlysta, 40 är typiska (T) och 13 är signalarter (S): isabellporing (EN), bågknotterskinn (VU), garnlav (VU, T), grantickeporing (VU), gräddporing (VU, T), gränsticka (VU, T), ostticka (VU, T), tajgaskinn (VU), vitskaftad svartspik (VU, T), brunpudrad nållav (NT, T), gammelgransskål (NT, T), harticka (NT, T), knottrig blåslav (NT, T), koralltaggsvamp (NT, T), kötticka (NT), lunglav (NT, T), rosenticka (NT, T), rynkskinn (NT, T), rödbrun blekspik (NT, T), skrovellav (NT, T), talltagel (NT, T), talltita (NT, §4), tretåig hackspett (NT, T, §4), ullticka (NT, T), vedflamlav (NT), violettgrå tagellav (NT, T), violmussling (NT, T), vitgrynig nållav (NT), blodticka (S, T), finbräken (S, T), grönkulla (S, T, §8), korallrot (S, T, §8), källpraktmossa (S, T), norrlandslav (S, T), skinnlav (S, T), spindelblomster (S, T, §8), stuplav (S, T), tibast (S, T), trådticka (S, T), vedticka (S, T), ögonpyrola (S, T), ekbräken (T), fjällskråp (T), hultbräken (T), humleblomster (T), kransmossa (T), nordisk stormhatt (T), torta (T), fläcknycklar (§8), myggblomster (§8) och revlummer (§9). Se Figur 1.</w:t>
       </w:r>
     </w:p>
     <w:p>
@@ -1364,6 +1364,17 @@
         <w:rPr>
           <w:b/>
         </w:rPr>
+        <w:t>Fjällskråp</w:t>
+      </w:r>
+      <w:r>
+        <w:t xml:space="preserve"> är typisk art för 9050 Näringsrik granskog. Fjällskråp är värdväxt för den sällsynta fjärilen fjällskråpsmal (DD). Fjärilens larver gör fläckminor på fjällskråpblad och arten är därför relativt lätt att påvisa där den finns SLU Artdatabanken, 2025).</w:t>
+      </w:r>
+    </w:p>
+    <w:p>
+      <w:r>
+        <w:rPr>
+          <w:b/>
+        </w:rPr>
         <w:t xml:space="preserve">Hultbräken </w:t>
       </w:r>
       <w:r>
@@ -1638,7 +1649,7 @@
         <w:rPr>
           <w:i/>
         </w:rPr>
-        <w:t>I det aktuella skogsområdet har 50 naturvårdsarter varav 28 rödlistade arter sina livsmiljöer och växtplatser.</w:t>
+        <w:t>I det aktuella skogsområdet har 51 naturvårdsarter varav 28 rödlistade arter sina livsmiljöer och växtplatser.</w:t>
       </w:r>
     </w:p>
     <w:p>

--- a/klagomål/Muorkenåive-Ássjátj S FSC-klagomål.docx
+++ b/klagomål/Muorkenåive-Ássjátj S FSC-klagomål.docx
@@ -178,7 +178,7 @@
       <w:r>
         <w:drawing>
           <wp:inline xmlns:a="http://schemas.openxmlformats.org/drawingml/2006/main" xmlns:pic="http://schemas.openxmlformats.org/drawingml/2006/picture">
-            <wp:extent cx="5486400" cy="5256865"/>
+            <wp:extent cx="5486400" cy="5353417"/>
             <wp:docPr id="1" name="Picture 1"/>
             <wp:cNvGraphicFramePr>
               <a:graphicFrameLocks noChangeAspect="1"/>
@@ -199,7 +199,7 @@
                   <pic:spPr>
                     <a:xfrm>
                       <a:off x="0" y="0"/>
-                      <a:ext cx="5486400" cy="5256865"/>
+                      <a:ext cx="5486400" cy="5353417"/>
                     </a:xfrm>
                     <a:prstGeom prst="rect"/>
                   </pic:spPr>
@@ -221,7 +221,7 @@
     </w:p>
     <w:p>
       <w:r>
-        <w:t>I och inom 23 meter från området finns fynd av 51 naturvårdsarter, varav 28 är rödlistade, 8 är fridlysta, 40 är typiska (T) och 13 är signalarter (S): isabellporing (EN), bågknotterskinn (VU), garnlav (VU, T), grantickeporing (VU), gräddporing (VU, T), gränsticka (VU, T), ostticka (VU, T), tajgaskinn (VU), vitskaftad svartspik (VU, T), brunpudrad nållav (NT, T), gammelgransskål (NT, T), harticka (NT, T), knottrig blåslav (NT, T), koralltaggsvamp (NT, T), kötticka (NT), lunglav (NT, T), rosenticka (NT, T), rynkskinn (NT, T), rödbrun blekspik (NT, T), skrovellav (NT, T), talltagel (NT, T), talltita (NT, §4), tretåig hackspett (NT, T, §4), ullticka (NT, T), vedflamlav (NT), violettgrå tagellav (NT, T), violmussling (NT, T), vitgrynig nållav (NT), blodticka (S, T), finbräken (S, T), grönkulla (S, T, §8), korallrot (S, T, §8), källpraktmossa (S, T), norrlandslav (S, T), skinnlav (S, T), spindelblomster (S, T, §8), stuplav (S, T), tibast (S, T), trådticka (S, T), vedticka (S, T), ögonpyrola (S, T), ekbräken (T), fjällskråp (T), hultbräken (T), humleblomster (T), kransmossa (T), nordisk stormhatt (T), torta (T), fläcknycklar (§8), myggblomster (§8) och revlummer (§9). Se Figur 1.</w:t>
+        <w:t>I och inom 23 meter från området finns fynd av 52 naturvårdsarter, varav 28 är rödlistade, 8 är fridlysta, 41 är typiska (T) och 14 är signalarter (S): isabellporing (EN), bågknotterskinn (VU), garnlav (VU, T), grantickeporing (VU), gräddporing (VU, T), gränsticka (VU, T), ostticka (VU, T), tajgaskinn (VU), vitskaftad svartspik (VU, T), brunpudrad nållav (NT, T), gammelgransskål (NT, T), harticka (NT, T), knottrig blåslav (NT, T), koralltaggsvamp (NT, T), kötticka (NT), lunglav (NT, T), rosenticka (NT, T), rynkskinn (NT, T), rödbrun blekspik (NT, T), skrovellav (NT, T), talltagel (NT, T), talltita (NT, §4), tretåig hackspett (NT, T, §4), ullticka (NT, T), vedflamlav (NT), violettgrå tagellav (NT, T), violmussling (NT, T), vitgrynig nållav (NT), blodticka (S, T), finbräken (S, T), grönkulla (S, T, §8), korallrot (S, T, §8), källpraktmossa (S, T), luddlav (S, T), norrlandslav (S, T), skinnlav (S, T), spindelblomster (S, T, §8), stuplav (S, T), tibast (S, T), trådticka (S, T), vedticka (S, T), ögonpyrola (S, T), ekbräken (T), fjällskråp (T), hultbräken (T), humleblomster (T), kransmossa (T), nordisk stormhatt (T), torta (T), fläcknycklar (§8), myggblomster (§8) och revlummer (§9). Se Figur 1.</w:t>
       </w:r>
     </w:p>
     <w:p>
@@ -1103,6 +1103,44 @@
         <w:rPr>
           <w:b/>
         </w:rPr>
+        <w:t>Luddlav</w:t>
+      </w:r>
+      <w:r>
+        <w:t xml:space="preserve"> signalerar lång skoglig kontinuitet med ett stabilt lokal- och mikroklimat med hög och jämn fuktighet. Luddlav är typisk art för </w:t>
+      </w:r>
+      <w:r>
+        <w:rPr>
+          <w:i/>
+        </w:rPr>
+        <w:t>9010 Taiga,</w:t>
+      </w:r>
+      <w:r>
+        <w:t xml:space="preserve"> </w:t>
+      </w:r>
+      <w:r>
+        <w:rPr>
+          <w:i/>
+        </w:rPr>
+        <w:t xml:space="preserve">9020 Nordlig ädellövskog, 9070 Trädklädd betesmark, 9110 Näringsfattig bokskog, 9180 Ädellövskog i branter </w:t>
+      </w:r>
+      <w:r>
+        <w:t>och</w:t>
+      </w:r>
+      <w:r>
+        <w:rPr>
+          <w:i/>
+        </w:rPr>
+        <w:t xml:space="preserve"> 9190 Näringsfattig ekskog </w:t>
+      </w:r>
+      <w:r>
+        <w:t>(Nitare &amp; Skogsstyrelsen, 2019; SLU Artdatabanken, 2025).</w:t>
+      </w:r>
+    </w:p>
+    <w:p>
+      <w:r>
+        <w:rPr>
+          <w:b/>
+        </w:rPr>
         <w:t xml:space="preserve">Norrlandslav </w:t>
       </w:r>
       <w:r>
@@ -1620,7 +1658,7 @@
         <w:rPr>
           <w:i/>
         </w:rPr>
-        <w:t>I det aktuella skogsområdet har 41 rödlistade arter och signalarter påträffats. Detta ska jämföras med Skogsstyrelsens uppföljning 2017 av nyckelbiotoper som visade att man i genomsnitt hittar 20,6 olika rödlistade arter och signalarter i en nyckelbiotop (Wijk, S. 2017. Biologisk mångfald i nyckelbiotoper – Resultat från inventeringen “Uppföljning biologisk mångfald” 2009–2015. Rapport 4/2017 Skogsstyrelsen, Jönköping).</w:t>
+        <w:t>I det aktuella skogsområdet har 42 rödlistade arter och signalarter påträffats. Detta ska jämföras med Skogsstyrelsens uppföljning 2017 av nyckelbiotoper som visade att man i genomsnitt hittar 20,6 olika rödlistade arter och signalarter i en nyckelbiotop (Wijk, S. 2017. Biologisk mångfald i nyckelbiotoper – Resultat från inventeringen “Uppföljning biologisk mångfald” 2009–2015. Rapport 4/2017 Skogsstyrelsen, Jönköping).</w:t>
       </w:r>
     </w:p>
     <w:p>
@@ -1649,7 +1687,7 @@
         <w:rPr>
           <w:i/>
         </w:rPr>
-        <w:t>I det aktuella skogsområdet har 51 naturvårdsarter varav 28 rödlistade arter sina livsmiljöer och växtplatser.</w:t>
+        <w:t>I det aktuella skogsområdet har 52 naturvårdsarter varav 28 rödlistade arter sina livsmiljöer och växtplatser.</w:t>
       </w:r>
     </w:p>
     <w:p>

--- a/klagomål/Muorkenåive-Ássjátj S FSC-klagomål.docx
+++ b/klagomål/Muorkenåive-Ássjátj S FSC-klagomål.docx
@@ -178,7 +178,7 @@
       <w:r>
         <w:drawing>
           <wp:inline xmlns:a="http://schemas.openxmlformats.org/drawingml/2006/main" xmlns:pic="http://schemas.openxmlformats.org/drawingml/2006/picture">
-            <wp:extent cx="5486400" cy="5353417"/>
+            <wp:extent cx="5486400" cy="5250683"/>
             <wp:docPr id="1" name="Picture 1"/>
             <wp:cNvGraphicFramePr>
               <a:graphicFrameLocks noChangeAspect="1"/>
@@ -199,7 +199,7 @@
                   <pic:spPr>
                     <a:xfrm>
                       <a:off x="0" y="0"/>
-                      <a:ext cx="5486400" cy="5353417"/>
+                      <a:ext cx="5486400" cy="5250683"/>
                     </a:xfrm>
                     <a:prstGeom prst="rect"/>
                   </pic:spPr>
@@ -221,7 +221,7 @@
     </w:p>
     <w:p>
       <w:r>
-        <w:t>I och inom 23 meter från området finns fynd av 52 naturvårdsarter, varav 28 är rödlistade, 8 är fridlysta, 41 är typiska (T) och 14 är signalarter (S): isabellporing (EN), bågknotterskinn (VU), garnlav (VU, T), grantickeporing (VU), gräddporing (VU, T), gränsticka (VU, T), ostticka (VU, T), tajgaskinn (VU), vitskaftad svartspik (VU, T), brunpudrad nållav (NT, T), gammelgransskål (NT, T), harticka (NT, T), knottrig blåslav (NT, T), koralltaggsvamp (NT, T), kötticka (NT), lunglav (NT, T), rosenticka (NT, T), rynkskinn (NT, T), rödbrun blekspik (NT, T), skrovellav (NT, T), talltagel (NT, T), talltita (NT, §4), tretåig hackspett (NT, T, §4), ullticka (NT, T), vedflamlav (NT), violettgrå tagellav (NT, T), violmussling (NT, T), vitgrynig nållav (NT), blodticka (S, T), finbräken (S, T), grönkulla (S, T, §8), korallrot (S, T, §8), källpraktmossa (S, T), luddlav (S, T), norrlandslav (S, T), skinnlav (S, T), spindelblomster (S, T, §8), stuplav (S, T), tibast (S, T), trådticka (S, T), vedticka (S, T), ögonpyrola (S, T), ekbräken (T), fjällskråp (T), hultbräken (T), humleblomster (T), kransmossa (T), nordisk stormhatt (T), torta (T), fläcknycklar (§8), myggblomster (§8) och revlummer (§9). Se Figur 1.</w:t>
+        <w:t>I och inom 23 meter från området finns fynd av 51 naturvårdsarter, varav 27 är rödlistade, 8 är fridlysta, 41 är typiska (T) och 14 är signalarter (S): bågknotterskinn (VU), garnlav (VU, T), grantickeporing (VU), gräddporing (VU, T), gränsticka (VU, T), ostticka (VU, T), tajgaskinn (VU), vitskaftad svartspik (VU, T), brunpudrad nållav (NT, T), gammelgransskål (NT, T), harticka (NT, T), knottrig blåslav (NT, T), koralltaggsvamp (NT, T), kötticka (NT), lunglav (NT, T), rosenticka (NT, T), rynkskinn (NT, T), rödbrun blekspik (NT, T), skrovellav (NT, T), talltagel (NT, T), talltita (NT, §4), tretåig hackspett (NT, T, §4), ullticka (NT, T), vedflamlav (NT), violettgrå tagellav (NT, T), violmussling (NT, T), vitgrynig nållav (NT), blodticka (S, T), finbräken (S, T), grönkulla (S, T, §8), korallrot (S, T, §8), källpraktmossa (S, T), luddlav (S, T), norrlandslav (S, T), skinnlav (S, T), spindelblomster (S, T, §8), stuplav (S, T), tibast (S, T), trådticka (S, T), vedticka (S, T), ögonpyrola (S, T), ekbräken (T), fjällskråp (T), hultbräken (T), humleblomster (T), kransmossa (T), nordisk stormhatt (T), torta (T), fläcknycklar (§8), myggblomster (§8) och revlummer (§9). Se Figur 1.</w:t>
       </w:r>
     </w:p>
     <w:p>
@@ -252,17 +252,6 @@
         <w:rPr>
           <w:b/>
         </w:rPr>
-        <w:t xml:space="preserve">Isabellporing (EN) </w:t>
-      </w:r>
-      <w:r>
-        <w:t>är en sällsynt och starkt hotad art som påträffas på starkt murken ved av gran och tall, sällan gråal. Arten förekommer företrädesvis i gammelskog och de flesta fynden är från mer eller mindre naturskogsartade barrskogar. Få kända lokaler gör att artens populationer är känsliga för decimering. På sikt är bristen på barrskogar med lång, kontinuerlig tillgång på lågor ett hot. Fragmenteringen av skogslandskapet minskar artens möjligheter till spridning. Nya förekomster belägna utanför naturreservat bör skyddas (SLU Artdatabanken, 2024).</w:t>
-      </w:r>
-    </w:p>
-    <w:p>
-      <w:r>
-        <w:rPr>
-          <w:b/>
-        </w:rPr>
         <w:t>Bågknotterskinn (VU)</w:t>
       </w:r>
       <w:r>
@@ -1658,7 +1647,7 @@
         <w:rPr>
           <w:i/>
         </w:rPr>
-        <w:t>I det aktuella skogsområdet har 42 rödlistade arter och signalarter påträffats. Detta ska jämföras med Skogsstyrelsens uppföljning 2017 av nyckelbiotoper som visade att man i genomsnitt hittar 20,6 olika rödlistade arter och signalarter i en nyckelbiotop (Wijk, S. 2017. Biologisk mångfald i nyckelbiotoper – Resultat från inventeringen “Uppföljning biologisk mångfald” 2009–2015. Rapport 4/2017 Skogsstyrelsen, Jönköping).</w:t>
+        <w:t>I det aktuella skogsområdet har 41 rödlistade arter och signalarter påträffats. Detta ska jämföras med Skogsstyrelsens uppföljning 2017 av nyckelbiotoper som visade att man i genomsnitt hittar 20,6 olika rödlistade arter och signalarter i en nyckelbiotop (Wijk, S. 2017. Biologisk mångfald i nyckelbiotoper – Resultat från inventeringen “Uppföljning biologisk mångfald” 2009–2015. Rapport 4/2017 Skogsstyrelsen, Jönköping).</w:t>
       </w:r>
     </w:p>
     <w:p>
@@ -1687,7 +1676,7 @@
         <w:rPr>
           <w:i/>
         </w:rPr>
-        <w:t>I det aktuella skogsområdet har 52 naturvårdsarter varav 28 rödlistade arter sina livsmiljöer och växtplatser.</w:t>
+        <w:t>I det aktuella skogsområdet har 51 naturvårdsarter varav 27 rödlistade arter sina livsmiljöer och växtplatser.</w:t>
       </w:r>
     </w:p>
     <w:p>

--- a/klagomål/Muorkenåive-Ássjátj S FSC-klagomål.docx
+++ b/klagomål/Muorkenåive-Ássjátj S FSC-klagomål.docx
@@ -2426,7 +2426,7 @@
     <w:r>
       <w:tab/>
       <w:tab/>
-      <w:t>2026-07-23</w:t>
+      <w:t>2026-07-24</w:t>
       <w:br/>
       <w:br/>
     </w:r>

--- a/klagomål/Muorkenåive-Ássjátj S FSC-klagomål.docx
+++ b/klagomål/Muorkenåive-Ássjátj S FSC-klagomål.docx
@@ -178,7 +178,7 @@
       <w:r>
         <w:drawing>
           <wp:inline xmlns:a="http://schemas.openxmlformats.org/drawingml/2006/main" xmlns:pic="http://schemas.openxmlformats.org/drawingml/2006/picture">
-            <wp:extent cx="5486400" cy="5250683"/>
+            <wp:extent cx="5486400" cy="5244678"/>
             <wp:docPr id="1" name="Picture 1"/>
             <wp:cNvGraphicFramePr>
               <a:graphicFrameLocks noChangeAspect="1"/>
@@ -199,7 +199,7 @@
                   <pic:spPr>
                     <a:xfrm>
                       <a:off x="0" y="0"/>
-                      <a:ext cx="5486400" cy="5250683"/>
+                      <a:ext cx="5486400" cy="5244678"/>
                     </a:xfrm>
                     <a:prstGeom prst="rect"/>
                   </pic:spPr>

--- a/klagomål/Muorkenåive-Ássjátj S FSC-klagomål.docx
+++ b/klagomål/Muorkenåive-Ássjátj S FSC-klagomål.docx
@@ -178,7 +178,7 @@
       <w:r>
         <w:drawing>
           <wp:inline xmlns:a="http://schemas.openxmlformats.org/drawingml/2006/main" xmlns:pic="http://schemas.openxmlformats.org/drawingml/2006/picture">
-            <wp:extent cx="5486400" cy="5244678"/>
+            <wp:extent cx="5486400" cy="5227306"/>
             <wp:docPr id="1" name="Picture 1"/>
             <wp:cNvGraphicFramePr>
               <a:graphicFrameLocks noChangeAspect="1"/>
@@ -199,7 +199,7 @@
                   <pic:spPr>
                     <a:xfrm>
                       <a:off x="0" y="0"/>
-                      <a:ext cx="5486400" cy="5244678"/>
+                      <a:ext cx="5486400" cy="5227306"/>
                     </a:xfrm>
                     <a:prstGeom prst="rect"/>
                   </pic:spPr>

--- a/klagomål/Muorkenåive-Ássjátj S FSC-klagomål.docx
+++ b/klagomål/Muorkenåive-Ássjátj S FSC-klagomål.docx
@@ -178,7 +178,7 @@
       <w:r>
         <w:drawing>
           <wp:inline xmlns:a="http://schemas.openxmlformats.org/drawingml/2006/main" xmlns:pic="http://schemas.openxmlformats.org/drawingml/2006/picture">
-            <wp:extent cx="5486400" cy="5227306"/>
+            <wp:extent cx="5486400" cy="5185596"/>
             <wp:docPr id="1" name="Picture 1"/>
             <wp:cNvGraphicFramePr>
               <a:graphicFrameLocks noChangeAspect="1"/>
@@ -199,7 +199,7 @@
                   <pic:spPr>
                     <a:xfrm>
                       <a:off x="0" y="0"/>
-                      <a:ext cx="5486400" cy="5227306"/>
+                      <a:ext cx="5486400" cy="5185596"/>
                     </a:xfrm>
                     <a:prstGeom prst="rect"/>
                   </pic:spPr>

--- a/klagomål/Muorkenåive-Ássjátj S FSC-klagomål.docx
+++ b/klagomål/Muorkenåive-Ássjátj S FSC-klagomål.docx
@@ -178,7 +178,7 @@
       <w:r>
         <w:drawing>
           <wp:inline xmlns:a="http://schemas.openxmlformats.org/drawingml/2006/main" xmlns:pic="http://schemas.openxmlformats.org/drawingml/2006/picture">
-            <wp:extent cx="5486400" cy="5185596"/>
+            <wp:extent cx="5486400" cy="5176094"/>
             <wp:docPr id="1" name="Picture 1"/>
             <wp:cNvGraphicFramePr>
               <a:graphicFrameLocks noChangeAspect="1"/>
@@ -199,7 +199,7 @@
                   <pic:spPr>
                     <a:xfrm>
                       <a:off x="0" y="0"/>
-                      <a:ext cx="5486400" cy="5185596"/>
+                      <a:ext cx="5486400" cy="5176094"/>
                     </a:xfrm>
                     <a:prstGeom prst="rect"/>
                   </pic:spPr>

--- a/klagomål/Muorkenåive-Ássjátj S FSC-klagomål.docx
+++ b/klagomål/Muorkenåive-Ássjátj S FSC-klagomål.docx
@@ -178,7 +178,7 @@
       <w:r>
         <w:drawing>
           <wp:inline xmlns:a="http://schemas.openxmlformats.org/drawingml/2006/main" xmlns:pic="http://schemas.openxmlformats.org/drawingml/2006/picture">
-            <wp:extent cx="5486400" cy="5176094"/>
+            <wp:extent cx="5486400" cy="5169473"/>
             <wp:docPr id="1" name="Picture 1"/>
             <wp:cNvGraphicFramePr>
               <a:graphicFrameLocks noChangeAspect="1"/>
@@ -199,7 +199,7 @@
                   <pic:spPr>
                     <a:xfrm>
                       <a:off x="0" y="0"/>
-                      <a:ext cx="5486400" cy="5176094"/>
+                      <a:ext cx="5486400" cy="5169473"/>
                     </a:xfrm>
                     <a:prstGeom prst="rect"/>
                   </pic:spPr>

--- a/klagomål/Muorkenåive-Ássjátj S FSC-klagomål.docx
+++ b/klagomål/Muorkenåive-Ássjátj S FSC-klagomål.docx
@@ -178,7 +178,7 @@
       <w:r>
         <w:drawing>
           <wp:inline xmlns:a="http://schemas.openxmlformats.org/drawingml/2006/main" xmlns:pic="http://schemas.openxmlformats.org/drawingml/2006/picture">
-            <wp:extent cx="5486400" cy="5169473"/>
+            <wp:extent cx="5486400" cy="5168324"/>
             <wp:docPr id="1" name="Picture 1"/>
             <wp:cNvGraphicFramePr>
               <a:graphicFrameLocks noChangeAspect="1"/>
@@ -199,7 +199,7 @@
                   <pic:spPr>
                     <a:xfrm>
                       <a:off x="0" y="0"/>
-                      <a:ext cx="5486400" cy="5169473"/>
+                      <a:ext cx="5486400" cy="5168324"/>
                     </a:xfrm>
                     <a:prstGeom prst="rect"/>
                   </pic:spPr>

--- a/klagomål/Muorkenåive-Ássjátj S FSC-klagomål.docx
+++ b/klagomål/Muorkenåive-Ássjátj S FSC-klagomål.docx
@@ -178,7 +178,7 @@
       <w:r>
         <w:drawing>
           <wp:inline xmlns:a="http://schemas.openxmlformats.org/drawingml/2006/main" xmlns:pic="http://schemas.openxmlformats.org/drawingml/2006/picture">
-            <wp:extent cx="5486400" cy="5168324"/>
+            <wp:extent cx="5486400" cy="5165567"/>
             <wp:docPr id="1" name="Picture 1"/>
             <wp:cNvGraphicFramePr>
               <a:graphicFrameLocks noChangeAspect="1"/>
@@ -199,7 +199,7 @@
                   <pic:spPr>
                     <a:xfrm>
                       <a:off x="0" y="0"/>
-                      <a:ext cx="5486400" cy="5168324"/>
+                      <a:ext cx="5486400" cy="5165567"/>
                     </a:xfrm>
                     <a:prstGeom prst="rect"/>
                   </pic:spPr>

--- a/klagomål/Muorkenåive-Ássjátj S FSC-klagomål.docx
+++ b/klagomål/Muorkenåive-Ássjátj S FSC-klagomål.docx
@@ -2426,7 +2426,7 @@
     <w:r>
       <w:tab/>
       <w:tab/>
-      <w:t>2026-07-24</w:t>
+      <w:t>2026-07-25</w:t>
       <w:br/>
       <w:br/>
     </w:r>

--- a/klagomål/Muorkenåive-Ássjátj S FSC-klagomål.docx
+++ b/klagomål/Muorkenåive-Ássjátj S FSC-klagomål.docx
@@ -2426,7 +2426,7 @@
     <w:r>
       <w:tab/>
       <w:tab/>
-      <w:t>2026-07-25</w:t>
+      <w:t>2026-07-26</w:t>
       <w:br/>
       <w:br/>
     </w:r>

--- a/klagomål/Muorkenåive-Ássjátj S FSC-klagomål.docx
+++ b/klagomål/Muorkenåive-Ássjátj S FSC-klagomål.docx
@@ -178,7 +178,7 @@
       <w:r>
         <w:drawing>
           <wp:inline xmlns:a="http://schemas.openxmlformats.org/drawingml/2006/main" xmlns:pic="http://schemas.openxmlformats.org/drawingml/2006/picture">
-            <wp:extent cx="5486400" cy="5165567"/>
+            <wp:extent cx="5486400" cy="5264239"/>
             <wp:docPr id="1" name="Picture 1"/>
             <wp:cNvGraphicFramePr>
               <a:graphicFrameLocks noChangeAspect="1"/>
@@ -199,7 +199,7 @@
                   <pic:spPr>
                     <a:xfrm>
                       <a:off x="0" y="0"/>
-                      <a:ext cx="5486400" cy="5165567"/>
+                      <a:ext cx="5486400" cy="5264239"/>
                     </a:xfrm>
                     <a:prstGeom prst="rect"/>
                   </pic:spPr>
@@ -221,7 +221,7 @@
     </w:p>
     <w:p>
       <w:r>
-        <w:t>I och inom 23 meter från området finns fynd av 51 naturvårdsarter, varav 27 är rödlistade, 8 är fridlysta, 41 är typiska (T) och 14 är signalarter (S): bågknotterskinn (VU), garnlav (VU, T), grantickeporing (VU), gräddporing (VU, T), gränsticka (VU, T), ostticka (VU, T), tajgaskinn (VU), vitskaftad svartspik (VU, T), brunpudrad nållav (NT, T), gammelgransskål (NT, T), harticka (NT, T), knottrig blåslav (NT, T), koralltaggsvamp (NT, T), kötticka (NT), lunglav (NT, T), rosenticka (NT, T), rynkskinn (NT, T), rödbrun blekspik (NT, T), skrovellav (NT, T), talltagel (NT, T), talltita (NT, §4), tretåig hackspett (NT, T, §4), ullticka (NT, T), vedflamlav (NT), violettgrå tagellav (NT, T), violmussling (NT, T), vitgrynig nållav (NT), blodticka (S, T), finbräken (S, T), grönkulla (S, T, §8), korallrot (S, T, §8), källpraktmossa (S, T), luddlav (S, T), norrlandslav (S, T), skinnlav (S, T), spindelblomster (S, T, §8), stuplav (S, T), tibast (S, T), trådticka (S, T), vedticka (S, T), ögonpyrola (S, T), ekbräken (T), fjällskråp (T), hultbräken (T), humleblomster (T), kransmossa (T), nordisk stormhatt (T), torta (T), fläcknycklar (§8), myggblomster (§8) och revlummer (§9). Se Figur 1.</w:t>
+        <w:t>I och inom 23 meter från området finns fynd av 52 naturvårdsarter, varav 28 är rödlistade, 8 är fridlysta, 41 är typiska (T) och 14 är signalarter (S): bågknotterskinn (VU), garnlav (VU, T), grantickeporing (VU), gräddporing (VU, T), gränsticka (VU, T), ostticka (VU, T), tajgaskinn (VU), vitskaftad svartspik (VU, T), brunpudrad nållav (NT, T), gammelgransskål (NT, T), harticka (NT, T), knottrig blåslav (NT, T), koralltaggsvamp (NT, T), kristallskinn (NT), kötticka (NT), lunglav (NT, T), rosenticka (NT, T), rynkskinn (NT, T), rödbrun blekspik (NT, T), skrovellav (NT, T), talltagel (NT, T), talltita (NT, §4), tretåig hackspett (NT, T, §4), ullticka (NT, T), vedflamlav (NT), violettgrå tagellav (NT, T), violmussling (NT, T), vitgrynig nållav (NT), blodticka (S, T), finbräken (S, T), grönkulla (S, T, §8), korallrot (S, T, §8), källpraktmossa (S, T), luddlav (S, T), norrlandslav (S, T), skinnlav (S, T), spindelblomster (S, T, §8), stuplav (S, T), tibast (S, T), trådticka (S, T), vedticka (S, T), ögonpyrola (S, T), ekbräken (T), fjällskråp (T), hultbräken (T), humleblomster (T), kransmossa (T), nordisk stormhatt (T), torta (T), fläcknycklar (§8), myggblomster (§8) och revlummer (§9). Se Figur 1.</w:t>
       </w:r>
     </w:p>
     <w:p>
@@ -532,6 +532,17 @@
         <w:rPr>
           <w:b/>
         </w:rPr>
+        <w:t>Kristallskinn (NT)</w:t>
+      </w:r>
+      <w:r>
+        <w:t xml:space="preserve"> är en nedbrytare i ved av gran, främst på grova granlågor i naturskogsliknande bestånd. Arten förekommer även på andra substrat såsom björklågor i blandskog och på grangrenar, men majoriteten av kända fynd är gjorda i miljöer med lång skoglig kontinuitet. En slutavverkning, skoglig gallring eller annat uttag av skogsråvara på växtplatsen som ger ett förändrat lokalklimat innebär ett direkt hot. För att säkerställa artens fortlevnad bör man dels se till att artens växtplatser hålls intakta, dels att ny ved tillkommer, gärna i omedelbar anslutning. Befintliga vindfällen, döende träd, torrakor och lågor lämnas intakta (SLU Artdatabanken, 2026).</w:t>
+      </w:r>
+    </w:p>
+    <w:p>
+      <w:r>
+        <w:rPr>
+          <w:b/>
+        </w:rPr>
         <w:t>Kötticka (NT)</w:t>
       </w:r>
       <w:r>
@@ -1647,7 +1658,7 @@
         <w:rPr>
           <w:i/>
         </w:rPr>
-        <w:t>I det aktuella skogsområdet har 41 rödlistade arter och signalarter påträffats. Detta ska jämföras med Skogsstyrelsens uppföljning 2017 av nyckelbiotoper som visade att man i genomsnitt hittar 20,6 olika rödlistade arter och signalarter i en nyckelbiotop (Wijk, S. 2017. Biologisk mångfald i nyckelbiotoper – Resultat från inventeringen “Uppföljning biologisk mångfald” 2009–2015. Rapport 4/2017 Skogsstyrelsen, Jönköping).</w:t>
+        <w:t>I det aktuella skogsområdet har 42 rödlistade arter och signalarter påträffats. Detta ska jämföras med Skogsstyrelsens uppföljning 2017 av nyckelbiotoper som visade att man i genomsnitt hittar 20,6 olika rödlistade arter och signalarter i en nyckelbiotop (Wijk, S. 2017. Biologisk mångfald i nyckelbiotoper – Resultat från inventeringen “Uppföljning biologisk mångfald” 2009–2015. Rapport 4/2017 Skogsstyrelsen, Jönköping).</w:t>
       </w:r>
     </w:p>
     <w:p>
@@ -1676,7 +1687,7 @@
         <w:rPr>
           <w:i/>
         </w:rPr>
-        <w:t>I det aktuella skogsområdet har 51 naturvårdsarter varav 27 rödlistade arter sina livsmiljöer och växtplatser.</w:t>
+        <w:t>I det aktuella skogsområdet har 52 naturvårdsarter varav 28 rödlistade arter sina livsmiljöer och växtplatser.</w:t>
       </w:r>
     </w:p>
     <w:p>

--- a/klagomål/Muorkenåive-Ássjátj S FSC-klagomål.docx
+++ b/klagomål/Muorkenåive-Ássjátj S FSC-klagomål.docx
@@ -178,7 +178,7 @@
       <w:r>
         <w:drawing>
           <wp:inline xmlns:a="http://schemas.openxmlformats.org/drawingml/2006/main" xmlns:pic="http://schemas.openxmlformats.org/drawingml/2006/picture">
-            <wp:extent cx="5486400" cy="5264239"/>
+            <wp:extent cx="5486400" cy="5262957"/>
             <wp:docPr id="1" name="Picture 1"/>
             <wp:cNvGraphicFramePr>
               <a:graphicFrameLocks noChangeAspect="1"/>
@@ -199,7 +199,7 @@
                   <pic:spPr>
                     <a:xfrm>
                       <a:off x="0" y="0"/>
-                      <a:ext cx="5486400" cy="5264239"/>
+                      <a:ext cx="5486400" cy="5262957"/>
                     </a:xfrm>
                     <a:prstGeom prst="rect"/>
                   </pic:spPr>
@@ -221,7 +221,7 @@
     </w:p>
     <w:p>
       <w:r>
-        <w:t>I och inom 23 meter från området finns fynd av 52 naturvårdsarter, varav 28 är rödlistade, 8 är fridlysta, 41 är typiska (T) och 14 är signalarter (S): bågknotterskinn (VU), garnlav (VU, T), grantickeporing (VU), gräddporing (VU, T), gränsticka (VU, T), ostticka (VU, T), tajgaskinn (VU), vitskaftad svartspik (VU, T), brunpudrad nållav (NT, T), gammelgransskål (NT, T), harticka (NT, T), knottrig blåslav (NT, T), koralltaggsvamp (NT, T), kristallskinn (NT), kötticka (NT), lunglav (NT, T), rosenticka (NT, T), rynkskinn (NT, T), rödbrun blekspik (NT, T), skrovellav (NT, T), talltagel (NT, T), talltita (NT, §4), tretåig hackspett (NT, T, §4), ullticka (NT, T), vedflamlav (NT), violettgrå tagellav (NT, T), violmussling (NT, T), vitgrynig nållav (NT), blodticka (S, T), finbräken (S, T), grönkulla (S, T, §8), korallrot (S, T, §8), källpraktmossa (S, T), luddlav (S, T), norrlandslav (S, T), skinnlav (S, T), spindelblomster (S, T, §8), stuplav (S, T), tibast (S, T), trådticka (S, T), vedticka (S, T), ögonpyrola (S, T), ekbräken (T), fjällskråp (T), hultbräken (T), humleblomster (T), kransmossa (T), nordisk stormhatt (T), torta (T), fläcknycklar (§8), myggblomster (§8) och revlummer (§9). Se Figur 1.</w:t>
+        <w:t>I och inom 23 meter från området finns fynd av 53 naturvårdsarter, varav 28 är rödlistade, 8 är fridlysta, 42 är typiska (T) och 14 är signalarter (S): bågknotterskinn (VU), garnlav (VU, T), grantickeporing (VU), gräddporing (VU, T), gränsticka (VU, T), ostticka (VU, T), tajgaskinn (VU), vitskaftad svartspik (VU, T), brunpudrad nållav (NT, T), gammelgransskål (NT, T), harticka (NT, T), knottrig blåslav (NT, T), koralltaggsvamp (NT, T), kristallskinn (NT), kötticka (NT), lunglav (NT, T), rosenticka (NT, T), rynkskinn (NT, T), rödbrun blekspik (NT, T), skrovellav (NT, T), talltagel (NT, T), talltita (NT, §4), tretåig hackspett (NT, T, §4), ullticka (NT, T), vedflamlav (NT), violettgrå tagellav (NT, T), violmussling (NT, T), vitgrynig nållav (NT), blodticka (S, T), finbräken (S, T), grönkulla (S, T, §8), korallrot (S, T, §8), källpraktmossa (S, T), luddlav (S, T), norrlandslav (S, T), skinnlav (S, T), spindelblomster (S, T, §8), stuplav (S, T), tibast (S, T), trådticka (S, T), vedticka (S, T), ögonpyrola (S, T), ekbräken (T), fjällskråp (T), hultbräken (T), humleblomster (T), kransmossa (T), nordisk stormhatt (T), torta (T), vanliga skogsvinbär (T), fläcknycklar (§8), myggblomster (§8) och revlummer (§9). Se Figur 1.</w:t>
       </w:r>
     </w:p>
     <w:p>
@@ -1545,6 +1545,26 @@
       </w:r>
     </w:p>
     <w:p>
+      <w:r>
+        <w:rPr>
+          <w:b/>
+        </w:rPr>
+        <w:t>Vanliga skogsvinbär</w:t>
+      </w:r>
+      <w:r>
+        <w:t xml:space="preserve"> är typisk art för </w:t>
+      </w:r>
+      <w:r>
+        <w:rPr>
+          <w:i/>
+        </w:rPr>
+        <w:t xml:space="preserve">9050 Näringsrik granskog </w:t>
+      </w:r>
+      <w:r>
+        <w:t>(SLU Artdatabanken, 2025).</w:t>
+      </w:r>
+    </w:p>
+    <w:p>
       <w:pPr>
         <w:pStyle w:val="Heading1"/>
       </w:pPr>
@@ -1687,7 +1707,7 @@
         <w:rPr>
           <w:i/>
         </w:rPr>
-        <w:t>I det aktuella skogsområdet har 52 naturvårdsarter varav 28 rödlistade arter sina livsmiljöer och växtplatser.</w:t>
+        <w:t>I det aktuella skogsområdet har 53 naturvårdsarter varav 28 rödlistade arter sina livsmiljöer och växtplatser.</w:t>
       </w:r>
     </w:p>
     <w:p>

--- a/klagomål/Muorkenåive-Ássjátj S FSC-klagomål.docx
+++ b/klagomål/Muorkenåive-Ássjátj S FSC-klagomål.docx
@@ -2457,7 +2457,7 @@
     <w:r>
       <w:tab/>
       <w:tab/>
-      <w:t>2026-07-26</w:t>
+      <w:t>2026-07-27</w:t>
       <w:br/>
       <w:br/>
     </w:r>

--- a/klagomål/Muorkenåive-Ássjátj S FSC-klagomål.docx
+++ b/klagomål/Muorkenåive-Ássjátj S FSC-klagomål.docx
@@ -2457,7 +2457,7 @@
     <w:r>
       <w:tab/>
       <w:tab/>
-      <w:t>2026-07-27</w:t>
+      <w:t>2026-07-28</w:t>
       <w:br/>
       <w:br/>
     </w:r>

--- a/klagomål/Muorkenåive-Ássjátj S FSC-klagomål.docx
+++ b/klagomål/Muorkenåive-Ássjátj S FSC-klagomål.docx
@@ -2457,7 +2457,7 @@
     <w:r>
       <w:tab/>
       <w:tab/>
-      <w:t>2026-07-28</w:t>
+      <w:t>2026-07-29</w:t>
       <w:br/>
       <w:br/>
     </w:r>

--- a/klagomål/Muorkenåive-Ássjátj S FSC-klagomål.docx
+++ b/klagomål/Muorkenåive-Ássjátj S FSC-klagomål.docx
@@ -2457,7 +2457,7 @@
     <w:r>
       <w:tab/>
       <w:tab/>
-      <w:t>2026-07-29</w:t>
+      <w:t>2026-07-30</w:t>
       <w:br/>
       <w:br/>
     </w:r>

--- a/klagomål/Muorkenåive-Ássjátj S FSC-klagomål.docx
+++ b/klagomål/Muorkenåive-Ássjátj S FSC-klagomål.docx
@@ -2457,7 +2457,7 @@
     <w:r>
       <w:tab/>
       <w:tab/>
-      <w:t>2026-07-30</w:t>
+      <w:t>2026-07-31</w:t>
       <w:br/>
       <w:br/>
     </w:r>

--- a/klagomål/Muorkenåive-Ássjátj S FSC-klagomål.docx
+++ b/klagomål/Muorkenåive-Ássjátj S FSC-klagomål.docx
@@ -2457,7 +2457,7 @@
     <w:r>
       <w:tab/>
       <w:tab/>
-      <w:t>2026-07-31</w:t>
+      <w:t>2026-08-01</w:t>
       <w:br/>
       <w:br/>
     </w:r>

--- a/klagomål/Muorkenåive-Ássjátj S FSC-klagomål.docx
+++ b/klagomål/Muorkenåive-Ássjátj S FSC-klagomål.docx
@@ -2457,7 +2457,7 @@
     <w:r>
       <w:tab/>
       <w:tab/>
-      <w:t>2026-08-01</w:t>
+      <w:t>2026-08-02</w:t>
       <w:br/>
       <w:br/>
     </w:r>

--- a/klagomål/Muorkenåive-Ássjátj S FSC-klagomål.docx
+++ b/klagomål/Muorkenåive-Ássjátj S FSC-klagomål.docx
@@ -2457,7 +2457,7 @@
     <w:r>
       <w:tab/>
       <w:tab/>
-      <w:t>2026-08-02</w:t>
+      <w:t>2026-08-03</w:t>
       <w:br/>
       <w:br/>
     </w:r>

--- a/klagomål/Muorkenåive-Ássjátj S FSC-klagomål.docx
+++ b/klagomål/Muorkenåive-Ássjátj S FSC-klagomål.docx
@@ -2457,7 +2457,7 @@
     <w:r>
       <w:tab/>
       <w:tab/>
-      <w:t>2026-08-03</w:t>
+      <w:t>2026-08-04</w:t>
       <w:br/>
       <w:br/>
     </w:r>

--- a/klagomål/Muorkenåive-Ássjátj S FSC-klagomål.docx
+++ b/klagomål/Muorkenåive-Ássjátj S FSC-klagomål.docx
@@ -2457,7 +2457,7 @@
     <w:r>
       <w:tab/>
       <w:tab/>
-      <w:t>2026-08-04</w:t>
+      <w:t>2026-08-05</w:t>
       <w:br/>
       <w:br/>
     </w:r>

--- a/klagomål/Muorkenåive-Ássjátj S FSC-klagomål.docx
+++ b/klagomål/Muorkenåive-Ássjátj S FSC-klagomål.docx
@@ -2457,7 +2457,7 @@
     <w:r>
       <w:tab/>
       <w:tab/>
-      <w:t>2026-08-05</w:t>
+      <w:t>2026-08-06</w:t>
       <w:br/>
       <w:br/>
     </w:r>

--- a/klagomål/Muorkenåive-Ássjátj S FSC-klagomål.docx
+++ b/klagomål/Muorkenåive-Ássjátj S FSC-klagomål.docx
@@ -2457,7 +2457,7 @@
     <w:r>
       <w:tab/>
       <w:tab/>
-      <w:t>2026-08-06</w:t>
+      <w:t>2026-08-07</w:t>
       <w:br/>
       <w:br/>
     </w:r>

--- a/klagomål/Muorkenåive-Ássjátj S FSC-klagomål.docx
+++ b/klagomål/Muorkenåive-Ássjátj S FSC-klagomål.docx
@@ -2457,7 +2457,7 @@
     <w:r>
       <w:tab/>
       <w:tab/>
-      <w:t>2026-08-07</w:t>
+      <w:t>2026-08-08</w:t>
       <w:br/>
       <w:br/>
     </w:r>

--- a/klagomål/Muorkenåive-Ássjátj S FSC-klagomål.docx
+++ b/klagomål/Muorkenåive-Ássjátj S FSC-klagomål.docx
@@ -2457,7 +2457,7 @@
     <w:r>
       <w:tab/>
       <w:tab/>
-      <w:t>2026-08-08</w:t>
+      <w:t>2026-08-09</w:t>
       <w:br/>
       <w:br/>
     </w:r>

--- a/klagomål/Muorkenåive-Ássjátj S FSC-klagomål.docx
+++ b/klagomål/Muorkenåive-Ássjátj S FSC-klagomål.docx
@@ -2457,7 +2457,7 @@
     <w:r>
       <w:tab/>
       <w:tab/>
-      <w:t>2026-08-09</w:t>
+      <w:t>2026-08-10</w:t>
       <w:br/>
       <w:br/>
     </w:r>

--- a/klagomål/Muorkenåive-Ássjátj S FSC-klagomål.docx
+++ b/klagomål/Muorkenåive-Ássjátj S FSC-klagomål.docx
@@ -2457,7 +2457,7 @@
     <w:r>
       <w:tab/>
       <w:tab/>
-      <w:t>2026-08-10</w:t>
+      <w:t>2026-08-11</w:t>
       <w:br/>
       <w:br/>
     </w:r>

--- a/klagomål/Muorkenåive-Ássjátj S FSC-klagomål.docx
+++ b/klagomål/Muorkenåive-Ássjátj S FSC-klagomål.docx
@@ -2457,7 +2457,7 @@
     <w:r>
       <w:tab/>
       <w:tab/>
-      <w:t>2026-08-11</w:t>
+      <w:t>2026-08-12</w:t>
       <w:br/>
       <w:br/>
     </w:r>

--- a/klagomål/Muorkenåive-Ássjátj S FSC-klagomål.docx
+++ b/klagomål/Muorkenåive-Ássjátj S FSC-klagomål.docx
@@ -2457,7 +2457,7 @@
     <w:r>
       <w:tab/>
       <w:tab/>
-      <w:t>2026-08-12</w:t>
+      <w:t>2026-08-13</w:t>
       <w:br/>
       <w:br/>
     </w:r>

--- a/klagomål/Muorkenåive-Ássjátj S FSC-klagomål.docx
+++ b/klagomål/Muorkenåive-Ássjátj S FSC-klagomål.docx
@@ -2457,7 +2457,7 @@
     <w:r>
       <w:tab/>
       <w:tab/>
-      <w:t>2026-08-13</w:t>
+      <w:t>2026-08-14</w:t>
       <w:br/>
       <w:br/>
     </w:r>

--- a/klagomål/Muorkenåive-Ássjátj S FSC-klagomål.docx
+++ b/klagomål/Muorkenåive-Ássjátj S FSC-klagomål.docx
@@ -163,7 +163,7 @@
         <w:pStyle w:val="Title"/>
       </w:pPr>
       <w:r>
-        <w:t>Inledande FSC- /PEFC-klagomål – information om höga naturvärden och fridlysta arter i området Muorkenåive-Ássjátj S i Arjeplogs kommun</w:t>
+        <w:t>Inledande FSC- /PEFC-klagomål – information om höga naturvärden i området Muorkenåive-Ássjátj S i Arjeplogs kommun</w:t>
       </w:r>
     </w:p>
     <w:p>
@@ -178,7 +178,7 @@
       <w:r>
         <w:drawing>
           <wp:inline xmlns:a="http://schemas.openxmlformats.org/drawingml/2006/main" xmlns:pic="http://schemas.openxmlformats.org/drawingml/2006/picture">
-            <wp:extent cx="5486400" cy="5262957"/>
+            <wp:extent cx="5486400" cy="4428713"/>
             <wp:docPr id="1" name="Picture 1"/>
             <wp:cNvGraphicFramePr>
               <a:graphicFrameLocks noChangeAspect="1"/>
@@ -199,7 +199,7 @@
                   <pic:spPr>
                     <a:xfrm>
                       <a:off x="0" y="0"/>
-                      <a:ext cx="5486400" cy="5262957"/>
+                      <a:ext cx="5486400" cy="4428713"/>
                     </a:xfrm>
                     <a:prstGeom prst="rect"/>
                   </pic:spPr>
@@ -216,12 +216,12 @@
         <w:spacing w:after="240"/>
       </w:pPr>
       <w:r>
-        <w:t>Figur 1. Fyndplatser för naturvårdsarter i och inom 23 meter från området. Markörer utan svart kant är placerade på fyndplatsen. Markörer med svart kant är placerade vid sidan av fyndplatsen har ett svart streck som visar fyndplatsens exakta position. Kartans mittpunktskoordinat är N 7330647, E 599293 i SWEREF 99 TM.</w:t>
+        <w:t>Figur 1. Fyndplatser för naturvårdsarter i området. Markörer utan svart kant är placerade på fyndplatsen. Markörer med svart kant är placerade vid sidan av fyndplatsen har ett svart streck som visar fyndplatsens exakta position. Kartans mittpunktskoordinat är N 7330647, E 599293 i SWEREF 99 TM.</w:t>
       </w:r>
     </w:p>
     <w:p>
       <w:r>
-        <w:t>I och inom 23 meter från området finns fynd av 53 naturvårdsarter, varav 28 är rödlistade, 8 är fridlysta, 42 är typiska (T) och 14 är signalarter (S): bågknotterskinn (VU), garnlav (VU, T), grantickeporing (VU), gräddporing (VU, T), gränsticka (VU, T), ostticka (VU, T), tajgaskinn (VU), vitskaftad svartspik (VU, T), brunpudrad nållav (NT, T), gammelgransskål (NT, T), harticka (NT, T), knottrig blåslav (NT, T), koralltaggsvamp (NT, T), kristallskinn (NT), kötticka (NT), lunglav (NT, T), rosenticka (NT, T), rynkskinn (NT, T), rödbrun blekspik (NT, T), skrovellav (NT, T), talltagel (NT, T), talltita (NT, §4), tretåig hackspett (NT, T, §4), ullticka (NT, T), vedflamlav (NT), violettgrå tagellav (NT, T), violmussling (NT, T), vitgrynig nållav (NT), blodticka (S, T), finbräken (S, T), grönkulla (S, T, §8), korallrot (S, T, §8), källpraktmossa (S, T), luddlav (S, T), norrlandslav (S, T), skinnlav (S, T), spindelblomster (S, T, §8), stuplav (S, T), tibast (S, T), trådticka (S, T), vedticka (S, T), ögonpyrola (S, T), ekbräken (T), fjällskråp (T), hultbräken (T), humleblomster (T), kransmossa (T), nordisk stormhatt (T), torta (T), vanliga skogsvinbär (T), fläcknycklar (§8), myggblomster (§8) och revlummer (§9). Se Figur 1.</w:t>
+        <w:t>I området finns fynd av 12 naturvårdsarter, varav 9 är rödlistade, 12 är typiska (T) och 3 är signalarter (S): gränsticka (VU, T), ostticka (VU, T), vitskaftad svartspik (VU, T), gammelgransskål (NT, T), harticka (NT, T), rosenticka (NT, T), rynkskinn (NT, T), ullticka (NT, T), violmussling (NT, T), blodticka (S, T), trådticka (S, T) och ögonpyrola (S, T). Se Figur 1.</w:t>
       </w:r>
     </w:p>
     <w:p>
@@ -244,7 +244,7 @@
     </w:p>
     <w:p>
       <w:r>
-        <w:t>Nedan följer beskrivningar av de naturvårdsarter och fridlysta arter som har sina livsmiljöer och växtplatser i den aktuella skogen. Se även ytterligare artfakta i BILAGA 1. De påträffade naturvårdsarterna är ett tydligt kvitto på att det rör sig om en skog med höga naturvärden.</w:t>
+        <w:t>Nedan följer beskrivningar av de naturvårdsarter och fridlysta arter som har sina livsmiljöer och växtplatser i den aktuella skogen. De påträffade naturvårdsarterna är ett tydligt kvitto på att det rör sig om en skog med höga naturvärden.</w:t>
       </w:r>
     </w:p>
     <w:p>
@@ -252,10 +252,19 @@
         <w:rPr>
           <w:b/>
         </w:rPr>
-        <w:t>Bågknotterskinn (VU)</w:t>
-      </w:r>
-      <w:r>
-        <w:t xml:space="preserve"> är en mycket sällsynt skinnsvamp med småtaggigt hymenium som växer på starkt murken, brunrötad granved, mer sällan på tall och lövträd. Observationerna har gjorts i äldre barrskog av blåbärstyp eller i fuktig, örtrik barrskog. Avverkning av äldre skog och minskningen av tillgången på lämpligt substrat i kulturskog är de främsta hoten. Fragmenteringen av skogslandskapet försvårar artens spridning. Kända lokaler som ej åtnjuter skydd bör återinventeras och därefter skyddas om de ekologiska förhållandena är intakta. För att på sikt gynna arten måste fler områden med äldre skog skyddas, särskilt i södra och mellersta Sverige (SLU Artdatabanken, 2025).</w:t>
+        <w:t>Gränsticka (VU)</w:t>
+      </w:r>
+      <w:r>
+        <w:t xml:space="preserve"> är en mycket bra signalart inom hela sitt utbredningsområde. Den är huvudsakligen knuten till restbestånd av barrnaturskog och förekommer med ett tydligt optimum i orörda eller måttligt påverkade gamla granskogar där det föreligger långvarig kontinuitet av grov död ved. Den totala populationen bedöms ha minskat och fortsätter att minska i takt med att grankontinuitetsskogar (äldre tidigare icke kalavverkade skogar) minskar i areal. Minskningstakten överstiger gränsvärdet för sårbar (VU). Lokaler som hyser arten bör undantas från skogsbruk, speciellt i mellersta och södra Sverige. Gränsticka är typisk art för </w:t>
+      </w:r>
+      <w:r>
+        <w:rPr>
+          <w:i/>
+        </w:rPr>
+        <w:t>9010 Taiga</w:t>
+      </w:r>
+      <w:r>
+        <w:t xml:space="preserve"> (SLU Artdatabanken, 2026; Nitare &amp; Skogsstyrelsen, 2019).</w:t>
       </w:r>
     </w:p>
     <w:p>
@@ -263,10 +272,10 @@
         <w:rPr>
           <w:b/>
         </w:rPr>
-        <w:t>Garnlav (VU)</w:t>
-      </w:r>
-      <w:r>
-        <w:t xml:space="preserve"> är en utpräglad barrskogsart som ibland kan drapera träden i norrländska grannaturskogar med hög luftfuktighet. Den förekommer även i talldominerade bestånd där den, förutom i trädens grenverk, påträffas hängande över ojämnheter i tallbarken. Arten har minskat starkt i södra och mellersta Sverige och den minskar även i sitt nordliga utbredningsområde. Minskningstakten uppgår till 30 (20–50) % inom 50 år och överstiger gränsvärdet för Sårbar (VU). Orsaken till tillbakagången beror främst på slutavverkningar av naturskogsartade skogar. Bestånd med riklig förekomst bör regelmässigt sparas, vilket även gynnar flera andra sällsynta och rödlistade arter. Garnlav är värdväxt för den mycket sällsynta och akut hotade fjärilen barrskogslavfly (CR) som hör hemma i boreala barrskogar med riklig förekomst av värdväxten. Tidigare kunde arten konstateras årligen på flera platser vid Dala-Floda i Dalarna innan lokalerna kalavverkades. Senaste fyndet i landet av barrskogslavfly är från år 2000 då den påträffades vid Högberget i Sollefteå kommun. Garnlav är typisk art för </w:t>
+        <w:t xml:space="preserve">Ostticka (VU) </w:t>
+      </w:r>
+      <w:r>
+        <w:t xml:space="preserve">växer huvudsakligen på grova granlågor i urskogsartad barrskog. Växtplatserna ligger vanligtvis i brandrefugiala områden med relativt hög luftfuktighet där skogen under lång tid haft en intern beståndsdynamik med successivt avdöende träd. Alla skogsskötselåtgärder på eller i omedelbar närhet av lokalerna inverkar negativt på artens fortlevnad. Ostticka är typisk art för </w:t>
       </w:r>
       <w:r>
         <w:rPr>
@@ -275,7 +284,324 @@
         <w:t xml:space="preserve">9010 Taiga </w:t>
       </w:r>
       <w:r>
+        <w:t xml:space="preserve">och </w:t>
+      </w:r>
+      <w:r>
+        <w:rPr>
+          <w:i/>
+        </w:rPr>
+        <w:t>9030 Landhöjningsskog</w:t>
+      </w:r>
+      <w:r>
+        <w:t xml:space="preserve"> (SLU Artdatabanken, 2024; Nitare &amp; Skogsstyrelsen, 2019).</w:t>
+      </w:r>
+    </w:p>
+    <w:p>
+      <w:r>
+        <w:rPr>
+          <w:b/>
+        </w:rPr>
+        <w:t>Vitskaftad svartspik (VU)</w:t>
+      </w:r>
+      <w:r>
+        <w:t xml:space="preserve"> förekommer främst i naturskog på gamla senvuxna granar och signalerar alltid höga naturvärden. Alla skogliga åtgärder som kan påverka markvatten och luftfuktighet på i närheten av lokaler utgör ett hot. Avverkning av naturskogar utgör ett allvarligt hot och alla skogsskötselåtgärder på eller i närheten av växtplatserna bör undvikas. Lämpligt stora reservat av naturskogstyp bör bevaras. Vitskaftad svartspik är typisk art för </w:t>
+      </w:r>
+      <w:r>
+        <w:rPr>
+          <w:i/>
+        </w:rPr>
+        <w:t>9010 Taiga</w:t>
+      </w:r>
+      <w:r>
+        <w:t xml:space="preserve"> (SLU Artdatabanken, 2026; Nitare &amp; Skogsstyrelsen, 2019).</w:t>
+      </w:r>
+    </w:p>
+    <w:p>
+      <w:r>
+        <w:rPr>
+          <w:b/>
+        </w:rPr>
+        <w:t>Gammelgransskål (NT)</w:t>
+      </w:r>
+      <w:r>
+        <w:t xml:space="preserve"> är en liten skålsvamp som växer på gamla granar med skrovlig bark. Typiska växtplatser är gransumpskog i myrkanter, bäckdråg, bäckraviner och skuggiga bergssluttningar, men också skog på torrare mark kan hysa arten om beståndet har stark naturskogskaraktär. Bestånd med arten bör behandlas som nyckelbiotoper och sparas vid en slutavverkning. Även gallring bör undvikas. Gammelgransskål är typisk art för </w:t>
+      </w:r>
+      <w:r>
+        <w:rPr>
+          <w:i/>
+        </w:rPr>
+        <w:t>9010 Taiga</w:t>
+      </w:r>
+      <w:r>
+        <w:t xml:space="preserve"> (SLU Artdatabanken, 2024; Nitare &amp; Skogsstyrelsen, 2019).</w:t>
+      </w:r>
+    </w:p>
+    <w:p>
+      <w:r>
+        <w:rPr>
+          <w:b/>
+        </w:rPr>
+        <w:t>Harticka (NT)</w:t>
+      </w:r>
+      <w:r>
+        <w:t xml:space="preserve"> är normalt en mycket bra signalart för granskogar med höga naturvärden. Även när svampen påträffas i mer påverkade skogar är det nästan alltid fråga om skogsmiljöer i sena successionsstadier med höga naturvärden. Skogsskötselåtgärder på eller i omedelbar närhet av växtplatserna kan innebära ett hot mot arten. Harticka är typisk art för </w:t>
+      </w:r>
+      <w:r>
+        <w:rPr>
+          <w:i/>
+        </w:rPr>
+        <w:t xml:space="preserve">9010 Taiga, 9050 Näringsrik granskog </w:t>
+      </w:r>
+      <w:r>
+        <w:t xml:space="preserve">och </w:t>
+      </w:r>
+      <w:r>
+        <w:rPr>
+          <w:i/>
+        </w:rPr>
+        <w:t>9030 Landhöjningsskog</w:t>
+      </w:r>
+      <w:r>
+        <w:t xml:space="preserve"> (SLU Artdatabanken, 2024; Nitare &amp; Skogsstyrelsen, 2019).</w:t>
+      </w:r>
+    </w:p>
+    <w:p>
+      <w:r>
+        <w:rPr>
+          <w:b/>
+        </w:rPr>
+        <w:t>Rosenticka (NT)</w:t>
+      </w:r>
+      <w:r>
+        <w:t xml:space="preserve">, rödlistad som nära hotad, ingår i en karaktäristisk association av vedsvampar som växer på gamla, grova granlågor i urskogsartade barrskogar. Den är placerad i toppen av Skogsstyrelsens värdepyramid för bedömning av skog med höga naturvärden och indikerar ett granskogsekosystem med långvarig kontinuitet av grova lågor. Artens beroende av grova granlågor innebär att alla skogsskötselåtgärder på eller i omedelbar närhet av lokalerna utgör ett hot på lång sikt. Det är angeläget att populationerna inte ytterligare glesas ut och ett tillräckligt antal områden där arten nu finns måste sparas för framtiden. Rosenticka är typisk art för </w:t>
+      </w:r>
+      <w:r>
+        <w:rPr>
+          <w:i/>
+        </w:rPr>
+        <w:t xml:space="preserve">9010 Taiga </w:t>
+      </w:r>
+      <w:r>
+        <w:t xml:space="preserve">och </w:t>
+      </w:r>
+      <w:r>
+        <w:rPr>
+          <w:i/>
+        </w:rPr>
+        <w:t>9050 Näringsrik granskog</w:t>
+      </w:r>
+      <w:r>
+        <w:t xml:space="preserve"> (Nitare &amp; Skogsstyrelsen, 2019; SLU Artdatabanken, 2024).</w:t>
+      </w:r>
+    </w:p>
+    <w:p>
+      <w:r>
+        <w:rPr>
+          <w:b/>
+        </w:rPr>
+        <w:t>Rynkskinn (NT)</w:t>
+      </w:r>
+      <w:r>
+        <w:t xml:space="preserve"> är en vednedbrytare som växer på grova granlågor och ingår i en karaktäristisk association av vedsvampar knutna till urskogsartade barrskogar. Den har klassificerats som en “urskogsindikator” och är placerad i toppen av Skogsstyrelsens värdepyramid för bedömning av skog med höga naturvärden. Allt tyder på att rynkskinn är mycket känslig för skogliga ingrepp och lokalerna, som oftast har höga biologiska kvaliteter, bör lämnas till fri utveckling. Rynkskinn är typisk art för </w:t>
+      </w:r>
+      <w:r>
+        <w:rPr>
+          <w:i/>
+        </w:rPr>
+        <w:t xml:space="preserve">9010 Taiga, 9050 Näringsrik granskog </w:t>
+      </w:r>
+      <w:r>
         <w:t>och</w:t>
+      </w:r>
+      <w:r>
+        <w:rPr>
+          <w:i/>
+        </w:rPr>
+        <w:t xml:space="preserve"> 9030 Landhöjningsskog</w:t>
+      </w:r>
+      <w:r>
+        <w:t xml:space="preserve"> (Nitare &amp; Skogsstyrelsen, 2019; SLU Artdatabanken, 2026).</w:t>
+      </w:r>
+    </w:p>
+    <w:p>
+      <w:r>
+        <w:rPr>
+          <w:b/>
+        </w:rPr>
+        <w:t>Ullticka (NT)</w:t>
+      </w:r>
+      <w:r>
+        <w:t xml:space="preserve"> är knuten till restbestånd av barrnaturskog och förekommer med ett tydligt optimum i orörda eller måttligt påverkade gamla granskogar där det föreligger viss kontinuitet av grov död ved. Ullticka är en bra signalart inom hela sitt utbredningsområde och i södra Sverige är den sällsynt och en god signalart för skyddsvärda granskogsmiljöer. Den hotas av avverkning och fragmentering av naturskog och äldre granskog med lång trädkontinuitet. På ullticka kan ibland ulltickeporing (VU) påträffas - det är en sällsynt ticka som nyligen delats upp i de tre olika arterna ulltickeporing </w:t>
+      </w:r>
+      <w:r>
+        <w:rPr>
+          <w:i/>
+        </w:rPr>
+        <w:t xml:space="preserve">Skeletocutis brevispora </w:t>
+      </w:r>
+      <w:r>
+        <w:t>(VU)</w:t>
+      </w:r>
+      <w:r>
+        <w:rPr>
+          <w:i/>
+        </w:rPr>
+        <w:t>, Skeletocutis delicata</w:t>
+      </w:r>
+      <w:r>
+        <w:t xml:space="preserve"> (VU)</w:t>
+      </w:r>
+      <w:r>
+        <w:rPr>
+          <w:i/>
+        </w:rPr>
+        <w:t xml:space="preserve"> och Skeletocutis exilis</w:t>
+      </w:r>
+      <w:r>
+        <w:t xml:space="preserve"> (NT). Ullticka är typisk art för </w:t>
+      </w:r>
+      <w:r>
+        <w:rPr>
+          <w:i/>
+        </w:rPr>
+        <w:t xml:space="preserve">9010 Taiga, 9050 Näringsrik granskog </w:t>
+      </w:r>
+      <w:r>
+        <w:t xml:space="preserve">och </w:t>
+      </w:r>
+      <w:r>
+        <w:rPr>
+          <w:i/>
+        </w:rPr>
+        <w:t>9030 Landhöjningsskog</w:t>
+      </w:r>
+      <w:r>
+        <w:t xml:space="preserve"> (SLU Artdatabanken, 2026; Nitare &amp; Skogsstyrelsen, 2019; Miettinen &amp; Niemelä, 2018).</w:t>
+      </w:r>
+    </w:p>
+    <w:p>
+      <w:r>
+        <w:rPr>
+          <w:b/>
+        </w:rPr>
+        <w:t>Violmussling (NT)</w:t>
+      </w:r>
+      <w:r>
+        <w:t xml:space="preserve"> växer på döda, oftast omkullfallna stammar av gran eller tall. De flesta fynden har gjorts i gammal, orörd skog och arten är en mycket god indikator på förekomst av lång skoglig kontinuitet. Platser som hyser stora bestånd av violmussling bör i första hand skyddas och undantas från skogsbruk. Flera sällsynta och mycket sällsynta tickor och skalbaggar är mer eller mindre starkt associerade med violtickor </w:t>
+      </w:r>
+      <w:r>
+        <w:rPr>
+          <w:i/>
+        </w:rPr>
+        <w:t>Trichaptum spp.</w:t>
+      </w:r>
+      <w:r>
+        <w:t xml:space="preserve"> och död ved som först rötats av någon </w:t>
+      </w:r>
+      <w:r>
+        <w:rPr>
+          <w:i/>
+        </w:rPr>
+        <w:t>Trichaptum-art</w:t>
+      </w:r>
+      <w:r>
+        <w:t>. Bland dessa kan nämnas gul mjukporing (CR), lämmelporing (CR), kilporing (VU), parasitporing (VU), gropig brunbagge (NT), gulbandad brunbagge</w:t>
+      </w:r>
+      <w:r>
+        <w:rPr>
+          <w:i/>
+        </w:rPr>
+        <w:t xml:space="preserve"> </w:t>
+      </w:r>
+      <w:r>
+        <w:t>(NT) och brunkantad brunbagge</w:t>
+      </w:r>
+      <w:r>
+        <w:rPr>
+          <w:i/>
+        </w:rPr>
+        <w:t xml:space="preserve"> </w:t>
+      </w:r>
+      <w:r>
+        <w:t xml:space="preserve">(DD). Violmussling är typisk art för </w:t>
+      </w:r>
+      <w:r>
+        <w:rPr>
+          <w:i/>
+        </w:rPr>
+        <w:t>9010 Taiga</w:t>
+      </w:r>
+      <w:r>
+        <w:t xml:space="preserve"> (SLU Artdatabanken, 2026; Nitare &amp; Skogsstyrelsen, 2019).</w:t>
+      </w:r>
+    </w:p>
+    <w:p>
+      <w:r>
+        <w:rPr>
+          <w:b/>
+        </w:rPr>
+        <w:t xml:space="preserve">Blodticka </w:t>
+      </w:r>
+      <w:r>
+        <w:t xml:space="preserve">är i norra Sverige främst knuten till grova granlågor i urskogsartad barrskog, men förekommer ibland även på klenare granar i anslutning till bäckar och sumpskogar. Den är en bra indikator på granskogar med höga naturvärden och oftast förekommer den tillsammans med ett stort antal ovanliga och rödlistade arter. I södra Sverige växer den framför allt på tall och har då ett lägre signalvärde. Blodticka är typisk art för </w:t>
+      </w:r>
+      <w:r>
+        <w:rPr>
+          <w:i/>
+        </w:rPr>
+        <w:t>9030 Landhöjningsskog</w:t>
+      </w:r>
+      <w:r>
+        <w:t xml:space="preserve"> (SLU Artdatabanken, 2025; Nitare &amp; Skogsstyrelsen, 2019).</w:t>
+      </w:r>
+    </w:p>
+    <w:p>
+      <w:r>
+        <w:rPr>
+          <w:b/>
+        </w:rPr>
+        <w:t xml:space="preserve">Trådticka </w:t>
+      </w:r>
+      <w:r>
+        <w:t xml:space="preserve">är knuten till grova granar i rikare ofta fuktiga miljöer. Den återfinns på både levande och döda träd samt stubbar och nyligen fallna träd. Karaktärsart för äldre fuktiga granskogsbiotoper, och i stor mängd är den en bra signalart för miljöer med andra rödlistade arter. Trådticka är typisk art för </w:t>
+      </w:r>
+      <w:r>
+        <w:rPr>
+          <w:i/>
+        </w:rPr>
+        <w:t xml:space="preserve">9010 Taiga </w:t>
+      </w:r>
+      <w:r>
+        <w:t xml:space="preserve">och </w:t>
+      </w:r>
+      <w:r>
+        <w:rPr>
+          <w:i/>
+        </w:rPr>
+        <w:t xml:space="preserve">9050 Näringsrik granskog </w:t>
+      </w:r>
+      <w:r>
+        <w:t>(SLU Artdatabanken, 2025).</w:t>
+      </w:r>
+    </w:p>
+    <w:p>
+      <w:r>
+        <w:rPr>
+          <w:b/>
+        </w:rPr>
+        <w:t xml:space="preserve">Ögonpyrola </w:t>
+      </w:r>
+      <w:r>
+        <w:t xml:space="preserve">är normalt en bra signalart som visar på områden med höga naturvärden och stabila förhållanden, särskilt inom näringsfattiga trakter. Växten är mycket känslig för markskador och försvinner snabbt efter slutavverkning. Den hotas också av skogsgödsling och markavvattning. Ögonpyrola är typisk art för </w:t>
+      </w:r>
+      <w:r>
+        <w:rPr>
+          <w:i/>
+        </w:rPr>
+        <w:t>9010 Taiga</w:t>
+      </w:r>
+      <w:r>
+        <w:t xml:space="preserve"> och</w:t>
       </w:r>
       <w:r>
         <w:rPr>
@@ -284,1284 +610,7 @@
         <w:t xml:space="preserve"> 9070 Trädklädd betesmark</w:t>
       </w:r>
       <w:r>
-        <w:t xml:space="preserve"> (SLU Artdatabanken, 2026).</w:t>
-      </w:r>
-    </w:p>
-    <w:p>
-      <w:r>
-        <w:rPr>
-          <w:b/>
-        </w:rPr>
-        <w:t>Grantickeporing (VU)</w:t>
-      </w:r>
-      <w:r>
-        <w:t xml:space="preserve"> växer på murken ved och döda fruktkroppar av granticka och gränsticka (VU). Den förekommer i naturskogsliknade granskogar, gärna i fuktiga miljöer vid källbäckar och liknande. Avverkning av naturskogslika miljöer och av grova granar där grantickeporing förekommer är ett direkt hot mot artens fortlevnad. Gamla granskogar som hyser arten undantas helt från skogsbruk (SLU Artdatabanken, 2026).</w:t>
-      </w:r>
-    </w:p>
-    <w:p>
-      <w:r>
-        <w:rPr>
-          <w:b/>
-        </w:rPr>
-        <w:t>Gräddporing (VU)</w:t>
-      </w:r>
-      <w:r>
-        <w:t xml:space="preserve"> växer nästan enbart i urskogsartad barrskog på gamla, kraftigt murkna, grova och mossbelupna tallågor i något fuktiga och skuggiga lägen. Arten är placerad högst upp i Skogsstyrelsens värdepyramid för bedömning av skog med höga naturvärden och indikerar gamla och relativt orörda tallnaturskogar med höga naturvärden där det under låg tid kontinuerligt funnits inslag av grova tallågor. För att på sikt hejda artens vikande trend behöver merparten av gräddporingens nu kända växtplatser undantas från skogsbruk. Gräddporing är typisk art för </w:t>
-      </w:r>
-      <w:r>
-        <w:rPr>
-          <w:i/>
-        </w:rPr>
-        <w:t>9010 Taiga</w:t>
-      </w:r>
-      <w:r>
-        <w:t xml:space="preserve"> (SLU Artdatabanken, 2024; Nitare &amp; Skogsstyrelsen, 2019).</w:t>
-      </w:r>
-    </w:p>
-    <w:p>
-      <w:r>
-        <w:rPr>
-          <w:b/>
-        </w:rPr>
-        <w:t>Gränsticka (VU)</w:t>
-      </w:r>
-      <w:r>
-        <w:t xml:space="preserve"> är en mycket bra signalart inom hela sitt utbredningsområde. Den är huvudsakligen knuten till restbestånd av barrnaturskog och förekommer med ett tydligt optimum i orörda eller måttligt påverkade gamla granskogar där det föreligger långvarig kontinuitet av grov död ved. Den totala populationen bedöms ha minskat och fortsätter att minska i takt med att grankontinuitetsskogar (äldre tidigare icke kalavverkade skogar) minskar i areal. Minskningstakten överstiger gränsvärdet för sårbar (VU). Lokaler som hyser arten bör undantas från skogsbruk, speciellt i mellersta och södra Sverige. Gränsticka är typisk art för </w:t>
-      </w:r>
-      <w:r>
-        <w:rPr>
-          <w:i/>
-        </w:rPr>
-        <w:t>9010 Taiga</w:t>
-      </w:r>
-      <w:r>
-        <w:t xml:space="preserve"> (SLU Artdatabanken, 2026; Nitare &amp; Skogsstyrelsen, 2019).</w:t>
-      </w:r>
-    </w:p>
-    <w:p>
-      <w:r>
-        <w:rPr>
-          <w:b/>
-        </w:rPr>
-        <w:t xml:space="preserve">Ostticka (VU) </w:t>
-      </w:r>
-      <w:r>
-        <w:t xml:space="preserve">växer huvudsakligen på grova granlågor i urskogsartad barrskog. Växtplatserna ligger vanligtvis i brandrefugiala områden med relativt hög luftfuktighet där skogen under lång tid haft en intern beståndsdynamik med successivt avdöende träd. Alla skogsskötselåtgärder på eller i omedelbar närhet av lokalerna inverkar negativt på artens fortlevnad. Ostticka är typisk art för </w:t>
-      </w:r>
-      <w:r>
-        <w:rPr>
-          <w:i/>
-        </w:rPr>
-        <w:t xml:space="preserve">9010 Taiga </w:t>
-      </w:r>
-      <w:r>
-        <w:t xml:space="preserve">och </w:t>
-      </w:r>
-      <w:r>
-        <w:rPr>
-          <w:i/>
-        </w:rPr>
-        <w:t>9030 Landhöjningsskog</w:t>
-      </w:r>
-      <w:r>
-        <w:t xml:space="preserve"> (SLU Artdatabanken, 2024; Nitare &amp; Skogsstyrelsen, 2019).</w:t>
-      </w:r>
-    </w:p>
-    <w:p>
-      <w:r>
-        <w:rPr>
-          <w:b/>
-        </w:rPr>
-        <w:t>Tajgaskinn (VU)</w:t>
-      </w:r>
-      <w:r>
-        <w:t xml:space="preserve"> är placerad högst upp i Skogsstyrelsens värdepyramid för bedömning av skog med höga naturvärden och har klassificerats som en ”urskogsindikator” som kräver närmast orörda skogsmiljöer med långvarig kontinuitet av grova granlågor i olika nedbrytningsstadier (Nitare &amp; Skogsstyrelsen, 2019).</w:t>
-      </w:r>
-    </w:p>
-    <w:p>
-      <w:r>
-        <w:rPr>
-          <w:b/>
-        </w:rPr>
-        <w:t>Vitskaftad svartspik (VU)</w:t>
-      </w:r>
-      <w:r>
-        <w:t xml:space="preserve"> förekommer främst i naturskog på gamla senvuxna granar och signalerar alltid höga naturvärden. Alla skogliga åtgärder som kan påverka markvatten och luftfuktighet på i närheten av lokaler utgör ett hot. Avverkning av naturskogar utgör ett allvarligt hot och alla skogsskötselåtgärder på eller i närheten av växtplatserna bör undvikas. Lämpligt stora reservat av naturskogstyp bör bevaras. Vitskaftad svartspik är typisk art för </w:t>
-      </w:r>
-      <w:r>
-        <w:rPr>
-          <w:i/>
-        </w:rPr>
-        <w:t>9010 Taiga</w:t>
-      </w:r>
-      <w:r>
-        <w:t xml:space="preserve"> (SLU Artdatabanken, 2026; Nitare &amp; Skogsstyrelsen, 2019).</w:t>
-      </w:r>
-    </w:p>
-    <w:p>
-      <w:r>
-        <w:rPr>
-          <w:b/>
-        </w:rPr>
-        <w:t>Brunpudrad nållav (NT)</w:t>
-      </w:r>
-      <w:r>
-        <w:t xml:space="preserve"> är beroende av hög, jämn luftfuktighet och kan påträffas i fuktiga skogar av naturskogskaraktär, ofta i sumpgranskog eller andra sumpskogar. Arten är placerad högst upp i Skogsstyrelsens värdepyramid för bedömning av skog med höga naturvärden och förekomster bör undantas från skogsbruksåtgärder. Brunpudrad nållav är typisk art för </w:t>
-      </w:r>
-      <w:r>
-        <w:rPr>
-          <w:i/>
-        </w:rPr>
-        <w:t>9010 Taiga</w:t>
-      </w:r>
-      <w:r>
-        <w:t xml:space="preserve"> (SLU Artdatabanken, 2024; Nitare &amp; Skogsstyrelsen, 2019).</w:t>
-      </w:r>
-    </w:p>
-    <w:p>
-      <w:r>
-        <w:rPr>
-          <w:b/>
-        </w:rPr>
-        <w:t>Gammelgransskål (NT)</w:t>
-      </w:r>
-      <w:r>
-        <w:t xml:space="preserve"> är en liten skålsvamp som växer på gamla granar med skrovlig bark. Typiska växtplatser är gransumpskog i myrkanter, bäckdråg, bäckraviner och skuggiga bergssluttningar, men också skog på torrare mark kan hysa arten om beståndet har stark naturskogskaraktär. Bestånd med arten bör behandlas som nyckelbiotoper och sparas vid en slutavverkning. Även gallring bör undvikas. Gammelgransskål är typisk art för </w:t>
-      </w:r>
-      <w:r>
-        <w:rPr>
-          <w:i/>
-        </w:rPr>
-        <w:t>9010 Taiga</w:t>
-      </w:r>
-      <w:r>
-        <w:t xml:space="preserve"> (SLU Artdatabanken, 2024; Nitare &amp; Skogsstyrelsen, 2019).</w:t>
-      </w:r>
-    </w:p>
-    <w:p>
-      <w:r>
-        <w:rPr>
-          <w:b/>
-        </w:rPr>
-        <w:t>Harticka (NT)</w:t>
-      </w:r>
-      <w:r>
-        <w:t xml:space="preserve"> är normalt en mycket bra signalart för granskogar med höga naturvärden. Även när svampen påträffas i mer påverkade skogar är det nästan alltid fråga om skogsmiljöer i sena successionsstadier med höga naturvärden. Skogsskötselåtgärder på eller i omedelbar närhet av växtplatserna kan innebära ett hot mot arten. Harticka är typisk art för </w:t>
-      </w:r>
-      <w:r>
-        <w:rPr>
-          <w:i/>
-        </w:rPr>
-        <w:t xml:space="preserve">9010 Taiga, 9050 Näringsrik granskog </w:t>
-      </w:r>
-      <w:r>
-        <w:t xml:space="preserve">och </w:t>
-      </w:r>
-      <w:r>
-        <w:rPr>
-          <w:i/>
-        </w:rPr>
-        <w:t>9030 Landhöjningsskog</w:t>
-      </w:r>
-      <w:r>
-        <w:t xml:space="preserve"> (SLU Artdatabanken, 2024; Nitare &amp; Skogsstyrelsen, 2019).</w:t>
-      </w:r>
-    </w:p>
-    <w:p>
-      <w:r>
-        <w:rPr>
-          <w:b/>
-        </w:rPr>
-        <w:t>Knottrig blåslav (NT)</w:t>
-      </w:r>
-      <w:r>
-        <w:t xml:space="preserve"> har sin huvudutbredning i gamla granskogar i det övre barrskogsbältet mot fjällen. Den signalerar alltid höga naturvärden och växer i skogar med lång kontinuitet, mest i opåverkade naturskogsbestånd. Arten överlever inte en slutavverkning (inklusive hänsyn) och den finns idag enbart i kontinuitetsskog. Lavens fortsatta förekomst bör säkerställas genom att lokaler med äldre barrskog skyddas. Knottrig blåslav är typisk art för </w:t>
-      </w:r>
-      <w:r>
-        <w:rPr>
-          <w:i/>
-        </w:rPr>
-        <w:t xml:space="preserve">9010 Taiga </w:t>
-      </w:r>
-      <w:r>
-        <w:t>och</w:t>
-      </w:r>
-      <w:r>
-        <w:rPr>
-          <w:i/>
-        </w:rPr>
-        <w:t xml:space="preserve"> 9040 Fjällbjörkskog</w:t>
-      </w:r>
-    </w:p>
-    <w:p>
-      <w:r>
-        <w:t>(SLU Artdatabanken, 2024; Nitare &amp; Skogsstyrelsen, 2019).</w:t>
-      </w:r>
-    </w:p>
-    <w:p>
-      <w:r>
-        <w:rPr>
-          <w:b/>
-        </w:rPr>
-        <w:t>Koralltaggsvamp (NT)</w:t>
-      </w:r>
-      <w:r>
-        <w:t xml:space="preserve"> är i hela landet en mycket bra signalart som nästan enbart påträffas i skogsområden med höga naturvärden. Arten hotas av brist på död ved. Ingrepp som innebär att lågor och döda eller skadade träd tas bort missgynnar arten. En slutavverkning, skoglig gallring eller annat uttag av virke på växtplatsen som ger ett förändrat lokalklimat innebär ett direkt hot liksom överföring av lövskog till barrskog. Koralltaggsvamp är typisk art för </w:t>
-      </w:r>
-      <w:r>
-        <w:rPr>
-          <w:i/>
-        </w:rPr>
-        <w:t>9010 Taiga, 9050 Näringsrik granskog</w:t>
-      </w:r>
-      <w:r>
-        <w:t xml:space="preserve"> och</w:t>
-      </w:r>
-      <w:r>
-        <w:rPr>
-          <w:i/>
-        </w:rPr>
-        <w:t xml:space="preserve"> 9030 Landhöjningsskog</w:t>
-      </w:r>
-      <w:r>
-        <w:t xml:space="preserve"> (SLU Artdatabanken, 2024; Nitare &amp; Skogsstyrelsen, 2019).</w:t>
-      </w:r>
-    </w:p>
-    <w:p>
-      <w:r>
-        <w:rPr>
-          <w:b/>
-        </w:rPr>
-        <w:t>Kristallskinn (NT)</w:t>
-      </w:r>
-      <w:r>
-        <w:t xml:space="preserve"> är en nedbrytare i ved av gran, främst på grova granlågor i naturskogsliknande bestånd. Arten förekommer även på andra substrat såsom björklågor i blandskog och på grangrenar, men majoriteten av kända fynd är gjorda i miljöer med lång skoglig kontinuitet. En slutavverkning, skoglig gallring eller annat uttag av skogsråvara på växtplatsen som ger ett förändrat lokalklimat innebär ett direkt hot. För att säkerställa artens fortlevnad bör man dels se till att artens växtplatser hålls intakta, dels att ny ved tillkommer, gärna i omedelbar anslutning. Befintliga vindfällen, döende träd, torrakor och lågor lämnas intakta (SLU Artdatabanken, 2026).</w:t>
-      </w:r>
-    </w:p>
-    <w:p>
-      <w:r>
-        <w:rPr>
-          <w:b/>
-        </w:rPr>
-        <w:t>Kötticka (NT)</w:t>
-      </w:r>
-      <w:r>
-        <w:t xml:space="preserve"> är granens kötticka och har klassificerats som ”gammelskogsindikator”, då den förekommer med ett tydligt optimum i äldre barrskogar, främst fuktiga granskogar. Den har högst signalvärde söder om den naturliga norrlandsgränsen </w:t>
-      </w:r>
-      <w:r>
-        <w:rPr>
-          <w:i/>
-        </w:rPr>
-        <w:t>limes norrlandicus</w:t>
-      </w:r>
-      <w:r>
-        <w:t>, men signalerar vanligtvis höga naturvärden även i Norrland. Arten är knuten till miljöer med konstant luftfuktighet och känslig för uttorkning som en avverkning kan medföra. Den totala populationen bedöms därför ha minskat under de senaste 30 åren och fortsätter att minska i takt med att grankontinuitetsskogar (skogar som inte kalavverkats) minskar i areal, samtidigt som att lämpliga miljöer inte återskapas i samma takt (SLU Artdatabanken, 2024; Nitare &amp; Skogsstyrelsen, 2019).</w:t>
-      </w:r>
-    </w:p>
-    <w:p>
-      <w:r>
-        <w:rPr>
-          <w:b/>
-        </w:rPr>
-        <w:t>Lunglav (NT)</w:t>
-      </w:r>
-      <w:r>
-        <w:t xml:space="preserve"> är en av vårt lands främsta signalarter som överallt indikerar gamla lövträd, skogsbestånd med höga naturvärden och ekosystem med långskoglig kontinuitet. Lokalt kan förekomsten vara mycket riklig men den hittas nästan enbart i gamla och ej slutavverkade skogar. Artens samtliga förekomster bör uppmärksammas från naturvårdssynpunkt, då många lokaler även hyser andra ovanliga och rödlistade arter. Rikliga förekomster bör skyddas med biotopskydd, frivilliga avsättningar eller reservat. På lunglav kan de sällsynta lavparasiterna lunglavshårprick (CR), </w:t>
-      </w:r>
-      <w:r>
-        <w:rPr>
-          <w:i/>
-        </w:rPr>
-        <w:t>Abrothallus diederichii</w:t>
-      </w:r>
-      <w:r>
-        <w:t xml:space="preserve"> (VU), </w:t>
-      </w:r>
-      <w:r>
-        <w:rPr>
-          <w:i/>
-        </w:rPr>
-        <w:t>Abrothallus lobariae</w:t>
-      </w:r>
-      <w:r>
-        <w:t xml:space="preserve"> (VU), </w:t>
-      </w:r>
-      <w:r>
-        <w:rPr>
-          <w:i/>
-        </w:rPr>
-        <w:t>Calycina lobariae</w:t>
-      </w:r>
-      <w:r>
-        <w:t xml:space="preserve"> (VU), lunglavsknapp (VU) och skrovelmössing (VU) påträffas. Lunglav är typisk art för </w:t>
-      </w:r>
-      <w:r>
-        <w:rPr>
-          <w:i/>
-        </w:rPr>
-        <w:t>9010 Taiga, 9020 Nordlig ädellövskog, 9110 Näringsfattig bokskog, 9130 Näringsrik bokskog, 9160 Näringsrik ekskog, 9180 Ädellövskog i branter, 9190 Näringsfattig ekskog, 9070 Trädklädd betesmark, 9040 Fjällbjörkskog</w:t>
-      </w:r>
-      <w:r>
-        <w:t xml:space="preserve"> och</w:t>
-      </w:r>
-      <w:r>
-        <w:rPr>
-          <w:i/>
-        </w:rPr>
-        <w:t xml:space="preserve"> 6530 Lövängar</w:t>
-      </w:r>
-      <w:r>
-        <w:t xml:space="preserve"> (SLU Artdatabanken, 2026; Nitare &amp; Skogsstyrelsen, 2019).</w:t>
-      </w:r>
-    </w:p>
-    <w:p>
-      <w:r>
-        <w:rPr>
-          <w:b/>
-        </w:rPr>
-        <w:t>Rosenticka (NT)</w:t>
-      </w:r>
-      <w:r>
-        <w:t xml:space="preserve">, rödlistad som nära hotad, ingår i en karaktäristisk association av vedsvampar som växer på gamla, grova granlågor i urskogsartade barrskogar. Den är placerad i toppen av Skogsstyrelsens värdepyramid för bedömning av skog med höga naturvärden och indikerar ett granskogsekosystem med långvarig kontinuitet av grova lågor. Artens beroende av grova granlågor innebär att alla skogsskötselåtgärder på eller i omedelbar närhet av lokalerna utgör ett hot på lång sikt. Det är angeläget att populationerna inte ytterligare glesas ut och ett tillräckligt antal områden där arten nu finns måste sparas för framtiden. Rosenticka är typisk art för </w:t>
-      </w:r>
-      <w:r>
-        <w:rPr>
-          <w:i/>
-        </w:rPr>
-        <w:t xml:space="preserve">9010 Taiga </w:t>
-      </w:r>
-      <w:r>
-        <w:t xml:space="preserve">och </w:t>
-      </w:r>
-      <w:r>
-        <w:rPr>
-          <w:i/>
-        </w:rPr>
-        <w:t>9050 Näringsrik granskog</w:t>
-      </w:r>
-      <w:r>
         <w:t xml:space="preserve"> (Nitare &amp; Skogsstyrelsen, 2019; SLU Artdatabanken, 2024).</w:t>
-      </w:r>
-    </w:p>
-    <w:p>
-      <w:r>
-        <w:rPr>
-          <w:b/>
-        </w:rPr>
-        <w:t>Rynkskinn (NT)</w:t>
-      </w:r>
-      <w:r>
-        <w:t xml:space="preserve"> är en vednedbrytare som växer på grova granlågor och ingår i en karaktäristisk association av vedsvampar knutna till urskogsartade barrskogar. Den har klassificerats som en “urskogsindikator” och är placerad i toppen av Skogsstyrelsens värdepyramid för bedömning av skog med höga naturvärden. Allt tyder på att rynkskinn är mycket känslig för skogliga ingrepp och lokalerna, som oftast har höga biologiska kvaliteter, bör lämnas till fri utveckling. Rynkskinn är typisk art för </w:t>
-      </w:r>
-      <w:r>
-        <w:rPr>
-          <w:i/>
-        </w:rPr>
-        <w:t xml:space="preserve">9010 Taiga, 9050 Näringsrik granskog </w:t>
-      </w:r>
-      <w:r>
-        <w:t>och</w:t>
-      </w:r>
-      <w:r>
-        <w:rPr>
-          <w:i/>
-        </w:rPr>
-        <w:t xml:space="preserve"> 9030 Landhöjningsskog</w:t>
-      </w:r>
-      <w:r>
-        <w:t xml:space="preserve"> (Nitare &amp; Skogsstyrelsen, 2019; SLU Artdatabanken, 2026).</w:t>
-      </w:r>
-    </w:p>
-    <w:p>
-      <w:r>
-        <w:rPr>
-          <w:b/>
-        </w:rPr>
-        <w:t>Rödbrun blekspik (NT)</w:t>
-      </w:r>
-      <w:r>
-        <w:t xml:space="preserve"> växer i norra Sverige på bark och ved av björk och gran i skogar med hög och jämn luftfuktighet. I södra Sverige växer den främst på ek i öppna åldriga lövskogar. I norra delen av sitt utbredningsområde hotas arten av slutavverkningar av gamla granskogar. I den södra delen av landet hotas den genom de åldriga lövskogarnas tillbakagång och särskilt ekhagarnas igenväxning och genom plantering av sådan mark med barrskog. Rödbrun blekspik är typisk art för </w:t>
-      </w:r>
-      <w:r>
-        <w:rPr>
-          <w:i/>
-        </w:rPr>
-        <w:t xml:space="preserve">9010 Taiga, 9020 Nordlig ädellövskog, 9070 Trädklädd betesmark, 9160 Näringsrik ekskog </w:t>
-      </w:r>
-      <w:r>
-        <w:t xml:space="preserve">och </w:t>
-      </w:r>
-      <w:r>
-        <w:rPr>
-          <w:i/>
-        </w:rPr>
-        <w:t>9180 Ädellövskog i branter</w:t>
-      </w:r>
-      <w:r>
-        <w:t xml:space="preserve"> och signalerar alltid höga naturvärden (SLU Artdatabanken, 2024; Nitare &amp; Skogsstyrelsen, 2019).</w:t>
-      </w:r>
-    </w:p>
-    <w:p>
-      <w:r>
-        <w:rPr>
-          <w:b/>
-        </w:rPr>
-        <w:t>Skrovellav (NT)</w:t>
-      </w:r>
-      <w:r>
-        <w:t xml:space="preserve"> växer på gamla lövträd och på klippor i gamla skogar med hög och jämn luftfuktighet. Slutavverkning av kontinuitetsskog utgör det största hotet och lavens fortsatta förekomst bör säkerställas genom att lokaler med äldre skog skyddas. I områden med mycket hög luftfuktighet kan man på bålen av skrovellav finna de sällsynta parasitsvamparna skrovellavsknapp (EN), </w:t>
-      </w:r>
-      <w:r>
-        <w:rPr>
-          <w:i/>
-        </w:rPr>
-        <w:t>Catillaria lobariicola</w:t>
-      </w:r>
-      <w:r>
-        <w:t xml:space="preserve"> (VU) och </w:t>
-      </w:r>
-      <w:r>
-        <w:rPr>
-          <w:i/>
-        </w:rPr>
-        <w:t>Merismatium lobariae</w:t>
-      </w:r>
-      <w:r>
-        <w:t xml:space="preserve"> (DD). Skrovellav är typisk art för </w:t>
-      </w:r>
-      <w:r>
-        <w:rPr>
-          <w:i/>
-        </w:rPr>
-        <w:t xml:space="preserve">9010 Taiga, 9020 Nordlig ädellövskog, 9040 Fjällbjörkskog, 9070 Trädklädd betesmark, 9160 Näringsrik ekskog, 9180 Ädellövskog i branter, 9190 Näringsfattig ekskog, 8210 Kalkbranter </w:t>
-      </w:r>
-      <w:r>
-        <w:t xml:space="preserve">och </w:t>
-      </w:r>
-      <w:r>
-        <w:rPr>
-          <w:i/>
-        </w:rPr>
-        <w:t>6530 Lövängar</w:t>
-      </w:r>
-      <w:r>
-        <w:t xml:space="preserve"> (SLU Artdatabanken, 2026; Nitare &amp; Skogsstyrelsen, 2019).</w:t>
-      </w:r>
-    </w:p>
-    <w:p>
-      <w:r>
-        <w:rPr>
-          <w:b/>
-        </w:rPr>
-        <w:t>Talltagel (NT)</w:t>
-      </w:r>
-      <w:r>
-        <w:t xml:space="preserve"> är en boreal art som förekommer på tall i äldre, öppna tallskogar. Den påverkas negativt av brist på kontinuitetsskog och minskningstakten bedöms vara nära gränsvärdet för Sårbar (VU). Talltagel är typisk art för </w:t>
-      </w:r>
-      <w:r>
-        <w:rPr>
-          <w:i/>
-        </w:rPr>
-        <w:t>9010 Taiga</w:t>
-      </w:r>
-      <w:r>
-        <w:t xml:space="preserve"> (SLU Artdatabanken, 2026).</w:t>
-      </w:r>
-    </w:p>
-    <w:p>
-      <w:r>
-        <w:rPr>
-          <w:b/>
-        </w:rPr>
-        <w:t>Talltita (NT, §4)</w:t>
-      </w:r>
-      <w:r>
-        <w:t>, rödlistad som nära hotad och prioriterad art i Skogsvårdslagen, har häckningsrevir i anmälan. Arten har minskat kraftigt de senaste 30 åren och minskningstakten innevarande 10-årsperiod beräknas till 20 (10–30) %. Talltitan är synnerligen trogen sitt cirka 15 hektar stora revir och är beroende av flerskiktade olikåldriga skogar för att kunna föda upp sina ungar. Talltitan försvinner om dess livsmiljö kalavverkas (Eggers &amp; Low, 2014; Ekman, 1979; Griesser et al, 2007; Klein, 2020; Siffczyk et al, 2003; SLU Artdatabanken, 2021).</w:t>
-      </w:r>
-    </w:p>
-    <w:p>
-      <w:r>
-        <w:rPr>
-          <w:b/>
-        </w:rPr>
-        <w:t>Tretåig hackspett (NT, §4)</w:t>
-      </w:r>
-      <w:r>
-        <w:t xml:space="preserve"> är rödlistad som nära hotad och ingår i bilaga 1 i EU:s fågeldirektiv. Tretåig hackspett är för sin överlevnad beroende av kontinuerlig tillförsel av äldre döende och död ved, som sker genom naturliga självgallringsprocesser i äldre grannaturskogar och barrblandade naturskogar. Om en skog genom skogsbruk gallras eller glesas ur så upphör och uteblir i stort sett den naturliga självgallringsprocessen för mycket lång tid framöver vilket omöjliggör upprätthållandet av den kontinuerliga ekologiska funktionen i ett område. Det finns studier som visar att naturskogens självgallringsprocess som den tretåiga hackspetten är beroende av, inte kan ersättas med efterlämnad hänsyn i skogsbruket (Imbeau &amp; Desrochers, 2002). Storleken på häckningsreviret varierar med skogstypen, förekomsten av död ved och graden av fragmentering, men är i allmänhet i storleksordningen 25–100 hektar. Vintertid krävs ofta betydligt större områden och det finns studier som antyder att arten behöver minst 100 hektar äldre skog. I områden med låg bonitet kan det behövas över 200 hektar lämpligt habitat för att ett par ska kunna reproducera sig. Områden med dokumenterad permanent förekomst i naturskogsmiljöer har vanligen så stora naturvärden att skogsbruk är olämpligt. Tretåig hackspett är typisk art för </w:t>
-      </w:r>
-      <w:r>
-        <w:rPr>
-          <w:i/>
-        </w:rPr>
-        <w:t xml:space="preserve">9010 Taiga, 9740 Skogsbevuxen myr, 9030 Landhöjningsskog </w:t>
-      </w:r>
-      <w:r>
-        <w:t xml:space="preserve">och </w:t>
-      </w:r>
-      <w:r>
-        <w:rPr>
-          <w:i/>
-        </w:rPr>
-        <w:t>9040 Fjällbjörkskog</w:t>
-      </w:r>
-      <w:r>
-        <w:t xml:space="preserve"> (Skogsstyrelsen, 2016; SLU Artdatabanken, 2024).</w:t>
-      </w:r>
-    </w:p>
-    <w:p>
-      <w:r>
-        <w:rPr>
-          <w:b/>
-        </w:rPr>
-        <w:t>Ullticka (NT)</w:t>
-      </w:r>
-      <w:r>
-        <w:t xml:space="preserve"> är knuten till restbestånd av barrnaturskog och förekommer med ett tydligt optimum i orörda eller måttligt påverkade gamla granskogar där det föreligger viss kontinuitet av grov död ved. Ullticka är en bra signalart inom hela sitt utbredningsområde och i södra Sverige är den sällsynt och en god signalart för skyddsvärda granskogsmiljöer. Den hotas av avverkning och fragmentering av naturskog och äldre granskog med lång trädkontinuitet. På ullticka kan ibland ulltickeporing (VU) påträffas - det är en sällsynt ticka som nyligen delats upp i de tre olika arterna ulltickeporing </w:t>
-      </w:r>
-      <w:r>
-        <w:rPr>
-          <w:i/>
-        </w:rPr>
-        <w:t xml:space="preserve">Skeletocutis brevispora </w:t>
-      </w:r>
-      <w:r>
-        <w:t>(VU)</w:t>
-      </w:r>
-      <w:r>
-        <w:rPr>
-          <w:i/>
-        </w:rPr>
-        <w:t>, Skeletocutis delicata</w:t>
-      </w:r>
-      <w:r>
-        <w:t xml:space="preserve"> (VU)</w:t>
-      </w:r>
-      <w:r>
-        <w:rPr>
-          <w:i/>
-        </w:rPr>
-        <w:t xml:space="preserve"> och Skeletocutis exilis</w:t>
-      </w:r>
-      <w:r>
-        <w:t xml:space="preserve"> (NT). Ullticka är typisk art för </w:t>
-      </w:r>
-      <w:r>
-        <w:rPr>
-          <w:i/>
-        </w:rPr>
-        <w:t xml:space="preserve">9010 Taiga, 9050 Näringsrik granskog </w:t>
-      </w:r>
-      <w:r>
-        <w:t xml:space="preserve">och </w:t>
-      </w:r>
-      <w:r>
-        <w:rPr>
-          <w:i/>
-        </w:rPr>
-        <w:t>9030 Landhöjningsskog</w:t>
-      </w:r>
-      <w:r>
-        <w:t xml:space="preserve"> (SLU Artdatabanken, 2026; Nitare &amp; Skogsstyrelsen, 2019; Miettinen &amp; Niemelä, 2018).</w:t>
-      </w:r>
-    </w:p>
-    <w:p>
-      <w:r>
-        <w:rPr>
-          <w:b/>
-        </w:rPr>
-        <w:t>Vedflamlav (NT)</w:t>
-      </w:r>
-      <w:r>
-        <w:t xml:space="preserve"> växer på gammal hård och torr, exponerad kärnved av tall, främst på högstubbar i ljusöppna lägen, t.ex. vid och på myrar, sjökanter, i glesa hällmarkskogar och i brandpräglade tallnaturskogar. Substratet nyskapas i begränsad omfattning och arten är en utmärkt indikator på höga naturvärden i denna skogstyp. Tall- och barrblandskogar med naturskogskaraktär och spår av bränder har ofta höga biologiska värden och bör skyddas. På vedflamlavens bål kan den sällsynta spiklaven/parasiten </w:t>
-      </w:r>
-      <w:r>
-        <w:rPr>
-          <w:i/>
-        </w:rPr>
-        <w:t>Calicium ramboldiicola</w:t>
-      </w:r>
-      <w:r>
-        <w:t xml:space="preserve"> (VU) påträffas (SLU Artdatabanken, 2026).</w:t>
-      </w:r>
-    </w:p>
-    <w:p>
-      <w:r>
-        <w:rPr>
-          <w:b/>
-        </w:rPr>
-        <w:t>Violettgrå tagellav (NT)</w:t>
-      </w:r>
-      <w:r>
-        <w:t xml:space="preserve"> växer nästan uteslutande i gamla olikåldriga barrnaturskogar med lång skoglig kontinuitet och är en utmärkt signal på skog med höga naturvärden. Slutavverkning av tidigare aldrig slutavverkad skog (kontinuitetsskog) är det största hotet. Biotopen nyskapas i begränsad omfattning och barrskog äldre än 160 år, där den violettgrå tagellaven huvudsakligen påträffas har minskat med 50% de senaste 50 åren. Lågproduktiv skogsmark där laven förekommer bör undantas från skogsbruk och rika förekomster i äldre granskog bör skyddas. Arten är känslig för uttorkning och det är väsentligt att tillräckligt stora bestånd avsätts. Violettgrå tagellav är typisk art för </w:t>
-      </w:r>
-      <w:r>
-        <w:rPr>
-          <w:i/>
-        </w:rPr>
-        <w:t>9010 Taiga</w:t>
-      </w:r>
-      <w:r>
-        <w:t xml:space="preserve"> (SLU Artdatabanken, 2024; Nitare &amp; Skogsstyrelsen, 2019).</w:t>
-      </w:r>
-    </w:p>
-    <w:p>
-      <w:r>
-        <w:rPr>
-          <w:b/>
-        </w:rPr>
-        <w:t>Violmussling (NT)</w:t>
-      </w:r>
-      <w:r>
-        <w:t xml:space="preserve"> växer på döda, oftast omkullfallna stammar av gran eller tall. De flesta fynden har gjorts i gammal, orörd skog och arten är en mycket god indikator på förekomst av lång skoglig kontinuitet. Platser som hyser stora bestånd av violmussling bör i första hand skyddas och undantas från skogsbruk. Flera sällsynta och mycket sällsynta tickor och skalbaggar är mer eller mindre starkt associerade med violtickor </w:t>
-      </w:r>
-      <w:r>
-        <w:rPr>
-          <w:i/>
-        </w:rPr>
-        <w:t>Trichaptum spp.</w:t>
-      </w:r>
-      <w:r>
-        <w:t xml:space="preserve"> och död ved som först rötats av någon </w:t>
-      </w:r>
-      <w:r>
-        <w:rPr>
-          <w:i/>
-        </w:rPr>
-        <w:t>Trichaptum-art</w:t>
-      </w:r>
-      <w:r>
-        <w:t>. Bland dessa kan nämnas gul mjukporing (CR), lämmelporing (CR), kilporing (VU), parasitporing (VU), gropig brunbagge (NT), gulbandad brunbagge</w:t>
-      </w:r>
-      <w:r>
-        <w:rPr>
-          <w:i/>
-        </w:rPr>
-        <w:t xml:space="preserve"> </w:t>
-      </w:r>
-      <w:r>
-        <w:t>(NT) och brunkantad brunbagge</w:t>
-      </w:r>
-      <w:r>
-        <w:rPr>
-          <w:i/>
-        </w:rPr>
-        <w:t xml:space="preserve"> </w:t>
-      </w:r>
-      <w:r>
-        <w:t xml:space="preserve">(DD). Violmussling är typisk art för </w:t>
-      </w:r>
-      <w:r>
-        <w:rPr>
-          <w:i/>
-        </w:rPr>
-        <w:t>9010 Taiga</w:t>
-      </w:r>
-      <w:r>
-        <w:t xml:space="preserve"> (SLU Artdatabanken, 2026; Nitare &amp; Skogsstyrelsen, 2019).</w:t>
-      </w:r>
-    </w:p>
-    <w:p>
-      <w:r>
-        <w:rPr>
-          <w:b/>
-        </w:rPr>
-        <w:t>Vitgrynig nållav (NT)</w:t>
-      </w:r>
-      <w:r>
-        <w:t xml:space="preserve"> växer nästan uteslutande på bark av gamla, senvuxna granar i skuggiga lägen med hög och jämn luftfuktighet. Den vanligaste naturtypen för arten är kontinuitetsskogar på frisk mark men den finns också i sumpgranskogar. På lång sikt utgör avverkningar av olikåldriga granskogar av naturskogskaraktär ett allvarligt hot mot arten och skogsbruksåtgärder på eller i närheten av växtplatserna bör undvikas. Naturskogsartade, fuktiga granskogar med förekomster av arten signalerar höga biologiska värden och bör bevaras (SLU Artdatabanken, 2024; Nitare &amp; Skogsstyrelsen, 2019).</w:t>
-      </w:r>
-    </w:p>
-    <w:p>
-      <w:r>
-        <w:rPr>
-          <w:b/>
-        </w:rPr>
-        <w:t xml:space="preserve">Blodticka </w:t>
-      </w:r>
-      <w:r>
-        <w:t xml:space="preserve">är i norra Sverige främst knuten till grova granlågor i urskogsartad barrskog, men förekommer ibland även på klenare granar i anslutning till bäckar och sumpskogar. Den är en bra indikator på granskogar med höga naturvärden och oftast förekommer den tillsammans med ett stort antal ovanliga och rödlistade arter. I södra Sverige växer den framför allt på tall och har då ett lägre signalvärde. Blodticka är typisk art för </w:t>
-      </w:r>
-      <w:r>
-        <w:rPr>
-          <w:i/>
-        </w:rPr>
-        <w:t>9030 Landhöjningsskog</w:t>
-      </w:r>
-      <w:r>
-        <w:t xml:space="preserve"> (SLU Artdatabanken, 2025; Nitare &amp; Skogsstyrelsen, 2019).</w:t>
-      </w:r>
-    </w:p>
-    <w:p>
-      <w:r>
-        <w:rPr>
-          <w:b/>
-        </w:rPr>
-        <w:t>Finbräken</w:t>
-      </w:r>
-      <w:r>
-        <w:t xml:space="preserve"> växer på kalkrika marker i frisk eller fuktig mulljord. Den kräver konstant hög luftfuktighet och är mycket känslig för skogsbruksåtgärder. Arten är placerad högst upp i Skogsstyrelsens värdepyramid för bedömning av skog med höga naturvärden och utgör en karaktärsart för de mest skyddsvärda kalkgranskogarna med långvarig ekologisk kontinuitet och högt skyddsvärde. Finbräken är typisk art för </w:t>
-      </w:r>
-      <w:r>
-        <w:rPr>
-          <w:i/>
-        </w:rPr>
-        <w:t xml:space="preserve">9050 Näringsrik granskog </w:t>
-      </w:r>
-      <w:r>
-        <w:t xml:space="preserve">och </w:t>
-      </w:r>
-      <w:r>
-        <w:rPr>
-          <w:i/>
-        </w:rPr>
-        <w:t xml:space="preserve">9040 Fjällbjörkskog </w:t>
-      </w:r>
-      <w:r>
-        <w:t>(SLU Artdatabanken, 2024; Nitare &amp; Skogsstyrelsen, 2019).</w:t>
-      </w:r>
-    </w:p>
-    <w:p>
-      <w:r>
-        <w:rPr>
-          <w:b/>
-        </w:rPr>
-        <w:t xml:space="preserve">Grönkulla (§8) </w:t>
-      </w:r>
-      <w:r>
-        <w:t xml:space="preserve">är typisk art för </w:t>
-      </w:r>
-      <w:r>
-        <w:rPr>
-          <w:i/>
-        </w:rPr>
-        <w:t xml:space="preserve">9040 Fjällbjörkskog, 9070 Trädklädd betesmark, 6170 Alpina kalkgräsmarker, 6520 Höglänta slåtterängar </w:t>
-      </w:r>
-      <w:r>
-        <w:t>och</w:t>
-      </w:r>
-      <w:r>
-        <w:rPr>
-          <w:i/>
-        </w:rPr>
-        <w:t xml:space="preserve"> 6210 Kalkgräsmarker </w:t>
-      </w:r>
-      <w:r>
-        <w:t>(SLU Artdatabanken, 2025).</w:t>
-      </w:r>
-    </w:p>
-    <w:p>
-      <w:r>
-        <w:rPr>
-          <w:b/>
-        </w:rPr>
-        <w:t>Korallrot (§8)</w:t>
-      </w:r>
-      <w:r>
-        <w:t xml:space="preserve"> växer i sumpskogar och annan fuktig eller växelfuktig skogsmark, exempelvis i alkärr och kärrkanter, fuktiga bäckdalar, raviner, myrlaggar, sumpiga strandskogar samt i fuktiga lundar. Den visar på mer eller mindre stabila förhållanden och intakt hydrologi och är känslig för avverkning, körskador, skogsgödsling och dikning. Korallrot är typisk art för </w:t>
-      </w:r>
-      <w:r>
-        <w:rPr>
-          <w:i/>
-        </w:rPr>
-        <w:t>9080 Lövsumpskog</w:t>
-      </w:r>
-      <w:r>
-        <w:t xml:space="preserve"> och fridlyst enligt 8 § artskyddsförordningen (SLU Artdatabanken, 2024; Nitare &amp; Skogsstyrelsen, 2019).</w:t>
-      </w:r>
-    </w:p>
-    <w:p>
-      <w:r>
-        <w:rPr>
-          <w:b/>
-        </w:rPr>
-        <w:t xml:space="preserve">Källpraktmossa </w:t>
-      </w:r>
-      <w:r>
-        <w:t xml:space="preserve">växer på fuktig eller blöt, näringsrik och ofta mineralrik mark, t.ex. i sumpskogar. Den är en god signalart i södra och mellersta Sverige och förekommer ofta i artrika miljöer med t.ex. kärrkammossa, bågpraktmossa, filtrundmossa och skogshakmossa. Eftersom mängden våtmarker har reducerats kraftigt i södra Sverige under det senaste seklet har förekomsten av källpraktmossa troligen minskat i söder. Källpraktmossa är typisk art för </w:t>
-      </w:r>
-      <w:r>
-        <w:rPr>
-          <w:i/>
-        </w:rPr>
-        <w:t xml:space="preserve">7160 Källor och källkärr, 9750 Svämlövskog </w:t>
-      </w:r>
-      <w:r>
-        <w:t>och</w:t>
-      </w:r>
-      <w:r>
-        <w:rPr>
-          <w:i/>
-        </w:rPr>
-        <w:t xml:space="preserve"> 9080 Lövsumpskog </w:t>
-      </w:r>
-      <w:r>
-        <w:t>(Nitare &amp; Skogsstyrelsen, 2019; SLU Artdatabanken, 2025).</w:t>
-      </w:r>
-    </w:p>
-    <w:p>
-      <w:r>
-        <w:rPr>
-          <w:b/>
-        </w:rPr>
-        <w:t>Luddlav</w:t>
-      </w:r>
-      <w:r>
-        <w:t xml:space="preserve"> signalerar lång skoglig kontinuitet med ett stabilt lokal- och mikroklimat med hög och jämn fuktighet. Luddlav är typisk art för </w:t>
-      </w:r>
-      <w:r>
-        <w:rPr>
-          <w:i/>
-        </w:rPr>
-        <w:t>9010 Taiga,</w:t>
-      </w:r>
-      <w:r>
-        <w:t xml:space="preserve"> </w:t>
-      </w:r>
-      <w:r>
-        <w:rPr>
-          <w:i/>
-        </w:rPr>
-        <w:t xml:space="preserve">9020 Nordlig ädellövskog, 9070 Trädklädd betesmark, 9110 Näringsfattig bokskog, 9180 Ädellövskog i branter </w:t>
-      </w:r>
-      <w:r>
-        <w:t>och</w:t>
-      </w:r>
-      <w:r>
-        <w:rPr>
-          <w:i/>
-        </w:rPr>
-        <w:t xml:space="preserve"> 9190 Näringsfattig ekskog </w:t>
-      </w:r>
-      <w:r>
-        <w:t>(Nitare &amp; Skogsstyrelsen, 2019; SLU Artdatabanken, 2025).</w:t>
-      </w:r>
-    </w:p>
-    <w:p>
-      <w:r>
-        <w:rPr>
-          <w:b/>
-        </w:rPr>
-        <w:t xml:space="preserve">Norrlandslav </w:t>
-      </w:r>
-      <w:r>
-        <w:t xml:space="preserve">indikerar söder om den naturliga norrlandsgränsen barrskogsbeklädda bergbranter eller andra ostörda skogsmiljöer med höga naturvärden. Norrlandslav är typisk art för </w:t>
-      </w:r>
-      <w:r>
-        <w:rPr>
-          <w:i/>
-        </w:rPr>
-        <w:t xml:space="preserve">9010 Taiga, 8110 Silikatrasmarker </w:t>
-      </w:r>
-      <w:r>
-        <w:t>och</w:t>
-      </w:r>
-      <w:r>
-        <w:rPr>
-          <w:i/>
-        </w:rPr>
-        <w:t xml:space="preserve"> 8120 Kalkrasmarker </w:t>
-      </w:r>
-      <w:r>
-        <w:t>(Nitare &amp; Skogsstyrelsen, 2000; SLU Artdatabanken, 2025).</w:t>
-      </w:r>
-    </w:p>
-    <w:p>
-      <w:r>
-        <w:rPr>
-          <w:b/>
-        </w:rPr>
-        <w:t xml:space="preserve">Skinnlav </w:t>
-      </w:r>
-      <w:r>
-        <w:t xml:space="preserve">förekommer på diverse lövträd, främst på gammal asp och sälg. Den påträffas främst i områden med lång kontinuitet av grova lövträd och signalerar skogsmark med höga naturvärden. På lokalerna förekommer som regel ett flertal andra ovanliga eller rödlistade lavar. I likhet med gelélavarna, etablerar sig skinnlaven i skogsmark på grova aspar i sena lövsuccessioner. Skinnlav är typisk art för </w:t>
-      </w:r>
-      <w:r>
-        <w:rPr>
-          <w:i/>
-        </w:rPr>
-        <w:t xml:space="preserve">9010 Taiga, 9020 Nordlig ädellövskog </w:t>
-      </w:r>
-      <w:r>
-        <w:t xml:space="preserve">och </w:t>
-      </w:r>
-      <w:r>
-        <w:rPr>
-          <w:i/>
-        </w:rPr>
-        <w:t xml:space="preserve">9070 Trädklädd betesmark </w:t>
-      </w:r>
-      <w:r>
-        <w:t>(Nitare &amp; Skogsstyrelsen, 2019; SLU Artdatabanken, 2025).</w:t>
-      </w:r>
-    </w:p>
-    <w:p>
-      <w:r>
-        <w:rPr>
-          <w:b/>
-        </w:rPr>
-        <w:t>Spindelblomster (§8)</w:t>
-      </w:r>
-      <w:r>
-        <w:t xml:space="preserve"> växer i äldre mossrik granskog eller barrblandskog, men även i fjällbjörkskog. Arten indikerar långvarig trädkontinuitet och hög luftfuktighet och är mycket känslig för uttorkning och markskador. Spindelblomster har i många trakter minskat starkt under senare tid på grund av slutavverkningar och skogsmarksdikning. Spindelblomster är typisk art för </w:t>
-      </w:r>
-      <w:r>
-        <w:rPr>
-          <w:i/>
-        </w:rPr>
-        <w:t xml:space="preserve">9010 Taiga, 9050 Näringsrik granskog </w:t>
-      </w:r>
-      <w:r>
-        <w:t>och</w:t>
-      </w:r>
-      <w:r>
-        <w:rPr>
-          <w:i/>
-        </w:rPr>
-        <w:t xml:space="preserve"> 9040 Fjällbjörkskog</w:t>
-      </w:r>
-      <w:r>
-        <w:t xml:space="preserve"> (Nitare &amp; Skogsstyrelsen, 2019; SLU Artdatabanken, 2025).</w:t>
-      </w:r>
-    </w:p>
-    <w:p>
-      <w:r>
-        <w:rPr>
-          <w:b/>
-        </w:rPr>
-        <w:t>Stuplav</w:t>
-      </w:r>
-      <w:r>
-        <w:t xml:space="preserve"> är en mycket bra signalart i hela sitt utbredningsområde och förekommer nästan enbart i skogsmiljöer med höga naturvärden. Den indikerar långvarig förekomst av gamla lövträd och miljöer med konstant hög luftfuktighet. I skogar med suboceaniskt klimat finns det en mycket sällsynt parasit, njurlavsknapp </w:t>
-      </w:r>
-      <w:r>
-        <w:rPr>
-          <w:i/>
-        </w:rPr>
-        <w:t>Pletocarpon nephromeum</w:t>
-      </w:r>
-      <w:r>
-        <w:t xml:space="preserve"> (EN), som växer på stuplav. Ytterligare tre sällsynta lavparasiter, </w:t>
-      </w:r>
-      <w:r>
-        <w:rPr>
-          <w:i/>
-        </w:rPr>
-        <w:t>Protounguicularia nephromatis</w:t>
-      </w:r>
-      <w:r>
-        <w:t xml:space="preserve"> (VU), </w:t>
-      </w:r>
-      <w:r>
-        <w:rPr>
-          <w:i/>
-        </w:rPr>
-        <w:t>Refractohilum galligenum</w:t>
-      </w:r>
-      <w:r>
-        <w:t xml:space="preserve"> (NT) och </w:t>
-      </w:r>
-      <w:r>
-        <w:rPr>
-          <w:i/>
-        </w:rPr>
-        <w:t>Roselliniella nephromatis</w:t>
-      </w:r>
-      <w:r>
-        <w:t xml:space="preserve"> (DD), kan också påträffas på stuplav. Stuplav är typisk art för </w:t>
-      </w:r>
-      <w:r>
-        <w:rPr>
-          <w:i/>
-        </w:rPr>
-        <w:t>9010 Taiga</w:t>
-      </w:r>
-      <w:r>
-        <w:t xml:space="preserve"> (SLU Artdatabanken, 2026; Nitare &amp; Skogsstyrelsen, 2019).</w:t>
-      </w:r>
-    </w:p>
-    <w:p>
-      <w:r>
-        <w:rPr>
-          <w:b/>
-        </w:rPr>
-        <w:t>Tibast</w:t>
-      </w:r>
-      <w:r>
-        <w:t xml:space="preserve"> är en kalkgynnad buske som växer på mullrik, frisk eller svagt fuktig mark, exempelvis i gamla kalkgranskogar, lövträdslundar, varma källpåverkade sluttningar och exklusiva biotoper kopplade till vattendrag. Förekomster i gammal skog visar på höga naturvärden och bör alltid noteras i samband med naturvärdesinventeringar. Tibast är typisk art för </w:t>
-      </w:r>
-      <w:r>
-        <w:rPr>
-          <w:i/>
-        </w:rPr>
-        <w:t>9050 Näringsrik granskog</w:t>
-      </w:r>
-      <w:r>
-        <w:t xml:space="preserve"> och värdväxt för de två fjärilsarterna större tibastmal och brun tibastmal (CR) (SLU Artdatabanken, 2024; Nitare &amp; Skogsstyrelsen, 2019).</w:t>
-      </w:r>
-    </w:p>
-    <w:p>
-      <w:r>
-        <w:rPr>
-          <w:b/>
-        </w:rPr>
-        <w:t xml:space="preserve">Trådticka </w:t>
-      </w:r>
-      <w:r>
-        <w:t xml:space="preserve">är knuten till grova granar i rikare ofta fuktiga miljöer. Den återfinns på både levande och döda träd samt stubbar och nyligen fallna träd. Karaktärsart för äldre fuktiga granskogsbiotoper, och i stor mängd är den en bra signalart för miljöer med andra rödlistade arter. Trådticka är typisk art för </w:t>
-      </w:r>
-      <w:r>
-        <w:rPr>
-          <w:i/>
-        </w:rPr>
-        <w:t xml:space="preserve">9010 Taiga </w:t>
-      </w:r>
-      <w:r>
-        <w:t xml:space="preserve">och </w:t>
-      </w:r>
-      <w:r>
-        <w:rPr>
-          <w:i/>
-        </w:rPr>
-        <w:t xml:space="preserve">9050 Näringsrik granskog </w:t>
-      </w:r>
-      <w:r>
-        <w:t>(SLU Artdatabanken, 2025).</w:t>
-      </w:r>
-    </w:p>
-    <w:p>
-      <w:r>
-        <w:rPr>
-          <w:b/>
-        </w:rPr>
-        <w:t xml:space="preserve">Vedticka </w:t>
-      </w:r>
-      <w:r>
-        <w:t xml:space="preserve">är en bra signalart söder om den naturliga norrlandsgränsen. Den är huvudsakligen knuten till äldre barrskogar där det föreligger långvarig kontinuitet av död barrved. Vedticka är typisk art för </w:t>
-      </w:r>
-      <w:r>
-        <w:rPr>
-          <w:i/>
-        </w:rPr>
-        <w:t xml:space="preserve">9010 Taiga </w:t>
-      </w:r>
-      <w:r>
-        <w:t>(Nitare &amp; Skogsstyrelsen, 2019; SLU Artdatabanken, 2025).</w:t>
-      </w:r>
-    </w:p>
-    <w:p>
-      <w:r>
-        <w:rPr>
-          <w:b/>
-        </w:rPr>
-        <w:t xml:space="preserve">Ögonpyrola </w:t>
-      </w:r>
-      <w:r>
-        <w:t xml:space="preserve">är normalt en bra signalart som visar på områden med höga naturvärden och stabila förhållanden, särskilt inom näringsfattiga trakter. Växten är mycket känslig för markskador och försvinner snabbt efter slutavverkning. Den hotas också av skogsgödsling och markavvattning. Ögonpyrola är typisk art för </w:t>
-      </w:r>
-      <w:r>
-        <w:rPr>
-          <w:i/>
-        </w:rPr>
-        <w:t>9010 Taiga</w:t>
-      </w:r>
-      <w:r>
-        <w:t xml:space="preserve"> och</w:t>
-      </w:r>
-      <w:r>
-        <w:rPr>
-          <w:i/>
-        </w:rPr>
-        <w:t xml:space="preserve"> 9070 Trädklädd betesmark</w:t>
-      </w:r>
-      <w:r>
-        <w:t xml:space="preserve"> (Nitare &amp; Skogsstyrelsen, 2019; SLU Artdatabanken, 2024).</w:t>
-      </w:r>
-    </w:p>
-    <w:p>
-      <w:r>
-        <w:rPr>
-          <w:b/>
-        </w:rPr>
-        <w:t xml:space="preserve">Ekbräken </w:t>
-      </w:r>
-      <w:r>
-        <w:t xml:space="preserve">är typisk art för </w:t>
-      </w:r>
-      <w:r>
-        <w:rPr>
-          <w:i/>
-        </w:rPr>
-        <w:t>9050 Näringsrik granskog</w:t>
-      </w:r>
-      <w:r>
-        <w:t xml:space="preserve"> (SLU Artdatabanken, 2025).</w:t>
-      </w:r>
-    </w:p>
-    <w:p>
-      <w:r>
-        <w:rPr>
-          <w:b/>
-        </w:rPr>
-        <w:t>Fjällskråp</w:t>
-      </w:r>
-      <w:r>
-        <w:t xml:space="preserve"> är typisk art för 9050 Näringsrik granskog. Fjällskråp är värdväxt för den sällsynta fjärilen fjällskråpsmal (DD). Fjärilens larver gör fläckminor på fjällskråpblad och arten är därför relativt lätt att påvisa där den finns SLU Artdatabanken, 2025).</w:t>
-      </w:r>
-    </w:p>
-    <w:p>
-      <w:r>
-        <w:rPr>
-          <w:b/>
-        </w:rPr>
-        <w:t xml:space="preserve">Hultbräken </w:t>
-      </w:r>
-      <w:r>
-        <w:t xml:space="preserve">är typisk art för </w:t>
-      </w:r>
-      <w:r>
-        <w:rPr>
-          <w:i/>
-        </w:rPr>
-        <w:t xml:space="preserve">9050 Näringsrik granskog </w:t>
-      </w:r>
-      <w:r>
-        <w:t>(SLU Artdatabanken, 2025).</w:t>
-      </w:r>
-    </w:p>
-    <w:p>
-      <w:r>
-        <w:rPr>
-          <w:b/>
-        </w:rPr>
-        <w:t>Humleblomster</w:t>
-      </w:r>
-      <w:r>
-        <w:t xml:space="preserve"> är typisk art för </w:t>
-      </w:r>
-      <w:r>
-        <w:rPr>
-          <w:i/>
-        </w:rPr>
-        <w:t xml:space="preserve">9040 Fjällbjörkskog </w:t>
-      </w:r>
-      <w:r>
-        <w:t>(SLU Artdatabanken, 2025).</w:t>
-      </w:r>
-    </w:p>
-    <w:p>
-      <w:r>
-        <w:rPr>
-          <w:b/>
-        </w:rPr>
-        <w:t>Kransmossa</w:t>
-      </w:r>
-      <w:r>
-        <w:t xml:space="preserve"> är typisk art för </w:t>
-      </w:r>
-      <w:r>
-        <w:rPr>
-          <w:i/>
-        </w:rPr>
-        <w:t xml:space="preserve">9050 Näringsrik granskog </w:t>
-      </w:r>
-      <w:r>
-        <w:t xml:space="preserve">och </w:t>
-      </w:r>
-      <w:r>
-        <w:rPr>
-          <w:i/>
-        </w:rPr>
-        <w:t xml:space="preserve">6170 Alpina kalkgräsmarker </w:t>
-      </w:r>
-      <w:r>
-        <w:t>(SLU Artdatabanken, 2025).</w:t>
-      </w:r>
-    </w:p>
-    <w:p>
-      <w:r>
-        <w:rPr>
-          <w:b/>
-        </w:rPr>
-        <w:t>Nordisk stormhatt</w:t>
-      </w:r>
-      <w:r>
-        <w:t xml:space="preserve"> är typisk art för </w:t>
-      </w:r>
-      <w:r>
-        <w:rPr>
-          <w:i/>
-        </w:rPr>
-        <w:t xml:space="preserve">9050 Näringsrik granskog, 9040 Fjällbjörkskog </w:t>
-      </w:r>
-      <w:r>
-        <w:t xml:space="preserve">och </w:t>
-      </w:r>
-      <w:r>
-        <w:rPr>
-          <w:i/>
-        </w:rPr>
-        <w:t>6430 Högörtängar</w:t>
-      </w:r>
-      <w:r>
-        <w:t>. Stormhattsrotvecklare (NT) samt stormhattshumla, som är rödlistad som nära hotad (NT) på den europeiska rödlistan, är knuten till nordisk stormhatt</w:t>
-      </w:r>
-      <w:r>
-        <w:rPr>
-          <w:i/>
-        </w:rPr>
-        <w:t xml:space="preserve"> </w:t>
-      </w:r>
-      <w:r>
-        <w:t>(SLU Artdatabanken, 2026; IUCN, 2025).</w:t>
-      </w:r>
-    </w:p>
-    <w:p>
-      <w:r>
-        <w:rPr>
-          <w:b/>
-        </w:rPr>
-        <w:t xml:space="preserve">Torta </w:t>
-      </w:r>
-      <w:r>
-        <w:t xml:space="preserve">är typisk art för </w:t>
-      </w:r>
-      <w:r>
-        <w:rPr>
-          <w:i/>
-        </w:rPr>
-        <w:t xml:space="preserve">9050 Näringsrik granskog </w:t>
-      </w:r>
-      <w:r>
-        <w:t xml:space="preserve">och </w:t>
-      </w:r>
-      <w:r>
-        <w:rPr>
-          <w:i/>
-        </w:rPr>
-        <w:t xml:space="preserve">9040 Fjällbjörkskog </w:t>
-      </w:r>
-      <w:r>
-        <w:t>(SLU Artdatabanken, 2025).</w:t>
-      </w:r>
-    </w:p>
-    <w:p>
-      <w:r>
-        <w:rPr>
-          <w:b/>
-        </w:rPr>
-        <w:t>Vanliga skogsvinbär</w:t>
-      </w:r>
-      <w:r>
-        <w:t xml:space="preserve"> är typisk art för </w:t>
-      </w:r>
-      <w:r>
-        <w:rPr>
-          <w:i/>
-        </w:rPr>
-        <w:t xml:space="preserve">9050 Näringsrik granskog </w:t>
-      </w:r>
-      <w:r>
-        <w:t>(SLU Artdatabanken, 2025).</w:t>
       </w:r>
     </w:p>
     <w:p>
@@ -1616,21 +665,53 @@
       <w:r>
         <w:t>I den aktuella skogen har fridlysta arter sina livsmiljöer och växtplatser. Att skada de fridlysta arternas livsmiljöer, växtplatser eller ekologiska funktion är inte tillåtet enligt artskyddsförordningen.</w:t>
       </w:r>
+    </w:p>
+    <w:p>
       <w:r>
         <w:rPr>
-          <w:i/>
+          <w:b/>
         </w:rPr>
-        <w:t xml:space="preserve"> EU:s medlemsländer och skogsbolag är skyldiga att agera i enlighet med EU:s fågeldirektiv där det uttryckligen står att direktivet gäller för fåglar samt för deras ägg, bon och </w:t>
-      </w:r>
+        <w:t xml:space="preserve">6.4 </w:t>
+      </w:r>
+      <w:r>
+        <w:t>Certifikatsinnehavaren ska skydda sällsynta arter och hotade arter samt deras livsmiljöer inom skogsbruksenheten. Det ska ske genom avsättningar, andra skyddade områden och genom att skapa konnektivitet och/eller genom andra direkta åtgärder som gynnar dessa arters överlevnad och livskraft. Åtgärderna ska stå i förhållande till brukandets skala, intensitet och risk, samt till sällsynta och hotade arters bevarandestatus och ekologiska krav. Certifikatsinnehavaren ska beakta den geografiska spridningen och ekologiska krav hos sällsynta och hotade arter utanför skogsbruksenhetens gränser när beslut om åtgärder inom skogsbruksenheten ska fattas.</w:t>
+      </w:r>
+    </w:p>
+    <w:p>
+      <w:r>
+        <w:rPr>
+          <w:b/>
+        </w:rPr>
+        <w:t xml:space="preserve">6.4.3 </w:t>
+      </w:r>
+      <w:r>
+        <w:t>Bevarandeåtgärder genomförs för de kända förekomster av rödlistade arter som påverkas av skogsbruk.</w:t>
+      </w:r>
+    </w:p>
+    <w:p>
+      <w:pPr>
+        <w:pStyle w:val="ListBullet"/>
+      </w:pPr>
       <w:r>
         <w:rPr>
           <w:b/>
           <w:i/>
         </w:rPr>
-        <w:t xml:space="preserve">livsmiljöer </w:t>
-      </w:r>
-      <w:r>
-        <w:t>(artikel 1). Vidare att de åtgärder som vidtas inte får leda till en försämring av den nuvarande situationen beträffande bevarandet av de fågelarter som avses i artikel 1 (artikel 13).</w:t>
+        <w:t xml:space="preserve">Kommentar: </w:t>
+      </w:r>
+      <w:r>
+        <w:rPr>
+          <w:i/>
+        </w:rPr>
+        <w:t>I det aktuella skogsområdet har 12 naturvårdsarter varav 9 rödlistade arter sina livsmiljöer och växtplatser.</w:t>
+      </w:r>
+    </w:p>
+    <w:p>
+      <w:pPr>
+        <w:pStyle w:val="Heading2"/>
+      </w:pPr>
+      <w:r>
+        <w:t>Ur Chain of Custody Certification (FSC-STD-40-004 ver 3.0)</w:t>
       </w:r>
     </w:p>
     <w:p>
@@ -1638,21 +719,31 @@
         <w:rPr>
           <w:b/>
         </w:rPr>
-        <w:t xml:space="preserve">6.4 </w:t>
-      </w:r>
-      <w:r>
-        <w:t>Certifikatsinnehavaren ska skydda sällsynta arter och hotade arter samt deras livsmiljöer inom skogsbruksenheten. Det ska ske genom avsättningar, andra skyddade områden och genom att skapa konnektivitet och/eller genom andra direkta åtgärder som gynnar dessa arters överlevnad och livskraft. Åtgärderna ska stå i förhållande till brukandets skala, intensitet och risk, samt till sällsynta och hotade arters bevarandestatus och ekologiska krav. Certifikatsinnehavaren ska beakta den geografiska spridningen och ekologiska krav hos sällsynta och hotade arter utanför skogsbruksenhetens gränser när beslut om åtgärder inom skogsbruksenheten ska fattas.</w:t>
+        <w:t xml:space="preserve">1.3 </w:t>
+      </w:r>
+      <w:r>
+        <w:t xml:space="preserve">The organization shall commit to the FSC values as defined in FSC-POL-01-004 Policy for the Association of Organizations with FSC. </w:t>
       </w:r>
     </w:p>
     <w:p>
-      <w:r>
-        <w:rPr>
-          <w:b/>
-        </w:rPr>
-        <w:t xml:space="preserve">6.4.1 </w:t>
-      </w:r>
-      <w:r>
-        <w:t>Följande biotoper undantas från alla skogsbruksåtgärder, förutom åtgärder påkallade för att bevara eller främja biotopens naturliga eller hävdbetingade biologiska mångfald:</w:t>
+      <w:pPr>
+        <w:pStyle w:val="Heading2"/>
+      </w:pPr>
+      <w:r>
+        <w:t>Ur FSC:s policy för associerade organisationer (FSC-POL-01-004)</w:t>
+      </w:r>
+    </w:p>
+    <w:p>
+      <w:r>
+        <w:t xml:space="preserve">Som “Chain of Custody”-certifierad organisation är skogsbolaget bunden av de fastställda reglerna i Del 1 Punkt 1 c) i Policy för organisationer associerade med FSC (FSC-POL-01-004 V2-0 EN + SVE version 2012-03-02): </w:t>
+      </w:r>
+    </w:p>
+    <w:p>
+      <w:pPr>
+        <w:pStyle w:val="ListNumber"/>
+      </w:pPr>
+      <w:r>
+        <w:t>De organisationer FSC kan acceptera association med får inte direkt eller indirekt ha några kopplingar till nedanstående, oacceptabla aktiviteter:</w:t>
       </w:r>
     </w:p>
     <w:p>
@@ -1660,7 +751,31 @@
         <w:ind w:left="357"/>
       </w:pPr>
       <w:r>
-        <w:t>b) nyckelbiotoper enligt Skogsstyrelsens definition och metod (1995)</w:t>
+        <w:t>a) Olaglig skogsavverkning och handel med olagligt avverkat virke eller skogsprodukter</w:t>
+      </w:r>
+    </w:p>
+    <w:p>
+      <w:pPr>
+        <w:ind w:left="357"/>
+      </w:pPr>
+      <w:r>
+        <w:t>...</w:t>
+      </w:r>
+    </w:p>
+    <w:p>
+      <w:pPr>
+        <w:ind w:left="357"/>
+      </w:pPr>
+      <w:r>
+        <w:t>c) Skogsbruk som förstör höga naturvärden</w:t>
+      </w:r>
+    </w:p>
+    <w:p>
+      <w:pPr>
+        <w:ind w:left="357"/>
+      </w:pPr>
+      <w:r>
+        <w:t>d) Betydande omvandling av skog till plantager eller annan, icke skoglig, markanvändning</w:t>
       </w:r>
     </w:p>
     <w:p>
@@ -1678,18 +793,52 @@
         <w:rPr>
           <w:i/>
         </w:rPr>
-        <w:t>I det aktuella skogsområdet har 42 rödlistade arter och signalarter påträffats. Detta ska jämföras med Skogsstyrelsens uppföljning 2017 av nyckelbiotoper som visade att man i genomsnitt hittar 20,6 olika rödlistade arter och signalarter i en nyckelbiotop (Wijk, S. 2017. Biologisk mångfald i nyckelbiotoper – Resultat från inventeringen “Uppföljning biologisk mångfald” 2009–2015. Rapport 4/2017 Skogsstyrelsen, Jönköping).</w:t>
+        <w:t>Avverkning av skog med höga naturvärden samt skada på fridlysta arter strider både mot FSC Controlled Wood-standarden och FSC:s policy for associerade organisationer.</w:t>
       </w:r>
     </w:p>
     <w:p>
-      <w:r>
-        <w:rPr>
-          <w:b/>
-        </w:rPr>
-        <w:t xml:space="preserve">6.4.3 </w:t>
-      </w:r>
-      <w:r>
-        <w:t>Bevarandeåtgärder genomförs för de kända förekomster av rödlistade arter som påverkas av skogsbruk.</w:t>
+      <w:pPr>
+        <w:pStyle w:val="Heading2"/>
+      </w:pPr>
+      <w:r>
+        <w:t>Ur FSC Controlled Wood (FSC-STD-40-005)</w:t>
+      </w:r>
+    </w:p>
+    <w:p>
+      <w:r>
+        <w:t>Virke som inte accepteras i FSC-märkta produkter (oacceptabelt ursprung) enligt FSC Controlled Wood (FSC-STD-40-005):</w:t>
+      </w:r>
+    </w:p>
+    <w:p>
+      <w:pPr>
+        <w:pStyle w:val="ListNumber"/>
+      </w:pPr>
+      <w:r>
+        <w:t>Illegalt avverkat virke.</w:t>
+      </w:r>
+    </w:p>
+    <w:p>
+      <w:pPr>
+        <w:pStyle w:val="ListNumber"/>
+      </w:pPr>
+      <w:r>
+        <w:t>...</w:t>
+      </w:r>
+    </w:p>
+    <w:p>
+      <w:pPr>
+        <w:pStyle w:val="ListNumber"/>
+      </w:pPr>
+      <w:r>
+        <w:t>Virke från avverkningar som hotar höga naturvärden.</w:t>
+      </w:r>
+    </w:p>
+    <w:p>
+      <w:pPr>
+        <w:pStyle w:val="ListNumber"/>
+      </w:pPr>
+      <w:r>
+        <w:t>Virke från skog som konverteras till plantager eller icke-skogligt bruk.</w:t>
       </w:r>
     </w:p>
     <w:p>
@@ -1707,79 +856,20 @@
         <w:rPr>
           <w:i/>
         </w:rPr>
-        <w:t>I det aktuella skogsområdet har 53 naturvårdsarter varav 28 rödlistade arter sina livsmiljöer och växtplatser.</w:t>
+        <w:t>Avverkning av skog med höga naturvärden samt skada på fridlysta arter strider både mot FSC Controlled Wood-standarden och FSC:s policy for associerade organisationer.</w:t>
       </w:r>
     </w:p>
     <w:p>
       <w:pPr>
-        <w:pStyle w:val="Heading2"/>
+        <w:pStyle w:val="Heading1"/>
       </w:pPr>
       <w:r>
-        <w:t>Ur Chain of Custody Certification (FSC-STD-40-004 ver 3.0)</w:t>
+        <w:t>Ur PEFC-standarden gällande lagefterlevnad</w:t>
       </w:r>
     </w:p>
     <w:p>
       <w:r>
-        <w:rPr>
-          <w:b/>
-        </w:rPr>
-        <w:t xml:space="preserve">1.3 </w:t>
-      </w:r>
-      <w:r>
-        <w:t xml:space="preserve">The organization shall commit to the FSC values as defined in FSC-POL-01-004 Policy for the Association of Organizations with FSC. </w:t>
-      </w:r>
-    </w:p>
-    <w:p>
-      <w:pPr>
-        <w:pStyle w:val="Heading2"/>
-      </w:pPr>
-      <w:r>
-        <w:t>Ur FSC:s policy för associerade organisationer (FSC-POL-01-004)</w:t>
-      </w:r>
-    </w:p>
-    <w:p>
-      <w:r>
-        <w:t xml:space="preserve">Som “Chain of Custody”-certifierad organisation är skogsbolaget bunden av de fastställda reglerna i Del 1 Punkt 1 c) i Policy för organisationer associerade med FSC (FSC-POL-01-004 V2-0 EN + SVE version 2012-03-02): </w:t>
-      </w:r>
-    </w:p>
-    <w:p>
-      <w:pPr>
-        <w:pStyle w:val="ListNumber"/>
-      </w:pPr>
-      <w:r>
-        <w:t>De organisationer FSC kan acceptera association med får inte direkt eller indirekt ha några kopplingar till nedanstående, oacceptabla aktiviteter:</w:t>
-      </w:r>
-    </w:p>
-    <w:p>
-      <w:pPr>
-        <w:ind w:left="357"/>
-      </w:pPr>
-      <w:r>
-        <w:t>a) Olaglig skogsavverkning och handel med olagligt avverkat virke eller skogsprodukter</w:t>
-      </w:r>
-    </w:p>
-    <w:p>
-      <w:pPr>
-        <w:ind w:left="357"/>
-      </w:pPr>
-      <w:r>
-        <w:t>...</w:t>
-      </w:r>
-    </w:p>
-    <w:p>
-      <w:pPr>
-        <w:ind w:left="357"/>
-      </w:pPr>
-      <w:r>
-        <w:t>c) Skogsbruk som förstör höga naturvärden</w:t>
-      </w:r>
-    </w:p>
-    <w:p>
-      <w:pPr>
-        <w:ind w:left="357"/>
-      </w:pPr>
-      <w:r>
-        <w:t>d) Betydande omvandling av skog till plantager eller annan, icke skoglig, markanvändning</w:t>
+        <w:t>PEFC-standarden förutsätter att tillämplig svensk lagstiftning följs. Det är utsedd tillsynsmyndighet som ansvarar för tillsyn av lagens efterlevnad. PEFC-standarden återger innehållet i vissa certifieringskritiska lag- och föreskriftskrav vilka ska ingå i granskning av PEFC-systemets efterlevnad.</w:t>
       </w:r>
     </w:p>
     <w:p>
@@ -1797,536 +887,7 @@
         <w:rPr>
           <w:i/>
         </w:rPr>
-        <w:t>Avverkning av skog med höga naturvärden samt skada på fridlysta arter strider både mot FSC Controlled Wood-standarden och FSC:s policy for associerade organisationer.</w:t>
-      </w:r>
-    </w:p>
-    <w:p>
-      <w:pPr>
-        <w:pStyle w:val="Heading2"/>
-      </w:pPr>
-      <w:r>
-        <w:t>Ur FSC Controlled Wood (FSC-STD-40-005)</w:t>
-      </w:r>
-    </w:p>
-    <w:p>
-      <w:r>
-        <w:t>Virke som inte accepteras i FSC-märkta produkter (oacceptabelt ursprung) enligt FSC Controlled Wood (FSC-STD-40-005):</w:t>
-      </w:r>
-    </w:p>
-    <w:p>
-      <w:pPr>
-        <w:pStyle w:val="ListNumber"/>
-      </w:pPr>
-      <w:r>
-        <w:t>Illegalt avverkat virke.</w:t>
-      </w:r>
-    </w:p>
-    <w:p>
-      <w:pPr>
-        <w:pStyle w:val="ListNumber"/>
-      </w:pPr>
-      <w:r>
-        <w:t>...</w:t>
-      </w:r>
-    </w:p>
-    <w:p>
-      <w:pPr>
-        <w:pStyle w:val="ListNumber"/>
-      </w:pPr>
-      <w:r>
-        <w:t>Virke från avverkningar som hotar höga naturvärden.</w:t>
-      </w:r>
-    </w:p>
-    <w:p>
-      <w:pPr>
-        <w:pStyle w:val="ListNumber"/>
-      </w:pPr>
-      <w:r>
-        <w:t>Virke från skog som konverteras till plantager eller icke-skogligt bruk.</w:t>
-      </w:r>
-    </w:p>
-    <w:p>
-      <w:pPr>
-        <w:pStyle w:val="ListBullet"/>
-      </w:pPr>
-      <w:r>
-        <w:rPr>
-          <w:b/>
-          <w:i/>
-        </w:rPr>
-        <w:t xml:space="preserve">Kommentar: </w:t>
-      </w:r>
-      <w:r>
-        <w:rPr>
-          <w:i/>
-        </w:rPr>
-        <w:t>Avverkning av skog med höga naturvärden samt skada på fridlysta arter strider både mot FSC Controlled Wood-standarden och FSC:s policy for associerade organisationer.</w:t>
-      </w:r>
-    </w:p>
-    <w:p>
-      <w:pPr>
-        <w:pStyle w:val="Heading1"/>
-      </w:pPr>
-      <w:r>
-        <w:t>Ur PEFC-standarden gällande lagefterlevnad</w:t>
-      </w:r>
-    </w:p>
-    <w:p>
-      <w:r>
-        <w:t>PEFC-standarden förutsätter att tillämplig svensk lagstiftning följs. Det är utsedd tillsynsmyndighet som ansvarar för tillsyn av lagens efterlevnad. PEFC-standarden återger innehållet i vissa certifieringskritiska lag- och föreskriftskrav vilka ska ingå i granskning av PEFC-systemets efterlevnad.</w:t>
-      </w:r>
-    </w:p>
-    <w:p>
-      <w:pPr>
-        <w:pStyle w:val="ListBullet"/>
-      </w:pPr>
-      <w:r>
-        <w:rPr>
-          <w:b/>
-          <w:i/>
-        </w:rPr>
-        <w:t xml:space="preserve">Kommentar: </w:t>
-      </w:r>
-      <w:r>
-        <w:rPr>
-          <w:i/>
-        </w:rPr>
         <w:t>I den aktuella skogen har fridlysta arter sina livsmiljöer och växtplatser. Att skada de fridlysta arternas livsmiljöer, växtplatser eller ekologiska funktion är inte tillåtet enligt artskyddsförordningen</w:t>
-      </w:r>
-    </w:p>
-    <w:p>
-      <w:r>
-        <w:br w:type="page"/>
-      </w:r>
-    </w:p>
-    <w:p>
-      <w:pPr>
-        <w:pStyle w:val="Title"/>
-      </w:pPr>
-      <w:r>
-        <w:t>BILAGA 1 –</w:t>
-        <w:br/>
-        <w:t>Fridlysta och rödlistade arter</w:t>
-      </w:r>
-    </w:p>
-    <w:p>
-      <w:pPr>
-        <w:pStyle w:val="Heading1"/>
-      </w:pPr>
-      <w:r>
-        <w:t>Lunglav – ekologi samt krav på livsmiljön</w:t>
-      </w:r>
-    </w:p>
-    <w:p>
-      <w:r>
-        <w:t xml:space="preserve">Lunglav (NT) är en av vårt lands främsta signalarter som överallt indikerar gamla lövträd, skogsbestånd med höga naturvärden och ekosystem med lång skoglig kontinuitet. Lokalt kan förekomsten vara mycket riklig men den hittas nästan enbart i gamla och ej slutavverkade skogar. Artens samtliga förekomster bör uppmärksammas från naturvårdssynpunkt, då många lokaler även hyser andra ovanliga och rödlistade arter, däribland de sällsynta lavparasiterna lunglavshårprick (CR), </w:t>
-      </w:r>
-      <w:r>
-        <w:rPr>
-          <w:i/>
-        </w:rPr>
-        <w:t>Abrothallus diederichii</w:t>
-      </w:r>
-      <w:r>
-        <w:t xml:space="preserve"> (VU), </w:t>
-      </w:r>
-      <w:r>
-        <w:rPr>
-          <w:i/>
-        </w:rPr>
-        <w:t>Abrothallus lobariae</w:t>
-      </w:r>
-      <w:r>
-        <w:t xml:space="preserve"> (VU), </w:t>
-      </w:r>
-      <w:r>
-        <w:rPr>
-          <w:i/>
-        </w:rPr>
-        <w:t>Calycina lobariae</w:t>
-      </w:r>
-      <w:r>
-        <w:t xml:space="preserve"> (VU), lunglavsknapp (VU) och skrovelmössing (VU), som växer på lunglav. Rikliga förekomster med lunglav bör skyddas med biotopskydd, frivilliga avsättningar eller reservat (SLU Artdatabanken, 2026; Nitare &amp; Skogsstyrelsen, 2019).</w:t>
-      </w:r>
-    </w:p>
-    <w:p>
-      <w:r>
-        <w:t xml:space="preserve">Lunglav är typisk art för </w:t>
-      </w:r>
-      <w:r>
-        <w:rPr>
-          <w:i/>
-        </w:rPr>
-        <w:t>9010 Taiga, 9020 Nordlig ädellövskog, 9110 Näringsfattig bokskog, 9130 Näringsrik bokskog, 9160 Näringsrik ekskog, 9180 Ädellövskog i branter, 9190 Näringsfattig ekskog, 9070 Trädklädd betesmark, 9040 Fjällbjörkskog</w:t>
-      </w:r>
-      <w:r>
-        <w:t xml:space="preserve"> och</w:t>
-      </w:r>
-      <w:r>
-        <w:rPr>
-          <w:i/>
-        </w:rPr>
-        <w:t xml:space="preserve"> 6530 Lövängar</w:t>
-      </w:r>
-      <w:r>
-        <w:t xml:space="preserve"> (SLU Artdatabanken, 2026).</w:t>
-      </w:r>
-    </w:p>
-    <w:p>
-      <w:pPr>
-        <w:pStyle w:val="Heading2"/>
-      </w:pPr>
-      <w:r>
-        <w:t>Referenser – lunglav</w:t>
-      </w:r>
-    </w:p>
-    <w:p>
-      <w:r>
-        <w:t xml:space="preserve">Nitare, J. och Skogsstyrelsen, 2019. </w:t>
-      </w:r>
-      <w:r>
-        <w:rPr>
-          <w:i/>
-        </w:rPr>
-        <w:t xml:space="preserve">Skyddsvärd skog – Naturvårdsarter och andra kriterier för naturvärdesbedömning. </w:t>
-      </w:r>
-      <w:r>
-        <w:t>Skogsstyrelsen.</w:t>
-      </w:r>
-    </w:p>
-    <w:p>
-      <w:r>
-        <w:t xml:space="preserve">SLU Artdatabanken, 2026. </w:t>
-      </w:r>
-      <w:r>
-        <w:rPr>
-          <w:i/>
-        </w:rPr>
-        <w:t xml:space="preserve">Artfaktablad. Naturvård – artfakta. </w:t>
-      </w:r>
-      <w:r>
-        <w:t>SLU Artdatabanken, Uppsala.</w:t>
-      </w:r>
-    </w:p>
-    <w:p>
-      <w:pPr>
-        <w:pStyle w:val="Heading1"/>
-      </w:pPr>
-      <w:r>
-        <w:t>Talltita – ekologi samt krav på livsmiljön</w:t>
-      </w:r>
-    </w:p>
-    <w:p>
-      <w:r>
-        <w:t>Talltita är rödlistad som NT, fridlyst och prioriterad art i Skogsvårdslagen. Den omfattas av EU:s fågeldirektiv. Arten har minskat kraftigt de senaste 30 åren och minskningstakten innevarande 10-årsperiod beräknas till 20 (10–30) % (SLU Artdatabanken, 2022).</w:t>
-      </w:r>
-    </w:p>
-    <w:p>
-      <w:r>
-        <w:t>Talltita föredrar större sammanhängande barrskogar, och finns såväl i tallskog som granskog och i lövblandad barrskog. Skogens struktur är viktig och ska helst vara flerskiktad med riklig underväxt av mindre granar, björk och andra lövträd och buskar. Tillgång på murknande högstubbar är särskilt viktig, eftersom talltitan helst själv hackar ut sitt bohål (SLU Artdatabanken, 2022).</w:t>
-      </w:r>
-    </w:p>
-    <w:p>
-      <w:r>
-        <w:t>Det finns flera studier som visar att talltita är känslig för gallring och inte överlever när dess livsmiljö kalavverkas (Eggers and Low, 2014; Griesser et al., 2007; Klein, 2020). Talltitans revir är förhållandevis stora, 10–20 hektar och arten missgynnas när skogen fragmenteras. Kalavverkning av större delar av reviret innebär att det överges (Artdatabanken, 2021).</w:t>
-      </w:r>
-    </w:p>
-    <w:p>
-      <w:r>
-        <w:t>Talltitan är synnerligen trogen sitt revir så länge paret lever och biotopen förblir intakt. Paret stannar i sitt revir året om. En förlust av ett revir har därför en stor inverkan på den lokala populationen och trakthyggesbruket anses vara orsak till den svenska populationens kraftiga minskning. Talltiteparets revirtrohet innebär att närhelst under året man observerar en adult talltita så ingår denna plats i reviret (Siffczyk et al., 2003; Ekman, 1979).</w:t>
-      </w:r>
-    </w:p>
-    <w:p>
-      <w:pPr>
-        <w:pStyle w:val="Heading2"/>
-      </w:pPr>
-      <w:r>
-        <w:t>Referenser – talltita</w:t>
-      </w:r>
-    </w:p>
-    <w:p>
-      <w:r>
-        <w:t xml:space="preserve">Eggers, S., Low, M., 2014. </w:t>
-      </w:r>
-      <w:r>
-        <w:rPr>
-          <w:i/>
-        </w:rPr>
-        <w:t xml:space="preserve">Differential demographic responses of sympatric Parids to vegetation management in boreal forest. </w:t>
-      </w:r>
-      <w:r>
-        <w:t>For. Ecol. Manage. 319, 169–175.</w:t>
-      </w:r>
-    </w:p>
-    <w:p>
-      <w:r>
-        <w:t xml:space="preserve">Ekman, J., 1979. </w:t>
-      </w:r>
-      <w:r>
-        <w:rPr>
-          <w:i/>
-        </w:rPr>
-        <w:t xml:space="preserve">Coherence, composition and territories of winter social groups of the Willow Tit Parus montanus and the Crested Tit P. cristatus. </w:t>
-      </w:r>
-      <w:r>
-        <w:t>Ornis Scandinavica, 10, pp 56–68</w:t>
-      </w:r>
-    </w:p>
-    <w:p>
-      <w:r>
-        <w:t xml:space="preserve">Griesser, M., Nystrand, M., Eggers, S., Ekman, J., 2007. </w:t>
-      </w:r>
-      <w:r>
-        <w:rPr>
-          <w:i/>
-        </w:rPr>
-        <w:t xml:space="preserve">Impact of forestry practices on fitness correlates and population productivity in an open-nesting bird species. </w:t>
-      </w:r>
-      <w:r>
-        <w:t>Conserv. Biol. 21, 767–774. https://doi.org/10.1111/j.1523- 1739.2007.00675.x</w:t>
-      </w:r>
-    </w:p>
-    <w:p>
-      <w:r>
-        <w:t xml:space="preserve">Klein, J., 2020. </w:t>
-      </w:r>
-      <w:r>
-        <w:rPr>
-          <w:i/>
-        </w:rPr>
-        <w:t xml:space="preserve">The forgotten forest – On thinning, retention, and biodiversity in the boreal forest. </w:t>
-      </w:r>
-      <w:r>
-        <w:t>Doctoral Thesis No. 2020:50</w:t>
-      </w:r>
-    </w:p>
-    <w:p>
-      <w:r>
-        <w:t xml:space="preserve">Siffczyk, C., Brotons, L., Kangas, K., Orell, M., 2003. </w:t>
-      </w:r>
-      <w:r>
-        <w:rPr>
-          <w:i/>
-        </w:rPr>
-        <w:t xml:space="preserve">Home range size of willow tits. </w:t>
-      </w:r>
-      <w:r>
-        <w:t>Oecologica, 136, 635–642 (2003)</w:t>
-      </w:r>
-    </w:p>
-    <w:p>
-      <w:r>
-        <w:t xml:space="preserve">SLU Artdatabanken, 2021. </w:t>
-      </w:r>
-      <w:r>
-        <w:rPr>
-          <w:i/>
-        </w:rPr>
-        <w:t xml:space="preserve">Artfaktablad. Naturvård – artfakta. </w:t>
-      </w:r>
-      <w:r>
-        <w:t>SLU Artdatabanken, Uppsala</w:t>
-      </w:r>
-    </w:p>
-    <w:p>
-      <w:pPr>
-        <w:pStyle w:val="Heading1"/>
-      </w:pPr>
-      <w:r>
-        <w:t>Tretåig hackspett – ekologi samt krav på livsmiljön</w:t>
-      </w:r>
-    </w:p>
-    <w:p>
-      <w:r>
-        <w:t xml:space="preserve">Tretåig hackspett (NT) är fridlyst enligt §4 Artskyddsförordningen och finns med som prioriterad art i Skogsstyrelsen vägledning för skogsbruket (bilaga 4 till SVL). I vägledningen står bland annat att: </w:t>
-      </w:r>
-      <w:r>
-        <w:rPr>
-          <w:i/>
-        </w:rPr>
-        <w:t xml:space="preserve">“Tretåig hackspett har stora arealkrav och höga krav på sin livsmiljö. Omdaningen av naturskogar till kulturskogar medför en förlust av viktiga miljöer, något som förstärks av ökad fragmentering till följd av avverkningar.” </w:t>
-      </w:r>
-      <w:r>
-        <w:t xml:space="preserve">Vidare att: </w:t>
-      </w:r>
-      <w:r>
-        <w:rPr>
-          <w:i/>
-        </w:rPr>
-        <w:t>“Områden med dokumenterad permanent förekomst i naturskogsmiljöer har vanligen så stora naturvärden att skogsbruk är olämpligt”</w:t>
-      </w:r>
-      <w:r>
-        <w:t xml:space="preserve"> (SLU Artdatabanken, 2024; Skogsstyrelsen, 2016)</w:t>
-      </w:r>
-      <w:r>
-        <w:rPr>
-          <w:i/>
-        </w:rPr>
-        <w:t>.</w:t>
-      </w:r>
-    </w:p>
-    <w:p>
-      <w:r>
-        <w:t>Tretåig hackspett är beroende av större sammanhängande naturskogar med kontinuerlig tillgång och nybildning av död ved och fragmentering av livsmiljöerna utgör ett stort hot mot arten (se exempelvis Stachura-Skierczynska et al., 2009; Wesolowski et al., 2005; Butler et al., 2004; Pakkala et al., 2002; Amcoff et al., 1996; Virkkala, 1991). Det finns studier som visar att naturskogens självgallringsprocess som den tretåiga hackspetten är beroende av, inte kan ersättas med efterlämnad hänsyn i skogsbruket (Imbeau &amp; Desrochers, 2002).</w:t>
-      </w:r>
-    </w:p>
-    <w:p>
-      <w:r>
-        <w:t>Permanenta revir av tretåig hackspett karaktäriseras ofta av artens typiska ringformigt ordnade hackmärken på framför allt gamla granar. För att säkerställa att inte revir av tretåig hackspett drabbas av avverkningsplanerna bör en inventering göras i området både under häckningstid och under vintern, då arten utnyttjar betydligt större områden än under sommarens häckningsrevir. Storleken på häckningsreviret varierar med skogstypen, förekomsten av död ved och graden av fragmentering, men är i allmänhet i storleksordningen 25–100 hektar (SLU Artdatabanken, 2024; Skogsstyrelsen, 2016).</w:t>
-      </w:r>
-    </w:p>
-    <w:p>
-      <w:r>
-        <w:t xml:space="preserve">Förutom fridlysning enligt §4 Artskyddsförordningen är tretåig hackspett även förtecknad i EU:s fågeldirektiv bilaga 1. Den är typisk art för </w:t>
-      </w:r>
-      <w:r>
-        <w:rPr>
-          <w:i/>
-        </w:rPr>
-        <w:t xml:space="preserve">9010 Taiga, 9740 Skogsbevuxen myr, 9030 Landhöjningsskog </w:t>
-      </w:r>
-      <w:r>
-        <w:t xml:space="preserve">och </w:t>
-      </w:r>
-      <w:r>
-        <w:rPr>
-          <w:i/>
-        </w:rPr>
-        <w:t>9040 Fjällbjörkskog</w:t>
-      </w:r>
-      <w:r>
-        <w:t xml:space="preserve"> samt ingår i Natura 2000 och är förtecknad i Bernkonventionen bilaga II (strikt skyddade djurarter) (SLU Artdatabanken, 2024; Skogsstyrelsen, 2016).</w:t>
-      </w:r>
-    </w:p>
-    <w:p>
-      <w:pPr>
-        <w:pStyle w:val="Heading2"/>
-      </w:pPr>
-      <w:r>
-        <w:t>Referenser – tretåig hackspett</w:t>
-      </w:r>
-    </w:p>
-    <w:p>
-      <w:r>
-        <w:t xml:space="preserve">Amcoff, M. &amp; Eriksson, P. 1996. </w:t>
-      </w:r>
-      <w:r>
-        <w:rPr>
-          <w:i/>
-        </w:rPr>
-        <w:t xml:space="preserve">Förekomst av tretåig hackspett Picoides tridactylus på bestånds- och landskapsnivå. </w:t>
-      </w:r>
-      <w:r>
-        <w:t>Ornis Svecica 6: 107–119.</w:t>
-      </w:r>
-    </w:p>
-    <w:p>
-      <w:r>
-        <w:t xml:space="preserve">Butler, R., Angelstam, P., Ekelund, P. &amp; Schlaeffer, R. 2004. </w:t>
-      </w:r>
-      <w:r>
-        <w:rPr>
-          <w:i/>
-        </w:rPr>
-        <w:t xml:space="preserve">Dead wood threshold values for the three-toed woodpecker presence in boreal and sub-Alpine forest. </w:t>
-      </w:r>
-      <w:r>
-        <w:t>Biological conservation 119(3): 305–318.</w:t>
-      </w:r>
-    </w:p>
-    <w:p>
-      <w:r>
-        <w:t xml:space="preserve">Imbeau, L. &amp; Desrochers, A. 2002. </w:t>
-      </w:r>
-      <w:r>
-        <w:rPr>
-          <w:i/>
-        </w:rPr>
-        <w:t xml:space="preserve">Foraging Ecology and Use of Drumming Trees by Three-Toed Woodpeckers. </w:t>
-      </w:r>
-      <w:r>
-        <w:t>The Journal of Wildlife Management. Vol. 66, No. 1 (Jan., 2002), pp. 222–231.</w:t>
-      </w:r>
-    </w:p>
-    <w:p>
-      <w:r>
-        <w:t xml:space="preserve">Pakkala, T., Hanski, I. &amp; Tomppo, E. 2002. </w:t>
-      </w:r>
-      <w:r>
-        <w:rPr>
-          <w:i/>
-        </w:rPr>
-        <w:t xml:space="preserve">Spatial ecology of the three-toed woodpecker in managed forest landscapes. </w:t>
-      </w:r>
-      <w:r>
-        <w:t>Silva Fennica 36(1): 279–288.</w:t>
-      </w:r>
-    </w:p>
-    <w:p>
-      <w:r>
-        <w:t xml:space="preserve">Skogsstyrelsen, 2016. </w:t>
-      </w:r>
-      <w:r>
-        <w:rPr>
-          <w:i/>
-        </w:rPr>
-        <w:t>Vägledning för hänsyn till fåglar – Tretåig hackspett.</w:t>
-      </w:r>
-    </w:p>
-    <w:p>
-      <w:r>
-        <w:t xml:space="preserve">SLU Artdatabanken, 2024. </w:t>
-      </w:r>
-      <w:r>
-        <w:rPr>
-          <w:i/>
-        </w:rPr>
-        <w:t xml:space="preserve">Artfaktablad. Naturvård – artfakta. </w:t>
-      </w:r>
-      <w:r>
-        <w:t>SLU Artdatabanken, Uppsala.</w:t>
-      </w:r>
-    </w:p>
-    <w:p>
-      <w:r>
-        <w:t xml:space="preserve">Stachura-Skierczynska, K., Tumiel, T. &amp; Skierczynski, M. 2009. </w:t>
-      </w:r>
-      <w:r>
-        <w:rPr>
-          <w:i/>
-        </w:rPr>
-        <w:t xml:space="preserve">Habitat prediction model for three-toed woodpecker and its implications for the conservation of biologically valuable forests. </w:t>
-      </w:r>
-      <w:r>
-        <w:t>Forest Ecology and Management 258(5): 697–703.</w:t>
-      </w:r>
-    </w:p>
-    <w:p>
-      <w:r>
-        <w:t xml:space="preserve">Virkkala, R. 1991. </w:t>
-      </w:r>
-      <w:r>
-        <w:rPr>
-          <w:i/>
-        </w:rPr>
-        <w:t xml:space="preserve">Population trends of forest birds in a Finnish Lapland landscape of large habitat blocks – Consequences of stochastic environmental variation or regional habitat alteration. </w:t>
-      </w:r>
-      <w:r>
-        <w:t>Biological conservation 56(2): 223–240.</w:t>
-      </w:r>
-    </w:p>
-    <w:p>
-      <w:r>
-        <w:t xml:space="preserve">Wesolowski, T., Czeszczewik, D. &amp; Rowinski, P. 2005. </w:t>
-      </w:r>
-      <w:r>
-        <w:rPr>
-          <w:i/>
-        </w:rPr>
-        <w:t xml:space="preserve">Effects of forest management on Three-toed Woodpecker Picoides tridactylus distribution in the Bialowieza Forest (NE Poland): conservation implications. </w:t>
-      </w:r>
-      <w:r>
-        <w:t>Acta Ornithologica 40(1): 53–60.</w:t>
       </w:r>
     </w:p>
     <w:sectPr>

--- a/klagomål/Muorkenåive-Ássjátj S FSC-klagomål.docx
+++ b/klagomål/Muorkenåive-Ássjátj S FSC-klagomål.docx
@@ -216,7 +216,7 @@
         <w:spacing w:after="240"/>
       </w:pPr>
       <w:r>
-        <w:t>Figur 1. Fyndplatser för naturvårdsarter i området. Markörer utan svart kant är placerade på fyndplatsen. Markörer med svart kant är placerade vid sidan av fyndplatsen har ett svart streck som visar fyndplatsens exakta position. Kartans mittpunktskoordinat är N 7330647, E 599293 i SWEREF 99 TM.</w:t>
+        <w:t>Figur 1. Fyndplatser för naturvårdsarter i området. Markörer utan svart kant är placerade på fyndplatsen. Markörer med svart kant är placerade vid sidan av fyndplatsen och har ett svart streck som visar fyndplatsens exakta position. Kartans mittpunktskoordinat är N 7330647, E 599293 i SWEREF 99 TM.</w:t>
       </w:r>
     </w:p>
     <w:p>

--- a/klagomål/Muorkenåive-Ássjátj S FSC-klagomål.docx
+++ b/klagomål/Muorkenåive-Ássjátj S FSC-klagomål.docx
@@ -1018,7 +1018,7 @@
     <w:r>
       <w:tab/>
       <w:tab/>
-      <w:t>2026-08-14</w:t>
+      <w:t>2026-08-15</w:t>
       <w:br/>
       <w:br/>
     </w:r>

--- a/klagomål/Muorkenåive-Ássjátj S FSC-klagomål.docx
+++ b/klagomål/Muorkenåive-Ássjátj S FSC-klagomål.docx
@@ -163,7 +163,7 @@
         <w:pStyle w:val="Title"/>
       </w:pPr>
       <w:r>
-        <w:t>Inledande FSC- /PEFC-klagomål – information om höga naturvärden i området Muorkenåive-Ássjátj S i Arjeplogs kommun</w:t>
+        <w:t>Inledande FSC- /PEFC-klagomål – information om höga naturvärden och fridlysta arter i området Muorkenåive-Ássjátj S i Arjeplogs kommun</w:t>
       </w:r>
     </w:p>
     <w:p>
@@ -178,7 +178,7 @@
       <w:r>
         <w:drawing>
           <wp:inline xmlns:a="http://schemas.openxmlformats.org/drawingml/2006/main" xmlns:pic="http://schemas.openxmlformats.org/drawingml/2006/picture">
-            <wp:extent cx="5486400" cy="4428713"/>
+            <wp:extent cx="5486400" cy="5262957"/>
             <wp:docPr id="1" name="Picture 1"/>
             <wp:cNvGraphicFramePr>
               <a:graphicFrameLocks noChangeAspect="1"/>
@@ -199,7 +199,7 @@
                   <pic:spPr>
                     <a:xfrm>
                       <a:off x="0" y="0"/>
-                      <a:ext cx="5486400" cy="4428713"/>
+                      <a:ext cx="5486400" cy="5262957"/>
                     </a:xfrm>
                     <a:prstGeom prst="rect"/>
                   </pic:spPr>
@@ -216,12 +216,12 @@
         <w:spacing w:after="240"/>
       </w:pPr>
       <w:r>
-        <w:t>Figur 1. Fyndplatser för naturvårdsarter i området. Markörer utan svart kant är placerade på fyndplatsen. Markörer med svart kant är placerade vid sidan av fyndplatsen och har ett svart streck som visar fyndplatsens exakta position. Kartans mittpunktskoordinat är N 7330647, E 599293 i SWEREF 99 TM.</w:t>
+        <w:t>Figur 1. Fyndplatser för naturvårdsarter i och inom 23 meter från området. Markörer utan svart kant är placerade på fyndplatsen. Markörer med svart kant är placerade vid sidan av fyndplatsen och har ett svart streck som visar fyndplatsens exakta position. Kartans mittpunktskoordinat är N 7330647, E 599293 i SWEREF 99 TM.</w:t>
       </w:r>
     </w:p>
     <w:p>
       <w:r>
-        <w:t>I området finns fynd av 12 naturvårdsarter, varav 9 är rödlistade, 12 är typiska (T) och 3 är signalarter (S): gränsticka (VU, T), ostticka (VU, T), vitskaftad svartspik (VU, T), gammelgransskål (NT, T), harticka (NT, T), rosenticka (NT, T), rynkskinn (NT, T), ullticka (NT, T), violmussling (NT, T), blodticka (S, T), trådticka (S, T) och ögonpyrola (S, T). Se Figur 1.</w:t>
+        <w:t>I och inom 23 meter från området finns fynd av 53 naturvårdsarter, varav 28 är rödlistade, 8 är fridlysta, 42 är typiska (T) och 14 är signalarter (S): bågknotterskinn (VU), garnlav (VU, T), grantickeporing (VU), gräddporing (VU, T), gränsticka (VU, T), ostticka (VU, T), tajgaskinn (VU), vitskaftad svartspik (VU, T), brunpudrad nållav (NT, T), gammelgransskål (NT, T), harticka (NT, T), knottrig blåslav (NT, T), koralltaggsvamp (NT, T), kristallskinn (NT), kötticka (NT), lunglav (NT, T), rosenticka (NT, T), rynkskinn (NT, T), rödbrun blekspik (NT, T), skrovellav (NT, T), talltagel (NT, T), talltita (NT, §4), tretåig hackspett (NT, T, §4), ullticka (NT, T), vedflamlav (NT), violettgrå tagellav (NT, T), violmussling (NT, T), vitgrynig nållav (NT), blodticka (S, T), finbräken (S, T), grönkulla (S, T, §8), korallrot (S, T, §8), källpraktmossa (S, T), luddlav (S, T), norrlandslav (S, T), skinnlav (S, T), spindelblomster (S, T, §8), stuplav (S, T), tibast (S, T), trådticka (S, T), vedticka (S, T), ögonpyrola (S, T), ekbräken (T), fjällskråp (T), hultbräken (T), humleblomster (T), kransmossa (T), nordisk stormhatt (T), torta (T), vanliga skogsvinbär (T), fläcknycklar (§8), myggblomster (§8) och revlummer (§9). Se Figur 1.</w:t>
       </w:r>
     </w:p>
     <w:p>
@@ -244,7 +244,7 @@
     </w:p>
     <w:p>
       <w:r>
-        <w:t>Nedan följer beskrivningar av de naturvårdsarter och fridlysta arter som har sina livsmiljöer och växtplatser i den aktuella skogen. De påträffade naturvårdsarterna är ett tydligt kvitto på att det rör sig om en skog med höga naturvärden.</w:t>
+        <w:t>Nedan följer beskrivningar av de naturvårdsarter och fridlysta arter som har sina livsmiljöer och växtplatser i den aktuella skogen. Se även ytterligare artfakta i BILAGA 1. De påträffade naturvårdsarterna är ett tydligt kvitto på att det rör sig om en skog med höga naturvärden.</w:t>
       </w:r>
     </w:p>
     <w:p>
@@ -252,19 +252,10 @@
         <w:rPr>
           <w:b/>
         </w:rPr>
-        <w:t>Gränsticka (VU)</w:t>
-      </w:r>
-      <w:r>
-        <w:t xml:space="preserve"> är en mycket bra signalart inom hela sitt utbredningsområde. Den är huvudsakligen knuten till restbestånd av barrnaturskog och förekommer med ett tydligt optimum i orörda eller måttligt påverkade gamla granskogar där det föreligger långvarig kontinuitet av grov död ved. Den totala populationen bedöms ha minskat och fortsätter att minska i takt med att grankontinuitetsskogar (äldre tidigare icke kalavverkade skogar) minskar i areal. Minskningstakten överstiger gränsvärdet för sårbar (VU). Lokaler som hyser arten bör undantas från skogsbruk, speciellt i mellersta och södra Sverige. Gränsticka är typisk art för </w:t>
-      </w:r>
-      <w:r>
-        <w:rPr>
-          <w:i/>
-        </w:rPr>
-        <w:t>9010 Taiga</w:t>
-      </w:r>
-      <w:r>
-        <w:t xml:space="preserve"> (SLU Artdatabanken, 2026; Nitare &amp; Skogsstyrelsen, 2019).</w:t>
+        <w:t>Bågknotterskinn (VU)</w:t>
+      </w:r>
+      <w:r>
+        <w:t xml:space="preserve"> är en mycket sällsynt skinnsvamp med småtaggigt hymenium som växer på starkt murken, brunrötad granved, mer sällan på tall och lövträd. Observationerna har gjorts i äldre barrskog av blåbärstyp eller i fuktig, örtrik barrskog. Avverkning av äldre skog och minskningen av tillgången på lämpligt substrat i kulturskog är de främsta hoten. Fragmenteringen av skogslandskapet försvårar artens spridning. Kända lokaler som ej åtnjuter skydd bör återinventeras och därefter skyddas om de ekologiska förhållandena är intakta. För att på sikt gynna arten måste fler områden med äldre skog skyddas, särskilt i södra och mellersta Sverige (SLU Artdatabanken, 2025).</w:t>
       </w:r>
     </w:p>
     <w:p>
@@ -272,10 +263,10 @@
         <w:rPr>
           <w:b/>
         </w:rPr>
-        <w:t xml:space="preserve">Ostticka (VU) </w:t>
-      </w:r>
-      <w:r>
-        <w:t xml:space="preserve">växer huvudsakligen på grova granlågor i urskogsartad barrskog. Växtplatserna ligger vanligtvis i brandrefugiala områden med relativt hög luftfuktighet där skogen under lång tid haft en intern beståndsdynamik med successivt avdöende träd. Alla skogsskötselåtgärder på eller i omedelbar närhet av lokalerna inverkar negativt på artens fortlevnad. Ostticka är typisk art för </w:t>
+        <w:t>Garnlav (VU)</w:t>
+      </w:r>
+      <w:r>
+        <w:t xml:space="preserve"> är en utpräglad barrskogsart som ibland kan drapera träden i norrländska grannaturskogar med hög luftfuktighet. Den förekommer även i talldominerade bestånd där den, förutom i trädens grenverk, påträffas hängande över ojämnheter i tallbarken. Arten har minskat starkt i södra och mellersta Sverige och den minskar även i sitt nordliga utbredningsområde. Minskningstakten uppgår till 30 (20–50) % inom 50 år och överstiger gränsvärdet för Sårbar (VU). Orsaken till tillbakagången beror främst på slutavverkningar av naturskogsartade skogar. Bestånd med riklig förekomst bör regelmässigt sparas, vilket även gynnar flera andra sällsynta och rödlistade arter. Garnlav är värdväxt för den mycket sällsynta och akut hotade fjärilen barrskogslavfly (CR) som hör hemma i boreala barrskogar med riklig förekomst av värdväxten. Tidigare kunde arten konstateras årligen på flera platser vid Dala-Floda i Dalarna innan lokalerna kalavverkades. Senaste fyndet i landet av barrskogslavfly är från år 2000 då den påträffades vid Högberget i Sollefteå kommun. Garnlav är typisk art för </w:t>
       </w:r>
       <w:r>
         <w:rPr>
@@ -284,16 +275,16 @@
         <w:t xml:space="preserve">9010 Taiga </w:t>
       </w:r>
       <w:r>
-        <w:t xml:space="preserve">och </w:t>
+        <w:t>och</w:t>
       </w:r>
       <w:r>
         <w:rPr>
           <w:i/>
         </w:rPr>
-        <w:t>9030 Landhöjningsskog</w:t>
-      </w:r>
-      <w:r>
-        <w:t xml:space="preserve"> (SLU Artdatabanken, 2024; Nitare &amp; Skogsstyrelsen, 2019).</w:t>
+        <w:t xml:space="preserve"> 9070 Trädklädd betesmark</w:t>
+      </w:r>
+      <w:r>
+        <w:t xml:space="preserve"> (SLU Artdatabanken, 2026).</w:t>
       </w:r>
     </w:p>
     <w:p>
@@ -301,19 +292,10 @@
         <w:rPr>
           <w:b/>
         </w:rPr>
-        <w:t>Vitskaftad svartspik (VU)</w:t>
-      </w:r>
-      <w:r>
-        <w:t xml:space="preserve"> förekommer främst i naturskog på gamla senvuxna granar och signalerar alltid höga naturvärden. Alla skogliga åtgärder som kan påverka markvatten och luftfuktighet på i närheten av lokaler utgör ett hot. Avverkning av naturskogar utgör ett allvarligt hot och alla skogsskötselåtgärder på eller i närheten av växtplatserna bör undvikas. Lämpligt stora reservat av naturskogstyp bör bevaras. Vitskaftad svartspik är typisk art för </w:t>
-      </w:r>
-      <w:r>
-        <w:rPr>
-          <w:i/>
-        </w:rPr>
-        <w:t>9010 Taiga</w:t>
-      </w:r>
-      <w:r>
-        <w:t xml:space="preserve"> (SLU Artdatabanken, 2026; Nitare &amp; Skogsstyrelsen, 2019).</w:t>
+        <w:t>Grantickeporing (VU)</w:t>
+      </w:r>
+      <w:r>
+        <w:t xml:space="preserve"> växer på murken ved och döda fruktkroppar av granticka och gränsticka (VU). Den förekommer i naturskogsliknade granskogar, gärna i fuktiga miljöer vid källbäckar och liknande. Avverkning av naturskogslika miljöer och av grova granar där grantickeporing förekommer är ett direkt hot mot artens fortlevnad. Gamla granskogar som hyser arten undantas helt från skogsbruk (SLU Artdatabanken, 2026).</w:t>
       </w:r>
     </w:p>
     <w:p>
@@ -321,10 +303,10 @@
         <w:rPr>
           <w:b/>
         </w:rPr>
-        <w:t>Gammelgransskål (NT)</w:t>
-      </w:r>
-      <w:r>
-        <w:t xml:space="preserve"> är en liten skålsvamp som växer på gamla granar med skrovlig bark. Typiska växtplatser är gransumpskog i myrkanter, bäckdråg, bäckraviner och skuggiga bergssluttningar, men också skog på torrare mark kan hysa arten om beståndet har stark naturskogskaraktär. Bestånd med arten bör behandlas som nyckelbiotoper och sparas vid en slutavverkning. Även gallring bör undvikas. Gammelgransskål är typisk art för </w:t>
+        <w:t>Gräddporing (VU)</w:t>
+      </w:r>
+      <w:r>
+        <w:t xml:space="preserve"> växer nästan enbart i urskogsartad barrskog på gamla, kraftigt murkna, grova och mossbelupna tallågor i något fuktiga och skuggiga lägen. Arten är placerad högst upp i Skogsstyrelsens värdepyramid för bedömning av skog med höga naturvärden och indikerar gamla och relativt orörda tallnaturskogar med höga naturvärden där det under låg tid kontinuerligt funnits inslag av grova tallågor. För att på sikt hejda artens vikande trend behöver merparten av gräddporingens nu kända växtplatser undantas från skogsbruk. Gräddporing är typisk art för </w:t>
       </w:r>
       <w:r>
         <w:rPr>
@@ -341,28 +323,19 @@
         <w:rPr>
           <w:b/>
         </w:rPr>
-        <w:t>Harticka (NT)</w:t>
-      </w:r>
-      <w:r>
-        <w:t xml:space="preserve"> är normalt en mycket bra signalart för granskogar med höga naturvärden. Även när svampen påträffas i mer påverkade skogar är det nästan alltid fråga om skogsmiljöer i sena successionsstadier med höga naturvärden. Skogsskötselåtgärder på eller i omedelbar närhet av växtplatserna kan innebära ett hot mot arten. Harticka är typisk art för </w:t>
+        <w:t>Gränsticka (VU)</w:t>
+      </w:r>
+      <w:r>
+        <w:t xml:space="preserve"> är en mycket bra signalart inom hela sitt utbredningsområde. Den är huvudsakligen knuten till restbestånd av barrnaturskog och förekommer med ett tydligt optimum i orörda eller måttligt påverkade gamla granskogar där det föreligger långvarig kontinuitet av grov död ved. Den totala populationen bedöms ha minskat och fortsätter att minska i takt med att grankontinuitetsskogar (äldre tidigare icke kalavverkade skogar) minskar i areal. Minskningstakten överstiger gränsvärdet för sårbar (VU). Lokaler som hyser arten bör undantas från skogsbruk, speciellt i mellersta och södra Sverige. Gränsticka är typisk art för </w:t>
       </w:r>
       <w:r>
         <w:rPr>
           <w:i/>
         </w:rPr>
-        <w:t xml:space="preserve">9010 Taiga, 9050 Näringsrik granskog </w:t>
-      </w:r>
-      <w:r>
-        <w:t xml:space="preserve">och </w:t>
-      </w:r>
-      <w:r>
-        <w:rPr>
-          <w:i/>
-        </w:rPr>
-        <w:t>9030 Landhöjningsskog</w:t>
-      </w:r>
-      <w:r>
-        <w:t xml:space="preserve"> (SLU Artdatabanken, 2024; Nitare &amp; Skogsstyrelsen, 2019).</w:t>
+        <w:t>9010 Taiga</w:t>
+      </w:r>
+      <w:r>
+        <w:t xml:space="preserve"> (SLU Artdatabanken, 2026; Nitare &amp; Skogsstyrelsen, 2019).</w:t>
       </w:r>
     </w:p>
     <w:p>
@@ -370,10 +343,10 @@
         <w:rPr>
           <w:b/>
         </w:rPr>
-        <w:t>Rosenticka (NT)</w:t>
-      </w:r>
-      <w:r>
-        <w:t xml:space="preserve">, rödlistad som nära hotad, ingår i en karaktäristisk association av vedsvampar som växer på gamla, grova granlågor i urskogsartade barrskogar. Den är placerad i toppen av Skogsstyrelsens värdepyramid för bedömning av skog med höga naturvärden och indikerar ett granskogsekosystem med långvarig kontinuitet av grova lågor. Artens beroende av grova granlågor innebär att alla skogsskötselåtgärder på eller i omedelbar närhet av lokalerna utgör ett hot på lång sikt. Det är angeläget att populationerna inte ytterligare glesas ut och ett tillräckligt antal områden där arten nu finns måste sparas för framtiden. Rosenticka är typisk art för </w:t>
+        <w:t xml:space="preserve">Ostticka (VU) </w:t>
+      </w:r>
+      <w:r>
+        <w:t xml:space="preserve">växer huvudsakligen på grova granlågor i urskogsartad barrskog. Växtplatserna ligger vanligtvis i brandrefugiala områden med relativt hög luftfuktighet där skogen under lång tid haft en intern beståndsdynamik med successivt avdöende träd. Alla skogsskötselåtgärder på eller i omedelbar närhet av lokalerna inverkar negativt på artens fortlevnad. Ostticka är typisk art för </w:t>
       </w:r>
       <w:r>
         <w:rPr>
@@ -388,10 +361,10 @@
         <w:rPr>
           <w:i/>
         </w:rPr>
-        <w:t>9050 Näringsrik granskog</w:t>
-      </w:r>
-      <w:r>
-        <w:t xml:space="preserve"> (Nitare &amp; Skogsstyrelsen, 2019; SLU Artdatabanken, 2024).</w:t>
+        <w:t>9030 Landhöjningsskog</w:t>
+      </w:r>
+      <w:r>
+        <w:t xml:space="preserve"> (SLU Artdatabanken, 2024; Nitare &amp; Skogsstyrelsen, 2019).</w:t>
       </w:r>
     </w:p>
     <w:p>
@@ -399,28 +372,10 @@
         <w:rPr>
           <w:b/>
         </w:rPr>
-        <w:t>Rynkskinn (NT)</w:t>
-      </w:r>
-      <w:r>
-        <w:t xml:space="preserve"> är en vednedbrytare som växer på grova granlågor och ingår i en karaktäristisk association av vedsvampar knutna till urskogsartade barrskogar. Den har klassificerats som en “urskogsindikator” och är placerad i toppen av Skogsstyrelsens värdepyramid för bedömning av skog med höga naturvärden. Allt tyder på att rynkskinn är mycket känslig för skogliga ingrepp och lokalerna, som oftast har höga biologiska kvaliteter, bör lämnas till fri utveckling. Rynkskinn är typisk art för </w:t>
-      </w:r>
-      <w:r>
-        <w:rPr>
-          <w:i/>
-        </w:rPr>
-        <w:t xml:space="preserve">9010 Taiga, 9050 Näringsrik granskog </w:t>
-      </w:r>
-      <w:r>
-        <w:t>och</w:t>
-      </w:r>
-      <w:r>
-        <w:rPr>
-          <w:i/>
-        </w:rPr>
-        <w:t xml:space="preserve"> 9030 Landhöjningsskog</w:t>
-      </w:r>
-      <w:r>
-        <w:t xml:space="preserve"> (Nitare &amp; Skogsstyrelsen, 2019; SLU Artdatabanken, 2026).</w:t>
+        <w:t>Tajgaskinn (VU)</w:t>
+      </w:r>
+      <w:r>
+        <w:t xml:space="preserve"> är placerad högst upp i Skogsstyrelsens värdepyramid för bedömning av skog med höga naturvärden och har klassificerats som en ”urskogsindikator” som kräver närmast orörda skogsmiljöer med långvarig kontinuitet av grova granlågor i olika nedbrytningsstadier (Nitare &amp; Skogsstyrelsen, 2019).</w:t>
       </w:r>
     </w:p>
     <w:p>
@@ -428,55 +383,19 @@
         <w:rPr>
           <w:b/>
         </w:rPr>
-        <w:t>Ullticka (NT)</w:t>
-      </w:r>
-      <w:r>
-        <w:t xml:space="preserve"> är knuten till restbestånd av barrnaturskog och förekommer med ett tydligt optimum i orörda eller måttligt påverkade gamla granskogar där det föreligger viss kontinuitet av grov död ved. Ullticka är en bra signalart inom hela sitt utbredningsområde och i södra Sverige är den sällsynt och en god signalart för skyddsvärda granskogsmiljöer. Den hotas av avverkning och fragmentering av naturskog och äldre granskog med lång trädkontinuitet. På ullticka kan ibland ulltickeporing (VU) påträffas - det är en sällsynt ticka som nyligen delats upp i de tre olika arterna ulltickeporing </w:t>
+        <w:t>Vitskaftad svartspik (VU)</w:t>
+      </w:r>
+      <w:r>
+        <w:t xml:space="preserve"> förekommer främst i naturskog på gamla senvuxna granar och signalerar alltid höga naturvärden. Alla skogliga åtgärder som kan påverka markvatten och luftfuktighet på i närheten av lokaler utgör ett hot. Avverkning av naturskogar utgör ett allvarligt hot och alla skogsskötselåtgärder på eller i närheten av växtplatserna bör undvikas. Lämpligt stora reservat av naturskogstyp bör bevaras. Vitskaftad svartspik är typisk art för </w:t>
       </w:r>
       <w:r>
         <w:rPr>
           <w:i/>
         </w:rPr>
-        <w:t xml:space="preserve">Skeletocutis brevispora </w:t>
-      </w:r>
-      <w:r>
-        <w:t>(VU)</w:t>
-      </w:r>
-      <w:r>
-        <w:rPr>
-          <w:i/>
-        </w:rPr>
-        <w:t>, Skeletocutis delicata</w:t>
-      </w:r>
-      <w:r>
-        <w:t xml:space="preserve"> (VU)</w:t>
-      </w:r>
-      <w:r>
-        <w:rPr>
-          <w:i/>
-        </w:rPr>
-        <w:t xml:space="preserve"> och Skeletocutis exilis</w:t>
-      </w:r>
-      <w:r>
-        <w:t xml:space="preserve"> (NT). Ullticka är typisk art för </w:t>
-      </w:r>
-      <w:r>
-        <w:rPr>
-          <w:i/>
-        </w:rPr>
-        <w:t xml:space="preserve">9010 Taiga, 9050 Näringsrik granskog </w:t>
-      </w:r>
-      <w:r>
-        <w:t xml:space="preserve">och </w:t>
-      </w:r>
-      <w:r>
-        <w:rPr>
-          <w:i/>
-        </w:rPr>
-        <w:t>9030 Landhöjningsskog</w:t>
-      </w:r>
-      <w:r>
-        <w:t xml:space="preserve"> (SLU Artdatabanken, 2026; Nitare &amp; Skogsstyrelsen, 2019; Miettinen &amp; Niemelä, 2018).</w:t>
+        <w:t>9010 Taiga</w:t>
+      </w:r>
+      <w:r>
+        <w:t xml:space="preserve"> (SLU Artdatabanken, 2026; Nitare &amp; Skogsstyrelsen, 2019).</w:t>
       </w:r>
     </w:p>
     <w:p>
@@ -484,55 +403,19 @@
         <w:rPr>
           <w:b/>
         </w:rPr>
-        <w:t>Violmussling (NT)</w:t>
-      </w:r>
-      <w:r>
-        <w:t xml:space="preserve"> växer på döda, oftast omkullfallna stammar av gran eller tall. De flesta fynden har gjorts i gammal, orörd skog och arten är en mycket god indikator på förekomst av lång skoglig kontinuitet. Platser som hyser stora bestånd av violmussling bör i första hand skyddas och undantas från skogsbruk. Flera sällsynta och mycket sällsynta tickor och skalbaggar är mer eller mindre starkt associerade med violtickor </w:t>
+        <w:t>Brunpudrad nållav (NT)</w:t>
+      </w:r>
+      <w:r>
+        <w:t xml:space="preserve"> är beroende av hög, jämn luftfuktighet och kan påträffas i fuktiga skogar av naturskogskaraktär, ofta i sumpgranskog eller andra sumpskogar. Arten är placerad högst upp i Skogsstyrelsens värdepyramid för bedömning av skog med höga naturvärden och förekomster bör undantas från skogsbruksåtgärder. Brunpudrad nållav är typisk art för </w:t>
       </w:r>
       <w:r>
         <w:rPr>
           <w:i/>
         </w:rPr>
-        <w:t>Trichaptum spp.</w:t>
-      </w:r>
-      <w:r>
-        <w:t xml:space="preserve"> och död ved som först rötats av någon </w:t>
-      </w:r>
-      <w:r>
-        <w:rPr>
-          <w:i/>
-        </w:rPr>
-        <w:t>Trichaptum-art</w:t>
-      </w:r>
-      <w:r>
-        <w:t>. Bland dessa kan nämnas gul mjukporing (CR), lämmelporing (CR), kilporing (VU), parasitporing (VU), gropig brunbagge (NT), gulbandad brunbagge</w:t>
-      </w:r>
-      <w:r>
-        <w:rPr>
-          <w:i/>
-        </w:rPr>
-        <w:t xml:space="preserve"> </w:t>
-      </w:r>
-      <w:r>
-        <w:t>(NT) och brunkantad brunbagge</w:t>
-      </w:r>
-      <w:r>
-        <w:rPr>
-          <w:i/>
-        </w:rPr>
-        <w:t xml:space="preserve"> </w:t>
-      </w:r>
-      <w:r>
-        <w:t xml:space="preserve">(DD). Violmussling är typisk art för </w:t>
-      </w:r>
-      <w:r>
-        <w:rPr>
-          <w:i/>
-        </w:rPr>
         <w:t>9010 Taiga</w:t>
       </w:r>
       <w:r>
-        <w:t xml:space="preserve"> (SLU Artdatabanken, 2026; Nitare &amp; Skogsstyrelsen, 2019).</w:t>
+        <w:t xml:space="preserve"> (SLU Artdatabanken, 2024; Nitare &amp; Skogsstyrelsen, 2019).</w:t>
       </w:r>
     </w:p>
     <w:p>
@@ -540,19 +423,19 @@
         <w:rPr>
           <w:b/>
         </w:rPr>
-        <w:t xml:space="preserve">Blodticka </w:t>
-      </w:r>
-      <w:r>
-        <w:t xml:space="preserve">är i norra Sverige främst knuten till grova granlågor i urskogsartad barrskog, men förekommer ibland även på klenare granar i anslutning till bäckar och sumpskogar. Den är en bra indikator på granskogar med höga naturvärden och oftast förekommer den tillsammans med ett stort antal ovanliga och rödlistade arter. I södra Sverige växer den framför allt på tall och har då ett lägre signalvärde. Blodticka är typisk art för </w:t>
+        <w:t>Gammelgransskål (NT)</w:t>
+      </w:r>
+      <w:r>
+        <w:t xml:space="preserve"> är en liten skålsvamp som växer på gamla granar med skrovlig bark. Typiska växtplatser är gransumpskog i myrkanter, bäckdråg, bäckraviner och skuggiga bergssluttningar, men också skog på torrare mark kan hysa arten om beståndet har stark naturskogskaraktär. Bestånd med arten bör behandlas som nyckelbiotoper och sparas vid en slutavverkning. Även gallring bör undvikas. Gammelgransskål är typisk art för </w:t>
       </w:r>
       <w:r>
         <w:rPr>
           <w:i/>
         </w:rPr>
-        <w:t>9030 Landhöjningsskog</w:t>
-      </w:r>
-      <w:r>
-        <w:t xml:space="preserve"> (SLU Artdatabanken, 2025; Nitare &amp; Skogsstyrelsen, 2019).</w:t>
+        <w:t>9010 Taiga</w:t>
+      </w:r>
+      <w:r>
+        <w:t xml:space="preserve"> (SLU Artdatabanken, 2024; Nitare &amp; Skogsstyrelsen, 2019).</w:t>
       </w:r>
     </w:p>
     <w:p>
@@ -560,16 +443,16 @@
         <w:rPr>
           <w:b/>
         </w:rPr>
-        <w:t xml:space="preserve">Trådticka </w:t>
-      </w:r>
-      <w:r>
-        <w:t xml:space="preserve">är knuten till grova granar i rikare ofta fuktiga miljöer. Den återfinns på både levande och döda träd samt stubbar och nyligen fallna träd. Karaktärsart för äldre fuktiga granskogsbiotoper, och i stor mängd är den en bra signalart för miljöer med andra rödlistade arter. Trådticka är typisk art för </w:t>
+        <w:t>Harticka (NT)</w:t>
+      </w:r>
+      <w:r>
+        <w:t xml:space="preserve"> är normalt en mycket bra signalart för granskogar med höga naturvärden. Även när svampen påträffas i mer påverkade skogar är det nästan alltid fråga om skogsmiljöer i sena successionsstadier med höga naturvärden. Skogsskötselåtgärder på eller i omedelbar närhet av växtplatserna kan innebära ett hot mot arten. Harticka är typisk art för </w:t>
       </w:r>
       <w:r>
         <w:rPr>
           <w:i/>
         </w:rPr>
-        <w:t xml:space="preserve">9010 Taiga </w:t>
+        <w:t xml:space="preserve">9010 Taiga, 9050 Näringsrik granskog </w:t>
       </w:r>
       <w:r>
         <w:t xml:space="preserve">och </w:t>
@@ -578,10 +461,10 @@
         <w:rPr>
           <w:i/>
         </w:rPr>
-        <w:t xml:space="preserve">9050 Näringsrik granskog </w:t>
-      </w:r>
-      <w:r>
-        <w:t>(SLU Artdatabanken, 2025).</w:t>
+        <w:t>9030 Landhöjningsskog</w:t>
+      </w:r>
+      <w:r>
+        <w:t xml:space="preserve"> (SLU Artdatabanken, 2024; Nitare &amp; Skogsstyrelsen, 2019).</w:t>
       </w:r>
     </w:p>
     <w:p>
@@ -589,6 +472,887 @@
         <w:rPr>
           <w:b/>
         </w:rPr>
+        <w:t>Knottrig blåslav (NT)</w:t>
+      </w:r>
+      <w:r>
+        <w:t xml:space="preserve"> har sin huvudutbredning i gamla granskogar i det övre barrskogsbältet mot fjällen. Den signalerar alltid höga naturvärden och växer i skogar med lång kontinuitet, mest i opåverkade naturskogsbestånd. Arten överlever inte en slutavverkning (inklusive hänsyn) och den finns idag enbart i kontinuitetsskog. Lavens fortsatta förekomst bör säkerställas genom att lokaler med äldre barrskog skyddas. Knottrig blåslav är typisk art för </w:t>
+      </w:r>
+      <w:r>
+        <w:rPr>
+          <w:i/>
+        </w:rPr>
+        <w:t xml:space="preserve">9010 Taiga </w:t>
+      </w:r>
+      <w:r>
+        <w:t>och</w:t>
+      </w:r>
+      <w:r>
+        <w:rPr>
+          <w:i/>
+        </w:rPr>
+        <w:t xml:space="preserve"> 9040 Fjällbjörkskog</w:t>
+      </w:r>
+    </w:p>
+    <w:p>
+      <w:r>
+        <w:t>(SLU Artdatabanken, 2024; Nitare &amp; Skogsstyrelsen, 2019).</w:t>
+      </w:r>
+    </w:p>
+    <w:p>
+      <w:r>
+        <w:rPr>
+          <w:b/>
+        </w:rPr>
+        <w:t>Koralltaggsvamp (NT)</w:t>
+      </w:r>
+      <w:r>
+        <w:t xml:space="preserve"> är i hela landet en mycket bra signalart som nästan enbart påträffas i skogsområden med höga naturvärden. Arten hotas av brist på död ved. Ingrepp som innebär att lågor och döda eller skadade träd tas bort missgynnar arten. En slutavverkning, skoglig gallring eller annat uttag av virke på växtplatsen som ger ett förändrat lokalklimat innebär ett direkt hot liksom överföring av lövskog till barrskog. Koralltaggsvamp är typisk art för </w:t>
+      </w:r>
+      <w:r>
+        <w:rPr>
+          <w:i/>
+        </w:rPr>
+        <w:t>9010 Taiga, 9050 Näringsrik granskog</w:t>
+      </w:r>
+      <w:r>
+        <w:t xml:space="preserve"> och</w:t>
+      </w:r>
+      <w:r>
+        <w:rPr>
+          <w:i/>
+        </w:rPr>
+        <w:t xml:space="preserve"> 9030 Landhöjningsskog</w:t>
+      </w:r>
+      <w:r>
+        <w:t xml:space="preserve"> (SLU Artdatabanken, 2024; Nitare &amp; Skogsstyrelsen, 2019).</w:t>
+      </w:r>
+    </w:p>
+    <w:p>
+      <w:r>
+        <w:rPr>
+          <w:b/>
+        </w:rPr>
+        <w:t>Kristallskinn (NT)</w:t>
+      </w:r>
+      <w:r>
+        <w:t xml:space="preserve"> är en nedbrytare i ved av gran, främst på grova granlågor i naturskogsliknande bestånd. Arten förekommer även på andra substrat såsom björklågor i blandskog och på grangrenar, men majoriteten av kända fynd är gjorda i miljöer med lång skoglig kontinuitet. En slutavverkning, skoglig gallring eller annat uttag av skogsråvara på växtplatsen som ger ett förändrat lokalklimat innebär ett direkt hot. För att säkerställa artens fortlevnad bör man dels se till att artens växtplatser hålls intakta, dels att ny ved tillkommer, gärna i omedelbar anslutning. Befintliga vindfällen, döende träd, torrakor och lågor lämnas intakta (SLU Artdatabanken, 2026).</w:t>
+      </w:r>
+    </w:p>
+    <w:p>
+      <w:r>
+        <w:rPr>
+          <w:b/>
+        </w:rPr>
+        <w:t>Kötticka (NT)</w:t>
+      </w:r>
+      <w:r>
+        <w:t xml:space="preserve"> är granens kötticka och har klassificerats som ”gammelskogsindikator”, då den förekommer med ett tydligt optimum i äldre barrskogar, främst fuktiga granskogar. Den har högst signalvärde söder om den naturliga norrlandsgränsen </w:t>
+      </w:r>
+      <w:r>
+        <w:rPr>
+          <w:i/>
+        </w:rPr>
+        <w:t>limes norrlandicus</w:t>
+      </w:r>
+      <w:r>
+        <w:t>, men signalerar vanligtvis höga naturvärden även i Norrland. Arten är knuten till miljöer med konstant luftfuktighet och känslig för uttorkning som en avverkning kan medföra. Den totala populationen bedöms därför ha minskat under de senaste 30 åren och fortsätter att minska i takt med att grankontinuitetsskogar (skogar som inte kalavverkats) minskar i areal, samtidigt som att lämpliga miljöer inte återskapas i samma takt (SLU Artdatabanken, 2024; Nitare &amp; Skogsstyrelsen, 2019).</w:t>
+      </w:r>
+    </w:p>
+    <w:p>
+      <w:r>
+        <w:rPr>
+          <w:b/>
+        </w:rPr>
+        <w:t>Lunglav (NT)</w:t>
+      </w:r>
+      <w:r>
+        <w:t xml:space="preserve"> är en av vårt lands främsta signalarter som överallt indikerar gamla lövträd, skogsbestånd med höga naturvärden och ekosystem med långskoglig kontinuitet. Lokalt kan förekomsten vara mycket riklig men den hittas nästan enbart i gamla och ej slutavverkade skogar. Artens samtliga förekomster bör uppmärksammas från naturvårdssynpunkt, då många lokaler även hyser andra ovanliga och rödlistade arter. Rikliga förekomster bör skyddas med biotopskydd, frivilliga avsättningar eller reservat. På lunglav kan de sällsynta lavparasiterna lunglavshårprick (CR), </w:t>
+      </w:r>
+      <w:r>
+        <w:rPr>
+          <w:i/>
+        </w:rPr>
+        <w:t>Abrothallus diederichii</w:t>
+      </w:r>
+      <w:r>
+        <w:t xml:space="preserve"> (VU), </w:t>
+      </w:r>
+      <w:r>
+        <w:rPr>
+          <w:i/>
+        </w:rPr>
+        <w:t>Abrothallus lobariae</w:t>
+      </w:r>
+      <w:r>
+        <w:t xml:space="preserve"> (VU), </w:t>
+      </w:r>
+      <w:r>
+        <w:rPr>
+          <w:i/>
+        </w:rPr>
+        <w:t>Calycina lobariae</w:t>
+      </w:r>
+      <w:r>
+        <w:t xml:space="preserve"> (VU), lunglavsknapp (VU) och skrovelmössing (VU) påträffas. Lunglav är typisk art för </w:t>
+      </w:r>
+      <w:r>
+        <w:rPr>
+          <w:i/>
+        </w:rPr>
+        <w:t>9010 Taiga, 9020 Nordlig ädellövskog, 9110 Näringsfattig bokskog, 9130 Näringsrik bokskog, 9160 Näringsrik ekskog, 9180 Ädellövskog i branter, 9190 Näringsfattig ekskog, 9070 Trädklädd betesmark, 9040 Fjällbjörkskog</w:t>
+      </w:r>
+      <w:r>
+        <w:t xml:space="preserve"> och</w:t>
+      </w:r>
+      <w:r>
+        <w:rPr>
+          <w:i/>
+        </w:rPr>
+        <w:t xml:space="preserve"> 6530 Lövängar</w:t>
+      </w:r>
+      <w:r>
+        <w:t xml:space="preserve"> (SLU Artdatabanken, 2026; Nitare &amp; Skogsstyrelsen, 2019).</w:t>
+      </w:r>
+    </w:p>
+    <w:p>
+      <w:r>
+        <w:rPr>
+          <w:b/>
+        </w:rPr>
+        <w:t>Rosenticka (NT)</w:t>
+      </w:r>
+      <w:r>
+        <w:t xml:space="preserve">, rödlistad som nära hotad, ingår i en karaktäristisk association av vedsvampar som växer på gamla, grova granlågor i urskogsartade barrskogar. Den är placerad i toppen av Skogsstyrelsens värdepyramid för bedömning av skog med höga naturvärden och indikerar ett granskogsekosystem med långvarig kontinuitet av grova lågor. Artens beroende av grova granlågor innebär att alla skogsskötselåtgärder på eller i omedelbar närhet av lokalerna utgör ett hot på lång sikt. Det är angeläget att populationerna inte ytterligare glesas ut och ett tillräckligt antal områden där arten nu finns måste sparas för framtiden. Rosenticka är typisk art för </w:t>
+      </w:r>
+      <w:r>
+        <w:rPr>
+          <w:i/>
+        </w:rPr>
+        <w:t xml:space="preserve">9010 Taiga </w:t>
+      </w:r>
+      <w:r>
+        <w:t xml:space="preserve">och </w:t>
+      </w:r>
+      <w:r>
+        <w:rPr>
+          <w:i/>
+        </w:rPr>
+        <w:t>9050 Näringsrik granskog</w:t>
+      </w:r>
+      <w:r>
+        <w:t xml:space="preserve"> (Nitare &amp; Skogsstyrelsen, 2019; SLU Artdatabanken, 2024).</w:t>
+      </w:r>
+    </w:p>
+    <w:p>
+      <w:r>
+        <w:rPr>
+          <w:b/>
+        </w:rPr>
+        <w:t>Rynkskinn (NT)</w:t>
+      </w:r>
+      <w:r>
+        <w:t xml:space="preserve"> är en vednedbrytare som växer på grova granlågor och ingår i en karaktäristisk association av vedsvampar knutna till urskogsartade barrskogar. Den har klassificerats som en “urskogsindikator” och är placerad i toppen av Skogsstyrelsens värdepyramid för bedömning av skog med höga naturvärden. Allt tyder på att rynkskinn är mycket känslig för skogliga ingrepp och lokalerna, som oftast har höga biologiska kvaliteter, bör lämnas till fri utveckling. Rynkskinn är typisk art för </w:t>
+      </w:r>
+      <w:r>
+        <w:rPr>
+          <w:i/>
+        </w:rPr>
+        <w:t xml:space="preserve">9010 Taiga, 9050 Näringsrik granskog </w:t>
+      </w:r>
+      <w:r>
+        <w:t>och</w:t>
+      </w:r>
+      <w:r>
+        <w:rPr>
+          <w:i/>
+        </w:rPr>
+        <w:t xml:space="preserve"> 9030 Landhöjningsskog</w:t>
+      </w:r>
+      <w:r>
+        <w:t xml:space="preserve"> (Nitare &amp; Skogsstyrelsen, 2019; SLU Artdatabanken, 2026).</w:t>
+      </w:r>
+    </w:p>
+    <w:p>
+      <w:r>
+        <w:rPr>
+          <w:b/>
+        </w:rPr>
+        <w:t>Rödbrun blekspik (NT)</w:t>
+      </w:r>
+      <w:r>
+        <w:t xml:space="preserve"> växer i norra Sverige på bark och ved av björk och gran i skogar med hög och jämn luftfuktighet. I södra Sverige växer den främst på ek i öppna åldriga lövskogar. I norra delen av sitt utbredningsområde hotas arten av slutavverkningar av gamla granskogar. I den södra delen av landet hotas den genom de åldriga lövskogarnas tillbakagång och särskilt ekhagarnas igenväxning och genom plantering av sådan mark med barrskog. Rödbrun blekspik är typisk art för </w:t>
+      </w:r>
+      <w:r>
+        <w:rPr>
+          <w:i/>
+        </w:rPr>
+        <w:t xml:space="preserve">9010 Taiga, 9020 Nordlig ädellövskog, 9070 Trädklädd betesmark, 9160 Näringsrik ekskog </w:t>
+      </w:r>
+      <w:r>
+        <w:t xml:space="preserve">och </w:t>
+      </w:r>
+      <w:r>
+        <w:rPr>
+          <w:i/>
+        </w:rPr>
+        <w:t>9180 Ädellövskog i branter</w:t>
+      </w:r>
+      <w:r>
+        <w:t xml:space="preserve"> och signalerar alltid höga naturvärden (SLU Artdatabanken, 2024; Nitare &amp; Skogsstyrelsen, 2019).</w:t>
+      </w:r>
+    </w:p>
+    <w:p>
+      <w:r>
+        <w:rPr>
+          <w:b/>
+        </w:rPr>
+        <w:t>Skrovellav (NT)</w:t>
+      </w:r>
+      <w:r>
+        <w:t xml:space="preserve"> växer på gamla lövträd och på klippor i gamla skogar med hög och jämn luftfuktighet. Slutavverkning av kontinuitetsskog utgör det största hotet och lavens fortsatta förekomst bör säkerställas genom att lokaler med äldre skog skyddas. I områden med mycket hög luftfuktighet kan man på bålen av skrovellav finna de sällsynta parasitsvamparna skrovellavsknapp (EN), </w:t>
+      </w:r>
+      <w:r>
+        <w:rPr>
+          <w:i/>
+        </w:rPr>
+        <w:t>Catillaria lobariicola</w:t>
+      </w:r>
+      <w:r>
+        <w:t xml:space="preserve"> (VU) och </w:t>
+      </w:r>
+      <w:r>
+        <w:rPr>
+          <w:i/>
+        </w:rPr>
+        <w:t>Merismatium lobariae</w:t>
+      </w:r>
+      <w:r>
+        <w:t xml:space="preserve"> (DD). Skrovellav är typisk art för </w:t>
+      </w:r>
+      <w:r>
+        <w:rPr>
+          <w:i/>
+        </w:rPr>
+        <w:t xml:space="preserve">9010 Taiga, 9020 Nordlig ädellövskog, 9040 Fjällbjörkskog, 9070 Trädklädd betesmark, 9160 Näringsrik ekskog, 9180 Ädellövskog i branter, 9190 Näringsfattig ekskog, 8210 Kalkbranter </w:t>
+      </w:r>
+      <w:r>
+        <w:t xml:space="preserve">och </w:t>
+      </w:r>
+      <w:r>
+        <w:rPr>
+          <w:i/>
+        </w:rPr>
+        <w:t>6530 Lövängar</w:t>
+      </w:r>
+      <w:r>
+        <w:t xml:space="preserve"> (SLU Artdatabanken, 2026; Nitare &amp; Skogsstyrelsen, 2019).</w:t>
+      </w:r>
+    </w:p>
+    <w:p>
+      <w:r>
+        <w:rPr>
+          <w:b/>
+        </w:rPr>
+        <w:t>Talltagel (NT)</w:t>
+      </w:r>
+      <w:r>
+        <w:t xml:space="preserve"> är en boreal art som förekommer på tall i äldre, öppna tallskogar. Den påverkas negativt av brist på kontinuitetsskog och minskningstakten bedöms vara nära gränsvärdet för Sårbar (VU). Talltagel är typisk art för </w:t>
+      </w:r>
+      <w:r>
+        <w:rPr>
+          <w:i/>
+        </w:rPr>
+        <w:t>9010 Taiga</w:t>
+      </w:r>
+      <w:r>
+        <w:t xml:space="preserve"> (SLU Artdatabanken, 2026).</w:t>
+      </w:r>
+    </w:p>
+    <w:p>
+      <w:r>
+        <w:rPr>
+          <w:b/>
+        </w:rPr>
+        <w:t>Talltita (NT, §4)</w:t>
+      </w:r>
+      <w:r>
+        <w:t>, rödlistad som nära hotad och prioriterad art i Skogsvårdslagen, har häckningsrevir i anmälan. Arten har minskat kraftigt de senaste 30 åren och minskningstakten innevarande 10-årsperiod beräknas till 20 (10–30) %. Talltitan är synnerligen trogen sitt cirka 15 hektar stora revir och är beroende av flerskiktade olikåldriga skogar för att kunna föda upp sina ungar. Talltitan försvinner om dess livsmiljö kalavverkas (Eggers &amp; Low, 2014; Ekman, 1979; Griesser et al, 2007; Klein, 2020; Siffczyk et al, 2003; SLU Artdatabanken, 2021).</w:t>
+      </w:r>
+    </w:p>
+    <w:p>
+      <w:r>
+        <w:rPr>
+          <w:b/>
+        </w:rPr>
+        <w:t>Tretåig hackspett (NT, §4)</w:t>
+      </w:r>
+      <w:r>
+        <w:t xml:space="preserve"> är rödlistad som nära hotad och ingår i bilaga 1 i EU:s fågeldirektiv. Tretåig hackspett är för sin överlevnad beroende av kontinuerlig tillförsel av äldre döende och död ved, som sker genom naturliga självgallringsprocesser i äldre grannaturskogar och barrblandade naturskogar. Om en skog genom skogsbruk gallras eller glesas ur så upphör och uteblir i stort sett den naturliga självgallringsprocessen för mycket lång tid framöver vilket omöjliggör upprätthållandet av den kontinuerliga ekologiska funktionen i ett område. Det finns studier som visar att naturskogens självgallringsprocess som den tretåiga hackspetten är beroende av, inte kan ersättas med efterlämnad hänsyn i skogsbruket (Imbeau &amp; Desrochers, 2002). Storleken på häckningsreviret varierar med skogstypen, förekomsten av död ved och graden av fragmentering, men är i allmänhet i storleksordningen 25–100 hektar. Vintertid krävs ofta betydligt större områden och det finns studier som antyder att arten behöver minst 100 hektar äldre skog. I områden med låg bonitet kan det behövas över 200 hektar lämpligt habitat för att ett par ska kunna reproducera sig. Områden med dokumenterad permanent förekomst i naturskogsmiljöer har vanligen så stora naturvärden att skogsbruk är olämpligt. Tretåig hackspett är typisk art för </w:t>
+      </w:r>
+      <w:r>
+        <w:rPr>
+          <w:i/>
+        </w:rPr>
+        <w:t xml:space="preserve">9010 Taiga, 9740 Skogsbevuxen myr, 9030 Landhöjningsskog </w:t>
+      </w:r>
+      <w:r>
+        <w:t xml:space="preserve">och </w:t>
+      </w:r>
+      <w:r>
+        <w:rPr>
+          <w:i/>
+        </w:rPr>
+        <w:t>9040 Fjällbjörkskog</w:t>
+      </w:r>
+      <w:r>
+        <w:t xml:space="preserve"> (Skogsstyrelsen, 2016; SLU Artdatabanken, 2024).</w:t>
+      </w:r>
+    </w:p>
+    <w:p>
+      <w:r>
+        <w:rPr>
+          <w:b/>
+        </w:rPr>
+        <w:t>Ullticka (NT)</w:t>
+      </w:r>
+      <w:r>
+        <w:t xml:space="preserve"> är knuten till restbestånd av barrnaturskog och förekommer med ett tydligt optimum i orörda eller måttligt påverkade gamla granskogar där det föreligger viss kontinuitet av grov död ved. Ullticka är en bra signalart inom hela sitt utbredningsområde och i södra Sverige är den sällsynt och en god signalart för skyddsvärda granskogsmiljöer. Den hotas av avverkning och fragmentering av naturskog och äldre granskog med lång trädkontinuitet. På ullticka kan ibland ulltickeporing (VU) påträffas - det är en sällsynt ticka som nyligen delats upp i de tre olika arterna ulltickeporing </w:t>
+      </w:r>
+      <w:r>
+        <w:rPr>
+          <w:i/>
+        </w:rPr>
+        <w:t xml:space="preserve">Skeletocutis brevispora </w:t>
+      </w:r>
+      <w:r>
+        <w:t>(VU)</w:t>
+      </w:r>
+      <w:r>
+        <w:rPr>
+          <w:i/>
+        </w:rPr>
+        <w:t>, Skeletocutis delicata</w:t>
+      </w:r>
+      <w:r>
+        <w:t xml:space="preserve"> (VU)</w:t>
+      </w:r>
+      <w:r>
+        <w:rPr>
+          <w:i/>
+        </w:rPr>
+        <w:t xml:space="preserve"> och Skeletocutis exilis</w:t>
+      </w:r>
+      <w:r>
+        <w:t xml:space="preserve"> (NT). Ullticka är typisk art för </w:t>
+      </w:r>
+      <w:r>
+        <w:rPr>
+          <w:i/>
+        </w:rPr>
+        <w:t xml:space="preserve">9010 Taiga, 9050 Näringsrik granskog </w:t>
+      </w:r>
+      <w:r>
+        <w:t xml:space="preserve">och </w:t>
+      </w:r>
+      <w:r>
+        <w:rPr>
+          <w:i/>
+        </w:rPr>
+        <w:t>9030 Landhöjningsskog</w:t>
+      </w:r>
+      <w:r>
+        <w:t xml:space="preserve"> (SLU Artdatabanken, 2026; Nitare &amp; Skogsstyrelsen, 2019; Miettinen &amp; Niemelä, 2018).</w:t>
+      </w:r>
+    </w:p>
+    <w:p>
+      <w:r>
+        <w:rPr>
+          <w:b/>
+        </w:rPr>
+        <w:t>Vedflamlav (NT)</w:t>
+      </w:r>
+      <w:r>
+        <w:t xml:space="preserve"> växer på gammal hård och torr, exponerad kärnved av tall, främst på högstubbar i ljusöppna lägen, t.ex. vid och på myrar, sjökanter, i glesa hällmarkskogar och i brandpräglade tallnaturskogar. Substratet nyskapas i begränsad omfattning och arten är en utmärkt indikator på höga naturvärden i denna skogstyp. Tall- och barrblandskogar med naturskogskaraktär och spår av bränder har ofta höga biologiska värden och bör skyddas. På vedflamlavens bål kan den sällsynta spiklaven/parasiten </w:t>
+      </w:r>
+      <w:r>
+        <w:rPr>
+          <w:i/>
+        </w:rPr>
+        <w:t>Calicium ramboldiicola</w:t>
+      </w:r>
+      <w:r>
+        <w:t xml:space="preserve"> (VU) påträffas (SLU Artdatabanken, 2026).</w:t>
+      </w:r>
+    </w:p>
+    <w:p>
+      <w:r>
+        <w:rPr>
+          <w:b/>
+        </w:rPr>
+        <w:t>Violettgrå tagellav (NT)</w:t>
+      </w:r>
+      <w:r>
+        <w:t xml:space="preserve"> växer nästan uteslutande i gamla olikåldriga barrnaturskogar med lång skoglig kontinuitet och är en utmärkt signal på skog med höga naturvärden. Slutavverkning av tidigare aldrig slutavverkad skog (kontinuitetsskog) är det största hotet. Biotopen nyskapas i begränsad omfattning och barrskog äldre än 160 år, där den violettgrå tagellaven huvudsakligen påträffas har minskat med 50% de senaste 50 åren. Lågproduktiv skogsmark där laven förekommer bör undantas från skogsbruk och rika förekomster i äldre granskog bör skyddas. Arten är känslig för uttorkning och det är väsentligt att tillräckligt stora bestånd avsätts. Violettgrå tagellav är typisk art för </w:t>
+      </w:r>
+      <w:r>
+        <w:rPr>
+          <w:i/>
+        </w:rPr>
+        <w:t>9010 Taiga</w:t>
+      </w:r>
+      <w:r>
+        <w:t xml:space="preserve"> (SLU Artdatabanken, 2024; Nitare &amp; Skogsstyrelsen, 2019).</w:t>
+      </w:r>
+    </w:p>
+    <w:p>
+      <w:r>
+        <w:rPr>
+          <w:b/>
+        </w:rPr>
+        <w:t>Violmussling (NT)</w:t>
+      </w:r>
+      <w:r>
+        <w:t xml:space="preserve"> växer på döda, oftast omkullfallna stammar av gran eller tall. De flesta fynden har gjorts i gammal, orörd skog och arten är en mycket god indikator på förekomst av lång skoglig kontinuitet. Platser som hyser stora bestånd av violmussling bör i första hand skyddas och undantas från skogsbruk. Flera sällsynta och mycket sällsynta tickor och skalbaggar är mer eller mindre starkt associerade med violtickor </w:t>
+      </w:r>
+      <w:r>
+        <w:rPr>
+          <w:i/>
+        </w:rPr>
+        <w:t>Trichaptum spp.</w:t>
+      </w:r>
+      <w:r>
+        <w:t xml:space="preserve"> och död ved som först rötats av någon </w:t>
+      </w:r>
+      <w:r>
+        <w:rPr>
+          <w:i/>
+        </w:rPr>
+        <w:t>Trichaptum-art</w:t>
+      </w:r>
+      <w:r>
+        <w:t>. Bland dessa kan nämnas gul mjukporing (CR), lämmelporing (CR), kilporing (VU), parasitporing (VU), gropig brunbagge (NT), gulbandad brunbagge</w:t>
+      </w:r>
+      <w:r>
+        <w:rPr>
+          <w:i/>
+        </w:rPr>
+        <w:t xml:space="preserve"> </w:t>
+      </w:r>
+      <w:r>
+        <w:t>(NT) och brunkantad brunbagge</w:t>
+      </w:r>
+      <w:r>
+        <w:rPr>
+          <w:i/>
+        </w:rPr>
+        <w:t xml:space="preserve"> </w:t>
+      </w:r>
+      <w:r>
+        <w:t xml:space="preserve">(DD). Violmussling är typisk art för </w:t>
+      </w:r>
+      <w:r>
+        <w:rPr>
+          <w:i/>
+        </w:rPr>
+        <w:t>9010 Taiga</w:t>
+      </w:r>
+      <w:r>
+        <w:t xml:space="preserve"> (SLU Artdatabanken, 2026; Nitare &amp; Skogsstyrelsen, 2019).</w:t>
+      </w:r>
+    </w:p>
+    <w:p>
+      <w:r>
+        <w:rPr>
+          <w:b/>
+        </w:rPr>
+        <w:t>Vitgrynig nållav (NT)</w:t>
+      </w:r>
+      <w:r>
+        <w:t xml:space="preserve"> växer nästan uteslutande på bark av gamla, senvuxna granar i skuggiga lägen med hög och jämn luftfuktighet. Den vanligaste naturtypen för arten är kontinuitetsskogar på frisk mark men den finns också i sumpgranskogar. På lång sikt utgör avverkningar av olikåldriga granskogar av naturskogskaraktär ett allvarligt hot mot arten och skogsbruksåtgärder på eller i närheten av växtplatserna bör undvikas. Naturskogsartade, fuktiga granskogar med förekomster av arten signalerar höga biologiska värden och bör bevaras (SLU Artdatabanken, 2024; Nitare &amp; Skogsstyrelsen, 2019).</w:t>
+      </w:r>
+    </w:p>
+    <w:p>
+      <w:r>
+        <w:rPr>
+          <w:b/>
+        </w:rPr>
+        <w:t xml:space="preserve">Blodticka </w:t>
+      </w:r>
+      <w:r>
+        <w:t xml:space="preserve">är i norra Sverige främst knuten till grova granlågor i urskogsartad barrskog, men förekommer ibland även på klenare granar i anslutning till bäckar och sumpskogar. Den är en bra indikator på granskogar med höga naturvärden och oftast förekommer den tillsammans med ett stort antal ovanliga och rödlistade arter. I södra Sverige växer den framför allt på tall och har då ett lägre signalvärde. Blodticka är typisk art för </w:t>
+      </w:r>
+      <w:r>
+        <w:rPr>
+          <w:i/>
+        </w:rPr>
+        <w:t>9030 Landhöjningsskog</w:t>
+      </w:r>
+      <w:r>
+        <w:t xml:space="preserve"> (SLU Artdatabanken, 2025; Nitare &amp; Skogsstyrelsen, 2019).</w:t>
+      </w:r>
+    </w:p>
+    <w:p>
+      <w:r>
+        <w:rPr>
+          <w:b/>
+        </w:rPr>
+        <w:t>Finbräken</w:t>
+      </w:r>
+      <w:r>
+        <w:t xml:space="preserve"> växer på kalkrika marker i frisk eller fuktig mulljord. Den kräver konstant hög luftfuktighet och är mycket känslig för skogsbruksåtgärder. Arten är placerad högst upp i Skogsstyrelsens värdepyramid för bedömning av skog med höga naturvärden och utgör en karaktärsart för de mest skyddsvärda kalkgranskogarna med långvarig ekologisk kontinuitet och högt skyddsvärde. Finbräken är typisk art för </w:t>
+      </w:r>
+      <w:r>
+        <w:rPr>
+          <w:i/>
+        </w:rPr>
+        <w:t xml:space="preserve">9050 Näringsrik granskog </w:t>
+      </w:r>
+      <w:r>
+        <w:t xml:space="preserve">och </w:t>
+      </w:r>
+      <w:r>
+        <w:rPr>
+          <w:i/>
+        </w:rPr>
+        <w:t xml:space="preserve">9040 Fjällbjörkskog </w:t>
+      </w:r>
+      <w:r>
+        <w:t>(SLU Artdatabanken, 2024; Nitare &amp; Skogsstyrelsen, 2019).</w:t>
+      </w:r>
+    </w:p>
+    <w:p>
+      <w:r>
+        <w:rPr>
+          <w:b/>
+        </w:rPr>
+        <w:t xml:space="preserve">Grönkulla (§8) </w:t>
+      </w:r>
+      <w:r>
+        <w:t xml:space="preserve">är typisk art för </w:t>
+      </w:r>
+      <w:r>
+        <w:rPr>
+          <w:i/>
+        </w:rPr>
+        <w:t xml:space="preserve">9040 Fjällbjörkskog, 9070 Trädklädd betesmark, 6170 Alpina kalkgräsmarker, 6520 Höglänta slåtterängar </w:t>
+      </w:r>
+      <w:r>
+        <w:t>och</w:t>
+      </w:r>
+      <w:r>
+        <w:rPr>
+          <w:i/>
+        </w:rPr>
+        <w:t xml:space="preserve"> 6210 Kalkgräsmarker </w:t>
+      </w:r>
+      <w:r>
+        <w:t>(SLU Artdatabanken, 2025).</w:t>
+      </w:r>
+    </w:p>
+    <w:p>
+      <w:r>
+        <w:rPr>
+          <w:b/>
+        </w:rPr>
+        <w:t>Korallrot (§8)</w:t>
+      </w:r>
+      <w:r>
+        <w:t xml:space="preserve"> växer i sumpskogar och annan fuktig eller växelfuktig skogsmark, exempelvis i alkärr och kärrkanter, fuktiga bäckdalar, raviner, myrlaggar, sumpiga strandskogar samt i fuktiga lundar. Den visar på mer eller mindre stabila förhållanden och intakt hydrologi och är känslig för avverkning, körskador, skogsgödsling och dikning. Korallrot är typisk art för </w:t>
+      </w:r>
+      <w:r>
+        <w:rPr>
+          <w:i/>
+        </w:rPr>
+        <w:t>9080 Lövsumpskog</w:t>
+      </w:r>
+      <w:r>
+        <w:t xml:space="preserve"> och fridlyst enligt 8 § artskyddsförordningen (SLU Artdatabanken, 2024; Nitare &amp; Skogsstyrelsen, 2019).</w:t>
+      </w:r>
+    </w:p>
+    <w:p>
+      <w:r>
+        <w:rPr>
+          <w:b/>
+        </w:rPr>
+        <w:t xml:space="preserve">Källpraktmossa </w:t>
+      </w:r>
+      <w:r>
+        <w:t xml:space="preserve">växer på fuktig eller blöt, näringsrik och ofta mineralrik mark, t.ex. i sumpskogar. Den är en god signalart i södra och mellersta Sverige och förekommer ofta i artrika miljöer med t.ex. kärrkammossa, bågpraktmossa, filtrundmossa och skogshakmossa. Eftersom mängden våtmarker har reducerats kraftigt i södra Sverige under det senaste seklet har förekomsten av källpraktmossa troligen minskat i söder. Källpraktmossa är typisk art för </w:t>
+      </w:r>
+      <w:r>
+        <w:rPr>
+          <w:i/>
+        </w:rPr>
+        <w:t xml:space="preserve">7160 Källor och källkärr, 9750 Svämlövskog </w:t>
+      </w:r>
+      <w:r>
+        <w:t>och</w:t>
+      </w:r>
+      <w:r>
+        <w:rPr>
+          <w:i/>
+        </w:rPr>
+        <w:t xml:space="preserve"> 9080 Lövsumpskog </w:t>
+      </w:r>
+      <w:r>
+        <w:t>(Nitare &amp; Skogsstyrelsen, 2019; SLU Artdatabanken, 2025).</w:t>
+      </w:r>
+    </w:p>
+    <w:p>
+      <w:r>
+        <w:rPr>
+          <w:b/>
+        </w:rPr>
+        <w:t>Luddlav</w:t>
+      </w:r>
+      <w:r>
+        <w:t xml:space="preserve"> signalerar lång skoglig kontinuitet med ett stabilt lokal- och mikroklimat med hög och jämn fuktighet. Luddlav är typisk art för </w:t>
+      </w:r>
+      <w:r>
+        <w:rPr>
+          <w:i/>
+        </w:rPr>
+        <w:t>9010 Taiga,</w:t>
+      </w:r>
+      <w:r>
+        <w:t xml:space="preserve"> </w:t>
+      </w:r>
+      <w:r>
+        <w:rPr>
+          <w:i/>
+        </w:rPr>
+        <w:t xml:space="preserve">9020 Nordlig ädellövskog, 9070 Trädklädd betesmark, 9110 Näringsfattig bokskog, 9180 Ädellövskog i branter </w:t>
+      </w:r>
+      <w:r>
+        <w:t>och</w:t>
+      </w:r>
+      <w:r>
+        <w:rPr>
+          <w:i/>
+        </w:rPr>
+        <w:t xml:space="preserve"> 9190 Näringsfattig ekskog </w:t>
+      </w:r>
+      <w:r>
+        <w:t>(Nitare &amp; Skogsstyrelsen, 2019; SLU Artdatabanken, 2025).</w:t>
+      </w:r>
+    </w:p>
+    <w:p>
+      <w:r>
+        <w:rPr>
+          <w:b/>
+        </w:rPr>
+        <w:t xml:space="preserve">Norrlandslav </w:t>
+      </w:r>
+      <w:r>
+        <w:t xml:space="preserve">indikerar söder om den naturliga norrlandsgränsen barrskogsbeklädda bergbranter eller andra ostörda skogsmiljöer med höga naturvärden. Norrlandslav är typisk art för </w:t>
+      </w:r>
+      <w:r>
+        <w:rPr>
+          <w:i/>
+        </w:rPr>
+        <w:t xml:space="preserve">9010 Taiga, 8110 Silikatrasmarker </w:t>
+      </w:r>
+      <w:r>
+        <w:t>och</w:t>
+      </w:r>
+      <w:r>
+        <w:rPr>
+          <w:i/>
+        </w:rPr>
+        <w:t xml:space="preserve"> 8120 Kalkrasmarker </w:t>
+      </w:r>
+      <w:r>
+        <w:t>(Nitare &amp; Skogsstyrelsen, 2000; SLU Artdatabanken, 2025).</w:t>
+      </w:r>
+    </w:p>
+    <w:p>
+      <w:r>
+        <w:rPr>
+          <w:b/>
+        </w:rPr>
+        <w:t xml:space="preserve">Skinnlav </w:t>
+      </w:r>
+      <w:r>
+        <w:t xml:space="preserve">förekommer på diverse lövträd, främst på gammal asp och sälg. Den påträffas främst i områden med lång kontinuitet av grova lövträd och signalerar skogsmark med höga naturvärden. På lokalerna förekommer som regel ett flertal andra ovanliga eller rödlistade lavar. I likhet med gelélavarna, etablerar sig skinnlaven i skogsmark på grova aspar i sena lövsuccessioner. Skinnlav är typisk art för </w:t>
+      </w:r>
+      <w:r>
+        <w:rPr>
+          <w:i/>
+        </w:rPr>
+        <w:t xml:space="preserve">9010 Taiga, 9020 Nordlig ädellövskog </w:t>
+      </w:r>
+      <w:r>
+        <w:t xml:space="preserve">och </w:t>
+      </w:r>
+      <w:r>
+        <w:rPr>
+          <w:i/>
+        </w:rPr>
+        <w:t xml:space="preserve">9070 Trädklädd betesmark </w:t>
+      </w:r>
+      <w:r>
+        <w:t>(Nitare &amp; Skogsstyrelsen, 2019; SLU Artdatabanken, 2025).</w:t>
+      </w:r>
+    </w:p>
+    <w:p>
+      <w:r>
+        <w:rPr>
+          <w:b/>
+        </w:rPr>
+        <w:t>Spindelblomster (§8)</w:t>
+      </w:r>
+      <w:r>
+        <w:t xml:space="preserve"> växer i äldre mossrik granskog eller barrblandskog, men även i fjällbjörkskog. Arten indikerar långvarig trädkontinuitet och hög luftfuktighet och är mycket känslig för uttorkning och markskador. Spindelblomster har i många trakter minskat starkt under senare tid på grund av slutavverkningar och skogsmarksdikning. Spindelblomster är typisk art för </w:t>
+      </w:r>
+      <w:r>
+        <w:rPr>
+          <w:i/>
+        </w:rPr>
+        <w:t xml:space="preserve">9010 Taiga, 9050 Näringsrik granskog </w:t>
+      </w:r>
+      <w:r>
+        <w:t>och</w:t>
+      </w:r>
+      <w:r>
+        <w:rPr>
+          <w:i/>
+        </w:rPr>
+        <w:t xml:space="preserve"> 9040 Fjällbjörkskog</w:t>
+      </w:r>
+      <w:r>
+        <w:t xml:space="preserve"> (Nitare &amp; Skogsstyrelsen, 2019; SLU Artdatabanken, 2025).</w:t>
+      </w:r>
+    </w:p>
+    <w:p>
+      <w:r>
+        <w:rPr>
+          <w:b/>
+        </w:rPr>
+        <w:t>Stuplav</w:t>
+      </w:r>
+      <w:r>
+        <w:t xml:space="preserve"> är en mycket bra signalart i hela sitt utbredningsområde och förekommer nästan enbart i skogsmiljöer med höga naturvärden. Den indikerar långvarig förekomst av gamla lövträd och miljöer med konstant hög luftfuktighet. I skogar med suboceaniskt klimat finns det en mycket sällsynt parasit, njurlavsknapp </w:t>
+      </w:r>
+      <w:r>
+        <w:rPr>
+          <w:i/>
+        </w:rPr>
+        <w:t>Pletocarpon nephromeum</w:t>
+      </w:r>
+      <w:r>
+        <w:t xml:space="preserve"> (EN), som växer på stuplav. Ytterligare tre sällsynta lavparasiter, </w:t>
+      </w:r>
+      <w:r>
+        <w:rPr>
+          <w:i/>
+        </w:rPr>
+        <w:t>Protounguicularia nephromatis</w:t>
+      </w:r>
+      <w:r>
+        <w:t xml:space="preserve"> (VU), </w:t>
+      </w:r>
+      <w:r>
+        <w:rPr>
+          <w:i/>
+        </w:rPr>
+        <w:t>Refractohilum galligenum</w:t>
+      </w:r>
+      <w:r>
+        <w:t xml:space="preserve"> (NT) och </w:t>
+      </w:r>
+      <w:r>
+        <w:rPr>
+          <w:i/>
+        </w:rPr>
+        <w:t>Roselliniella nephromatis</w:t>
+      </w:r>
+      <w:r>
+        <w:t xml:space="preserve"> (DD), kan också påträffas på stuplav. Stuplav är typisk art för </w:t>
+      </w:r>
+      <w:r>
+        <w:rPr>
+          <w:i/>
+        </w:rPr>
+        <w:t>9010 Taiga</w:t>
+      </w:r>
+      <w:r>
+        <w:t xml:space="preserve"> (SLU Artdatabanken, 2026; Nitare &amp; Skogsstyrelsen, 2019).</w:t>
+      </w:r>
+    </w:p>
+    <w:p>
+      <w:r>
+        <w:rPr>
+          <w:b/>
+        </w:rPr>
+        <w:t>Tibast</w:t>
+      </w:r>
+      <w:r>
+        <w:t xml:space="preserve"> är en kalkgynnad buske som växer på mullrik, frisk eller svagt fuktig mark, exempelvis i gamla kalkgranskogar, lövträdslundar, varma källpåverkade sluttningar och exklusiva biotoper kopplade till vattendrag. Förekomster i gammal skog visar på höga naturvärden och bör alltid noteras i samband med naturvärdesinventeringar. Tibast är typisk art för </w:t>
+      </w:r>
+      <w:r>
+        <w:rPr>
+          <w:i/>
+        </w:rPr>
+        <w:t>9050 Näringsrik granskog</w:t>
+      </w:r>
+      <w:r>
+        <w:t xml:space="preserve"> och värdväxt för de två fjärilsarterna större tibastmal och brun tibastmal (CR) (SLU Artdatabanken, 2024; Nitare &amp; Skogsstyrelsen, 2019).</w:t>
+      </w:r>
+    </w:p>
+    <w:p>
+      <w:r>
+        <w:rPr>
+          <w:b/>
+        </w:rPr>
+        <w:t xml:space="preserve">Trådticka </w:t>
+      </w:r>
+      <w:r>
+        <w:t xml:space="preserve">är knuten till grova granar i rikare ofta fuktiga miljöer. Den återfinns på både levande och döda träd samt stubbar och nyligen fallna träd. Karaktärsart för äldre fuktiga granskogsbiotoper, och i stor mängd är den en bra signalart för miljöer med andra rödlistade arter. Trådticka är typisk art för </w:t>
+      </w:r>
+      <w:r>
+        <w:rPr>
+          <w:i/>
+        </w:rPr>
+        <w:t xml:space="preserve">9010 Taiga </w:t>
+      </w:r>
+      <w:r>
+        <w:t xml:space="preserve">och </w:t>
+      </w:r>
+      <w:r>
+        <w:rPr>
+          <w:i/>
+        </w:rPr>
+        <w:t xml:space="preserve">9050 Näringsrik granskog </w:t>
+      </w:r>
+      <w:r>
+        <w:t>(SLU Artdatabanken, 2025).</w:t>
+      </w:r>
+    </w:p>
+    <w:p>
+      <w:r>
+        <w:rPr>
+          <w:b/>
+        </w:rPr>
+        <w:t xml:space="preserve">Vedticka </w:t>
+      </w:r>
+      <w:r>
+        <w:t xml:space="preserve">är en bra signalart söder om den naturliga norrlandsgränsen. Den är huvudsakligen knuten till äldre barrskogar där det föreligger långvarig kontinuitet av död barrved. Vedticka är typisk art för </w:t>
+      </w:r>
+      <w:r>
+        <w:rPr>
+          <w:i/>
+        </w:rPr>
+        <w:t xml:space="preserve">9010 Taiga </w:t>
+      </w:r>
+      <w:r>
+        <w:t>(Nitare &amp; Skogsstyrelsen, 2019; SLU Artdatabanken, 2025).</w:t>
+      </w:r>
+    </w:p>
+    <w:p>
+      <w:r>
+        <w:rPr>
+          <w:b/>
+        </w:rPr>
         <w:t xml:space="preserve">Ögonpyrola </w:t>
       </w:r>
       <w:r>
@@ -611,6 +1375,193 @@
       </w:r>
       <w:r>
         <w:t xml:space="preserve"> (Nitare &amp; Skogsstyrelsen, 2019; SLU Artdatabanken, 2024).</w:t>
+      </w:r>
+    </w:p>
+    <w:p>
+      <w:r>
+        <w:rPr>
+          <w:b/>
+        </w:rPr>
+        <w:t xml:space="preserve">Ekbräken </w:t>
+      </w:r>
+      <w:r>
+        <w:t xml:space="preserve">är typisk art för </w:t>
+      </w:r>
+      <w:r>
+        <w:rPr>
+          <w:i/>
+        </w:rPr>
+        <w:t>9050 Näringsrik granskog</w:t>
+      </w:r>
+      <w:r>
+        <w:t xml:space="preserve"> (SLU Artdatabanken, 2025).</w:t>
+      </w:r>
+    </w:p>
+    <w:p>
+      <w:r>
+        <w:rPr>
+          <w:b/>
+        </w:rPr>
+        <w:t>Fjällskråp</w:t>
+      </w:r>
+      <w:r>
+        <w:t xml:space="preserve"> är typisk art för 9050 Näringsrik granskog. Fjällskråp är värdväxt för den sällsynta fjärilen fjällskråpsmal (DD). Fjärilens larver gör fläckminor på fjällskråpblad och arten är därför relativt lätt att påvisa där den finns SLU Artdatabanken, 2025).</w:t>
+      </w:r>
+    </w:p>
+    <w:p>
+      <w:r>
+        <w:rPr>
+          <w:b/>
+        </w:rPr>
+        <w:t xml:space="preserve">Hultbräken </w:t>
+      </w:r>
+      <w:r>
+        <w:t xml:space="preserve">är typisk art för </w:t>
+      </w:r>
+      <w:r>
+        <w:rPr>
+          <w:i/>
+        </w:rPr>
+        <w:t xml:space="preserve">9050 Näringsrik granskog </w:t>
+      </w:r>
+      <w:r>
+        <w:t>(SLU Artdatabanken, 2025).</w:t>
+      </w:r>
+    </w:p>
+    <w:p>
+      <w:r>
+        <w:rPr>
+          <w:b/>
+        </w:rPr>
+        <w:t>Humleblomster</w:t>
+      </w:r>
+      <w:r>
+        <w:t xml:space="preserve"> är typisk art för </w:t>
+      </w:r>
+      <w:r>
+        <w:rPr>
+          <w:i/>
+        </w:rPr>
+        <w:t xml:space="preserve">9040 Fjällbjörkskog </w:t>
+      </w:r>
+      <w:r>
+        <w:t>(SLU Artdatabanken, 2025).</w:t>
+      </w:r>
+    </w:p>
+    <w:p>
+      <w:r>
+        <w:rPr>
+          <w:b/>
+        </w:rPr>
+        <w:t>Kransmossa</w:t>
+      </w:r>
+      <w:r>
+        <w:t xml:space="preserve"> är typisk art för </w:t>
+      </w:r>
+      <w:r>
+        <w:rPr>
+          <w:i/>
+        </w:rPr>
+        <w:t xml:space="preserve">9050 Näringsrik granskog </w:t>
+      </w:r>
+      <w:r>
+        <w:t xml:space="preserve">och </w:t>
+      </w:r>
+      <w:r>
+        <w:rPr>
+          <w:i/>
+        </w:rPr>
+        <w:t xml:space="preserve">6170 Alpina kalkgräsmarker </w:t>
+      </w:r>
+      <w:r>
+        <w:t>(SLU Artdatabanken, 2025).</w:t>
+      </w:r>
+    </w:p>
+    <w:p>
+      <w:r>
+        <w:rPr>
+          <w:b/>
+        </w:rPr>
+        <w:t>Nordisk stormhatt</w:t>
+      </w:r>
+      <w:r>
+        <w:t xml:space="preserve"> är typisk art för </w:t>
+      </w:r>
+      <w:r>
+        <w:rPr>
+          <w:i/>
+        </w:rPr>
+        <w:t xml:space="preserve">9050 Näringsrik granskog, 9040 Fjällbjörkskog </w:t>
+      </w:r>
+      <w:r>
+        <w:t xml:space="preserve">och </w:t>
+      </w:r>
+      <w:r>
+        <w:rPr>
+          <w:i/>
+        </w:rPr>
+        <w:t>6430 Högörtängar</w:t>
+      </w:r>
+      <w:r>
+        <w:t>. Stormhattsrotvecklare (NT) samt stormhattshumla, som är rödlistad som nära hotad (NT) på den europeiska rödlistan, är knuten till nordisk stormhatt</w:t>
+      </w:r>
+      <w:r>
+        <w:rPr>
+          <w:i/>
+        </w:rPr>
+        <w:t xml:space="preserve"> </w:t>
+      </w:r>
+      <w:r>
+        <w:t>(SLU Artdatabanken, 2026; IUCN, 2025).</w:t>
+      </w:r>
+    </w:p>
+    <w:p>
+      <w:r>
+        <w:rPr>
+          <w:b/>
+        </w:rPr>
+        <w:t xml:space="preserve">Torta </w:t>
+      </w:r>
+      <w:r>
+        <w:t xml:space="preserve">är typisk art för </w:t>
+      </w:r>
+      <w:r>
+        <w:rPr>
+          <w:i/>
+        </w:rPr>
+        <w:t xml:space="preserve">9050 Näringsrik granskog </w:t>
+      </w:r>
+      <w:r>
+        <w:t xml:space="preserve">och </w:t>
+      </w:r>
+      <w:r>
+        <w:rPr>
+          <w:i/>
+        </w:rPr>
+        <w:t xml:space="preserve">9040 Fjällbjörkskog </w:t>
+      </w:r>
+      <w:r>
+        <w:t>(SLU Artdatabanken, 2025).</w:t>
+      </w:r>
+    </w:p>
+    <w:p>
+      <w:r>
+        <w:rPr>
+          <w:b/>
+        </w:rPr>
+        <w:t>Vanliga skogsvinbär</w:t>
+      </w:r>
+      <w:r>
+        <w:t xml:space="preserve"> är typisk art för </w:t>
+      </w:r>
+      <w:r>
+        <w:rPr>
+          <w:i/>
+        </w:rPr>
+        <w:t xml:space="preserve">9050 Näringsrik granskog </w:t>
+      </w:r>
+      <w:r>
+        <w:t>(SLU Artdatabanken, 2025).</w:t>
       </w:r>
     </w:p>
     <w:p>
@@ -665,6 +1616,22 @@
       <w:r>
         <w:t>I den aktuella skogen har fridlysta arter sina livsmiljöer och växtplatser. Att skada de fridlysta arternas livsmiljöer, växtplatser eller ekologiska funktion är inte tillåtet enligt artskyddsförordningen.</w:t>
       </w:r>
+      <w:r>
+        <w:rPr>
+          <w:i/>
+        </w:rPr>
+        <w:t xml:space="preserve"> EU:s medlemsländer och skogsbolag är skyldiga att agera i enlighet med EU:s fågeldirektiv där det uttryckligen står att direktivet gäller för fåglar samt för deras ägg, bon och </w:t>
+      </w:r>
+      <w:r>
+        <w:rPr>
+          <w:b/>
+          <w:i/>
+        </w:rPr>
+        <w:t xml:space="preserve">livsmiljöer </w:t>
+      </w:r>
+      <w:r>
+        <w:t>(artikel 1). Vidare att de åtgärder som vidtas inte får leda till en försämring av den nuvarande situationen beträffande bevarandet av de fågelarter som avses i artikel 1 (artikel 13).</w:t>
+      </w:r>
     </w:p>
     <w:p>
       <w:r>
@@ -682,10 +1649,18 @@
         <w:rPr>
           <w:b/>
         </w:rPr>
-        <w:t xml:space="preserve">6.4.3 </w:t>
-      </w:r>
-      <w:r>
-        <w:t>Bevarandeåtgärder genomförs för de kända förekomster av rödlistade arter som påverkas av skogsbruk.</w:t>
+        <w:t xml:space="preserve">6.4.1 </w:t>
+      </w:r>
+      <w:r>
+        <w:t>Följande biotoper undantas från alla skogsbruksåtgärder, förutom åtgärder påkallade för att bevara eller främja biotopens naturliga eller hävdbetingade biologiska mångfald:</w:t>
+      </w:r>
+    </w:p>
+    <w:p>
+      <w:pPr>
+        <w:ind w:left="357"/>
+      </w:pPr>
+      <w:r>
+        <w:t>b) nyckelbiotoper enligt Skogsstyrelsens definition och metod (1995)</w:t>
       </w:r>
     </w:p>
     <w:p>
@@ -703,7 +1678,36 @@
         <w:rPr>
           <w:i/>
         </w:rPr>
-        <w:t>I det aktuella skogsområdet har 12 naturvårdsarter varav 9 rödlistade arter sina livsmiljöer och växtplatser.</w:t>
+        <w:t>I det aktuella skogsområdet har 42 rödlistade arter och signalarter påträffats. Detta ska jämföras med Skogsstyrelsens uppföljning 2017 av nyckelbiotoper som visade att man i genomsnitt hittar 20,6 olika rödlistade arter och signalarter i en nyckelbiotop (Wijk, S. 2017. Biologisk mångfald i nyckelbiotoper – Resultat från inventeringen “Uppföljning biologisk mångfald” 2009–2015. Rapport 4/2017 Skogsstyrelsen, Jönköping).</w:t>
+      </w:r>
+    </w:p>
+    <w:p>
+      <w:r>
+        <w:rPr>
+          <w:b/>
+        </w:rPr>
+        <w:t xml:space="preserve">6.4.3 </w:t>
+      </w:r>
+      <w:r>
+        <w:t>Bevarandeåtgärder genomförs för de kända förekomster av rödlistade arter som påverkas av skogsbruk.</w:t>
+      </w:r>
+    </w:p>
+    <w:p>
+      <w:pPr>
+        <w:pStyle w:val="ListBullet"/>
+      </w:pPr>
+      <w:r>
+        <w:rPr>
+          <w:b/>
+          <w:i/>
+        </w:rPr>
+        <w:t xml:space="preserve">Kommentar: </w:t>
+      </w:r>
+      <w:r>
+        <w:rPr>
+          <w:i/>
+        </w:rPr>
+        <w:t>I det aktuella skogsområdet har 53 naturvårdsarter varav 28 rödlistade arter sina livsmiljöer och växtplatser.</w:t>
       </w:r>
     </w:p>
     <w:p>
@@ -888,6 +1892,441 @@
           <w:i/>
         </w:rPr>
         <w:t>I den aktuella skogen har fridlysta arter sina livsmiljöer och växtplatser. Att skada de fridlysta arternas livsmiljöer, växtplatser eller ekologiska funktion är inte tillåtet enligt artskyddsförordningen</w:t>
+      </w:r>
+    </w:p>
+    <w:p>
+      <w:r>
+        <w:br w:type="page"/>
+      </w:r>
+    </w:p>
+    <w:p>
+      <w:pPr>
+        <w:pStyle w:val="Title"/>
+      </w:pPr>
+      <w:r>
+        <w:t>BILAGA 1 –</w:t>
+        <w:br/>
+        <w:t>Fridlysta och rödlistade arter</w:t>
+      </w:r>
+    </w:p>
+    <w:p>
+      <w:pPr>
+        <w:pStyle w:val="Heading1"/>
+      </w:pPr>
+      <w:r>
+        <w:t>Lunglav – ekologi samt krav på livsmiljön</w:t>
+      </w:r>
+    </w:p>
+    <w:p>
+      <w:r>
+        <w:t xml:space="preserve">Lunglav (NT) är en av vårt lands främsta signalarter som överallt indikerar gamla lövträd, skogsbestånd med höga naturvärden och ekosystem med lång skoglig kontinuitet. Lokalt kan förekomsten vara mycket riklig men den hittas nästan enbart i gamla och ej slutavverkade skogar. Artens samtliga förekomster bör uppmärksammas från naturvårdssynpunkt, då många lokaler även hyser andra ovanliga och rödlistade arter, däribland de sällsynta lavparasiterna lunglavshårprick (CR), </w:t>
+      </w:r>
+      <w:r>
+        <w:rPr>
+          <w:i/>
+        </w:rPr>
+        <w:t>Abrothallus diederichii</w:t>
+      </w:r>
+      <w:r>
+        <w:t xml:space="preserve"> (VU), </w:t>
+      </w:r>
+      <w:r>
+        <w:rPr>
+          <w:i/>
+        </w:rPr>
+        <w:t>Abrothallus lobariae</w:t>
+      </w:r>
+      <w:r>
+        <w:t xml:space="preserve"> (VU), </w:t>
+      </w:r>
+      <w:r>
+        <w:rPr>
+          <w:i/>
+        </w:rPr>
+        <w:t>Calycina lobariae</w:t>
+      </w:r>
+      <w:r>
+        <w:t xml:space="preserve"> (VU), lunglavsknapp (VU) och skrovelmössing (VU), som växer på lunglav. Rikliga förekomster med lunglav bör skyddas med biotopskydd, frivilliga avsättningar eller reservat (SLU Artdatabanken, 2026; Nitare &amp; Skogsstyrelsen, 2019).</w:t>
+      </w:r>
+    </w:p>
+    <w:p>
+      <w:r>
+        <w:t xml:space="preserve">Lunglav är typisk art för </w:t>
+      </w:r>
+      <w:r>
+        <w:rPr>
+          <w:i/>
+        </w:rPr>
+        <w:t>9010 Taiga, 9020 Nordlig ädellövskog, 9110 Näringsfattig bokskog, 9130 Näringsrik bokskog, 9160 Näringsrik ekskog, 9180 Ädellövskog i branter, 9190 Näringsfattig ekskog, 9070 Trädklädd betesmark, 9040 Fjällbjörkskog</w:t>
+      </w:r>
+      <w:r>
+        <w:t xml:space="preserve"> och</w:t>
+      </w:r>
+      <w:r>
+        <w:rPr>
+          <w:i/>
+        </w:rPr>
+        <w:t xml:space="preserve"> 6530 Lövängar</w:t>
+      </w:r>
+      <w:r>
+        <w:t xml:space="preserve"> (SLU Artdatabanken, 2026).</w:t>
+      </w:r>
+    </w:p>
+    <w:p>
+      <w:pPr>
+        <w:pStyle w:val="Heading2"/>
+      </w:pPr>
+      <w:r>
+        <w:t>Referenser – lunglav</w:t>
+      </w:r>
+    </w:p>
+    <w:p>
+      <w:r>
+        <w:t xml:space="preserve">Nitare, J. och Skogsstyrelsen, 2019. </w:t>
+      </w:r>
+      <w:r>
+        <w:rPr>
+          <w:i/>
+        </w:rPr>
+        <w:t xml:space="preserve">Skyddsvärd skog – Naturvårdsarter och andra kriterier för naturvärdesbedömning. </w:t>
+      </w:r>
+      <w:r>
+        <w:t>Skogsstyrelsen.</w:t>
+      </w:r>
+    </w:p>
+    <w:p>
+      <w:r>
+        <w:t xml:space="preserve">SLU Artdatabanken, 2026. </w:t>
+      </w:r>
+      <w:r>
+        <w:rPr>
+          <w:i/>
+        </w:rPr>
+        <w:t xml:space="preserve">Artfaktablad. Naturvård – artfakta. </w:t>
+      </w:r>
+      <w:r>
+        <w:t>SLU Artdatabanken, Uppsala.</w:t>
+      </w:r>
+    </w:p>
+    <w:p>
+      <w:pPr>
+        <w:pStyle w:val="Heading1"/>
+      </w:pPr>
+      <w:r>
+        <w:t>Talltita – ekologi samt krav på livsmiljön</w:t>
+      </w:r>
+    </w:p>
+    <w:p>
+      <w:r>
+        <w:t>Talltita är rödlistad som NT, fridlyst och prioriterad art i Skogsvårdslagen. Den omfattas av EU:s fågeldirektiv. Arten har minskat kraftigt de senaste 30 åren och minskningstakten innevarande 10-årsperiod beräknas till 20 (10–30) % (SLU Artdatabanken, 2022).</w:t>
+      </w:r>
+    </w:p>
+    <w:p>
+      <w:r>
+        <w:t>Talltita föredrar större sammanhängande barrskogar, och finns såväl i tallskog som granskog och i lövblandad barrskog. Skogens struktur är viktig och ska helst vara flerskiktad med riklig underväxt av mindre granar, björk och andra lövträd och buskar. Tillgång på murknande högstubbar är särskilt viktig, eftersom talltitan helst själv hackar ut sitt bohål (SLU Artdatabanken, 2022).</w:t>
+      </w:r>
+    </w:p>
+    <w:p>
+      <w:r>
+        <w:t>Det finns flera studier som visar att talltita är känslig för gallring och inte överlever när dess livsmiljö kalavverkas (Eggers and Low, 2014; Griesser et al., 2007; Klein, 2020). Talltitans revir är förhållandevis stora, 10–20 hektar och arten missgynnas när skogen fragmenteras. Kalavverkning av större delar av reviret innebär att det överges (Artdatabanken, 2021).</w:t>
+      </w:r>
+    </w:p>
+    <w:p>
+      <w:r>
+        <w:t>Talltitan är synnerligen trogen sitt revir så länge paret lever och biotopen förblir intakt. Paret stannar i sitt revir året om. En förlust av ett revir har därför en stor inverkan på den lokala populationen och trakthyggesbruket anses vara orsak till den svenska populationens kraftiga minskning. Talltiteparets revirtrohet innebär att närhelst under året man observerar en adult talltita så ingår denna plats i reviret (Siffczyk et al., 2003; Ekman, 1979).</w:t>
+      </w:r>
+    </w:p>
+    <w:p>
+      <w:pPr>
+        <w:pStyle w:val="Heading2"/>
+      </w:pPr>
+      <w:r>
+        <w:t>Referenser – talltita</w:t>
+      </w:r>
+    </w:p>
+    <w:p>
+      <w:r>
+        <w:t xml:space="preserve">Eggers, S., Low, M., 2014. </w:t>
+      </w:r>
+      <w:r>
+        <w:rPr>
+          <w:i/>
+        </w:rPr>
+        <w:t xml:space="preserve">Differential demographic responses of sympatric Parids to vegetation management in boreal forest. </w:t>
+      </w:r>
+      <w:r>
+        <w:t>For. Ecol. Manage. 319, 169–175.</w:t>
+      </w:r>
+    </w:p>
+    <w:p>
+      <w:r>
+        <w:t xml:space="preserve">Ekman, J., 1979. </w:t>
+      </w:r>
+      <w:r>
+        <w:rPr>
+          <w:i/>
+        </w:rPr>
+        <w:t xml:space="preserve">Coherence, composition and territories of winter social groups of the Willow Tit Parus montanus and the Crested Tit P. cristatus. </w:t>
+      </w:r>
+      <w:r>
+        <w:t>Ornis Scandinavica, 10, pp 56–68</w:t>
+      </w:r>
+    </w:p>
+    <w:p>
+      <w:r>
+        <w:t xml:space="preserve">Griesser, M., Nystrand, M., Eggers, S., Ekman, J., 2007. </w:t>
+      </w:r>
+      <w:r>
+        <w:rPr>
+          <w:i/>
+        </w:rPr>
+        <w:t xml:space="preserve">Impact of forestry practices on fitness correlates and population productivity in an open-nesting bird species. </w:t>
+      </w:r>
+      <w:r>
+        <w:t>Conserv. Biol. 21, 767–774. https://doi.org/10.1111/j.1523- 1739.2007.00675.x</w:t>
+      </w:r>
+    </w:p>
+    <w:p>
+      <w:r>
+        <w:t xml:space="preserve">Klein, J., 2020. </w:t>
+      </w:r>
+      <w:r>
+        <w:rPr>
+          <w:i/>
+        </w:rPr>
+        <w:t xml:space="preserve">The forgotten forest – On thinning, retention, and biodiversity in the boreal forest. </w:t>
+      </w:r>
+      <w:r>
+        <w:t>Doctoral Thesis No. 2020:50</w:t>
+      </w:r>
+    </w:p>
+    <w:p>
+      <w:r>
+        <w:t xml:space="preserve">Siffczyk, C., Brotons, L., Kangas, K., Orell, M., 2003. </w:t>
+      </w:r>
+      <w:r>
+        <w:rPr>
+          <w:i/>
+        </w:rPr>
+        <w:t xml:space="preserve">Home range size of willow tits. </w:t>
+      </w:r>
+      <w:r>
+        <w:t>Oecologica, 136, 635–642 (2003)</w:t>
+      </w:r>
+    </w:p>
+    <w:p>
+      <w:r>
+        <w:t xml:space="preserve">SLU Artdatabanken, 2021. </w:t>
+      </w:r>
+      <w:r>
+        <w:rPr>
+          <w:i/>
+        </w:rPr>
+        <w:t xml:space="preserve">Artfaktablad. Naturvård – artfakta. </w:t>
+      </w:r>
+      <w:r>
+        <w:t>SLU Artdatabanken, Uppsala</w:t>
+      </w:r>
+    </w:p>
+    <w:p>
+      <w:pPr>
+        <w:pStyle w:val="Heading1"/>
+      </w:pPr>
+      <w:r>
+        <w:t>Tretåig hackspett – ekologi samt krav på livsmiljön</w:t>
+      </w:r>
+    </w:p>
+    <w:p>
+      <w:r>
+        <w:t xml:space="preserve">Tretåig hackspett (NT) är fridlyst enligt §4 Artskyddsförordningen och finns med som prioriterad art i Skogsstyrelsen vägledning för skogsbruket (bilaga 4 till SVL). I vägledningen står bland annat att: </w:t>
+      </w:r>
+      <w:r>
+        <w:rPr>
+          <w:i/>
+        </w:rPr>
+        <w:t xml:space="preserve">“Tretåig hackspett har stora arealkrav och höga krav på sin livsmiljö. Omdaningen av naturskogar till kulturskogar medför en förlust av viktiga miljöer, något som förstärks av ökad fragmentering till följd av avverkningar.” </w:t>
+      </w:r>
+      <w:r>
+        <w:t xml:space="preserve">Vidare att: </w:t>
+      </w:r>
+      <w:r>
+        <w:rPr>
+          <w:i/>
+        </w:rPr>
+        <w:t>“Områden med dokumenterad permanent förekomst i naturskogsmiljöer har vanligen så stora naturvärden att skogsbruk är olämpligt”</w:t>
+      </w:r>
+      <w:r>
+        <w:t xml:space="preserve"> (SLU Artdatabanken, 2024; Skogsstyrelsen, 2016)</w:t>
+      </w:r>
+      <w:r>
+        <w:rPr>
+          <w:i/>
+        </w:rPr>
+        <w:t>.</w:t>
+      </w:r>
+    </w:p>
+    <w:p>
+      <w:r>
+        <w:t>Tretåig hackspett är beroende av större sammanhängande naturskogar med kontinuerlig tillgång och nybildning av död ved och fragmentering av livsmiljöerna utgör ett stort hot mot arten (se exempelvis Stachura-Skierczynska et al., 2009; Wesolowski et al., 2005; Butler et al., 2004; Pakkala et al., 2002; Amcoff et al., 1996; Virkkala, 1991). Det finns studier som visar att naturskogens självgallringsprocess som den tretåiga hackspetten är beroende av, inte kan ersättas med efterlämnad hänsyn i skogsbruket (Imbeau &amp; Desrochers, 2002).</w:t>
+      </w:r>
+    </w:p>
+    <w:p>
+      <w:r>
+        <w:t>Permanenta revir av tretåig hackspett karaktäriseras ofta av artens typiska ringformigt ordnade hackmärken på framför allt gamla granar. För att säkerställa att inte revir av tretåig hackspett drabbas av avverkningsplanerna bör en inventering göras i området både under häckningstid och under vintern, då arten utnyttjar betydligt större områden än under sommarens häckningsrevir. Storleken på häckningsreviret varierar med skogstypen, förekomsten av död ved och graden av fragmentering, men är i allmänhet i storleksordningen 25–100 hektar (SLU Artdatabanken, 2024; Skogsstyrelsen, 2016).</w:t>
+      </w:r>
+    </w:p>
+    <w:p>
+      <w:r>
+        <w:t xml:space="preserve">Förutom fridlysning enligt §4 Artskyddsförordningen är tretåig hackspett även förtecknad i EU:s fågeldirektiv bilaga 1. Den är typisk art för </w:t>
+      </w:r>
+      <w:r>
+        <w:rPr>
+          <w:i/>
+        </w:rPr>
+        <w:t xml:space="preserve">9010 Taiga, 9740 Skogsbevuxen myr, 9030 Landhöjningsskog </w:t>
+      </w:r>
+      <w:r>
+        <w:t xml:space="preserve">och </w:t>
+      </w:r>
+      <w:r>
+        <w:rPr>
+          <w:i/>
+        </w:rPr>
+        <w:t>9040 Fjällbjörkskog</w:t>
+      </w:r>
+      <w:r>
+        <w:t xml:space="preserve"> samt ingår i Natura 2000 och är förtecknad i Bernkonventionen bilaga II (strikt skyddade djurarter) (SLU Artdatabanken, 2024; Skogsstyrelsen, 2016).</w:t>
+      </w:r>
+    </w:p>
+    <w:p>
+      <w:pPr>
+        <w:pStyle w:val="Heading2"/>
+      </w:pPr>
+      <w:r>
+        <w:t>Referenser – tretåig hackspett</w:t>
+      </w:r>
+    </w:p>
+    <w:p>
+      <w:r>
+        <w:t xml:space="preserve">Amcoff, M. &amp; Eriksson, P. 1996. </w:t>
+      </w:r>
+      <w:r>
+        <w:rPr>
+          <w:i/>
+        </w:rPr>
+        <w:t xml:space="preserve">Förekomst av tretåig hackspett Picoides tridactylus på bestånds- och landskapsnivå. </w:t>
+      </w:r>
+      <w:r>
+        <w:t>Ornis Svecica 6: 107–119.</w:t>
+      </w:r>
+    </w:p>
+    <w:p>
+      <w:r>
+        <w:t xml:space="preserve">Butler, R., Angelstam, P., Ekelund, P. &amp; Schlaeffer, R. 2004. </w:t>
+      </w:r>
+      <w:r>
+        <w:rPr>
+          <w:i/>
+        </w:rPr>
+        <w:t xml:space="preserve">Dead wood threshold values for the three-toed woodpecker presence in boreal and sub-Alpine forest. </w:t>
+      </w:r>
+      <w:r>
+        <w:t>Biological conservation 119(3): 305–318.</w:t>
+      </w:r>
+    </w:p>
+    <w:p>
+      <w:r>
+        <w:t xml:space="preserve">Imbeau, L. &amp; Desrochers, A. 2002. </w:t>
+      </w:r>
+      <w:r>
+        <w:rPr>
+          <w:i/>
+        </w:rPr>
+        <w:t xml:space="preserve">Foraging Ecology and Use of Drumming Trees by Three-Toed Woodpeckers. </w:t>
+      </w:r>
+      <w:r>
+        <w:t>The Journal of Wildlife Management. Vol. 66, No. 1 (Jan., 2002), pp. 222–231.</w:t>
+      </w:r>
+    </w:p>
+    <w:p>
+      <w:r>
+        <w:t xml:space="preserve">Pakkala, T., Hanski, I. &amp; Tomppo, E. 2002. </w:t>
+      </w:r>
+      <w:r>
+        <w:rPr>
+          <w:i/>
+        </w:rPr>
+        <w:t xml:space="preserve">Spatial ecology of the three-toed woodpecker in managed forest landscapes. </w:t>
+      </w:r>
+      <w:r>
+        <w:t>Silva Fennica 36(1): 279–288.</w:t>
+      </w:r>
+    </w:p>
+    <w:p>
+      <w:r>
+        <w:t xml:space="preserve">Skogsstyrelsen, 2016. </w:t>
+      </w:r>
+      <w:r>
+        <w:rPr>
+          <w:i/>
+        </w:rPr>
+        <w:t>Vägledning för hänsyn till fåglar – Tretåig hackspett.</w:t>
+      </w:r>
+    </w:p>
+    <w:p>
+      <w:r>
+        <w:t xml:space="preserve">SLU Artdatabanken, 2024. </w:t>
+      </w:r>
+      <w:r>
+        <w:rPr>
+          <w:i/>
+        </w:rPr>
+        <w:t xml:space="preserve">Artfaktablad. Naturvård – artfakta. </w:t>
+      </w:r>
+      <w:r>
+        <w:t>SLU Artdatabanken, Uppsala.</w:t>
+      </w:r>
+    </w:p>
+    <w:p>
+      <w:r>
+        <w:t xml:space="preserve">Stachura-Skierczynska, K., Tumiel, T. &amp; Skierczynski, M. 2009. </w:t>
+      </w:r>
+      <w:r>
+        <w:rPr>
+          <w:i/>
+        </w:rPr>
+        <w:t xml:space="preserve">Habitat prediction model for three-toed woodpecker and its implications for the conservation of biologically valuable forests. </w:t>
+      </w:r>
+      <w:r>
+        <w:t>Forest Ecology and Management 258(5): 697–703.</w:t>
+      </w:r>
+    </w:p>
+    <w:p>
+      <w:r>
+        <w:t xml:space="preserve">Virkkala, R. 1991. </w:t>
+      </w:r>
+      <w:r>
+        <w:rPr>
+          <w:i/>
+        </w:rPr>
+        <w:t xml:space="preserve">Population trends of forest birds in a Finnish Lapland landscape of large habitat blocks – Consequences of stochastic environmental variation or regional habitat alteration. </w:t>
+      </w:r>
+      <w:r>
+        <w:t>Biological conservation 56(2): 223–240.</w:t>
+      </w:r>
+    </w:p>
+    <w:p>
+      <w:r>
+        <w:t xml:space="preserve">Wesolowski, T., Czeszczewik, D. &amp; Rowinski, P. 2005. </w:t>
+      </w:r>
+      <w:r>
+        <w:rPr>
+          <w:i/>
+        </w:rPr>
+        <w:t xml:space="preserve">Effects of forest management on Three-toed Woodpecker Picoides tridactylus distribution in the Bialowieza Forest (NE Poland): conservation implications. </w:t>
+      </w:r>
+      <w:r>
+        <w:t>Acta Ornithologica 40(1): 53–60.</w:t>
       </w:r>
     </w:p>
     <w:sectPr>

--- a/klagomål/Muorkenåive-Ássjátj S FSC-klagomål.docx
+++ b/klagomål/Muorkenåive-Ássjátj S FSC-klagomål.docx
@@ -2457,7 +2457,7 @@
     <w:r>
       <w:tab/>
       <w:tab/>
-      <w:t>2026-08-15</w:t>
+      <w:t>2026-08-16</w:t>
       <w:br/>
       <w:br/>
     </w:r>

--- a/klagomål/Muorkenåive-Ássjátj S FSC-klagomål.docx
+++ b/klagomål/Muorkenåive-Ássjátj S FSC-klagomål.docx
@@ -2457,7 +2457,7 @@
     <w:r>
       <w:tab/>
       <w:tab/>
-      <w:t>2026-08-16</w:t>
+      <w:t>2026-08-17</w:t>
       <w:br/>
       <w:br/>
     </w:r>

--- a/klagomål/Muorkenåive-Ássjátj S FSC-klagomål.docx
+++ b/klagomål/Muorkenåive-Ássjátj S FSC-klagomål.docx
@@ -2457,7 +2457,7 @@
     <w:r>
       <w:tab/>
       <w:tab/>
-      <w:t>2026-08-17</w:t>
+      <w:t>2026-08-18</w:t>
       <w:br/>
       <w:br/>
     </w:r>

--- a/klagomål/Muorkenåive-Ássjátj S FSC-klagomål.docx
+++ b/klagomål/Muorkenåive-Ássjátj S FSC-klagomål.docx
@@ -2457,7 +2457,7 @@
     <w:r>
       <w:tab/>
       <w:tab/>
-      <w:t>2026-08-18</w:t>
+      <w:t>2026-08-19</w:t>
       <w:br/>
       <w:br/>
     </w:r>

--- a/klagomål/Muorkenåive-Ássjátj S FSC-klagomål.docx
+++ b/klagomål/Muorkenåive-Ássjátj S FSC-klagomål.docx
@@ -2457,7 +2457,7 @@
     <w:r>
       <w:tab/>
       <w:tab/>
-      <w:t>2026-08-19</w:t>
+      <w:t>2026-08-20</w:t>
       <w:br/>
       <w:br/>
     </w:r>

--- a/klagomål/Muorkenåive-Ássjátj S FSC-klagomål.docx
+++ b/klagomål/Muorkenåive-Ássjátj S FSC-klagomål.docx
@@ -2457,7 +2457,7 @@
     <w:r>
       <w:tab/>
       <w:tab/>
-      <w:t>2026-08-20</w:t>
+      <w:t>2026-08-21</w:t>
       <w:br/>
       <w:br/>
     </w:r>

--- a/klagomål/Muorkenåive-Ássjátj S FSC-klagomål.docx
+++ b/klagomål/Muorkenåive-Ássjátj S FSC-klagomål.docx
@@ -2457,7 +2457,7 @@
     <w:r>
       <w:tab/>
       <w:tab/>
-      <w:t>2026-08-21</w:t>
+      <w:t>2026-08-22</w:t>
       <w:br/>
       <w:br/>
     </w:r>

--- a/klagomål/Muorkenåive-Ássjátj S FSC-klagomål.docx
+++ b/klagomål/Muorkenåive-Ássjátj S FSC-klagomål.docx
@@ -2457,7 +2457,7 @@
     <w:r>
       <w:tab/>
       <w:tab/>
-      <w:t>2026-08-22</w:t>
+      <w:t>2026-08-23</w:t>
       <w:br/>
       <w:br/>
     </w:r>

--- a/klagomål/Muorkenåive-Ássjátj S FSC-klagomål.docx
+++ b/klagomål/Muorkenåive-Ássjátj S FSC-klagomål.docx
@@ -2457,7 +2457,7 @@
     <w:r>
       <w:tab/>
       <w:tab/>
-      <w:t>2026-08-23</w:t>
+      <w:t>2026-08-24</w:t>
       <w:br/>
       <w:br/>
     </w:r>

--- a/klagomål/Muorkenåive-Ássjátj S FSC-klagomål.docx
+++ b/klagomål/Muorkenåive-Ássjátj S FSC-klagomål.docx
@@ -2457,7 +2457,7 @@
     <w:r>
       <w:tab/>
       <w:tab/>
-      <w:t>2026-08-24</w:t>
+      <w:t>2026-08-25</w:t>
       <w:br/>
       <w:br/>
     </w:r>

--- a/klagomål/Muorkenåive-Ássjátj S FSC-klagomål.docx
+++ b/klagomål/Muorkenåive-Ássjátj S FSC-klagomål.docx
@@ -2457,7 +2457,7 @@
     <w:r>
       <w:tab/>
       <w:tab/>
-      <w:t>2026-08-25</w:t>
+      <w:t>2026-08-26</w:t>
       <w:br/>
       <w:br/>
     </w:r>

--- a/klagomål/Muorkenåive-Ássjátj S FSC-klagomål.docx
+++ b/klagomål/Muorkenåive-Ássjátj S FSC-klagomål.docx
@@ -2457,7 +2457,7 @@
     <w:r>
       <w:tab/>
       <w:tab/>
-      <w:t>2026-08-26</w:t>
+      <w:t>2026-08-27</w:t>
       <w:br/>
       <w:br/>
     </w:r>

--- a/klagomål/Muorkenåive-Ássjátj S FSC-klagomål.docx
+++ b/klagomål/Muorkenåive-Ássjátj S FSC-klagomål.docx
@@ -2457,7 +2457,7 @@
     <w:r>
       <w:tab/>
       <w:tab/>
-      <w:t>2026-08-27</w:t>
+      <w:t>2026-08-28</w:t>
       <w:br/>
       <w:br/>
     </w:r>

--- a/klagomål/Muorkenåive-Ássjátj S FSC-klagomål.docx
+++ b/klagomål/Muorkenåive-Ássjátj S FSC-klagomål.docx
@@ -2457,7 +2457,7 @@
     <w:r>
       <w:tab/>
       <w:tab/>
-      <w:t>2026-08-28</w:t>
+      <w:t>2026-08-29</w:t>
       <w:br/>
       <w:br/>
     </w:r>

--- a/klagomål/Muorkenåive-Ássjátj S FSC-klagomål.docx
+++ b/klagomål/Muorkenåive-Ássjátj S FSC-klagomål.docx
@@ -2457,7 +2457,7 @@
     <w:r>
       <w:tab/>
       <w:tab/>
-      <w:t>2026-08-29</w:t>
+      <w:t>2026-08-30</w:t>
       <w:br/>
       <w:br/>
     </w:r>

--- a/klagomål/Muorkenåive-Ássjátj S FSC-klagomål.docx
+++ b/klagomål/Muorkenåive-Ássjátj S FSC-klagomål.docx
@@ -2457,7 +2457,7 @@
     <w:r>
       <w:tab/>
       <w:tab/>
-      <w:t>2026-08-30</w:t>
+      <w:t>2026-08-31</w:t>
       <w:br/>
       <w:br/>
     </w:r>

--- a/klagomål/Muorkenåive-Ássjátj S FSC-klagomål.docx
+++ b/klagomål/Muorkenåive-Ássjátj S FSC-klagomål.docx
@@ -2457,7 +2457,7 @@
     <w:r>
       <w:tab/>
       <w:tab/>
-      <w:t>2026-08-31</w:t>
+      <w:t>2026-09-01</w:t>
       <w:br/>
       <w:br/>
     </w:r>

--- a/klagomål/Muorkenåive-Ássjátj S FSC-klagomål.docx
+++ b/klagomål/Muorkenåive-Ássjátj S FSC-klagomål.docx
@@ -2457,7 +2457,7 @@
     <w:r>
       <w:tab/>
       <w:tab/>
-      <w:t>2026-09-01</w:t>
+      <w:t>2026-09-02</w:t>
       <w:br/>
       <w:br/>
     </w:r>

--- a/klagomål/Muorkenåive-Ássjátj S FSC-klagomål.docx
+++ b/klagomål/Muorkenåive-Ássjátj S FSC-klagomål.docx
@@ -2457,7 +2457,7 @@
     <w:r>
       <w:tab/>
       <w:tab/>
-      <w:t>2026-09-02</w:t>
+      <w:t>2026-09-03</w:t>
       <w:br/>
       <w:br/>
     </w:r>

--- a/klagomål/Muorkenåive-Ássjátj S FSC-klagomål.docx
+++ b/klagomål/Muorkenåive-Ássjátj S FSC-klagomål.docx
@@ -2457,7 +2457,7 @@
     <w:r>
       <w:tab/>
       <w:tab/>
-      <w:t>2026-09-03</w:t>
+      <w:t>2026-09-04</w:t>
       <w:br/>
       <w:br/>
     </w:r>

--- a/klagomål/Muorkenåive-Ássjátj S FSC-klagomål.docx
+++ b/klagomål/Muorkenåive-Ássjátj S FSC-klagomål.docx
@@ -2457,7 +2457,7 @@
     <w:r>
       <w:tab/>
       <w:tab/>
-      <w:t>2026-09-04</w:t>
+      <w:t>2026-09-05</w:t>
       <w:br/>
       <w:br/>
     </w:r>

--- a/klagomål/Muorkenåive-Ássjátj S FSC-klagomål.docx
+++ b/klagomål/Muorkenåive-Ássjátj S FSC-klagomål.docx
@@ -2457,7 +2457,7 @@
     <w:r>
       <w:tab/>
       <w:tab/>
-      <w:t>2026-09-05</w:t>
+      <w:t>2026-09-06</w:t>
       <w:br/>
       <w:br/>
     </w:r>

--- a/klagomål/Muorkenåive-Ássjátj S FSC-klagomål.docx
+++ b/klagomål/Muorkenåive-Ássjátj S FSC-klagomål.docx
@@ -2457,7 +2457,7 @@
     <w:r>
       <w:tab/>
       <w:tab/>
-      <w:t>2026-09-06</w:t>
+      <w:t>2026-09-07</w:t>
       <w:br/>
       <w:br/>
     </w:r>

--- a/klagomål/Muorkenåive-Ássjátj S FSC-klagomål.docx
+++ b/klagomål/Muorkenåive-Ássjátj S FSC-klagomål.docx
@@ -2457,7 +2457,7 @@
     <w:r>
       <w:tab/>
       <w:tab/>
-      <w:t>2026-09-07</w:t>
+      <w:t>2026-09-08</w:t>
       <w:br/>
       <w:br/>
     </w:r>

--- a/klagomål/Muorkenåive-Ássjátj S FSC-klagomål.docx
+++ b/klagomål/Muorkenåive-Ássjátj S FSC-klagomål.docx
@@ -2457,7 +2457,7 @@
     <w:r>
       <w:tab/>
       <w:tab/>
-      <w:t>2026-09-08</w:t>
+      <w:t>2026-09-09</w:t>
       <w:br/>
       <w:br/>
     </w:r>

--- a/klagomål/Muorkenåive-Ássjátj S FSC-klagomål.docx
+++ b/klagomål/Muorkenåive-Ássjátj S FSC-klagomål.docx
@@ -2457,7 +2457,7 @@
     <w:r>
       <w:tab/>
       <w:tab/>
-      <w:t>2026-09-09</w:t>
+      <w:t>2026-09-10</w:t>
       <w:br/>
       <w:br/>
     </w:r>

--- a/klagomål/Muorkenåive-Ássjátj S FSC-klagomål.docx
+++ b/klagomål/Muorkenåive-Ássjátj S FSC-klagomål.docx
@@ -2457,7 +2457,7 @@
     <w:r>
       <w:tab/>
       <w:tab/>
-      <w:t>2026-09-10</w:t>
+      <w:t>2026-09-11</w:t>
       <w:br/>
       <w:br/>
     </w:r>

--- a/klagomål/Muorkenåive-Ássjátj S FSC-klagomål.docx
+++ b/klagomål/Muorkenåive-Ássjátj S FSC-klagomål.docx
@@ -2457,7 +2457,7 @@
     <w:r>
       <w:tab/>
       <w:tab/>
-      <w:t>2026-09-11</w:t>
+      <w:t>2026-09-12</w:t>
       <w:br/>
       <w:br/>
     </w:r>
